--- a/docs/docs1.docx
+++ b/docs/docs1.docx
@@ -12,7 +12,7 @@
           <w:color w:val="141413"/>
           <w:sz w:val="39"/>
           <w:szCs w:val="39"/>
-          <w:shd w:val="clear"/>
+          <w:shd w:val="clear" w:color="auto" w:fill="auto"/>
           <w:rFonts w:ascii="Anthropic Sans" w:eastAsia="Anthropic Sans" w:hAnsi="Anthropic Sans" w:cs="Anthropic Sans"/>
         </w:rPr>
       </w:pPr>
@@ -24,7 +24,7 @@
           <w:color w:val="141413"/>
           <w:sz w:val="39"/>
           <w:szCs w:val="39"/>
-          <w:shd w:val="clear"/>
+          <w:shd w:val="clear" w:color="auto" w:fill="auto"/>
           <w:rFonts w:ascii="Anthropic Sans" w:eastAsia="Anthropic Sans" w:hAnsi="Anthropic Sans" w:cs="Anthropic Sans"/>
         </w:rPr>
         <w:t xml:space="preserve">다영채널 — 내 몸을 살리는 것들 총정리</w:t>
@@ -33,7 +33,7 @@
     <w:p>
       <w:pPr>
         <w:jc w:val="left"/>
-        <w:spacing w:lineRule="auto" w:line="456" w:before="0" w:after="0"/>
+        <w:spacing w:lineRule="auto" w:line="455" w:before="0" w:after="0"/>
         <w:ind w:left="0" w:right="0" w:firstLine="0"/>
         <w:rPr>
           <w:spacing w:val="0"/>
@@ -42,7 +42,7 @@
           <w:color w:val="141413"/>
           <w:sz w:val="21"/>
           <w:szCs w:val="21"/>
-          <w:shd w:val="clear"/>
+          <w:shd w:val="clear" w:color="auto" w:fill="auto"/>
           <w:rFonts w:ascii="Anthropic Sans" w:eastAsia="Anthropic Sans" w:hAnsi="Anthropic Sans" w:cs="Anthropic Sans"/>
         </w:rPr>
       </w:pPr>
@@ -54,7 +54,7 @@
           <w:color w:val="141413"/>
           <w:sz w:val="21"/>
           <w:szCs w:val="21"/>
-          <w:shd w:val="clear"/>
+          <w:shd w:val="clear" w:color="auto" w:fill="auto"/>
           <w:rFonts w:ascii="Anthropic Sans" w:eastAsia="Anthropic Sans" w:hAnsi="Anthropic Sans" w:cs="Anthropic Sans"/>
         </w:rPr>
         <w:t xml:space="preserve">갱년기 한복판에서도 몸을 살릴 수 있다는 걸 직접 증명하고 싶었어요.</w:t>
@@ -63,7 +63,7 @@
     <w:p>
       <w:pPr>
         <w:jc w:val="left"/>
-        <w:spacing w:lineRule="auto" w:line="456" w:before="0" w:after="0"/>
+        <w:spacing w:lineRule="auto" w:line="455" w:before="0" w:after="0"/>
         <w:ind w:left="0" w:right="0" w:firstLine="0"/>
         <w:rPr>
           <w:spacing w:val="0"/>
@@ -72,7 +72,7 @@
           <w:color w:val="141413"/>
           <w:sz w:val="21"/>
           <w:szCs w:val="21"/>
-          <w:shd w:val="clear"/>
+          <w:shd w:val="clear" w:color="auto" w:fill="auto"/>
           <w:rFonts w:ascii="Anthropic Sans" w:eastAsia="Anthropic Sans" w:hAnsi="Anthropic Sans" w:cs="Anthropic Sans"/>
         </w:rPr>
       </w:pPr>
@@ -84,7 +84,7 @@
           <w:color w:val="141413"/>
           <w:sz w:val="21"/>
           <w:szCs w:val="21"/>
-          <w:shd w:val="clear"/>
+          <w:shd w:val="clear" w:color="auto" w:fill="auto"/>
           <w:rFonts w:ascii="Anthropic Sans" w:eastAsia="Anthropic Sans" w:hAnsi="Anthropic Sans" w:cs="Anthropic Sans"/>
         </w:rPr>
         <w:t xml:space="preserve">2018년, 40대 초입. 몸이 엉망이 되었을 때 키토제닉을 처음 만났어요. 논문이며 책이며, </w:t>
@@ -97,7 +97,7 @@
           <w:color w:val="141413"/>
           <w:sz w:val="21"/>
           <w:szCs w:val="21"/>
-          <w:shd w:val="clear"/>
+          <w:shd w:val="clear" w:color="auto" w:fill="auto"/>
           <w:rFonts w:ascii="Anthropic Sans" w:eastAsia="Anthropic Sans" w:hAnsi="Anthropic Sans" w:cs="Anthropic Sans"/>
         </w:rPr>
         <w:t xml:space="preserve">다양한 관점을 열어놓고 내 몸을 직접 관찰하면서 14kg을 뺐어요. 생기 있게 사는 게 뭔지, </w:t>
@@ -110,7 +110,7 @@
           <w:color w:val="141413"/>
           <w:sz w:val="21"/>
           <w:szCs w:val="21"/>
-          <w:shd w:val="clear"/>
+          <w:shd w:val="clear" w:color="auto" w:fill="auto"/>
           <w:rFonts w:ascii="Anthropic Sans" w:eastAsia="Anthropic Sans" w:hAnsi="Anthropic Sans" w:cs="Anthropic Sans"/>
         </w:rPr>
         <w:t xml:space="preserve">그때 처음 알았죠.</w:t>
@@ -119,7 +119,7 @@
     <w:p>
       <w:pPr>
         <w:jc w:val="left"/>
-        <w:spacing w:lineRule="auto" w:line="456" w:before="0" w:after="0"/>
+        <w:spacing w:lineRule="auto" w:line="455" w:before="0" w:after="0"/>
         <w:ind w:left="0" w:right="0" w:firstLine="0"/>
         <w:rPr>
           <w:spacing w:val="0"/>
@@ -128,7 +128,7 @@
           <w:color w:val="141413"/>
           <w:sz w:val="21"/>
           <w:szCs w:val="21"/>
-          <w:shd w:val="clear"/>
+          <w:shd w:val="clear" w:color="auto" w:fill="auto"/>
           <w:rFonts w:ascii="Anthropic Sans" w:eastAsia="Anthropic Sans" w:hAnsi="Anthropic Sans" w:cs="Anthropic Sans"/>
         </w:rPr>
       </w:pPr>
@@ -140,7 +140,7 @@
           <w:color w:val="141413"/>
           <w:sz w:val="21"/>
           <w:szCs w:val="21"/>
-          <w:shd w:val="clear"/>
+          <w:shd w:val="clear" w:color="auto" w:fill="auto"/>
           <w:rFonts w:ascii="Anthropic Sans" w:eastAsia="Anthropic Sans" w:hAnsi="Anthropic Sans" w:cs="Anthropic Sans"/>
         </w:rPr>
         <w:t xml:space="preserve">그리고 2025~2026년. 암 치료 이후 강제 폐경. 운동을 해도, 쫄쫄 굶어도 살은 계속 찌고, </w:t>
@@ -153,7 +153,7 @@
           <w:color w:val="141413"/>
           <w:sz w:val="21"/>
           <w:szCs w:val="21"/>
-          <w:shd w:val="clear"/>
+          <w:shd w:val="clear" w:color="auto" w:fill="auto"/>
           <w:rFonts w:ascii="Anthropic Sans" w:eastAsia="Anthropic Sans" w:hAnsi="Anthropic Sans" w:cs="Anthropic Sans"/>
         </w:rPr>
         <w:t xml:space="preserve">온몸이 쑤시고, 잠도 못 자던 그 시절. 정말 뭘 해도 안 됐어요. 이번에도 공부하고 또 </w:t>
@@ -166,7 +166,7 @@
           <w:color w:val="141413"/>
           <w:sz w:val="21"/>
           <w:szCs w:val="21"/>
-          <w:shd w:val="clear"/>
+          <w:shd w:val="clear" w:color="auto" w:fill="auto"/>
           <w:rFonts w:ascii="Anthropic Sans" w:eastAsia="Anthropic Sans" w:hAnsi="Anthropic Sans" w:cs="Anthropic Sans"/>
         </w:rPr>
         <w:t xml:space="preserve">공부했어요. 그렇게 다시 12kg을 되찾았어요.</w:t>
@@ -175,7 +175,7 @@
     <w:p>
       <w:pPr>
         <w:jc w:val="left"/>
-        <w:spacing w:lineRule="auto" w:line="456" w:before="0" w:after="0"/>
+        <w:spacing w:lineRule="auto" w:line="455" w:before="0" w:after="0"/>
         <w:ind w:left="0" w:right="0" w:firstLine="0"/>
         <w:rPr>
           <w:spacing w:val="0"/>
@@ -184,7 +184,7 @@
           <w:color w:val="141413"/>
           <w:sz w:val="21"/>
           <w:szCs w:val="21"/>
-          <w:shd w:val="clear"/>
+          <w:shd w:val="clear" w:color="auto" w:fill="auto"/>
           <w:rFonts w:ascii="Anthropic Sans" w:eastAsia="Anthropic Sans" w:hAnsi="Anthropic Sans" w:cs="Anthropic Sans"/>
         </w:rPr>
       </w:pPr>
@@ -196,7 +196,7 @@
           <w:color w:val="141413"/>
           <w:sz w:val="21"/>
           <w:szCs w:val="21"/>
-          <w:shd w:val="clear"/>
+          <w:shd w:val="clear" w:color="auto" w:fill="auto"/>
           <w:rFonts w:ascii="Anthropic Sans" w:eastAsia="Anthropic Sans" w:hAnsi="Anthropic Sans" w:cs="Anthropic Sans"/>
         </w:rPr>
         <w:t xml:space="preserve">여기 있는 것들은 그 과정에서 다영이가 직접 먹고, 사고, 확인한 것들이에요. 방탄커피부터 </w:t>
@@ -209,7 +209,7 @@
           <w:color w:val="141413"/>
           <w:sz w:val="21"/>
           <w:szCs w:val="21"/>
-          <w:shd w:val="clear"/>
+          <w:shd w:val="clear" w:color="auto" w:fill="auto"/>
           <w:rFonts w:ascii="Anthropic Sans" w:eastAsia="Anthropic Sans" w:hAnsi="Anthropic Sans" w:cs="Anthropic Sans"/>
         </w:rPr>
         <w:t xml:space="preserve">단백질 크림샷, 혈당 도구까지 40·50대 여성의 몸에 맞게 정리했어요.</w:t>
@@ -218,7 +218,7 @@
     <w:p>
       <w:pPr>
         <w:jc w:val="left"/>
-        <w:spacing w:lineRule="auto" w:line="456" w:before="0" w:after="0"/>
+        <w:spacing w:lineRule="auto" w:line="455" w:before="0" w:after="0"/>
         <w:ind w:left="0" w:right="0" w:firstLine="0"/>
         <w:rPr>
           <w:spacing w:val="0"/>
@@ -227,7 +227,7 @@
           <w:color w:val="141413"/>
           <w:sz w:val="21"/>
           <w:szCs w:val="21"/>
-          <w:shd w:val="clear"/>
+          <w:shd w:val="clear" w:color="auto" w:fill="auto"/>
           <w:rFonts w:ascii="Anthropic Sans" w:eastAsia="Anthropic Sans" w:hAnsi="Anthropic Sans" w:cs="Anthropic Sans"/>
           <w:lang w:eastAsia="ko-KR"/>
         </w:rPr>
@@ -240,7 +240,7 @@
           <w:color w:val="141413"/>
           <w:sz w:val="21"/>
           <w:szCs w:val="21"/>
-          <w:shd w:val="clear"/>
+          <w:shd w:val="clear" w:color="auto" w:fill="auto"/>
           <w:rFonts w:ascii="Anthropic Sans" w:eastAsia="Anthropic Sans" w:hAnsi="Anthropic Sans" w:cs="Anthropic Sans"/>
         </w:rPr>
         <w:t xml:space="preserve">각 제품엔 직접 쓴 솔직한 한마디를 달았어요.</w:t>
@@ -249,7 +249,7 @@
     <w:p>
       <w:pPr>
         <w:jc w:val="left"/>
-        <w:spacing w:lineRule="auto" w:line="456" w:before="0" w:after="0"/>
+        <w:spacing w:lineRule="auto" w:line="455" w:before="0" w:after="0"/>
         <w:ind w:left="0" w:right="0" w:firstLine="0"/>
         <w:rPr>
           <w:spacing w:val="0"/>
@@ -259,7 +259,7 @@
           <w:sz w:val="18"/>
           <w:szCs w:val="18"/>
           <w:u w:val="single" w:color="0563C1"/>
-          <w:shd w:val="clear"/>
+          <w:shd w:val="clear" w:color="auto" w:fill="auto"/>
           <w:rFonts w:ascii="Anthropic Sans" w:eastAsia="Anthropic Sans" w:hAnsi="Anthropic Sans" w:cs="Anthropic Sans"/>
         </w:rPr>
       </w:pPr>
@@ -281,7 +281,7 @@
           <w:sz w:val="24"/>
           <w:szCs w:val="24"/>
           <w:u w:val="single" w:color="0563C1"/>
-          <w:shd w:val="clear"/>
+          <w:shd w:val="clear" w:color="auto" w:fill="auto"/>
           <w:rFonts w:ascii="Anthropic Sans" w:eastAsia="Anthropic Sans" w:hAnsi="Anthropic Sans" w:cs="Anthropic Sans"/>
         </w:rPr>
         <w:t>▶</w:t>
@@ -295,7 +295,7 @@
           <w:sz w:val="18"/>
           <w:szCs w:val="18"/>
           <w:u w:val="single" w:color="0563C1"/>
-          <w:shd w:val="clear"/>
+          <w:shd w:val="clear" w:color="auto" w:fill="auto"/>
           <w:rFonts w:ascii="Anthropic Sans" w:eastAsia="Anthropic Sans" w:hAnsi="Anthropic Sans" w:cs="Anthropic Sans"/>
         </w:rPr>
         <w:t>다</w:t>
@@ -309,7 +309,7 @@
           <w:sz w:val="18"/>
           <w:szCs w:val="18"/>
           <w:u w:val="single" w:color="0563C1"/>
-          <w:shd w:val="clear"/>
+          <w:shd w:val="clear" w:color="auto" w:fill="auto"/>
           <w:rFonts w:ascii="Anthropic Sans" w:eastAsia="Anthropic Sans" w:hAnsi="Anthropic Sans" w:cs="Anthropic Sans"/>
         </w:rPr>
         <w:t>이</w:t>
@@ -323,7 +323,7 @@
           <w:sz w:val="18"/>
           <w:szCs w:val="18"/>
           <w:u w:val="single" w:color="0563C1"/>
-          <w:shd w:val="clear"/>
+          <w:shd w:val="clear" w:color="auto" w:fill="auto"/>
           <w:rFonts w:ascii="Anthropic Sans" w:eastAsia="Anthropic Sans" w:hAnsi="Anthropic Sans" w:cs="Anthropic Sans"/>
         </w:rPr>
         <w:t>어</w:t>
@@ -337,7 +337,7 @@
           <w:sz w:val="18"/>
           <w:szCs w:val="18"/>
           <w:u w:val="single" w:color="0563C1"/>
-          <w:shd w:val="clear"/>
+          <w:shd w:val="clear" w:color="auto" w:fill="auto"/>
           <w:rFonts w:ascii="Anthropic Sans" w:eastAsia="Anthropic Sans" w:hAnsi="Anthropic Sans" w:cs="Anthropic Sans"/>
         </w:rPr>
         <w:t>트</w:t>
@@ -351,7 +351,7 @@
           <w:sz w:val="18"/>
           <w:szCs w:val="18"/>
           <w:u w:val="single" w:color="0563C1"/>
-          <w:shd w:val="clear"/>
+          <w:shd w:val="clear" w:color="auto" w:fill="auto"/>
           <w:rFonts w:ascii="Anthropic Sans" w:eastAsia="Anthropic Sans" w:hAnsi="Anthropic Sans" w:cs="Anthropic Sans"/>
         </w:rPr>
         <w:t xml:space="preserve"> </w:t>
@@ -365,7 +365,7 @@
           <w:sz w:val="18"/>
           <w:szCs w:val="18"/>
           <w:u w:val="single" w:color="0563C1"/>
-          <w:shd w:val="clear"/>
+          <w:shd w:val="clear" w:color="auto" w:fill="auto"/>
           <w:rFonts w:ascii="Anthropic Sans" w:eastAsia="Anthropic Sans" w:hAnsi="Anthropic Sans" w:cs="Anthropic Sans"/>
         </w:rPr>
         <w:t>영</w:t>
@@ -379,7 +379,7 @@
           <w:sz w:val="18"/>
           <w:szCs w:val="18"/>
           <w:u w:val="single" w:color="0563C1"/>
-          <w:shd w:val="clear"/>
+          <w:shd w:val="clear" w:color="auto" w:fill="auto"/>
           <w:rFonts w:ascii="Anthropic Sans" w:eastAsia="Anthropic Sans" w:hAnsi="Anthropic Sans" w:cs="Anthropic Sans"/>
         </w:rPr>
         <w:t>수</w:t>
@@ -393,7 +393,7 @@
           <w:sz w:val="18"/>
           <w:szCs w:val="18"/>
           <w:u w:val="single" w:color="0563C1"/>
-          <w:shd w:val="clear"/>
+          <w:shd w:val="clear" w:color="auto" w:fill="auto"/>
           <w:rFonts w:ascii="Anthropic Sans" w:eastAsia="Anthropic Sans" w:hAnsi="Anthropic Sans" w:cs="Anthropic Sans"/>
         </w:rPr>
         <w:t>증</w:t>
@@ -407,7 +407,7 @@
           <w:sz w:val="18"/>
           <w:szCs w:val="18"/>
           <w:u w:val="single" w:color="0563C1"/>
-          <w:shd w:val="clear"/>
+          <w:shd w:val="clear" w:color="auto" w:fill="auto"/>
           <w:rFonts w:ascii="Anthropic Sans" w:eastAsia="Anthropic Sans" w:hAnsi="Anthropic Sans" w:cs="Anthropic Sans"/>
         </w:rPr>
         <w:t xml:space="preserve"> </w:t>
@@ -421,7 +421,7 @@
           <w:sz w:val="18"/>
           <w:szCs w:val="18"/>
           <w:u w:val="single" w:color="0563C1"/>
-          <w:shd w:val="clear"/>
+          <w:shd w:val="clear" w:color="auto" w:fill="auto"/>
           <w:rFonts w:ascii="Anthropic Sans" w:eastAsia="Anthropic Sans" w:hAnsi="Anthropic Sans" w:cs="Anthropic Sans"/>
         </w:rPr>
         <w:t>b</w:t>
@@ -435,7 +435,7 @@
           <w:sz w:val="18"/>
           <w:szCs w:val="18"/>
           <w:u w:val="single" w:color="0563C1"/>
-          <w:shd w:val="clear"/>
+          <w:shd w:val="clear" w:color="auto" w:fill="auto"/>
           <w:rFonts w:ascii="Anthropic Sans" w:eastAsia="Anthropic Sans" w:hAnsi="Anthropic Sans" w:cs="Anthropic Sans"/>
         </w:rPr>
         <w:t>y</w:t>
@@ -449,7 +449,7 @@
           <w:sz w:val="18"/>
           <w:szCs w:val="18"/>
           <w:u w:val="single" w:color="0563C1"/>
-          <w:shd w:val="clear"/>
+          <w:shd w:val="clear" w:color="auto" w:fill="auto"/>
           <w:rFonts w:ascii="Anthropic Sans" w:eastAsia="Anthropic Sans" w:hAnsi="Anthropic Sans" w:cs="Anthropic Sans"/>
         </w:rPr>
         <w:t xml:space="preserve"> </w:t>
@@ -463,7 +463,7 @@
           <w:sz w:val="18"/>
           <w:szCs w:val="18"/>
           <w:u w:val="single" w:color="0563C1"/>
-          <w:shd w:val="clear"/>
+          <w:shd w:val="clear" w:color="auto" w:fill="auto"/>
           <w:rFonts w:ascii="Anthropic Sans" w:eastAsia="Anthropic Sans" w:hAnsi="Anthropic Sans" w:cs="Anthropic Sans"/>
         </w:rPr>
         <w:t>살</w:t>
@@ -477,7 +477,7 @@
           <w:sz w:val="18"/>
           <w:szCs w:val="18"/>
           <w:u w:val="single" w:color="0563C1"/>
-          <w:shd w:val="clear"/>
+          <w:shd w:val="clear" w:color="auto" w:fill="auto"/>
           <w:rFonts w:ascii="Anthropic Sans" w:eastAsia="Anthropic Sans" w:hAnsi="Anthropic Sans" w:cs="Anthropic Sans"/>
         </w:rPr>
         <w:t>림</w:t>
@@ -491,12 +491,477 @@
           <w:sz w:val="18"/>
           <w:szCs w:val="18"/>
           <w:u w:val="single" w:color="0563C1"/>
-          <w:shd w:val="clear"/>
+          <w:shd w:val="clear" w:color="auto" w:fill="auto"/>
           <w:rFonts w:ascii="Anthropic Sans" w:eastAsia="Anthropic Sans" w:hAnsi="Anthropic Sans" w:cs="Anthropic Sans"/>
         </w:rPr>
         <w:t>이</w:t>
       </w:r>
-      <w:r>
+    </w:p>
+    <w:p>
+      <w:pPr>
+        <w:jc w:val="left"/>
+        <w:rPr>
+          <w:spacing w:val="0"/>
+          <w:i w:val="0"/>
+          <w:b w:val="0"/>
+          <w:color w:val="0563C1"/>
+          <w:sz w:val="24"/>
+          <w:szCs w:val="24"/>
+          <w:u w:val="single" w:color="0563C1"/>
+          <w:shd w:val="clear" w:color="auto" w:fill="auto"/>
+          <w:rFonts w:ascii="Anthropic Sans" w:eastAsia="Anthropic Sans" w:hAnsi="Anthropic Sans" w:cs="Anthropic Sans"/>
+        </w:rPr>
+      </w:pPr>
+      <w:r>
+        <w:rPr>
+          <w:spacing w:val="0"/>
+          <w:i w:val="0"/>
+          <w:b w:val="0"/>
+          <w:color w:val="0563C1"/>
+          <w:sz w:val="16"/>
+          <w:szCs w:val="16"/>
+          <w:u w:val="single" w:color="0563C1"/>
+          <w:shd w:val="clear" w:color="auto" w:fill="auto"/>
+          <w:rFonts w:ascii="Anthropic Sans" w:eastAsia="Anthropic Sans" w:hAnsi="Anthropic Sans" w:cs="Anthropic Sans"/>
+        </w:rPr>
+        <w:t>유</w:t>
+      </w:r>
+      <w:r>
+        <w:rPr>
+          <w:spacing w:val="0"/>
+          <w:i w:val="0"/>
+          <w:b w:val="0"/>
+          <w:color w:val="0563C1"/>
+          <w:sz w:val="16"/>
+          <w:szCs w:val="16"/>
+          <w:u w:val="single" w:color="0563C1"/>
+          <w:shd w:val="clear" w:color="auto" w:fill="auto"/>
+          <w:rFonts w:ascii="Anthropic Sans" w:eastAsia="Anthropic Sans" w:hAnsi="Anthropic Sans" w:cs="Anthropic Sans"/>
+        </w:rPr>
+        <w:t>튜</w:t>
+      </w:r>
+      <w:r>
+        <w:rPr>
+          <w:spacing w:val="0"/>
+          <w:i w:val="0"/>
+          <w:b w:val="0"/>
+          <w:color w:val="0563C1"/>
+          <w:sz w:val="16"/>
+          <w:szCs w:val="16"/>
+          <w:u w:val="single" w:color="0563C1"/>
+          <w:shd w:val="clear" w:color="auto" w:fill="auto"/>
+          <w:rFonts w:ascii="Anthropic Sans" w:eastAsia="Anthropic Sans" w:hAnsi="Anthropic Sans" w:cs="Anthropic Sans"/>
+        </w:rPr>
+        <w:t>브</w:t>
+      </w:r>
+      <w:r>
+        <w:rPr>
+          <w:spacing w:val="0"/>
+          <w:i w:val="0"/>
+          <w:b w:val="0"/>
+          <w:color w:val="0563C1"/>
+          <w:sz w:val="16"/>
+          <w:szCs w:val="16"/>
+          <w:u w:val="single" w:color="0563C1"/>
+          <w:shd w:val="clear" w:color="auto" w:fill="auto"/>
+          <w:rFonts w:ascii="Anthropic Sans" w:eastAsia="Anthropic Sans" w:hAnsi="Anthropic Sans" w:cs="Anthropic Sans"/>
+        </w:rPr>
+        <w:t xml:space="preserve"> </w:t>
+      </w:r>
+      <w:r>
+        <w:rPr>
+          <w:spacing w:val="0"/>
+          <w:i w:val="0"/>
+          <w:b w:val="0"/>
+          <w:color w:val="0563C1"/>
+          <w:sz w:val="16"/>
+          <w:szCs w:val="16"/>
+          <w:u w:val="single" w:color="0563C1"/>
+          <w:shd w:val="clear" w:color="auto" w:fill="auto"/>
+          <w:rFonts w:ascii="Anthropic Sans" w:eastAsia="Anthropic Sans" w:hAnsi="Anthropic Sans" w:cs="Anthropic Sans"/>
+        </w:rPr>
+        <w:t>채</w:t>
+      </w:r>
+      <w:r>
+        <w:rPr>
+          <w:spacing w:val="0"/>
+          <w:i w:val="0"/>
+          <w:b w:val="0"/>
+          <w:color w:val="0563C1"/>
+          <w:sz w:val="16"/>
+          <w:szCs w:val="16"/>
+          <w:u w:val="single" w:color="0563C1"/>
+          <w:shd w:val="clear" w:color="auto" w:fill="auto"/>
+          <w:rFonts w:ascii="Anthropic Sans" w:eastAsia="Anthropic Sans" w:hAnsi="Anthropic Sans" w:cs="Anthropic Sans"/>
+        </w:rPr>
+        <w:t>널</w:t>
+      </w:r>
+      <w:r>
+        <w:rPr>
+          <w:spacing w:val="0"/>
+          <w:i w:val="0"/>
+          <w:b w:val="0"/>
+          <w:color w:val="0563C1"/>
+          <w:sz w:val="16"/>
+          <w:szCs w:val="16"/>
+          <w:u w:val="single" w:color="0563C1"/>
+          <w:shd w:val="clear" w:color="auto" w:fill="auto"/>
+          <w:rFonts w:ascii="Anthropic Sans" w:eastAsia="Anthropic Sans" w:hAnsi="Anthropic Sans" w:cs="Anthropic Sans"/>
+        </w:rPr>
+        <w:t xml:space="preserve"> </w:t>
+      </w:r>
+      <w:r>
+        <w:rPr>
+          <w:spacing w:val="0"/>
+          <w:i w:val="0"/>
+          <w:b w:val="0"/>
+          <w:color w:val="0563C1"/>
+          <w:sz w:val="16"/>
+          <w:szCs w:val="16"/>
+          <w:u w:val="single" w:color="0563C1"/>
+          <w:shd w:val="clear" w:color="auto" w:fill="auto"/>
+          <w:rFonts w:ascii="Anthropic Sans" w:eastAsia="Anthropic Sans" w:hAnsi="Anthropic Sans" w:cs="Anthropic Sans"/>
+        </w:rPr>
+        <w:t>바</w:t>
+      </w:r>
+      <w:r>
+        <w:rPr>
+          <w:spacing w:val="0"/>
+          <w:i w:val="0"/>
+          <w:b w:val="0"/>
+          <w:color w:val="0563C1"/>
+          <w:sz w:val="16"/>
+          <w:szCs w:val="16"/>
+          <w:u w:val="single" w:color="0563C1"/>
+          <w:shd w:val="clear" w:color="auto" w:fill="auto"/>
+          <w:rFonts w:ascii="Anthropic Sans" w:eastAsia="Anthropic Sans" w:hAnsi="Anthropic Sans" w:cs="Anthropic Sans"/>
+        </w:rPr>
+        <w:t>로</w:t>
+      </w:r>
+      <w:r>
+        <w:rPr>
+          <w:spacing w:val="0"/>
+          <w:i w:val="0"/>
+          <w:b w:val="0"/>
+          <w:color w:val="0563C1"/>
+          <w:sz w:val="16"/>
+          <w:szCs w:val="16"/>
+          <w:u w:val="single" w:color="0563C1"/>
+          <w:shd w:val="clear" w:color="auto" w:fill="auto"/>
+          <w:rFonts w:ascii="Anthropic Sans" w:eastAsia="Anthropic Sans" w:hAnsi="Anthropic Sans" w:cs="Anthropic Sans"/>
+        </w:rPr>
+        <w:t>가</w:t>
+      </w:r>
+      <w:r>
+        <w:rPr>
+          <w:spacing w:val="0"/>
+          <w:i w:val="0"/>
+          <w:b w:val="0"/>
+          <w:color w:val="0563C1"/>
+          <w:sz w:val="16"/>
+          <w:szCs w:val="16"/>
+          <w:u w:val="single" w:color="0563C1"/>
+          <w:shd w:val="clear" w:color="auto" w:fill="auto"/>
+          <w:rFonts w:ascii="Anthropic Sans" w:eastAsia="Anthropic Sans" w:hAnsi="Anthropic Sans" w:cs="Anthropic Sans"/>
+        </w:rPr>
+        <w:t>기</w:t>
+      </w:r>
+      <w:r>
+        <w:rPr>
+          <w:shd w:val="clear" w:color="auto" w:fill="auto"/>
+        </w:rPr>
+        <w:fldChar w:fldCharType="end"/>
+      </w:r>
+      <w:r>
+        <w:fldChar w:fldCharType="begin"/>
+      </w:r>
+      <w:r>
+        <w:instrText xml:space="preserve">HYPERLINK "https://1086d04b640283682a1ee2f593be3ac5.claudemcpcontent.com/[%ED%82%A4%EC%98%81%EC%83%811%20%EB%A7%81%ED%81%AC]"</w:instrText>
+      </w:r>
+      <w:r>
+        <w:fldChar w:fldCharType="separate"/>
+      </w:r>
+      <w:r>
+        <w:rPr>
+          <w:spacing w:val="0"/>
+          <w:i w:val="0"/>
+          <w:b w:val="0"/>
+          <w:color w:val="0563C1"/>
+          <w:sz w:val="24"/>
+          <w:szCs w:val="24"/>
+          <w:u w:val="single" w:color="0563C1"/>
+          <w:shd w:val="clear" w:color="auto" w:fill="auto"/>
+          <w:rFonts w:ascii="Anthropic Sans" w:eastAsia="Anthropic Sans" w:hAnsi="Anthropic Sans" w:cs="Anthropic Sans"/>
+        </w:rPr>
+        <w:t>🎬</w:t>
+      </w:r>
+    </w:p>
+    <w:p>
+      <w:pPr>
+        <w:jc w:val="left"/>
+        <w:spacing w:lineRule="auto" w:line="335"/>
+        <w:rPr>
+          <w:spacing w:val="0"/>
+          <w:i w:val="0"/>
+          <w:b w:val="0"/>
+          <w:color w:val="0563C1"/>
+          <w:sz w:val="24"/>
+          <w:szCs w:val="24"/>
+          <w:u w:val="single" w:color="0563C1"/>
+          <w:shd w:val="clear" w:color="auto" w:fill="auto"/>
+          <w:rFonts w:ascii="Anthropic Sans" w:eastAsia="Anthropic Sans" w:hAnsi="Anthropic Sans" w:cs="Anthropic Sans"/>
+        </w:rPr>
+      </w:pPr>
+      <w:r>
+        <w:rPr>
+          <w:spacing w:val="0"/>
+          <w:i w:val="0"/>
+          <w:b w:val="0"/>
+          <w:color w:val="0563C1"/>
+          <w:sz w:val="24"/>
+          <w:szCs w:val="24"/>
+          <w:u w:val="single" w:color="0563C1"/>
+          <w:shd w:val="clear" w:color="auto" w:fill="auto"/>
+          <w:rFonts w:ascii="Anthropic Sans" w:eastAsia="Anthropic Sans" w:hAnsi="Anthropic Sans" w:cs="Anthropic Sans"/>
+        </w:rPr>
+        <w:t>▶</w:t>
+      </w:r>
+      <w:r>
+        <w:rPr>
+          <w:spacing w:val="0"/>
+          <w:i w:val="0"/>
+          <w:b w:val="0"/>
+          <w:color w:val="0563C1"/>
+          <w:sz w:val="24"/>
+          <w:szCs w:val="24"/>
+          <w:u w:val="single" w:color="0563C1"/>
+          <w:shd w:val="clear" w:color="auto" w:fill="auto"/>
+          <w:rFonts w:ascii="Anthropic Sans" w:eastAsia="Anthropic Sans" w:hAnsi="Anthropic Sans" w:cs="Anthropic Sans"/>
+          <w:lang w:eastAsia="ko-KR"/>
+        </w:rPr>
+        <w:t>영</w:t>
+      </w:r>
+      <w:r>
+        <w:rPr>
+          <w:spacing w:val="0"/>
+          <w:i w:val="0"/>
+          <w:b w:val="0"/>
+          <w:color w:val="0563C1"/>
+          <w:sz w:val="24"/>
+          <w:szCs w:val="24"/>
+          <w:u w:val="single" w:color="0563C1"/>
+          <w:shd w:val="clear" w:color="auto" w:fill="auto"/>
+          <w:rFonts w:ascii="Anthropic Sans" w:eastAsia="Anthropic Sans" w:hAnsi="Anthropic Sans" w:cs="Anthropic Sans"/>
+          <w:lang w:eastAsia="ko-KR"/>
+        </w:rPr>
+        <w:t>상</w:t>
+      </w:r>
+      <w:r>
+        <w:rPr>
+          <w:spacing w:val="0"/>
+          <w:i w:val="0"/>
+          <w:b w:val="0"/>
+          <w:color w:val="0563C1"/>
+          <w:sz w:val="24"/>
+          <w:szCs w:val="24"/>
+          <w:u w:val="single" w:color="0563C1"/>
+          <w:shd w:val="clear" w:color="auto" w:fill="auto"/>
+          <w:rFonts w:ascii="Anthropic Sans" w:eastAsia="Anthropic Sans" w:hAnsi="Anthropic Sans" w:cs="Anthropic Sans"/>
+          <w:lang w:eastAsia="ko-KR"/>
+        </w:rPr>
+        <w:t xml:space="preserve"> </w:t>
+      </w:r>
+      <w:r>
+        <w:rPr>
+          <w:spacing w:val="0"/>
+          <w:i w:val="0"/>
+          <w:b w:val="0"/>
+          <w:color w:val="0563C1"/>
+          <w:sz w:val="24"/>
+          <w:szCs w:val="24"/>
+          <w:u w:val="single" w:color="0563C1"/>
+          <w:shd w:val="clear" w:color="auto" w:fill="auto"/>
+          <w:rFonts w:ascii="Anthropic Sans" w:eastAsia="Anthropic Sans" w:hAnsi="Anthropic Sans" w:cs="Anthropic Sans"/>
+          <w:lang w:eastAsia="ko-KR"/>
+        </w:rPr>
+        <w:t>제</w:t>
+      </w:r>
+      <w:r>
+        <w:rPr>
+          <w:spacing w:val="0"/>
+          <w:i w:val="0"/>
+          <w:b w:val="0"/>
+          <w:color w:val="0563C1"/>
+          <w:sz w:val="24"/>
+          <w:szCs w:val="24"/>
+          <w:u w:val="single" w:color="0563C1"/>
+          <w:shd w:val="clear" w:color="auto" w:fill="auto"/>
+          <w:rFonts w:ascii="Anthropic Sans" w:eastAsia="Anthropic Sans" w:hAnsi="Anthropic Sans" w:cs="Anthropic Sans"/>
+          <w:lang w:eastAsia="ko-KR"/>
+        </w:rPr>
+        <w:t>목</w:t>
+      </w:r>
+      <w:r>
+        <w:rPr>
+          <w:spacing w:val="0"/>
+          <w:i w:val="0"/>
+          <w:b w:val="0"/>
+          <w:color w:val="0563C1"/>
+          <w:sz w:val="24"/>
+          <w:szCs w:val="24"/>
+          <w:u w:val="single" w:color="0563C1"/>
+          <w:shd w:val="clear" w:color="auto" w:fill="auto"/>
+          <w:rFonts w:ascii="Anthropic Sans" w:eastAsia="Anthropic Sans" w:hAnsi="Anthropic Sans" w:cs="Anthropic Sans"/>
+          <w:lang w:eastAsia="ko-KR"/>
+        </w:rPr>
+        <w:br/>
+      </w:r>
+      <w:r>
+        <w:rPr>
+          <w:spacing w:val="0"/>
+          <w:i w:val="0"/>
+          <w:b w:val="0"/>
+          <w:color w:val="0563C1"/>
+          <w:sz w:val="16"/>
+          <w:szCs w:val="16"/>
+          <w:u w:val="single" w:color="0563C1"/>
+          <w:shd w:val="clear" w:color="auto" w:fill="auto"/>
+          <w:rFonts w:ascii="Anthropic Sans" w:eastAsia="Anthropic Sans" w:hAnsi="Anthropic Sans" w:cs="Anthropic Sans"/>
+        </w:rPr>
+        <w:t>링</w:t>
+      </w:r>
+      <w:r>
+        <w:rPr>
+          <w:spacing w:val="0"/>
+          <w:i w:val="0"/>
+          <w:b w:val="0"/>
+          <w:color w:val="0563C1"/>
+          <w:sz w:val="16"/>
+          <w:szCs w:val="16"/>
+          <w:u w:val="single" w:color="0563C1"/>
+          <w:shd w:val="clear" w:color="auto" w:fill="auto"/>
+          <w:rFonts w:ascii="Anthropic Sans" w:eastAsia="Anthropic Sans" w:hAnsi="Anthropic Sans" w:cs="Anthropic Sans"/>
+        </w:rPr>
+        <w:t>크</w:t>
+      </w:r>
+      <w:r>
+        <w:rPr>
+          <w:spacing w:val="0"/>
+          <w:i w:val="0"/>
+          <w:b w:val="0"/>
+          <w:color w:val="0563C1"/>
+          <w:sz w:val="16"/>
+          <w:szCs w:val="16"/>
+          <w:u w:val="single" w:color="0563C1"/>
+          <w:shd w:val="clear" w:color="auto" w:fill="auto"/>
+          <w:rFonts w:ascii="Anthropic Sans" w:eastAsia="Anthropic Sans" w:hAnsi="Anthropic Sans" w:cs="Anthropic Sans"/>
+        </w:rPr>
+        <w:t xml:space="preserve"> </w:t>
+      </w:r>
+      <w:r>
+        <w:rPr>
+          <w:spacing w:val="0"/>
+          <w:i w:val="0"/>
+          <w:b w:val="0"/>
+          <w:color w:val="0563C1"/>
+          <w:sz w:val="16"/>
+          <w:szCs w:val="16"/>
+          <w:u w:val="single" w:color="0563C1"/>
+          <w:shd w:val="clear" w:color="auto" w:fill="auto"/>
+          <w:rFonts w:ascii="Anthropic Sans" w:eastAsia="Anthropic Sans" w:hAnsi="Anthropic Sans" w:cs="Anthropic Sans"/>
+        </w:rPr>
+        <w:t>입</w:t>
+      </w:r>
+      <w:r>
+        <w:rPr>
+          <w:spacing w:val="0"/>
+          <w:i w:val="0"/>
+          <w:b w:val="0"/>
+          <w:color w:val="0563C1"/>
+          <w:sz w:val="16"/>
+          <w:szCs w:val="16"/>
+          <w:u w:val="single" w:color="0563C1"/>
+          <w:shd w:val="clear" w:color="auto" w:fill="auto"/>
+          <w:rFonts w:ascii="Anthropic Sans" w:eastAsia="Anthropic Sans" w:hAnsi="Anthropic Sans" w:cs="Anthropic Sans"/>
+        </w:rPr>
+        <w:t>력</w:t>
+      </w:r>
+      <w:r>
+        <w:rPr>
+          <w:spacing w:val="0"/>
+          <w:i w:val="0"/>
+          <w:b w:val="0"/>
+          <w:color w:val="0563C1"/>
+          <w:sz w:val="16"/>
+          <w:szCs w:val="16"/>
+          <w:u w:val="single" w:color="0563C1"/>
+          <w:shd w:val="clear" w:color="auto" w:fill="auto"/>
+          <w:rFonts w:ascii="Anthropic Sans" w:eastAsia="Anthropic Sans" w:hAnsi="Anthropic Sans" w:cs="Anthropic Sans"/>
+        </w:rPr>
+        <w:t xml:space="preserve"> </w:t>
+      </w:r>
+      <w:r>
+        <w:rPr>
+          <w:spacing w:val="0"/>
+          <w:i w:val="0"/>
+          <w:b w:val="0"/>
+          <w:color w:val="0563C1"/>
+          <w:sz w:val="16"/>
+          <w:szCs w:val="16"/>
+          <w:u w:val="single" w:color="0563C1"/>
+          <w:shd w:val="clear" w:color="auto" w:fill="auto"/>
+          <w:rFonts w:ascii="Anthropic Sans" w:eastAsia="Anthropic Sans" w:hAnsi="Anthropic Sans" w:cs="Anthropic Sans"/>
+        </w:rPr>
+        <w:t>예</w:t>
+      </w:r>
+      <w:r>
+        <w:rPr>
+          <w:spacing w:val="0"/>
+          <w:i w:val="0"/>
+          <w:b w:val="0"/>
+          <w:color w:val="0563C1"/>
+          <w:sz w:val="16"/>
+          <w:szCs w:val="16"/>
+          <w:u w:val="single" w:color="0563C1"/>
+          <w:shd w:val="clear" w:color="auto" w:fill="auto"/>
+          <w:rFonts w:ascii="Anthropic Sans" w:eastAsia="Anthropic Sans" w:hAnsi="Anthropic Sans" w:cs="Anthropic Sans"/>
+        </w:rPr>
+        <w:t>정</w:t>
+      </w:r>
+      <w:r>
+        <w:rPr>
+          <w:shd w:val="clear" w:color="auto" w:fill="auto"/>
+        </w:rPr>
+        <w:fldChar w:fldCharType="end"/>
+      </w:r>
+      <w:r>
+        <w:fldChar w:fldCharType="begin"/>
+      </w:r>
+      <w:r>
+        <w:instrText xml:space="preserve">HYPERLINK "https://1086d04b640283682a1ee2f593be3ac5.claudemcpcontent.com/[%ED%82%A4%EC%98%81%EC%83%812%20%EB%A7%81%ED%81%AC]"</w:instrText>
+      </w:r>
+      <w:r>
+        <w:fldChar w:fldCharType="separate"/>
+      </w:r>
+      <w:r>
+        <w:rPr>
+          <w:spacing w:val="0"/>
+          <w:i w:val="0"/>
+          <w:b w:val="0"/>
+          <w:color w:val="0563C1"/>
+          <w:sz w:val="24"/>
+          <w:szCs w:val="24"/>
+          <w:u w:val="single" w:color="0563C1"/>
+          <w:shd w:val="clear" w:color="auto" w:fill="auto"/>
+          <w:rFonts w:ascii="Anthropic Sans" w:eastAsia="Anthropic Sans" w:hAnsi="Anthropic Sans" w:cs="Anthropic Sans"/>
+        </w:rPr>
+        <w:t>🎬</w:t>
+      </w:r>
+    </w:p>
+    <w:p>
+      <w:pPr>
+        <w:jc w:val="left"/>
+        <w:spacing w:lineRule="auto" w:line="335"/>
         <w:rPr>
           <w:spacing w:val="0"/>
           <w:i w:val="0"/>
@@ -505,15 +970,11 @@
           <w:sz w:val="18"/>
           <w:szCs w:val="18"/>
           <w:u w:val="single" w:color="0563C1"/>
-          <w:shd w:val="clear"/>
-          <w:rFonts w:ascii="Anthropic Sans" w:eastAsia="Anthropic Sans" w:hAnsi="Anthropic Sans" w:cs="Anthropic Sans"/>
-        </w:rPr>
-        <w:t/>
-      </w:r>
-    </w:p>
-    <w:p>
-      <w:pPr>
-        <w:jc w:val="left"/>
+          <w:shd w:val="clear" w:color="auto" w:fill="auto"/>
+          <w:rFonts w:ascii="Anthropic Sans" w:eastAsia="Anthropic Sans" w:hAnsi="Anthropic Sans" w:cs="Anthropic Sans"/>
+        </w:rPr>
+      </w:pPr>
+      <w:r>
         <w:rPr>
           <w:spacing w:val="0"/>
           <w:i w:val="0"/>
@@ -522,11 +983,90 @@
           <w:sz w:val="24"/>
           <w:szCs w:val="24"/>
           <w:u w:val="single" w:color="0563C1"/>
-          <w:shd w:val="clear"/>
-          <w:rFonts w:ascii="Anthropic Sans" w:eastAsia="Anthropic Sans" w:hAnsi="Anthropic Sans" w:cs="Anthropic Sans"/>
-        </w:rPr>
-      </w:pPr>
-      <w:r>
+          <w:shd w:val="clear" w:color="auto" w:fill="auto"/>
+          <w:rFonts w:ascii="Anthropic Sans" w:eastAsia="Anthropic Sans" w:hAnsi="Anthropic Sans" w:cs="Anthropic Sans"/>
+        </w:rPr>
+        <w:t>▶</w:t>
+      </w:r>
+      <w:r>
+        <w:rPr>
+          <w:spacing w:val="0"/>
+          <w:i w:val="0"/>
+          <w:b w:val="0"/>
+          <w:color w:val="0563C1"/>
+          <w:sz w:val="24"/>
+          <w:szCs w:val="24"/>
+          <w:u w:val="single" w:color="0563C1"/>
+          <w:shd w:val="clear" w:color="auto" w:fill="auto"/>
+          <w:rFonts w:ascii="Anthropic Sans" w:eastAsia="Anthropic Sans" w:hAnsi="Anthropic Sans" w:cs="Anthropic Sans"/>
+          <w:lang w:eastAsia="ko-KR"/>
+        </w:rPr>
+        <w:t>영</w:t>
+      </w:r>
+      <w:r>
+        <w:rPr>
+          <w:spacing w:val="0"/>
+          <w:i w:val="0"/>
+          <w:b w:val="0"/>
+          <w:color w:val="0563C1"/>
+          <w:sz w:val="24"/>
+          <w:szCs w:val="24"/>
+          <w:u w:val="single" w:color="0563C1"/>
+          <w:shd w:val="clear" w:color="auto" w:fill="auto"/>
+          <w:rFonts w:ascii="Anthropic Sans" w:eastAsia="Anthropic Sans" w:hAnsi="Anthropic Sans" w:cs="Anthropic Sans"/>
+          <w:lang w:eastAsia="ko-KR"/>
+        </w:rPr>
+        <w:t>상</w:t>
+      </w:r>
+      <w:r>
+        <w:rPr>
+          <w:spacing w:val="0"/>
+          <w:i w:val="0"/>
+          <w:b w:val="0"/>
+          <w:color w:val="0563C1"/>
+          <w:sz w:val="24"/>
+          <w:szCs w:val="24"/>
+          <w:u w:val="single" w:color="0563C1"/>
+          <w:shd w:val="clear" w:color="auto" w:fill="auto"/>
+          <w:rFonts w:ascii="Anthropic Sans" w:eastAsia="Anthropic Sans" w:hAnsi="Anthropic Sans" w:cs="Anthropic Sans"/>
+          <w:lang w:eastAsia="ko-KR"/>
+        </w:rPr>
+        <w:t xml:space="preserve"> </w:t>
+      </w:r>
+      <w:r>
+        <w:rPr>
+          <w:spacing w:val="0"/>
+          <w:i w:val="0"/>
+          <w:b w:val="0"/>
+          <w:color w:val="0563C1"/>
+          <w:sz w:val="24"/>
+          <w:szCs w:val="24"/>
+          <w:u w:val="single" w:color="0563C1"/>
+          <w:shd w:val="clear" w:color="auto" w:fill="auto"/>
+          <w:rFonts w:ascii="Anthropic Sans" w:eastAsia="Anthropic Sans" w:hAnsi="Anthropic Sans" w:cs="Anthropic Sans"/>
+          <w:lang w:eastAsia="ko-KR"/>
+        </w:rPr>
+        <w:t>제</w:t>
+      </w:r>
+      <w:r>
+        <w:rPr>
+          <w:spacing w:val="0"/>
+          <w:i w:val="0"/>
+          <w:b w:val="0"/>
+          <w:color w:val="0563C1"/>
+          <w:sz w:val="24"/>
+          <w:szCs w:val="24"/>
+          <w:u w:val="single" w:color="0563C1"/>
+          <w:shd w:val="clear" w:color="auto" w:fill="auto"/>
+          <w:rFonts w:ascii="Anthropic Sans" w:eastAsia="Anthropic Sans" w:hAnsi="Anthropic Sans" w:cs="Anthropic Sans"/>
+          <w:lang w:eastAsia="ko-KR"/>
+        </w:rPr>
+        <w:t>목</w:t>
+      </w:r>
+    </w:p>
+    <w:p>
+      <w:pPr>
+        <w:jc w:val="left"/>
         <w:rPr>
           <w:spacing w:val="0"/>
           <w:i w:val="0"/>
@@ -535,11 +1075,11 @@
           <w:sz w:val="16"/>
           <w:szCs w:val="16"/>
           <w:u w:val="single" w:color="0563C1"/>
-          <w:shd w:val="clear"/>
-          <w:rFonts w:ascii="Anthropic Sans" w:eastAsia="Anthropic Sans" w:hAnsi="Anthropic Sans" w:cs="Anthropic Sans"/>
-        </w:rPr>
-        <w:t>유</w:t>
-      </w:r>
+          <w:shd w:val="clear" w:color="auto" w:fill="auto"/>
+          <w:rFonts w:ascii="Anthropic Sans" w:eastAsia="Anthropic Sans" w:hAnsi="Anthropic Sans" w:cs="Anthropic Sans"/>
+          <w:lang w:eastAsia="ko-KR"/>
+        </w:rPr>
+      </w:pPr>
       <w:r>
         <w:rPr>
           <w:spacing w:val="0"/>
@@ -549,10 +1089,10 @@
           <w:sz w:val="16"/>
           <w:szCs w:val="16"/>
           <w:u w:val="single" w:color="0563C1"/>
-          <w:shd w:val="clear"/>
-          <w:rFonts w:ascii="Anthropic Sans" w:eastAsia="Anthropic Sans" w:hAnsi="Anthropic Sans" w:cs="Anthropic Sans"/>
-        </w:rPr>
-        <w:t>튜</w:t>
+          <w:shd w:val="clear" w:color="auto" w:fill="auto"/>
+          <w:rFonts w:ascii="Anthropic Sans" w:eastAsia="Anthropic Sans" w:hAnsi="Anthropic Sans" w:cs="Anthropic Sans"/>
+        </w:rPr>
+        <w:t>링</w:t>
       </w:r>
       <w:r>
         <w:rPr>
@@ -563,10 +1103,10 @@
           <w:sz w:val="16"/>
           <w:szCs w:val="16"/>
           <w:u w:val="single" w:color="0563C1"/>
-          <w:shd w:val="clear"/>
-          <w:rFonts w:ascii="Anthropic Sans" w:eastAsia="Anthropic Sans" w:hAnsi="Anthropic Sans" w:cs="Anthropic Sans"/>
-        </w:rPr>
-        <w:t>브</w:t>
+          <w:shd w:val="clear" w:color="auto" w:fill="auto"/>
+          <w:rFonts w:ascii="Anthropic Sans" w:eastAsia="Anthropic Sans" w:hAnsi="Anthropic Sans" w:cs="Anthropic Sans"/>
+        </w:rPr>
+        <w:t>크</w:t>
       </w:r>
       <w:r>
         <w:rPr>
@@ -577,7 +1117,7 @@
           <w:sz w:val="16"/>
           <w:szCs w:val="16"/>
           <w:u w:val="single" w:color="0563C1"/>
-          <w:shd w:val="clear"/>
+          <w:shd w:val="clear" w:color="auto" w:fill="auto"/>
           <w:rFonts w:ascii="Anthropic Sans" w:eastAsia="Anthropic Sans" w:hAnsi="Anthropic Sans" w:cs="Anthropic Sans"/>
         </w:rPr>
         <w:t xml:space="preserve"> </w:t>
@@ -591,10 +1131,10 @@
           <w:sz w:val="16"/>
           <w:szCs w:val="16"/>
           <w:u w:val="single" w:color="0563C1"/>
-          <w:shd w:val="clear"/>
-          <w:rFonts w:ascii="Anthropic Sans" w:eastAsia="Anthropic Sans" w:hAnsi="Anthropic Sans" w:cs="Anthropic Sans"/>
-        </w:rPr>
-        <w:t>채</w:t>
+          <w:shd w:val="clear" w:color="auto" w:fill="auto"/>
+          <w:rFonts w:ascii="Anthropic Sans" w:eastAsia="Anthropic Sans" w:hAnsi="Anthropic Sans" w:cs="Anthropic Sans"/>
+        </w:rPr>
+        <w:t>입</w:t>
       </w:r>
       <w:r>
         <w:rPr>
@@ -605,10 +1145,10 @@
           <w:sz w:val="16"/>
           <w:szCs w:val="16"/>
           <w:u w:val="single" w:color="0563C1"/>
-          <w:shd w:val="clear"/>
-          <w:rFonts w:ascii="Anthropic Sans" w:eastAsia="Anthropic Sans" w:hAnsi="Anthropic Sans" w:cs="Anthropic Sans"/>
-        </w:rPr>
-        <w:t>널</w:t>
+          <w:shd w:val="clear" w:color="auto" w:fill="auto"/>
+          <w:rFonts w:ascii="Anthropic Sans" w:eastAsia="Anthropic Sans" w:hAnsi="Anthropic Sans" w:cs="Anthropic Sans"/>
+        </w:rPr>
+        <w:t>력</w:t>
       </w:r>
       <w:r>
         <w:rPr>
@@ -619,7 +1159,7 @@
           <w:sz w:val="16"/>
           <w:szCs w:val="16"/>
           <w:u w:val="single" w:color="0563C1"/>
-          <w:shd w:val="clear"/>
+          <w:shd w:val="clear" w:color="auto" w:fill="auto"/>
           <w:rFonts w:ascii="Anthropic Sans" w:eastAsia="Anthropic Sans" w:hAnsi="Anthropic Sans" w:cs="Anthropic Sans"/>
         </w:rPr>
         <w:t xml:space="preserve"> </w:t>
@@ -633,10 +1173,10 @@
           <w:sz w:val="16"/>
           <w:szCs w:val="16"/>
           <w:u w:val="single" w:color="0563C1"/>
-          <w:shd w:val="clear"/>
-          <w:rFonts w:ascii="Anthropic Sans" w:eastAsia="Anthropic Sans" w:hAnsi="Anthropic Sans" w:cs="Anthropic Sans"/>
-        </w:rPr>
-        <w:t>바</w:t>
+          <w:shd w:val="clear" w:color="auto" w:fill="auto"/>
+          <w:rFonts w:ascii="Anthropic Sans" w:eastAsia="Anthropic Sans" w:hAnsi="Anthropic Sans" w:cs="Anthropic Sans"/>
+        </w:rPr>
+        <w:t>예</w:t>
       </w:r>
       <w:r>
         <w:rPr>
@@ -647,12 +1187,21 @@
           <w:sz w:val="16"/>
           <w:szCs w:val="16"/>
           <w:u w:val="single" w:color="0563C1"/>
-          <w:shd w:val="clear"/>
-          <w:rFonts w:ascii="Anthropic Sans" w:eastAsia="Anthropic Sans" w:hAnsi="Anthropic Sans" w:cs="Anthropic Sans"/>
-        </w:rPr>
-        <w:t>로</w:t>
-      </w:r>
-      <w:r>
+          <w:shd w:val="clear" w:color="auto" w:fill="auto"/>
+          <w:rFonts w:ascii="Anthropic Sans" w:eastAsia="Anthropic Sans" w:hAnsi="Anthropic Sans" w:cs="Anthropic Sans"/>
+        </w:rPr>
+        <w:t>정</w:t>
+      </w:r>
+      <w:r>
+        <w:rPr>
+          <w:shd w:val="clear" w:color="auto" w:fill="auto"/>
+        </w:rPr>
+        <w:fldChar w:fldCharType="end"/>
+      </w:r>
+    </w:p>
+    <w:p>
+      <w:pPr>
+        <w:jc w:val="left"/>
         <w:rPr>
           <w:spacing w:val="0"/>
           <w:i w:val="0"/>
@@ -661,12 +1210,15 @@
           <w:sz w:val="16"/>
           <w:szCs w:val="16"/>
           <w:u w:val="single" w:color="0563C1"/>
-          <w:shd w:val="clear"/>
-          <w:rFonts w:ascii="Anthropic Sans" w:eastAsia="Anthropic Sans" w:hAnsi="Anthropic Sans" w:cs="Anthropic Sans"/>
-        </w:rPr>
-        <w:t>가</w:t>
-      </w:r>
-      <w:r>
+          <w:shd w:val="clear" w:color="auto" w:fill="auto"/>
+          <w:rFonts w:ascii="Anthropic Sans" w:eastAsia="Anthropic Sans" w:hAnsi="Anthropic Sans" w:cs="Anthropic Sans"/>
+          <w:lang w:eastAsia="ko-KR"/>
+        </w:rPr>
+      </w:pPr>
+    </w:p>
+    <w:p>
+      <w:pPr>
+        <w:jc w:val="left"/>
         <w:rPr>
           <w:spacing w:val="0"/>
           <w:i w:val="0"/>
@@ -675,131 +1227,15 @@
           <w:sz w:val="16"/>
           <w:szCs w:val="16"/>
           <w:u w:val="single" w:color="0563C1"/>
-          <w:shd w:val="clear"/>
-          <w:rFonts w:ascii="Anthropic Sans" w:eastAsia="Anthropic Sans" w:hAnsi="Anthropic Sans" w:cs="Anthropic Sans"/>
-        </w:rPr>
-        <w:t>기</w:t>
-      </w:r>
-      <w:r>
-        <w:rPr>
-          <w:shd w:val="clear"/>
-        </w:rPr>
-        <w:fldChar w:fldCharType="end"/>
-      </w:r>
-      <w:r>
-        <w:fldChar w:fldCharType="begin"/>
-      </w:r>
-      <w:r>
-        <w:instrText xml:space="preserve">HYPERLINK "https://1086d04b640283682a1ee2f593be3ac5.claudemcpcontent.com/[%ED%82%A4%EC%98%81%EC%83%811%20%EB%A7%81%ED%81%AC]"</w:instrText>
-      </w:r>
-      <w:r>
-        <w:fldChar w:fldCharType="separate"/>
-      </w:r>
-      <w:r>
-        <w:rPr>
-          <w:spacing w:val="0"/>
-          <w:i w:val="0"/>
-          <w:b w:val="0"/>
-          <w:color w:val="0563C1"/>
-          <w:sz w:val="24"/>
-          <w:szCs w:val="24"/>
-          <w:u w:val="single" w:color="0563C1"/>
-          <w:shd w:val="clear"/>
-          <w:rFonts w:ascii="Anthropic Sans" w:eastAsia="Anthropic Sans" w:hAnsi="Anthropic Sans" w:cs="Anthropic Sans"/>
-        </w:rPr>
-        <w:t>🎬</w:t>
-      </w:r>
-      <w:r>
-        <w:rPr>
-          <w:spacing w:val="0"/>
-          <w:i w:val="0"/>
-          <w:b w:val="0"/>
-          <w:color w:val="0563C1"/>
-          <w:sz w:val="24"/>
-          <w:szCs w:val="24"/>
-          <w:u w:val="single" w:color="0563C1"/>
-          <w:shd w:val="clear"/>
-          <w:rFonts w:ascii="Anthropic Sans" w:eastAsia="Anthropic Sans" w:hAnsi="Anthropic Sans" w:cs="Anthropic Sans"/>
-        </w:rPr>
-        <w:t/>
-      </w:r>
-    </w:p>
-    <w:p>
-      <w:pPr>
-        <w:jc w:val="left"/>
-        <w:spacing w:lineRule="auto" w:line="336"/>
-        <w:rPr>
-          <w:spacing w:val="0"/>
-          <w:i w:val="0"/>
-          <w:b w:val="0"/>
-          <w:color w:val="0563C1"/>
-          <w:sz w:val="24"/>
-          <w:szCs w:val="24"/>
-          <w:u w:val="single" w:color="0563C1"/>
-          <w:shd w:val="clear"/>
-          <w:rFonts w:ascii="Anthropic Sans" w:eastAsia="Anthropic Sans" w:hAnsi="Anthropic Sans" w:cs="Anthropic Sans"/>
-        </w:rPr>
-      </w:pPr>
-      <w:r>
-        <w:rPr>
-          <w:spacing w:val="0"/>
-          <w:i w:val="0"/>
-          <w:b w:val="0"/>
-          <w:color w:val="0563C1"/>
-          <w:sz w:val="24"/>
-          <w:szCs w:val="24"/>
-          <w:u w:val="single" w:color="0563C1"/>
-          <w:shd w:val="clear"/>
-          <w:rFonts w:ascii="Anthropic Sans" w:eastAsia="Anthropic Sans" w:hAnsi="Anthropic Sans" w:cs="Anthropic Sans"/>
-        </w:rPr>
-        <w:t>▶</w:t>
-      </w:r>
-      <w:r>
-        <w:rPr>
-          <w:spacing w:val="0"/>
-          <w:i w:val="0"/>
-          <w:b w:val="0"/>
-          <w:color w:val="0563C1"/>
-          <w:sz w:val="24"/>
-          <w:szCs w:val="24"/>
-          <w:u w:val="single" w:color="0563C1"/>
-          <w:shd w:val="clear"/>
-          <w:rFonts w:ascii="Anthropic Sans" w:eastAsia="Anthropic Sans" w:hAnsi="Anthropic Sans" w:cs="Anthropic Sans"/>
-          <w:lang w:eastAsia="ko-KR"/>
-        </w:rPr>
-        <w:t xml:space="preserve">영상 </w:t>
-      </w:r>
-      <w:r>
-        <w:rPr>
-          <w:spacing w:val="0"/>
-          <w:i w:val="0"/>
-          <w:b w:val="0"/>
-          <w:color w:val="0563C1"/>
-          <w:sz w:val="24"/>
-          <w:szCs w:val="24"/>
-          <w:u w:val="single" w:color="0563C1"/>
-          <w:shd w:val="clear"/>
-          <w:rFonts w:ascii="Anthropic Sans" w:eastAsia="Anthropic Sans" w:hAnsi="Anthropic Sans" w:cs="Anthropic Sans"/>
-          <w:lang w:eastAsia="ko-KR"/>
-        </w:rPr>
-        <w:t>제목</w:t>
-      </w:r>
-      <w:r>
-        <w:rPr>
-          <w:spacing w:val="0"/>
-          <w:i w:val="0"/>
-          <w:b w:val="0"/>
-          <w:color w:val="0563C1"/>
-          <w:sz w:val="24"/>
-          <w:szCs w:val="24"/>
-          <w:u w:val="single" w:color="0563C1"/>
-          <w:shd w:val="clear"/>
-          <w:rFonts w:ascii="Anthropic Sans" w:eastAsia="Anthropic Sans" w:hAnsi="Anthropic Sans" w:cs="Anthropic Sans"/>
-          <w:lang w:eastAsia="ko-KR"/>
-        </w:rPr>
-        <w:br/>
-      </w:r>
-      <w:r>
+          <w:shd w:val="clear" w:color="auto" w:fill="auto"/>
+          <w:rFonts w:ascii="Anthropic Sans" w:eastAsia="Anthropic Sans" w:hAnsi="Anthropic Sans" w:cs="Anthropic Sans"/>
+          <w:lang w:eastAsia="ko-KR"/>
+        </w:rPr>
+      </w:pPr>
+    </w:p>
+    <w:p>
+      <w:pPr>
+        <w:jc w:val="left"/>
         <w:rPr>
           <w:spacing w:val="0"/>
           <w:i w:val="0"/>
@@ -808,12 +1244,15 @@
           <w:sz w:val="16"/>
           <w:szCs w:val="16"/>
           <w:u w:val="single" w:color="0563C1"/>
-          <w:shd w:val="clear"/>
-          <w:rFonts w:ascii="Anthropic Sans" w:eastAsia="Anthropic Sans" w:hAnsi="Anthropic Sans" w:cs="Anthropic Sans"/>
-        </w:rPr>
-        <w:t>링</w:t>
-      </w:r>
-      <w:r>
+          <w:shd w:val="clear" w:color="auto" w:fill="auto"/>
+          <w:rFonts w:ascii="Anthropic Sans" w:eastAsia="Anthropic Sans" w:hAnsi="Anthropic Sans" w:cs="Anthropic Sans"/>
+          <w:lang w:eastAsia="ko-KR"/>
+        </w:rPr>
+      </w:pPr>
+    </w:p>
+    <w:p>
+      <w:pPr>
+        <w:jc w:val="left"/>
         <w:rPr>
           <w:spacing w:val="0"/>
           <w:i w:val="0"/>
@@ -822,412 +1261,7 @@
           <w:sz w:val="16"/>
           <w:szCs w:val="16"/>
           <w:u w:val="single" w:color="0563C1"/>
-          <w:shd w:val="clear"/>
-          <w:rFonts w:ascii="Anthropic Sans" w:eastAsia="Anthropic Sans" w:hAnsi="Anthropic Sans" w:cs="Anthropic Sans"/>
-        </w:rPr>
-        <w:t>크</w:t>
-      </w:r>
-      <w:r>
-        <w:rPr>
-          <w:spacing w:val="0"/>
-          <w:i w:val="0"/>
-          <w:b w:val="0"/>
-          <w:color w:val="0563C1"/>
-          <w:sz w:val="16"/>
-          <w:szCs w:val="16"/>
-          <w:u w:val="single" w:color="0563C1"/>
-          <w:shd w:val="clear"/>
-          <w:rFonts w:ascii="Anthropic Sans" w:eastAsia="Anthropic Sans" w:hAnsi="Anthropic Sans" w:cs="Anthropic Sans"/>
-        </w:rPr>
-        <w:t xml:space="preserve"> </w:t>
-      </w:r>
-      <w:r>
-        <w:rPr>
-          <w:spacing w:val="0"/>
-          <w:i w:val="0"/>
-          <w:b w:val="0"/>
-          <w:color w:val="0563C1"/>
-          <w:sz w:val="16"/>
-          <w:szCs w:val="16"/>
-          <w:u w:val="single" w:color="0563C1"/>
-          <w:shd w:val="clear"/>
-          <w:rFonts w:ascii="Anthropic Sans" w:eastAsia="Anthropic Sans" w:hAnsi="Anthropic Sans" w:cs="Anthropic Sans"/>
-        </w:rPr>
-        <w:t>입</w:t>
-      </w:r>
-      <w:r>
-        <w:rPr>
-          <w:spacing w:val="0"/>
-          <w:i w:val="0"/>
-          <w:b w:val="0"/>
-          <w:color w:val="0563C1"/>
-          <w:sz w:val="16"/>
-          <w:szCs w:val="16"/>
-          <w:u w:val="single" w:color="0563C1"/>
-          <w:shd w:val="clear"/>
-          <w:rFonts w:ascii="Anthropic Sans" w:eastAsia="Anthropic Sans" w:hAnsi="Anthropic Sans" w:cs="Anthropic Sans"/>
-        </w:rPr>
-        <w:t>력</w:t>
-      </w:r>
-      <w:r>
-        <w:rPr>
-          <w:spacing w:val="0"/>
-          <w:i w:val="0"/>
-          <w:b w:val="0"/>
-          <w:color w:val="0563C1"/>
-          <w:sz w:val="16"/>
-          <w:szCs w:val="16"/>
-          <w:u w:val="single" w:color="0563C1"/>
-          <w:shd w:val="clear"/>
-          <w:rFonts w:ascii="Anthropic Sans" w:eastAsia="Anthropic Sans" w:hAnsi="Anthropic Sans" w:cs="Anthropic Sans"/>
-        </w:rPr>
-        <w:t xml:space="preserve"> </w:t>
-      </w:r>
-      <w:r>
-        <w:rPr>
-          <w:spacing w:val="0"/>
-          <w:i w:val="0"/>
-          <w:b w:val="0"/>
-          <w:color w:val="0563C1"/>
-          <w:sz w:val="16"/>
-          <w:szCs w:val="16"/>
-          <w:u w:val="single" w:color="0563C1"/>
-          <w:shd w:val="clear"/>
-          <w:rFonts w:ascii="Anthropic Sans" w:eastAsia="Anthropic Sans" w:hAnsi="Anthropic Sans" w:cs="Anthropic Sans"/>
-        </w:rPr>
-        <w:t>예</w:t>
-      </w:r>
-      <w:r>
-        <w:rPr>
-          <w:spacing w:val="0"/>
-          <w:i w:val="0"/>
-          <w:b w:val="0"/>
-          <w:color w:val="0563C1"/>
-          <w:sz w:val="16"/>
-          <w:szCs w:val="16"/>
-          <w:u w:val="single" w:color="0563C1"/>
-          <w:shd w:val="clear"/>
-          <w:rFonts w:ascii="Anthropic Sans" w:eastAsia="Anthropic Sans" w:hAnsi="Anthropic Sans" w:cs="Anthropic Sans"/>
-        </w:rPr>
-        <w:t>정</w:t>
-      </w:r>
-      <w:r>
-        <w:rPr>
-          <w:shd w:val="clear"/>
-        </w:rPr>
-        <w:fldChar w:fldCharType="end"/>
-      </w:r>
-      <w:r>
-        <w:fldChar w:fldCharType="begin"/>
-      </w:r>
-      <w:r>
-        <w:instrText xml:space="preserve">HYPERLINK "https://1086d04b640283682a1ee2f593be3ac5.claudemcpcontent.com/[%ED%82%A4%EC%98%81%EC%83%812%20%EB%A7%81%ED%81%AC]"</w:instrText>
-      </w:r>
-      <w:r>
-        <w:fldChar w:fldCharType="separate"/>
-      </w:r>
-      <w:r>
-        <w:rPr>
-          <w:spacing w:val="0"/>
-          <w:i w:val="0"/>
-          <w:b w:val="0"/>
-          <w:color w:val="0563C1"/>
-          <w:sz w:val="24"/>
-          <w:szCs w:val="24"/>
-          <w:u w:val="single" w:color="0563C1"/>
-          <w:shd w:val="clear"/>
-          <w:rFonts w:ascii="Anthropic Sans" w:eastAsia="Anthropic Sans" w:hAnsi="Anthropic Sans" w:cs="Anthropic Sans"/>
-        </w:rPr>
-        <w:t>🎬</w:t>
-      </w:r>
-      <w:r>
-        <w:rPr>
-          <w:spacing w:val="0"/>
-          <w:i w:val="0"/>
-          <w:b w:val="0"/>
-          <w:color w:val="0563C1"/>
-          <w:sz w:val="24"/>
-          <w:szCs w:val="24"/>
-          <w:u w:val="single" w:color="0563C1"/>
-          <w:shd w:val="clear"/>
-          <w:rFonts w:ascii="Anthropic Sans" w:eastAsia="Anthropic Sans" w:hAnsi="Anthropic Sans" w:cs="Anthropic Sans"/>
-        </w:rPr>
-        <w:t/>
-      </w:r>
-    </w:p>
-    <w:p>
-      <w:pPr>
-        <w:jc w:val="left"/>
-        <w:spacing w:lineRule="auto" w:line="336"/>
-        <w:rPr>
-          <w:spacing w:val="0"/>
-          <w:i w:val="0"/>
-          <w:b w:val="0"/>
-          <w:color w:val="0563C1"/>
-          <w:sz w:val="18"/>
-          <w:szCs w:val="18"/>
-          <w:u w:val="single" w:color="0563C1"/>
-          <w:shd w:val="clear"/>
-          <w:rFonts w:ascii="Anthropic Sans" w:eastAsia="Anthropic Sans" w:hAnsi="Anthropic Sans" w:cs="Anthropic Sans"/>
-        </w:rPr>
-      </w:pPr>
-      <w:r>
-        <w:rPr>
-          <w:spacing w:val="0"/>
-          <w:i w:val="0"/>
-          <w:b w:val="0"/>
-          <w:color w:val="0563C1"/>
-          <w:sz w:val="24"/>
-          <w:szCs w:val="24"/>
-          <w:u w:val="single" w:color="0563C1"/>
-          <w:shd w:val="clear"/>
-          <w:rFonts w:ascii="Anthropic Sans" w:eastAsia="Anthropic Sans" w:hAnsi="Anthropic Sans" w:cs="Anthropic Sans"/>
-        </w:rPr>
-        <w:t>▶</w:t>
-      </w:r>
-      <w:r>
-        <w:rPr>
-          <w:spacing w:val="0"/>
-          <w:i w:val="0"/>
-          <w:b w:val="0"/>
-          <w:color w:val="0563C1"/>
-          <w:sz w:val="24"/>
-          <w:szCs w:val="24"/>
-          <w:u w:val="single" w:color="0563C1"/>
-          <w:shd w:val="clear"/>
-          <w:rFonts w:ascii="Anthropic Sans" w:eastAsia="Anthropic Sans" w:hAnsi="Anthropic Sans" w:cs="Anthropic Sans"/>
-          <w:lang w:eastAsia="ko-KR"/>
-        </w:rPr>
-        <w:t xml:space="preserve">영상 </w:t>
-      </w:r>
-      <w:r>
-        <w:rPr>
-          <w:spacing w:val="0"/>
-          <w:i w:val="0"/>
-          <w:b w:val="0"/>
-          <w:color w:val="0563C1"/>
-          <w:sz w:val="24"/>
-          <w:szCs w:val="24"/>
-          <w:u w:val="single" w:color="0563C1"/>
-          <w:shd w:val="clear"/>
-          <w:rFonts w:ascii="Anthropic Sans" w:eastAsia="Anthropic Sans" w:hAnsi="Anthropic Sans" w:cs="Anthropic Sans"/>
-          <w:lang w:eastAsia="ko-KR"/>
-        </w:rPr>
-        <w:t>제목</w:t>
-      </w:r>
-      <w:r>
-        <w:rPr>
-          <w:spacing w:val="0"/>
-          <w:i w:val="0"/>
-          <w:b w:val="0"/>
-          <w:color w:val="0563C1"/>
-          <w:sz w:val="18"/>
-          <w:szCs w:val="18"/>
-          <w:u w:val="single" w:color="0563C1"/>
-          <w:shd w:val="clear"/>
-          <w:rFonts w:ascii="Anthropic Sans" w:eastAsia="Anthropic Sans" w:hAnsi="Anthropic Sans" w:cs="Anthropic Sans"/>
-        </w:rPr>
-        <w:t/>
-      </w:r>
-    </w:p>
-    <w:p>
-      <w:pPr>
-        <w:jc w:val="left"/>
-        <w:rPr>
-          <w:spacing w:val="0"/>
-          <w:i w:val="0"/>
-          <w:b w:val="0"/>
-          <w:color w:val="0563C1"/>
-          <w:sz w:val="16"/>
-          <w:szCs w:val="16"/>
-          <w:u w:val="single" w:color="0563C1"/>
-          <w:shd w:val="clear"/>
-          <w:rFonts w:ascii="Anthropic Sans" w:eastAsia="Anthropic Sans" w:hAnsi="Anthropic Sans" w:cs="Anthropic Sans"/>
-          <w:lang w:eastAsia="ko-KR"/>
-        </w:rPr>
-      </w:pPr>
-      <w:r>
-        <w:rPr>
-          <w:spacing w:val="0"/>
-          <w:i w:val="0"/>
-          <w:b w:val="0"/>
-          <w:color w:val="0563C1"/>
-          <w:sz w:val="16"/>
-          <w:szCs w:val="16"/>
-          <w:u w:val="single" w:color="0563C1"/>
-          <w:shd w:val="clear"/>
-          <w:rFonts w:ascii="Anthropic Sans" w:eastAsia="Anthropic Sans" w:hAnsi="Anthropic Sans" w:cs="Anthropic Sans"/>
-        </w:rPr>
-        <w:t>링</w:t>
-      </w:r>
-      <w:r>
-        <w:rPr>
-          <w:spacing w:val="0"/>
-          <w:i w:val="0"/>
-          <w:b w:val="0"/>
-          <w:color w:val="0563C1"/>
-          <w:sz w:val="16"/>
-          <w:szCs w:val="16"/>
-          <w:u w:val="single" w:color="0563C1"/>
-          <w:shd w:val="clear"/>
-          <w:rFonts w:ascii="Anthropic Sans" w:eastAsia="Anthropic Sans" w:hAnsi="Anthropic Sans" w:cs="Anthropic Sans"/>
-        </w:rPr>
-        <w:t>크</w:t>
-      </w:r>
-      <w:r>
-        <w:rPr>
-          <w:spacing w:val="0"/>
-          <w:i w:val="0"/>
-          <w:b w:val="0"/>
-          <w:color w:val="0563C1"/>
-          <w:sz w:val="16"/>
-          <w:szCs w:val="16"/>
-          <w:u w:val="single" w:color="0563C1"/>
-          <w:shd w:val="clear"/>
-          <w:rFonts w:ascii="Anthropic Sans" w:eastAsia="Anthropic Sans" w:hAnsi="Anthropic Sans" w:cs="Anthropic Sans"/>
-        </w:rPr>
-        <w:t xml:space="preserve"> </w:t>
-      </w:r>
-      <w:r>
-        <w:rPr>
-          <w:spacing w:val="0"/>
-          <w:i w:val="0"/>
-          <w:b w:val="0"/>
-          <w:color w:val="0563C1"/>
-          <w:sz w:val="16"/>
-          <w:szCs w:val="16"/>
-          <w:u w:val="single" w:color="0563C1"/>
-          <w:shd w:val="clear"/>
-          <w:rFonts w:ascii="Anthropic Sans" w:eastAsia="Anthropic Sans" w:hAnsi="Anthropic Sans" w:cs="Anthropic Sans"/>
-        </w:rPr>
-        <w:t>입</w:t>
-      </w:r>
-      <w:r>
-        <w:rPr>
-          <w:spacing w:val="0"/>
-          <w:i w:val="0"/>
-          <w:b w:val="0"/>
-          <w:color w:val="0563C1"/>
-          <w:sz w:val="16"/>
-          <w:szCs w:val="16"/>
-          <w:u w:val="single" w:color="0563C1"/>
-          <w:shd w:val="clear"/>
-          <w:rFonts w:ascii="Anthropic Sans" w:eastAsia="Anthropic Sans" w:hAnsi="Anthropic Sans" w:cs="Anthropic Sans"/>
-        </w:rPr>
-        <w:t>력</w:t>
-      </w:r>
-      <w:r>
-        <w:rPr>
-          <w:spacing w:val="0"/>
-          <w:i w:val="0"/>
-          <w:b w:val="0"/>
-          <w:color w:val="0563C1"/>
-          <w:sz w:val="16"/>
-          <w:szCs w:val="16"/>
-          <w:u w:val="single" w:color="0563C1"/>
-          <w:shd w:val="clear"/>
-          <w:rFonts w:ascii="Anthropic Sans" w:eastAsia="Anthropic Sans" w:hAnsi="Anthropic Sans" w:cs="Anthropic Sans"/>
-        </w:rPr>
-        <w:t xml:space="preserve"> </w:t>
-      </w:r>
-      <w:r>
-        <w:rPr>
-          <w:spacing w:val="0"/>
-          <w:i w:val="0"/>
-          <w:b w:val="0"/>
-          <w:color w:val="0563C1"/>
-          <w:sz w:val="16"/>
-          <w:szCs w:val="16"/>
-          <w:u w:val="single" w:color="0563C1"/>
-          <w:shd w:val="clear"/>
-          <w:rFonts w:ascii="Anthropic Sans" w:eastAsia="Anthropic Sans" w:hAnsi="Anthropic Sans" w:cs="Anthropic Sans"/>
-        </w:rPr>
-        <w:t>예</w:t>
-      </w:r>
-      <w:r>
-        <w:rPr>
-          <w:spacing w:val="0"/>
-          <w:i w:val="0"/>
-          <w:b w:val="0"/>
-          <w:color w:val="0563C1"/>
-          <w:sz w:val="16"/>
-          <w:szCs w:val="16"/>
-          <w:u w:val="single" w:color="0563C1"/>
-          <w:shd w:val="clear"/>
-          <w:rFonts w:ascii="Anthropic Sans" w:eastAsia="Anthropic Sans" w:hAnsi="Anthropic Sans" w:cs="Anthropic Sans"/>
-        </w:rPr>
-        <w:t>정</w:t>
-      </w:r>
-      <w:r>
-        <w:rPr>
-          <w:shd w:val="clear"/>
-        </w:rPr>
-        <w:fldChar w:fldCharType="end"/>
-      </w:r>
-    </w:p>
-    <w:p>
-      <w:pPr>
-        <w:jc w:val="left"/>
-        <w:rPr>
-          <w:spacing w:val="0"/>
-          <w:i w:val="0"/>
-          <w:b w:val="0"/>
-          <w:color w:val="0563C1"/>
-          <w:sz w:val="16"/>
-          <w:szCs w:val="16"/>
-          <w:u w:val="single" w:color="0563C1"/>
-          <w:shd w:val="clear"/>
-          <w:rFonts w:ascii="Anthropic Sans" w:eastAsia="Anthropic Sans" w:hAnsi="Anthropic Sans" w:cs="Anthropic Sans"/>
-          <w:lang w:eastAsia="ko-KR"/>
-        </w:rPr>
-      </w:pPr>
-    </w:p>
-    <w:p>
-      <w:pPr>
-        <w:jc w:val="left"/>
-        <w:rPr>
-          <w:spacing w:val="0"/>
-          <w:i w:val="0"/>
-          <w:b w:val="0"/>
-          <w:color w:val="0563C1"/>
-          <w:sz w:val="16"/>
-          <w:szCs w:val="16"/>
-          <w:u w:val="single" w:color="0563C1"/>
-          <w:shd w:val="clear"/>
-          <w:rFonts w:ascii="Anthropic Sans" w:eastAsia="Anthropic Sans" w:hAnsi="Anthropic Sans" w:cs="Anthropic Sans"/>
-          <w:lang w:eastAsia="ko-KR"/>
-        </w:rPr>
-      </w:pPr>
-    </w:p>
-    <w:p>
-      <w:pPr>
-        <w:jc w:val="left"/>
-        <w:rPr>
-          <w:spacing w:val="0"/>
-          <w:i w:val="0"/>
-          <w:b w:val="0"/>
-          <w:color w:val="0563C1"/>
-          <w:sz w:val="16"/>
-          <w:szCs w:val="16"/>
-          <w:u w:val="single" w:color="0563C1"/>
-          <w:shd w:val="clear"/>
-          <w:rFonts w:ascii="Anthropic Sans" w:eastAsia="Anthropic Sans" w:hAnsi="Anthropic Sans" w:cs="Anthropic Sans"/>
-          <w:lang w:eastAsia="ko-KR"/>
-        </w:rPr>
-      </w:pPr>
-    </w:p>
-    <w:p>
-      <w:pPr>
-        <w:jc w:val="left"/>
-        <w:rPr>
-          <w:spacing w:val="0"/>
-          <w:i w:val="0"/>
-          <w:b w:val="0"/>
-          <w:color w:val="0563C1"/>
-          <w:sz w:val="16"/>
-          <w:szCs w:val="16"/>
-          <w:u w:val="single" w:color="0563C1"/>
-          <w:shd w:val="clear"/>
+          <w:shd w:val="clear" w:color="auto" w:fill="auto"/>
           <w:rFonts w:ascii="Anthropic Sans" w:eastAsia="Anthropic Sans" w:hAnsi="Anthropic Sans" w:cs="Anthropic Sans"/>
           <w:lang w:eastAsia="ko-KR"/>
         </w:rPr>
@@ -1243,7 +1277,7 @@
           <w:color w:val="3D3D3A"/>
           <w:sz w:val="18"/>
           <w:szCs w:val="18"/>
-          <w:shd w:val="clear"/>
+          <w:shd w:val="clear" w:color="auto" w:fill="auto"/>
           <w:rFonts w:ascii="Anthropic Sans" w:eastAsia="Anthropic Sans" w:hAnsi="Anthropic Sans" w:cs="Anthropic Sans"/>
         </w:rPr>
       </w:pPr>
@@ -1255,7 +1289,7 @@
           <w:color w:val="3D3D3A"/>
           <w:sz w:val="18"/>
           <w:szCs w:val="18"/>
-          <w:shd w:val="clear"/>
+          <w:shd w:val="clear" w:color="auto" w:fill="auto"/>
           <w:rFonts w:ascii="Anthropic Sans" w:eastAsia="Anthropic Sans" w:hAnsi="Anthropic Sans" w:cs="Anthropic Sans"/>
         </w:rPr>
         <w:t>목차</w:t>
@@ -1274,7 +1308,7 @@
           <w:color w:val="73726C"/>
           <w:sz w:val="18"/>
           <w:szCs w:val="18"/>
-          <w:shd w:val="clear"/>
+          <w:shd w:val="clear" w:color="auto" w:fill="auto"/>
           <w:rFonts w:ascii="Anthropic Sans" w:eastAsia="Anthropic Sans" w:hAnsi="Anthropic Sans" w:cs="Anthropic Sans"/>
         </w:rPr>
       </w:pPr>
@@ -1286,7 +1320,7 @@
           <w:color w:val="73726C"/>
           <w:sz w:val="18"/>
           <w:szCs w:val="18"/>
-          <w:shd w:val="clear"/>
+          <w:shd w:val="clear" w:color="auto" w:fill="auto"/>
           <w:rFonts w:ascii="Anthropic Sans" w:eastAsia="Anthropic Sans" w:hAnsi="Anthropic Sans" w:cs="Anthropic Sans"/>
         </w:rPr>
         <w:t>01</w:t>
@@ -1309,7 +1343,7 @@
           <w:sz w:val="21"/>
           <w:szCs w:val="21"/>
           <w:u w:val="single" w:color="0563C1"/>
-          <w:shd w:val="clear"/>
+          <w:shd w:val="clear" w:color="auto" w:fill="auto"/>
           <w:rFonts w:ascii="Anthropic Sans" w:eastAsia="Anthropic Sans" w:hAnsi="Anthropic Sans" w:cs="Anthropic Sans"/>
         </w:rPr>
         <w:t>☕</w:t>
@@ -1323,7 +1357,7 @@
           <w:sz w:val="21"/>
           <w:szCs w:val="21"/>
           <w:u w:val="single" w:color="0563C1"/>
-          <w:shd w:val="clear"/>
+          <w:shd w:val="clear" w:color="auto" w:fill="auto"/>
           <w:rFonts w:ascii="Anthropic Sans" w:eastAsia="Anthropic Sans" w:hAnsi="Anthropic Sans" w:cs="Anthropic Sans"/>
         </w:rPr>
         <w:t xml:space="preserve"> </w:t>
@@ -1337,7 +1371,7 @@
           <w:sz w:val="21"/>
           <w:szCs w:val="21"/>
           <w:u w:val="single" w:color="0563C1"/>
-          <w:shd w:val="clear"/>
+          <w:shd w:val="clear" w:color="auto" w:fill="auto"/>
           <w:rFonts w:ascii="Anthropic Sans" w:eastAsia="Anthropic Sans" w:hAnsi="Anthropic Sans" w:cs="Anthropic Sans"/>
         </w:rPr>
         <w:t>방</w:t>
@@ -1351,7 +1385,7 @@
           <w:sz w:val="21"/>
           <w:szCs w:val="21"/>
           <w:u w:val="single" w:color="0563C1"/>
-          <w:shd w:val="clear"/>
+          <w:shd w:val="clear" w:color="auto" w:fill="auto"/>
           <w:rFonts w:ascii="Anthropic Sans" w:eastAsia="Anthropic Sans" w:hAnsi="Anthropic Sans" w:cs="Anthropic Sans"/>
         </w:rPr>
         <w:t>탄</w:t>
@@ -1365,7 +1399,7 @@
           <w:sz w:val="21"/>
           <w:szCs w:val="21"/>
           <w:u w:val="single" w:color="0563C1"/>
-          <w:shd w:val="clear"/>
+          <w:shd w:val="clear" w:color="auto" w:fill="auto"/>
           <w:rFonts w:ascii="Anthropic Sans" w:eastAsia="Anthropic Sans" w:hAnsi="Anthropic Sans" w:cs="Anthropic Sans"/>
         </w:rPr>
         <w:t>커</w:t>
@@ -1379,14 +1413,14 @@
           <w:sz w:val="21"/>
           <w:szCs w:val="21"/>
           <w:u w:val="single" w:color="0563C1"/>
-          <w:shd w:val="clear"/>
+          <w:shd w:val="clear" w:color="auto" w:fill="auto"/>
           <w:rFonts w:ascii="Anthropic Sans" w:eastAsia="Anthropic Sans" w:hAnsi="Anthropic Sans" w:cs="Anthropic Sans"/>
         </w:rPr>
         <w:t>피</w:t>
       </w:r>
       <w:r>
         <w:rPr>
-          <w:shd w:val="clear"/>
+          <w:shd w:val="clear" w:color="auto" w:fill="auto"/>
         </w:rPr>
         <w:fldChar w:fldCharType="end"/>
       </w:r>
@@ -1404,7 +1438,7 @@
           <w:color w:val="73726C"/>
           <w:sz w:val="18"/>
           <w:szCs w:val="18"/>
-          <w:shd w:val="clear"/>
+          <w:shd w:val="clear" w:color="auto" w:fill="auto"/>
           <w:rFonts w:ascii="Anthropic Sans" w:eastAsia="Anthropic Sans" w:hAnsi="Anthropic Sans" w:cs="Anthropic Sans"/>
         </w:rPr>
       </w:pPr>
@@ -1416,7 +1450,7 @@
           <w:color w:val="73726C"/>
           <w:sz w:val="18"/>
           <w:szCs w:val="18"/>
-          <w:shd w:val="clear"/>
+          <w:shd w:val="clear" w:color="auto" w:fill="auto"/>
           <w:rFonts w:ascii="Anthropic Sans" w:eastAsia="Anthropic Sans" w:hAnsi="Anthropic Sans" w:cs="Anthropic Sans"/>
         </w:rPr>
         <w:t>02</w:t>
@@ -1439,7 +1473,7 @@
           <w:sz w:val="21"/>
           <w:szCs w:val="21"/>
           <w:u w:val="single" w:color="0563C1"/>
-          <w:shd w:val="clear"/>
+          <w:shd w:val="clear" w:color="auto" w:fill="auto"/>
           <w:rFonts w:ascii="Anthropic Sans" w:eastAsia="Anthropic Sans" w:hAnsi="Anthropic Sans" w:cs="Anthropic Sans"/>
         </w:rPr>
         <w:t>🍫</w:t>
@@ -1453,7 +1487,7 @@
           <w:sz w:val="21"/>
           <w:szCs w:val="21"/>
           <w:u w:val="single" w:color="0563C1"/>
-          <w:shd w:val="clear"/>
+          <w:shd w:val="clear" w:color="auto" w:fill="auto"/>
           <w:rFonts w:ascii="Anthropic Sans" w:eastAsia="Anthropic Sans" w:hAnsi="Anthropic Sans" w:cs="Anthropic Sans"/>
         </w:rPr>
         <w:t xml:space="preserve"> </w:t>
@@ -1467,7 +1501,7 @@
           <w:sz w:val="21"/>
           <w:szCs w:val="21"/>
           <w:u w:val="single" w:color="0563C1"/>
-          <w:shd w:val="clear"/>
+          <w:shd w:val="clear" w:color="auto" w:fill="auto"/>
           <w:rFonts w:ascii="Anthropic Sans" w:eastAsia="Anthropic Sans" w:hAnsi="Anthropic Sans" w:cs="Anthropic Sans"/>
         </w:rPr>
         <w:t>방</w:t>
@@ -1481,7 +1515,7 @@
           <w:sz w:val="21"/>
           <w:szCs w:val="21"/>
           <w:u w:val="single" w:color="0563C1"/>
-          <w:shd w:val="clear"/>
+          <w:shd w:val="clear" w:color="auto" w:fill="auto"/>
           <w:rFonts w:ascii="Anthropic Sans" w:eastAsia="Anthropic Sans" w:hAnsi="Anthropic Sans" w:cs="Anthropic Sans"/>
         </w:rPr>
         <w:t>탄</w:t>
@@ -1495,7 +1529,7 @@
           <w:sz w:val="21"/>
           <w:szCs w:val="21"/>
           <w:u w:val="single" w:color="0563C1"/>
-          <w:shd w:val="clear"/>
+          <w:shd w:val="clear" w:color="auto" w:fill="auto"/>
           <w:rFonts w:ascii="Anthropic Sans" w:eastAsia="Anthropic Sans" w:hAnsi="Anthropic Sans" w:cs="Anthropic Sans"/>
         </w:rPr>
         <w:t>코</w:t>
@@ -1509,7 +1543,7 @@
           <w:sz w:val="21"/>
           <w:szCs w:val="21"/>
           <w:u w:val="single" w:color="0563C1"/>
-          <w:shd w:val="clear"/>
+          <w:shd w:val="clear" w:color="auto" w:fill="auto"/>
           <w:rFonts w:ascii="Anthropic Sans" w:eastAsia="Anthropic Sans" w:hAnsi="Anthropic Sans" w:cs="Anthropic Sans"/>
         </w:rPr>
         <w:t>코</w:t>
@@ -1523,14 +1557,14 @@
           <w:sz w:val="21"/>
           <w:szCs w:val="21"/>
           <w:u w:val="single" w:color="0563C1"/>
-          <w:shd w:val="clear"/>
+          <w:shd w:val="clear" w:color="auto" w:fill="auto"/>
           <w:rFonts w:ascii="Anthropic Sans" w:eastAsia="Anthropic Sans" w:hAnsi="Anthropic Sans" w:cs="Anthropic Sans"/>
         </w:rPr>
         <w:t>아</w:t>
       </w:r>
       <w:r>
         <w:rPr>
-          <w:shd w:val="clear"/>
+          <w:shd w:val="clear" w:color="auto" w:fill="auto"/>
         </w:rPr>
         <w:fldChar w:fldCharType="end"/>
       </w:r>
@@ -1548,7 +1582,7 @@
           <w:color w:val="73726C"/>
           <w:sz w:val="18"/>
           <w:szCs w:val="18"/>
-          <w:shd w:val="clear"/>
+          <w:shd w:val="clear" w:color="auto" w:fill="auto"/>
           <w:rFonts w:ascii="Anthropic Sans" w:eastAsia="Anthropic Sans" w:hAnsi="Anthropic Sans" w:cs="Anthropic Sans"/>
         </w:rPr>
       </w:pPr>
@@ -1560,7 +1594,7 @@
           <w:color w:val="73726C"/>
           <w:sz w:val="18"/>
           <w:szCs w:val="18"/>
-          <w:shd w:val="clear"/>
+          <w:shd w:val="clear" w:color="auto" w:fill="auto"/>
           <w:rFonts w:ascii="Anthropic Sans" w:eastAsia="Anthropic Sans" w:hAnsi="Anthropic Sans" w:cs="Anthropic Sans"/>
         </w:rPr>
         <w:t>03</w:t>
@@ -1583,7 +1617,7 @@
           <w:sz w:val="21"/>
           <w:szCs w:val="21"/>
           <w:u w:val="single" w:color="0563C1"/>
-          <w:shd w:val="clear"/>
+          <w:shd w:val="clear" w:color="auto" w:fill="auto"/>
           <w:rFonts w:ascii="Anthropic Sans" w:eastAsia="Anthropic Sans" w:hAnsi="Anthropic Sans" w:cs="Anthropic Sans"/>
         </w:rPr>
         <w:t>💪</w:t>
@@ -1597,7 +1631,7 @@
           <w:sz w:val="21"/>
           <w:szCs w:val="21"/>
           <w:u w:val="single" w:color="0563C1"/>
-          <w:shd w:val="clear"/>
+          <w:shd w:val="clear" w:color="auto" w:fill="auto"/>
           <w:rFonts w:ascii="Anthropic Sans" w:eastAsia="Anthropic Sans" w:hAnsi="Anthropic Sans" w:cs="Anthropic Sans"/>
         </w:rPr>
         <w:t xml:space="preserve"> </w:t>
@@ -1611,7 +1645,7 @@
           <w:sz w:val="21"/>
           <w:szCs w:val="21"/>
           <w:u w:val="single" w:color="0563C1"/>
-          <w:shd w:val="clear"/>
+          <w:shd w:val="clear" w:color="auto" w:fill="auto"/>
           <w:rFonts w:ascii="Anthropic Sans" w:eastAsia="Anthropic Sans" w:hAnsi="Anthropic Sans" w:cs="Anthropic Sans"/>
         </w:rPr>
         <w:t>단</w:t>
@@ -1625,7 +1659,7 @@
           <w:sz w:val="21"/>
           <w:szCs w:val="21"/>
           <w:u w:val="single" w:color="0563C1"/>
-          <w:shd w:val="clear"/>
+          <w:shd w:val="clear" w:color="auto" w:fill="auto"/>
           <w:rFonts w:ascii="Anthropic Sans" w:eastAsia="Anthropic Sans" w:hAnsi="Anthropic Sans" w:cs="Anthropic Sans"/>
         </w:rPr>
         <w:t>백</w:t>
@@ -1639,7 +1673,7 @@
           <w:sz w:val="21"/>
           <w:szCs w:val="21"/>
           <w:u w:val="single" w:color="0563C1"/>
-          <w:shd w:val="clear"/>
+          <w:shd w:val="clear" w:color="auto" w:fill="auto"/>
           <w:rFonts w:ascii="Anthropic Sans" w:eastAsia="Anthropic Sans" w:hAnsi="Anthropic Sans" w:cs="Anthropic Sans"/>
         </w:rPr>
         <w:t>질</w:t>
@@ -1653,7 +1687,7 @@
           <w:sz w:val="21"/>
           <w:szCs w:val="21"/>
           <w:u w:val="single" w:color="0563C1"/>
-          <w:shd w:val="clear"/>
+          <w:shd w:val="clear" w:color="auto" w:fill="auto"/>
           <w:rFonts w:ascii="Anthropic Sans" w:eastAsia="Anthropic Sans" w:hAnsi="Anthropic Sans" w:cs="Anthropic Sans"/>
         </w:rPr>
         <w:t xml:space="preserve"> </w:t>
@@ -1667,7 +1701,7 @@
           <w:sz w:val="21"/>
           <w:szCs w:val="21"/>
           <w:u w:val="single" w:color="0563C1"/>
-          <w:shd w:val="clear"/>
+          <w:shd w:val="clear" w:color="auto" w:fill="auto"/>
           <w:rFonts w:ascii="Anthropic Sans" w:eastAsia="Anthropic Sans" w:hAnsi="Anthropic Sans" w:cs="Anthropic Sans"/>
         </w:rPr>
         <w:t>크</w:t>
@@ -1681,7 +1715,7 @@
           <w:sz w:val="21"/>
           <w:szCs w:val="21"/>
           <w:u w:val="single" w:color="0563C1"/>
-          <w:shd w:val="clear"/>
+          <w:shd w:val="clear" w:color="auto" w:fill="auto"/>
           <w:rFonts w:ascii="Anthropic Sans" w:eastAsia="Anthropic Sans" w:hAnsi="Anthropic Sans" w:cs="Anthropic Sans"/>
         </w:rPr>
         <w:t>림</w:t>
@@ -1695,14 +1729,14 @@
           <w:sz w:val="21"/>
           <w:szCs w:val="21"/>
           <w:u w:val="single" w:color="0563C1"/>
-          <w:shd w:val="clear"/>
+          <w:shd w:val="clear" w:color="auto" w:fill="auto"/>
           <w:rFonts w:ascii="Anthropic Sans" w:eastAsia="Anthropic Sans" w:hAnsi="Anthropic Sans" w:cs="Anthropic Sans"/>
         </w:rPr>
         <w:t>샷</w:t>
       </w:r>
       <w:r>
         <w:rPr>
-          <w:shd w:val="clear"/>
+          <w:shd w:val="clear" w:color="auto" w:fill="auto"/>
         </w:rPr>
         <w:fldChar w:fldCharType="end"/>
       </w:r>
@@ -1720,7 +1754,7 @@
           <w:color w:val="73726C"/>
           <w:sz w:val="18"/>
           <w:szCs w:val="18"/>
-          <w:shd w:val="clear"/>
+          <w:shd w:val="clear" w:color="auto" w:fill="auto"/>
           <w:rFonts w:ascii="Anthropic Sans" w:eastAsia="Anthropic Sans" w:hAnsi="Anthropic Sans" w:cs="Anthropic Sans"/>
         </w:rPr>
       </w:pPr>
@@ -1732,7 +1766,7 @@
           <w:color w:val="73726C"/>
           <w:sz w:val="18"/>
           <w:szCs w:val="18"/>
-          <w:shd w:val="clear"/>
+          <w:shd w:val="clear" w:color="auto" w:fill="auto"/>
           <w:rFonts w:ascii="Anthropic Sans" w:eastAsia="Anthropic Sans" w:hAnsi="Anthropic Sans" w:cs="Anthropic Sans"/>
         </w:rPr>
         <w:t>04</w:t>
@@ -1755,7 +1789,7 @@
           <w:sz w:val="21"/>
           <w:szCs w:val="21"/>
           <w:u w:val="single" w:color="0563C1"/>
-          <w:shd w:val="clear"/>
+          <w:shd w:val="clear" w:color="auto" w:fill="auto"/>
           <w:rFonts w:ascii="Anthropic Sans" w:eastAsia="Anthropic Sans" w:hAnsi="Anthropic Sans" w:cs="Anthropic Sans"/>
         </w:rPr>
         <w:t>🌿</w:t>
@@ -1769,7 +1803,7 @@
           <w:sz w:val="21"/>
           <w:szCs w:val="21"/>
           <w:u w:val="single" w:color="0563C1"/>
-          <w:shd w:val="clear"/>
+          <w:shd w:val="clear" w:color="auto" w:fill="auto"/>
           <w:rFonts w:ascii="Anthropic Sans" w:eastAsia="Anthropic Sans" w:hAnsi="Anthropic Sans" w:cs="Anthropic Sans"/>
         </w:rPr>
         <w:t xml:space="preserve"> </w:t>
@@ -1783,7 +1817,7 @@
           <w:sz w:val="21"/>
           <w:szCs w:val="21"/>
           <w:u w:val="single" w:color="0563C1"/>
-          <w:shd w:val="clear"/>
+          <w:shd w:val="clear" w:color="auto" w:fill="auto"/>
           <w:rFonts w:ascii="Anthropic Sans" w:eastAsia="Anthropic Sans" w:hAnsi="Anthropic Sans" w:cs="Anthropic Sans"/>
         </w:rPr>
         <w:t>지</w:t>
@@ -1797,7 +1831,7 @@
           <w:sz w:val="21"/>
           <w:szCs w:val="21"/>
           <w:u w:val="single" w:color="0563C1"/>
-          <w:shd w:val="clear"/>
+          <w:shd w:val="clear" w:color="auto" w:fill="auto"/>
           <w:rFonts w:ascii="Anthropic Sans" w:eastAsia="Anthropic Sans" w:hAnsi="Anthropic Sans" w:cs="Anthropic Sans"/>
         </w:rPr>
         <w:t>방</w:t>
@@ -1811,7 +1845,7 @@
           <w:sz w:val="21"/>
           <w:szCs w:val="21"/>
           <w:u w:val="single" w:color="0563C1"/>
-          <w:shd w:val="clear"/>
+          <w:shd w:val="clear" w:color="auto" w:fill="auto"/>
           <w:rFonts w:ascii="Anthropic Sans" w:eastAsia="Anthropic Sans" w:hAnsi="Anthropic Sans" w:cs="Anthropic Sans"/>
         </w:rPr>
         <w:t xml:space="preserve"> </w:t>
@@ -1825,7 +1859,7 @@
           <w:sz w:val="21"/>
           <w:szCs w:val="21"/>
           <w:u w:val="single" w:color="0563C1"/>
-          <w:shd w:val="clear"/>
+          <w:shd w:val="clear" w:color="auto" w:fill="auto"/>
           <w:rFonts w:ascii="Anthropic Sans" w:eastAsia="Anthropic Sans" w:hAnsi="Anthropic Sans" w:cs="Anthropic Sans"/>
         </w:rPr>
         <w:t>소</w:t>
@@ -1839,7 +1873,7 @@
           <w:sz w:val="21"/>
           <w:szCs w:val="21"/>
           <w:u w:val="single" w:color="0563C1"/>
-          <w:shd w:val="clear"/>
+          <w:shd w:val="clear" w:color="auto" w:fill="auto"/>
           <w:rFonts w:ascii="Anthropic Sans" w:eastAsia="Anthropic Sans" w:hAnsi="Anthropic Sans" w:cs="Anthropic Sans"/>
         </w:rPr>
         <w:t>화</w:t>
@@ -1853,7 +1887,7 @@
           <w:sz w:val="21"/>
           <w:szCs w:val="21"/>
           <w:u w:val="single" w:color="0563C1"/>
-          <w:shd w:val="clear"/>
+          <w:shd w:val="clear" w:color="auto" w:fill="auto"/>
           <w:rFonts w:ascii="Anthropic Sans" w:eastAsia="Anthropic Sans" w:hAnsi="Anthropic Sans" w:cs="Anthropic Sans"/>
         </w:rPr>
         <w:t>가</w:t>
@@ -1867,7 +1901,7 @@
           <w:sz w:val="21"/>
           <w:szCs w:val="21"/>
           <w:u w:val="single" w:color="0563C1"/>
-          <w:shd w:val="clear"/>
+          <w:shd w:val="clear" w:color="auto" w:fill="auto"/>
           <w:rFonts w:ascii="Anthropic Sans" w:eastAsia="Anthropic Sans" w:hAnsi="Anthropic Sans" w:cs="Anthropic Sans"/>
         </w:rPr>
         <w:t xml:space="preserve"> </w:t>
@@ -1881,7 +1915,7 @@
           <w:sz w:val="21"/>
           <w:szCs w:val="21"/>
           <w:u w:val="single" w:color="0563C1"/>
-          <w:shd w:val="clear"/>
+          <w:shd w:val="clear" w:color="auto" w:fill="auto"/>
           <w:rFonts w:ascii="Anthropic Sans" w:eastAsia="Anthropic Sans" w:hAnsi="Anthropic Sans" w:cs="Anthropic Sans"/>
         </w:rPr>
         <w:t>부</w:t>
@@ -1895,7 +1929,7 @@
           <w:sz w:val="21"/>
           <w:szCs w:val="21"/>
           <w:u w:val="single" w:color="0563C1"/>
-          <w:shd w:val="clear"/>
+          <w:shd w:val="clear" w:color="auto" w:fill="auto"/>
           <w:rFonts w:ascii="Anthropic Sans" w:eastAsia="Anthropic Sans" w:hAnsi="Anthropic Sans" w:cs="Anthropic Sans"/>
         </w:rPr>
         <w:t>담</w:t>
@@ -1909,7 +1943,7 @@
           <w:sz w:val="21"/>
           <w:szCs w:val="21"/>
           <w:u w:val="single" w:color="0563C1"/>
-          <w:shd w:val="clear"/>
+          <w:shd w:val="clear" w:color="auto" w:fill="auto"/>
           <w:rFonts w:ascii="Anthropic Sans" w:eastAsia="Anthropic Sans" w:hAnsi="Anthropic Sans" w:cs="Anthropic Sans"/>
         </w:rPr>
         <w:t>스</w:t>
@@ -1923,7 +1957,7 @@
           <w:sz w:val="21"/>
           <w:szCs w:val="21"/>
           <w:u w:val="single" w:color="0563C1"/>
-          <w:shd w:val="clear"/>
+          <w:shd w:val="clear" w:color="auto" w:fill="auto"/>
           <w:rFonts w:ascii="Anthropic Sans" w:eastAsia="Anthropic Sans" w:hAnsi="Anthropic Sans" w:cs="Anthropic Sans"/>
         </w:rPr>
         <w:t>럽</w:t>
@@ -1937,7 +1971,7 @@
           <w:sz w:val="21"/>
           <w:szCs w:val="21"/>
           <w:u w:val="single" w:color="0563C1"/>
-          <w:shd w:val="clear"/>
+          <w:shd w:val="clear" w:color="auto" w:fill="auto"/>
           <w:rFonts w:ascii="Anthropic Sans" w:eastAsia="Anthropic Sans" w:hAnsi="Anthropic Sans" w:cs="Anthropic Sans"/>
         </w:rPr>
         <w:t>다</w:t>
@@ -1951,7 +1985,7 @@
           <w:sz w:val="21"/>
           <w:szCs w:val="21"/>
           <w:u w:val="single" w:color="0563C1"/>
-          <w:shd w:val="clear"/>
+          <w:shd w:val="clear" w:color="auto" w:fill="auto"/>
           <w:rFonts w:ascii="Anthropic Sans" w:eastAsia="Anthropic Sans" w:hAnsi="Anthropic Sans" w:cs="Anthropic Sans"/>
         </w:rPr>
         <w:t>면</w:t>
@@ -1965,7 +1999,7 @@
           <w:sz w:val="21"/>
           <w:szCs w:val="21"/>
           <w:u w:val="single" w:color="0563C1"/>
-          <w:shd w:val="clear"/>
+          <w:shd w:val="clear" w:color="auto" w:fill="auto"/>
           <w:rFonts w:ascii="Anthropic Sans" w:eastAsia="Anthropic Sans" w:hAnsi="Anthropic Sans" w:cs="Anthropic Sans"/>
         </w:rPr>
         <w:t xml:space="preserve"> </w:t>
@@ -1979,7 +2013,7 @@
           <w:sz w:val="21"/>
           <w:szCs w:val="21"/>
           <w:u w:val="single" w:color="0563C1"/>
-          <w:shd w:val="clear"/>
+          <w:shd w:val="clear" w:color="auto" w:fill="auto"/>
           <w:rFonts w:ascii="Anthropic Sans" w:eastAsia="Anthropic Sans" w:hAnsi="Anthropic Sans" w:cs="Anthropic Sans"/>
         </w:rPr>
         <w:t>—</w:t>
@@ -1993,7 +2027,7 @@
           <w:sz w:val="21"/>
           <w:szCs w:val="21"/>
           <w:u w:val="single" w:color="0563C1"/>
-          <w:shd w:val="clear"/>
+          <w:shd w:val="clear" w:color="auto" w:fill="auto"/>
           <w:rFonts w:ascii="Anthropic Sans" w:eastAsia="Anthropic Sans" w:hAnsi="Anthropic Sans" w:cs="Anthropic Sans"/>
         </w:rPr>
         <w:t xml:space="preserve"> </w:t>
@@ -2007,7 +2041,7 @@
           <w:sz w:val="21"/>
           <w:szCs w:val="21"/>
           <w:u w:val="single" w:color="0563C1"/>
-          <w:shd w:val="clear"/>
+          <w:shd w:val="clear" w:color="auto" w:fill="auto"/>
           <w:rFonts w:ascii="Anthropic Sans" w:eastAsia="Anthropic Sans" w:hAnsi="Anthropic Sans" w:cs="Anthropic Sans"/>
         </w:rPr>
         <w:t>레</w:t>
@@ -2021,7 +2055,7 @@
           <w:sz w:val="21"/>
           <w:szCs w:val="21"/>
           <w:u w:val="single" w:color="0563C1"/>
-          <w:shd w:val="clear"/>
+          <w:shd w:val="clear" w:color="auto" w:fill="auto"/>
           <w:rFonts w:ascii="Anthropic Sans" w:eastAsia="Anthropic Sans" w:hAnsi="Anthropic Sans" w:cs="Anthropic Sans"/>
         </w:rPr>
         <w:t>시</w:t>
@@ -2035,7 +2069,7 @@
           <w:sz w:val="21"/>
           <w:szCs w:val="21"/>
           <w:u w:val="single" w:color="0563C1"/>
-          <w:shd w:val="clear"/>
+          <w:shd w:val="clear" w:color="auto" w:fill="auto"/>
           <w:rFonts w:ascii="Anthropic Sans" w:eastAsia="Anthropic Sans" w:hAnsi="Anthropic Sans" w:cs="Anthropic Sans"/>
         </w:rPr>
         <w:t>틴</w:t>
@@ -2049,7 +2083,7 @@
           <w:sz w:val="21"/>
           <w:szCs w:val="21"/>
           <w:u w:val="single" w:color="0563C1"/>
-          <w:shd w:val="clear"/>
+          <w:shd w:val="clear" w:color="auto" w:fill="auto"/>
           <w:rFonts w:ascii="Anthropic Sans" w:eastAsia="Anthropic Sans" w:hAnsi="Anthropic Sans" w:cs="Anthropic Sans"/>
         </w:rPr>
         <w:t xml:space="preserve"> </w:t>
@@ -2063,7 +2097,7 @@
           <w:sz w:val="21"/>
           <w:szCs w:val="21"/>
           <w:u w:val="single" w:color="0563C1"/>
-          <w:shd w:val="clear"/>
+          <w:shd w:val="clear" w:color="auto" w:fill="auto"/>
           <w:rFonts w:ascii="Anthropic Sans" w:eastAsia="Anthropic Sans" w:hAnsi="Anthropic Sans" w:cs="Anthropic Sans"/>
         </w:rPr>
         <w:t>방</w:t>
@@ -2077,7 +2111,7 @@
           <w:sz w:val="21"/>
           <w:szCs w:val="21"/>
           <w:u w:val="single" w:color="0563C1"/>
-          <w:shd w:val="clear"/>
+          <w:shd w:val="clear" w:color="auto" w:fill="auto"/>
           <w:rFonts w:ascii="Anthropic Sans" w:eastAsia="Anthropic Sans" w:hAnsi="Anthropic Sans" w:cs="Anthropic Sans"/>
         </w:rPr>
         <w:t>탄</w:t>
@@ -2091,7 +2125,7 @@
           <w:sz w:val="21"/>
           <w:szCs w:val="21"/>
           <w:u w:val="single" w:color="0563C1"/>
-          <w:shd w:val="clear"/>
+          <w:shd w:val="clear" w:color="auto" w:fill="auto"/>
           <w:rFonts w:ascii="Anthropic Sans" w:eastAsia="Anthropic Sans" w:hAnsi="Anthropic Sans" w:cs="Anthropic Sans"/>
         </w:rPr>
         <w:t>커</w:t>
@@ -2105,14 +2139,14 @@
           <w:sz w:val="21"/>
           <w:szCs w:val="21"/>
           <w:u w:val="single" w:color="0563C1"/>
-          <w:shd w:val="clear"/>
+          <w:shd w:val="clear" w:color="auto" w:fill="auto"/>
           <w:rFonts w:ascii="Anthropic Sans" w:eastAsia="Anthropic Sans" w:hAnsi="Anthropic Sans" w:cs="Anthropic Sans"/>
         </w:rPr>
         <w:t>피</w:t>
       </w:r>
       <w:r>
         <w:rPr>
-          <w:shd w:val="clear"/>
+          <w:shd w:val="clear" w:color="auto" w:fill="auto"/>
         </w:rPr>
         <w:fldChar w:fldCharType="end"/>
       </w:r>
@@ -2130,7 +2164,7 @@
           <w:color w:val="73726C"/>
           <w:sz w:val="18"/>
           <w:szCs w:val="18"/>
-          <w:shd w:val="clear"/>
+          <w:shd w:val="clear" w:color="auto" w:fill="auto"/>
           <w:rFonts w:ascii="Anthropic Sans" w:eastAsia="Anthropic Sans" w:hAnsi="Anthropic Sans" w:cs="Anthropic Sans"/>
         </w:rPr>
       </w:pPr>
@@ -2142,7 +2176,7 @@
           <w:color w:val="73726C"/>
           <w:sz w:val="18"/>
           <w:szCs w:val="18"/>
-          <w:shd w:val="clear"/>
+          <w:shd w:val="clear" w:color="auto" w:fill="auto"/>
           <w:rFonts w:ascii="Anthropic Sans" w:eastAsia="Anthropic Sans" w:hAnsi="Anthropic Sans" w:cs="Anthropic Sans"/>
         </w:rPr>
         <w:t>05</w:t>
@@ -2165,7 +2199,7 @@
           <w:sz w:val="21"/>
           <w:szCs w:val="21"/>
           <w:u w:val="single" w:color="0563C1"/>
-          <w:shd w:val="clear"/>
+          <w:shd w:val="clear" w:color="auto" w:fill="auto"/>
           <w:rFonts w:ascii="Anthropic Sans" w:eastAsia="Anthropic Sans" w:hAnsi="Anthropic Sans" w:cs="Anthropic Sans"/>
         </w:rPr>
         <w:t>🧰</w:t>
@@ -2179,7 +2213,7 @@
           <w:sz w:val="21"/>
           <w:szCs w:val="21"/>
           <w:u w:val="single" w:color="0563C1"/>
-          <w:shd w:val="clear"/>
+          <w:shd w:val="clear" w:color="auto" w:fill="auto"/>
           <w:rFonts w:ascii="Anthropic Sans" w:eastAsia="Anthropic Sans" w:hAnsi="Anthropic Sans" w:cs="Anthropic Sans"/>
         </w:rPr>
         <w:t xml:space="preserve"> </w:t>
@@ -2193,7 +2227,7 @@
           <w:sz w:val="21"/>
           <w:szCs w:val="21"/>
           <w:u w:val="single" w:color="0563C1"/>
-          <w:shd w:val="clear"/>
+          <w:shd w:val="clear" w:color="auto" w:fill="auto"/>
           <w:rFonts w:ascii="Anthropic Sans" w:eastAsia="Anthropic Sans" w:hAnsi="Anthropic Sans" w:cs="Anthropic Sans"/>
         </w:rPr>
         <w:t>직</w:t>
@@ -2207,7 +2241,7 @@
           <w:sz w:val="21"/>
           <w:szCs w:val="21"/>
           <w:u w:val="single" w:color="0563C1"/>
-          <w:shd w:val="clear"/>
+          <w:shd w:val="clear" w:color="auto" w:fill="auto"/>
           <w:rFonts w:ascii="Anthropic Sans" w:eastAsia="Anthropic Sans" w:hAnsi="Anthropic Sans" w:cs="Anthropic Sans"/>
         </w:rPr>
         <w:t>접</w:t>
@@ -2221,7 +2255,7 @@
           <w:sz w:val="21"/>
           <w:szCs w:val="21"/>
           <w:u w:val="single" w:color="0563C1"/>
-          <w:shd w:val="clear"/>
+          <w:shd w:val="clear" w:color="auto" w:fill="auto"/>
           <w:rFonts w:ascii="Anthropic Sans" w:eastAsia="Anthropic Sans" w:hAnsi="Anthropic Sans" w:cs="Anthropic Sans"/>
         </w:rPr>
         <w:t xml:space="preserve"> </w:t>
@@ -2235,7 +2269,7 @@
           <w:sz w:val="21"/>
           <w:szCs w:val="21"/>
           <w:u w:val="single" w:color="0563C1"/>
-          <w:shd w:val="clear"/>
+          <w:shd w:val="clear" w:color="auto" w:fill="auto"/>
           <w:rFonts w:ascii="Anthropic Sans" w:eastAsia="Anthropic Sans" w:hAnsi="Anthropic Sans" w:cs="Anthropic Sans"/>
         </w:rPr>
         <w:t>만</w:t>
@@ -2249,7 +2283,7 @@
           <w:sz w:val="21"/>
           <w:szCs w:val="21"/>
           <w:u w:val="single" w:color="0563C1"/>
-          <w:shd w:val="clear"/>
+          <w:shd w:val="clear" w:color="auto" w:fill="auto"/>
           <w:rFonts w:ascii="Anthropic Sans" w:eastAsia="Anthropic Sans" w:hAnsi="Anthropic Sans" w:cs="Anthropic Sans"/>
         </w:rPr>
         <w:t>들</w:t>
@@ -2263,7 +2297,7 @@
           <w:sz w:val="21"/>
           <w:szCs w:val="21"/>
           <w:u w:val="single" w:color="0563C1"/>
-          <w:shd w:val="clear"/>
+          <w:shd w:val="clear" w:color="auto" w:fill="auto"/>
           <w:rFonts w:ascii="Anthropic Sans" w:eastAsia="Anthropic Sans" w:hAnsi="Anthropic Sans" w:cs="Anthropic Sans"/>
         </w:rPr>
         <w:t xml:space="preserve"> </w:t>
@@ -2277,7 +2311,7 @@
           <w:sz w:val="21"/>
           <w:szCs w:val="21"/>
           <w:u w:val="single" w:color="0563C1"/>
-          <w:shd w:val="clear"/>
+          <w:shd w:val="clear" w:color="auto" w:fill="auto"/>
           <w:rFonts w:ascii="Anthropic Sans" w:eastAsia="Anthropic Sans" w:hAnsi="Anthropic Sans" w:cs="Anthropic Sans"/>
         </w:rPr>
         <w:t>때</w:t>
@@ -2291,7 +2325,7 @@
           <w:sz w:val="21"/>
           <w:szCs w:val="21"/>
           <w:u w:val="single" w:color="0563C1"/>
-          <w:shd w:val="clear"/>
+          <w:shd w:val="clear" w:color="auto" w:fill="auto"/>
           <w:rFonts w:ascii="Anthropic Sans" w:eastAsia="Anthropic Sans" w:hAnsi="Anthropic Sans" w:cs="Anthropic Sans"/>
         </w:rPr>
         <w:t xml:space="preserve"> </w:t>
@@ -2305,7 +2339,7 @@
           <w:sz w:val="21"/>
           <w:szCs w:val="21"/>
           <w:u w:val="single" w:color="0563C1"/>
-          <w:shd w:val="clear"/>
+          <w:shd w:val="clear" w:color="auto" w:fill="auto"/>
           <w:rFonts w:ascii="Anthropic Sans" w:eastAsia="Anthropic Sans" w:hAnsi="Anthropic Sans" w:cs="Anthropic Sans"/>
         </w:rPr>
         <w:t>필</w:t>
@@ -2319,7 +2353,7 @@
           <w:sz w:val="21"/>
           <w:szCs w:val="21"/>
           <w:u w:val="single" w:color="0563C1"/>
-          <w:shd w:val="clear"/>
+          <w:shd w:val="clear" w:color="auto" w:fill="auto"/>
           <w:rFonts w:ascii="Anthropic Sans" w:eastAsia="Anthropic Sans" w:hAnsi="Anthropic Sans" w:cs="Anthropic Sans"/>
         </w:rPr>
         <w:t>요</w:t>
@@ -2333,7 +2367,7 @@
           <w:sz w:val="21"/>
           <w:szCs w:val="21"/>
           <w:u w:val="single" w:color="0563C1"/>
-          <w:shd w:val="clear"/>
+          <w:shd w:val="clear" w:color="auto" w:fill="auto"/>
           <w:rFonts w:ascii="Anthropic Sans" w:eastAsia="Anthropic Sans" w:hAnsi="Anthropic Sans" w:cs="Anthropic Sans"/>
         </w:rPr>
         <w:t>한</w:t>
@@ -2347,7 +2381,7 @@
           <w:sz w:val="21"/>
           <w:szCs w:val="21"/>
           <w:u w:val="single" w:color="0563C1"/>
-          <w:shd w:val="clear"/>
+          <w:shd w:val="clear" w:color="auto" w:fill="auto"/>
           <w:rFonts w:ascii="Anthropic Sans" w:eastAsia="Anthropic Sans" w:hAnsi="Anthropic Sans" w:cs="Anthropic Sans"/>
         </w:rPr>
         <w:t xml:space="preserve"> </w:t>
@@ -2361,7 +2395,7 @@
           <w:sz w:val="21"/>
           <w:szCs w:val="21"/>
           <w:u w:val="single" w:color="0563C1"/>
-          <w:shd w:val="clear"/>
+          <w:shd w:val="clear" w:color="auto" w:fill="auto"/>
           <w:rFonts w:ascii="Anthropic Sans" w:eastAsia="Anthropic Sans" w:hAnsi="Anthropic Sans" w:cs="Anthropic Sans"/>
         </w:rPr>
         <w:t>작</w:t>
@@ -2375,7 +2409,7 @@
           <w:sz w:val="21"/>
           <w:szCs w:val="21"/>
           <w:u w:val="single" w:color="0563C1"/>
-          <w:shd w:val="clear"/>
+          <w:shd w:val="clear" w:color="auto" w:fill="auto"/>
           <w:rFonts w:ascii="Anthropic Sans" w:eastAsia="Anthropic Sans" w:hAnsi="Anthropic Sans" w:cs="Anthropic Sans"/>
         </w:rPr>
         <w:t>은</w:t>
@@ -2389,7 +2423,7 @@
           <w:sz w:val="21"/>
           <w:szCs w:val="21"/>
           <w:u w:val="single" w:color="0563C1"/>
-          <w:shd w:val="clear"/>
+          <w:shd w:val="clear" w:color="auto" w:fill="auto"/>
           <w:rFonts w:ascii="Anthropic Sans" w:eastAsia="Anthropic Sans" w:hAnsi="Anthropic Sans" w:cs="Anthropic Sans"/>
         </w:rPr>
         <w:t xml:space="preserve"> </w:t>
@@ -2403,7 +2437,7 @@
           <w:sz w:val="21"/>
           <w:szCs w:val="21"/>
           <w:u w:val="single" w:color="0563C1"/>
-          <w:shd w:val="clear"/>
+          <w:shd w:val="clear" w:color="auto" w:fill="auto"/>
           <w:rFonts w:ascii="Anthropic Sans" w:eastAsia="Anthropic Sans" w:hAnsi="Anthropic Sans" w:cs="Anthropic Sans"/>
         </w:rPr>
         <w:t>도</w:t>
@@ -2417,7 +2451,7 @@
           <w:sz w:val="21"/>
           <w:szCs w:val="21"/>
           <w:u w:val="single" w:color="0563C1"/>
-          <w:shd w:val="clear"/>
+          <w:shd w:val="clear" w:color="auto" w:fill="auto"/>
           <w:rFonts w:ascii="Anthropic Sans" w:eastAsia="Anthropic Sans" w:hAnsi="Anthropic Sans" w:cs="Anthropic Sans"/>
         </w:rPr>
         <w:t>구</w:t>
@@ -2431,14 +2465,14 @@
           <w:sz w:val="21"/>
           <w:szCs w:val="21"/>
           <w:u w:val="single" w:color="0563C1"/>
-          <w:shd w:val="clear"/>
+          <w:shd w:val="clear" w:color="auto" w:fill="auto"/>
           <w:rFonts w:ascii="Anthropic Sans" w:eastAsia="Anthropic Sans" w:hAnsi="Anthropic Sans" w:cs="Anthropic Sans"/>
         </w:rPr>
         <w:t>들</w:t>
       </w:r>
       <w:r>
         <w:rPr>
-          <w:shd w:val="clear"/>
+          <w:shd w:val="clear" w:color="auto" w:fill="auto"/>
         </w:rPr>
         <w:fldChar w:fldCharType="end"/>
       </w:r>
@@ -2456,7 +2490,7 @@
           <w:color w:val="73726C"/>
           <w:sz w:val="18"/>
           <w:szCs w:val="18"/>
-          <w:shd w:val="clear"/>
+          <w:shd w:val="clear" w:color="auto" w:fill="auto"/>
           <w:rFonts w:ascii="Anthropic Sans" w:eastAsia="Anthropic Sans" w:hAnsi="Anthropic Sans" w:cs="Anthropic Sans"/>
         </w:rPr>
       </w:pPr>
@@ -2468,7 +2502,7 @@
           <w:color w:val="73726C"/>
           <w:sz w:val="18"/>
           <w:szCs w:val="18"/>
-          <w:shd w:val="clear"/>
+          <w:shd w:val="clear" w:color="auto" w:fill="auto"/>
           <w:rFonts w:ascii="Anthropic Sans" w:eastAsia="Anthropic Sans" w:hAnsi="Anthropic Sans" w:cs="Anthropic Sans"/>
         </w:rPr>
         <w:t>06</w:t>
@@ -2491,7 +2525,7 @@
           <w:sz w:val="21"/>
           <w:szCs w:val="21"/>
           <w:u w:val="single" w:color="0563C1"/>
-          <w:shd w:val="clear"/>
+          <w:shd w:val="clear" w:color="auto" w:fill="auto"/>
           <w:rFonts w:ascii="Anthropic Sans" w:eastAsia="Anthropic Sans" w:hAnsi="Anthropic Sans" w:cs="Anthropic Sans"/>
         </w:rPr>
         <w:t>📊</w:t>
@@ -2505,7 +2539,7 @@
           <w:sz w:val="21"/>
           <w:szCs w:val="21"/>
           <w:u w:val="single" w:color="0563C1"/>
-          <w:shd w:val="clear"/>
+          <w:shd w:val="clear" w:color="auto" w:fill="auto"/>
           <w:rFonts w:ascii="Anthropic Sans" w:eastAsia="Anthropic Sans" w:hAnsi="Anthropic Sans" w:cs="Anthropic Sans"/>
         </w:rPr>
         <w:t xml:space="preserve"> </w:t>
@@ -2519,7 +2553,7 @@
           <w:sz w:val="21"/>
           <w:szCs w:val="21"/>
           <w:u w:val="single" w:color="0563C1"/>
-          <w:shd w:val="clear"/>
+          <w:shd w:val="clear" w:color="auto" w:fill="auto"/>
           <w:rFonts w:ascii="Anthropic Sans" w:eastAsia="Anthropic Sans" w:hAnsi="Anthropic Sans" w:cs="Anthropic Sans"/>
         </w:rPr>
         <w:t>혈</w:t>
@@ -2533,7 +2567,7 @@
           <w:sz w:val="21"/>
           <w:szCs w:val="21"/>
           <w:u w:val="single" w:color="0563C1"/>
-          <w:shd w:val="clear"/>
+          <w:shd w:val="clear" w:color="auto" w:fill="auto"/>
           <w:rFonts w:ascii="Anthropic Sans" w:eastAsia="Anthropic Sans" w:hAnsi="Anthropic Sans" w:cs="Anthropic Sans"/>
         </w:rPr>
         <w:t>당</w:t>
@@ -2547,7 +2581,7 @@
           <w:sz w:val="21"/>
           <w:szCs w:val="21"/>
           <w:u w:val="single" w:color="0563C1"/>
-          <w:shd w:val="clear"/>
+          <w:shd w:val="clear" w:color="auto" w:fill="auto"/>
           <w:rFonts w:ascii="Anthropic Sans" w:eastAsia="Anthropic Sans" w:hAnsi="Anthropic Sans" w:cs="Anthropic Sans"/>
         </w:rPr>
         <w:t>·</w:t>
@@ -2561,7 +2595,7 @@
           <w:sz w:val="21"/>
           <w:szCs w:val="21"/>
           <w:u w:val="single" w:color="0563C1"/>
-          <w:shd w:val="clear"/>
+          <w:shd w:val="clear" w:color="auto" w:fill="auto"/>
           <w:rFonts w:ascii="Anthropic Sans" w:eastAsia="Anthropic Sans" w:hAnsi="Anthropic Sans" w:cs="Anthropic Sans"/>
         </w:rPr>
         <w:t>케</w:t>
@@ -2575,7 +2609,7 @@
           <w:sz w:val="21"/>
           <w:szCs w:val="21"/>
           <w:u w:val="single" w:color="0563C1"/>
-          <w:shd w:val="clear"/>
+          <w:shd w:val="clear" w:color="auto" w:fill="auto"/>
           <w:rFonts w:ascii="Anthropic Sans" w:eastAsia="Anthropic Sans" w:hAnsi="Anthropic Sans" w:cs="Anthropic Sans"/>
         </w:rPr>
         <w:t>톤</w:t>
@@ -2589,7 +2623,7 @@
           <w:sz w:val="21"/>
           <w:szCs w:val="21"/>
           <w:u w:val="single" w:color="0563C1"/>
-          <w:shd w:val="clear"/>
+          <w:shd w:val="clear" w:color="auto" w:fill="auto"/>
           <w:rFonts w:ascii="Anthropic Sans" w:eastAsia="Anthropic Sans" w:hAnsi="Anthropic Sans" w:cs="Anthropic Sans"/>
         </w:rPr>
         <w:t xml:space="preserve"> </w:t>
@@ -2603,7 +2637,7 @@
           <w:sz w:val="21"/>
           <w:szCs w:val="21"/>
           <w:u w:val="single" w:color="0563C1"/>
-          <w:shd w:val="clear"/>
+          <w:shd w:val="clear" w:color="auto" w:fill="auto"/>
           <w:rFonts w:ascii="Anthropic Sans" w:eastAsia="Anthropic Sans" w:hAnsi="Anthropic Sans" w:cs="Anthropic Sans"/>
         </w:rPr>
         <w:t>측</w:t>
@@ -2617,7 +2651,7 @@
           <w:sz w:val="21"/>
           <w:szCs w:val="21"/>
           <w:u w:val="single" w:color="0563C1"/>
-          <w:shd w:val="clear"/>
+          <w:shd w:val="clear" w:color="auto" w:fill="auto"/>
           <w:rFonts w:ascii="Anthropic Sans" w:eastAsia="Anthropic Sans" w:hAnsi="Anthropic Sans" w:cs="Anthropic Sans"/>
         </w:rPr>
         <w:t>정</w:t>
@@ -2631,7 +2665,7 @@
           <w:sz w:val="21"/>
           <w:szCs w:val="21"/>
           <w:u w:val="single" w:color="0563C1"/>
-          <w:shd w:val="clear"/>
+          <w:shd w:val="clear" w:color="auto" w:fill="auto"/>
           <w:rFonts w:ascii="Anthropic Sans" w:eastAsia="Anthropic Sans" w:hAnsi="Anthropic Sans" w:cs="Anthropic Sans"/>
         </w:rPr>
         <w:t>기</w:t>
@@ -2645,14 +2679,14 @@
           <w:sz w:val="21"/>
           <w:szCs w:val="21"/>
           <w:u w:val="single" w:color="0563C1"/>
-          <w:shd w:val="clear"/>
+          <w:shd w:val="clear" w:color="auto" w:fill="auto"/>
           <w:rFonts w:ascii="Anthropic Sans" w:eastAsia="Anthropic Sans" w:hAnsi="Anthropic Sans" w:cs="Anthropic Sans"/>
         </w:rPr>
         <w:t>기</w:t>
       </w:r>
       <w:r>
         <w:rPr>
-          <w:shd w:val="clear"/>
+          <w:shd w:val="clear" w:color="auto" w:fill="auto"/>
         </w:rPr>
         <w:fldChar w:fldCharType="end"/>
       </w:r>
@@ -2670,7 +2704,7 @@
           <w:color w:val="73726C"/>
           <w:sz w:val="18"/>
           <w:szCs w:val="18"/>
-          <w:shd w:val="clear"/>
+          <w:shd w:val="clear" w:color="auto" w:fill="auto"/>
           <w:rFonts w:ascii="Anthropic Sans" w:eastAsia="Anthropic Sans" w:hAnsi="Anthropic Sans" w:cs="Anthropic Sans"/>
         </w:rPr>
       </w:pPr>
@@ -2682,7 +2716,7 @@
           <w:color w:val="73726C"/>
           <w:sz w:val="18"/>
           <w:szCs w:val="18"/>
-          <w:shd w:val="clear"/>
+          <w:shd w:val="clear" w:color="auto" w:fill="auto"/>
           <w:rFonts w:ascii="Anthropic Sans" w:eastAsia="Anthropic Sans" w:hAnsi="Anthropic Sans" w:cs="Anthropic Sans"/>
         </w:rPr>
         <w:t>07</w:t>
@@ -2705,7 +2739,7 @@
           <w:sz w:val="21"/>
           <w:szCs w:val="21"/>
           <w:u w:val="single" w:color="0563C1"/>
-          <w:shd w:val="clear"/>
+          <w:shd w:val="clear" w:color="auto" w:fill="auto"/>
           <w:rFonts w:ascii="Anthropic Sans" w:eastAsia="Anthropic Sans" w:hAnsi="Anthropic Sans" w:cs="Anthropic Sans"/>
         </w:rPr>
         <w:t>📚</w:t>
@@ -2719,7 +2753,7 @@
           <w:sz w:val="21"/>
           <w:szCs w:val="21"/>
           <w:u w:val="single" w:color="0563C1"/>
-          <w:shd w:val="clear"/>
+          <w:shd w:val="clear" w:color="auto" w:fill="auto"/>
           <w:rFonts w:ascii="Anthropic Sans" w:eastAsia="Anthropic Sans" w:hAnsi="Anthropic Sans" w:cs="Anthropic Sans"/>
         </w:rPr>
         <w:t xml:space="preserve"> </w:t>
@@ -2733,7 +2767,7 @@
           <w:sz w:val="21"/>
           <w:szCs w:val="21"/>
           <w:u w:val="single" w:color="0563C1"/>
-          <w:shd w:val="clear"/>
+          <w:shd w:val="clear" w:color="auto" w:fill="auto"/>
           <w:rFonts w:ascii="Anthropic Sans" w:eastAsia="Anthropic Sans" w:hAnsi="Anthropic Sans" w:cs="Anthropic Sans"/>
         </w:rPr>
         <w:t>내</w:t>
@@ -2747,7 +2781,7 @@
           <w:sz w:val="21"/>
           <w:szCs w:val="21"/>
           <w:u w:val="single" w:color="0563C1"/>
-          <w:shd w:val="clear"/>
+          <w:shd w:val="clear" w:color="auto" w:fill="auto"/>
           <w:rFonts w:ascii="Anthropic Sans" w:eastAsia="Anthropic Sans" w:hAnsi="Anthropic Sans" w:cs="Anthropic Sans"/>
         </w:rPr>
         <w:t xml:space="preserve"> </w:t>
@@ -2761,7 +2795,7 @@
           <w:sz w:val="21"/>
           <w:szCs w:val="21"/>
           <w:u w:val="single" w:color="0563C1"/>
-          <w:shd w:val="clear"/>
+          <w:shd w:val="clear" w:color="auto" w:fill="auto"/>
           <w:rFonts w:ascii="Anthropic Sans" w:eastAsia="Anthropic Sans" w:hAnsi="Anthropic Sans" w:cs="Anthropic Sans"/>
         </w:rPr>
         <w:t>몸</w:t>
@@ -2775,7 +2809,7 @@
           <w:sz w:val="21"/>
           <w:szCs w:val="21"/>
           <w:u w:val="single" w:color="0563C1"/>
-          <w:shd w:val="clear"/>
+          <w:shd w:val="clear" w:color="auto" w:fill="auto"/>
           <w:rFonts w:ascii="Anthropic Sans" w:eastAsia="Anthropic Sans" w:hAnsi="Anthropic Sans" w:cs="Anthropic Sans"/>
         </w:rPr>
         <w:t>을</w:t>
@@ -2789,7 +2823,7 @@
           <w:sz w:val="21"/>
           <w:szCs w:val="21"/>
           <w:u w:val="single" w:color="0563C1"/>
-          <w:shd w:val="clear"/>
+          <w:shd w:val="clear" w:color="auto" w:fill="auto"/>
           <w:rFonts w:ascii="Anthropic Sans" w:eastAsia="Anthropic Sans" w:hAnsi="Anthropic Sans" w:cs="Anthropic Sans"/>
         </w:rPr>
         <w:t xml:space="preserve"> </w:t>
@@ -2803,7 +2837,7 @@
           <w:sz w:val="21"/>
           <w:szCs w:val="21"/>
           <w:u w:val="single" w:color="0563C1"/>
-          <w:shd w:val="clear"/>
+          <w:shd w:val="clear" w:color="auto" w:fill="auto"/>
           <w:rFonts w:ascii="Anthropic Sans" w:eastAsia="Anthropic Sans" w:hAnsi="Anthropic Sans" w:cs="Anthropic Sans"/>
         </w:rPr>
         <w:t>이</w:t>
@@ -2817,7 +2851,7 @@
           <w:sz w:val="21"/>
           <w:szCs w:val="21"/>
           <w:u w:val="single" w:color="0563C1"/>
-          <w:shd w:val="clear"/>
+          <w:shd w:val="clear" w:color="auto" w:fill="auto"/>
           <w:rFonts w:ascii="Anthropic Sans" w:eastAsia="Anthropic Sans" w:hAnsi="Anthropic Sans" w:cs="Anthropic Sans"/>
         </w:rPr>
         <w:t>해</w:t>
@@ -2831,7 +2865,7 @@
           <w:sz w:val="21"/>
           <w:szCs w:val="21"/>
           <w:u w:val="single" w:color="0563C1"/>
-          <w:shd w:val="clear"/>
+          <w:shd w:val="clear" w:color="auto" w:fill="auto"/>
           <w:rFonts w:ascii="Anthropic Sans" w:eastAsia="Anthropic Sans" w:hAnsi="Anthropic Sans" w:cs="Anthropic Sans"/>
         </w:rPr>
         <w:t>하</w:t>
@@ -2845,7 +2879,7 @@
           <w:sz w:val="21"/>
           <w:szCs w:val="21"/>
           <w:u w:val="single" w:color="0563C1"/>
-          <w:shd w:val="clear"/>
+          <w:shd w:val="clear" w:color="auto" w:fill="auto"/>
           <w:rFonts w:ascii="Anthropic Sans" w:eastAsia="Anthropic Sans" w:hAnsi="Anthropic Sans" w:cs="Anthropic Sans"/>
         </w:rPr>
         <w:t>게</w:t>
@@ -2859,7 +2893,7 @@
           <w:sz w:val="21"/>
           <w:szCs w:val="21"/>
           <w:u w:val="single" w:color="0563C1"/>
-          <w:shd w:val="clear"/>
+          <w:shd w:val="clear" w:color="auto" w:fill="auto"/>
           <w:rFonts w:ascii="Anthropic Sans" w:eastAsia="Anthropic Sans" w:hAnsi="Anthropic Sans" w:cs="Anthropic Sans"/>
         </w:rPr>
         <w:t xml:space="preserve"> </w:t>
@@ -2873,7 +2907,7 @@
           <w:sz w:val="21"/>
           <w:szCs w:val="21"/>
           <w:u w:val="single" w:color="0563C1"/>
-          <w:shd w:val="clear"/>
+          <w:shd w:val="clear" w:color="auto" w:fill="auto"/>
           <w:rFonts w:ascii="Anthropic Sans" w:eastAsia="Anthropic Sans" w:hAnsi="Anthropic Sans" w:cs="Anthropic Sans"/>
         </w:rPr>
         <w:t>해</w:t>
@@ -2887,7 +2921,7 @@
           <w:sz w:val="21"/>
           <w:szCs w:val="21"/>
           <w:u w:val="single" w:color="0563C1"/>
-          <w:shd w:val="clear"/>
+          <w:shd w:val="clear" w:color="auto" w:fill="auto"/>
           <w:rFonts w:ascii="Anthropic Sans" w:eastAsia="Anthropic Sans" w:hAnsi="Anthropic Sans" w:cs="Anthropic Sans"/>
         </w:rPr>
         <w:t>준</w:t>
@@ -2901,7 +2935,7 @@
           <w:sz w:val="21"/>
           <w:szCs w:val="21"/>
           <w:u w:val="single" w:color="0563C1"/>
-          <w:shd w:val="clear"/>
+          <w:shd w:val="clear" w:color="auto" w:fill="auto"/>
           <w:rFonts w:ascii="Anthropic Sans" w:eastAsia="Anthropic Sans" w:hAnsi="Anthropic Sans" w:cs="Anthropic Sans"/>
         </w:rPr>
         <w:t xml:space="preserve"> </w:t>
@@ -2915,7 +2949,7 @@
           <w:sz w:val="21"/>
           <w:szCs w:val="21"/>
           <w:u w:val="single" w:color="0563C1"/>
-          <w:shd w:val="clear"/>
+          <w:shd w:val="clear" w:color="auto" w:fill="auto"/>
           <w:rFonts w:ascii="Anthropic Sans" w:eastAsia="Anthropic Sans" w:hAnsi="Anthropic Sans" w:cs="Anthropic Sans"/>
         </w:rPr>
         <w:t>책</w:t>
@@ -2929,14 +2963,14 @@
           <w:sz w:val="21"/>
           <w:szCs w:val="21"/>
           <w:u w:val="single" w:color="0563C1"/>
-          <w:shd w:val="clear"/>
+          <w:shd w:val="clear" w:color="auto" w:fill="auto"/>
           <w:rFonts w:ascii="Anthropic Sans" w:eastAsia="Anthropic Sans" w:hAnsi="Anthropic Sans" w:cs="Anthropic Sans"/>
         </w:rPr>
         <w:t>들</w:t>
       </w:r>
       <w:r>
         <w:rPr>
-          <w:shd w:val="clear"/>
+          <w:shd w:val="clear" w:color="auto" w:fill="auto"/>
         </w:rPr>
         <w:fldChar w:fldCharType="end"/>
       </w:r>
@@ -2951,7 +2985,7 @@
           <w:color w:val="3D3D3A"/>
           <w:sz w:val="18"/>
           <w:szCs w:val="18"/>
-          <w:shd w:val="clear" w:fill="F5F4ED"/>
+          <w:shd w:val="clear" w:color="auto" w:fill="F5F4ED"/>
           <w:rFonts w:ascii="Anthropic Sans" w:eastAsia="Anthropic Sans" w:hAnsi="Anthropic Sans" w:cs="Anthropic Sans"/>
           <w:lang w:eastAsia="ko-KR"/>
         </w:rPr>
@@ -2964,7 +2998,7 @@
           <w:color w:val="3D3D3A"/>
           <w:sz w:val="18"/>
           <w:szCs w:val="18"/>
-          <w:shd w:val="clear" w:fill="F5F4ED"/>
+          <w:shd w:val="clear" w:color="auto" w:fill="F5F4ED"/>
           <w:rFonts w:ascii="Anthropic Sans" w:eastAsia="Anthropic Sans" w:hAnsi="Anthropic Sans" w:cs="Anthropic Sans"/>
         </w:rPr>
         <w:t xml:space="preserve">모든 제품은 내돈내산이에요. 철저하게 검증한 것들만 담았지만, 이 페이지는 쿠팡 파트너스, 마켓컬리 </w:t>
@@ -2977,7 +3011,7 @@
           <w:color w:val="3D3D3A"/>
           <w:sz w:val="18"/>
           <w:szCs w:val="18"/>
-          <w:shd w:val="clear" w:fill="F5F4ED"/>
+          <w:shd w:val="clear" w:color="auto" w:fill="F5F4ED"/>
           <w:rFonts w:ascii="Anthropic Sans" w:eastAsia="Anthropic Sans" w:hAnsi="Anthropic Sans" w:cs="Anthropic Sans"/>
         </w:rPr>
         <w:t xml:space="preserve">파트너스, 네이버 커넥터 활동의 일환으로 이에 따른 일정액의 수수료를 제공받습니다.</w:t>
@@ -2993,7 +3027,7 @@
           <w:color w:val="3D3D3A"/>
           <w:sz w:val="18"/>
           <w:szCs w:val="18"/>
-          <w:shd w:val="clear" w:fill="F5F4ED"/>
+          <w:shd w:val="clear" w:color="auto" w:fill="F5F4ED"/>
           <w:rFonts w:ascii="Anthropic Sans" w:eastAsia="Anthropic Sans" w:hAnsi="Anthropic Sans" w:cs="Anthropic Sans"/>
           <w:lang w:eastAsia="ko-KR"/>
         </w:rPr>
@@ -3009,7 +3043,7 @@
           <w:color w:val="3D3D3A"/>
           <w:sz w:val="18"/>
           <w:szCs w:val="18"/>
-          <w:shd w:val="clear" w:fill="F5F4ED"/>
+          <w:shd w:val="clear" w:color="auto" w:fill="F5F4ED"/>
           <w:rFonts w:ascii="Anthropic Sans" w:eastAsia="Anthropic Sans" w:hAnsi="Anthropic Sans" w:cs="Anthropic Sans"/>
           <w:lang w:eastAsia="ko-KR"/>
         </w:rPr>
@@ -3025,7 +3059,7 @@
           <w:color w:val="3D3D3A"/>
           <w:sz w:val="18"/>
           <w:szCs w:val="18"/>
-          <w:shd w:val="clear" w:fill="F5F4ED"/>
+          <w:shd w:val="clear" w:color="auto" w:fill="F5F4ED"/>
           <w:rFonts w:ascii="Anthropic Sans" w:eastAsia="Anthropic Sans" w:hAnsi="Anthropic Sans" w:cs="Anthropic Sans"/>
           <w:lang w:eastAsia="ko-KR"/>
         </w:rPr>
@@ -3041,7 +3075,7 @@
           <w:color w:val="3D3D3A"/>
           <w:sz w:val="18"/>
           <w:szCs w:val="18"/>
-          <w:shd w:val="clear" w:fill="F5F4ED"/>
+          <w:shd w:val="clear" w:color="auto" w:fill="F5F4ED"/>
           <w:rFonts w:ascii="Anthropic Sans" w:eastAsia="Anthropic Sans" w:hAnsi="Anthropic Sans" w:cs="Anthropic Sans"/>
           <w:lang w:eastAsia="ko-KR"/>
         </w:rPr>
@@ -3057,7 +3091,7 @@
           <w:color w:val="3D3D3A"/>
           <w:sz w:val="18"/>
           <w:szCs w:val="18"/>
-          <w:shd w:val="clear" w:fill="F5F4ED"/>
+          <w:shd w:val="clear" w:color="auto" w:fill="F5F4ED"/>
           <w:rFonts w:ascii="Anthropic Sans" w:eastAsia="Anthropic Sans" w:hAnsi="Anthropic Sans" w:cs="Anthropic Sans"/>
           <w:lang w:eastAsia="ko-KR"/>
         </w:rPr>
@@ -3073,7 +3107,7 @@
           <w:color w:val="3D3D3A"/>
           <w:sz w:val="18"/>
           <w:szCs w:val="18"/>
-          <w:shd w:val="clear" w:fill="F5F4ED"/>
+          <w:shd w:val="clear" w:color="auto" w:fill="F5F4ED"/>
           <w:rFonts w:ascii="Anthropic Sans" w:eastAsia="Anthropic Sans" w:hAnsi="Anthropic Sans" w:cs="Anthropic Sans"/>
           <w:lang w:eastAsia="ko-KR"/>
         </w:rPr>
@@ -3089,7 +3123,7 @@
           <w:color w:val="3D3D3A"/>
           <w:sz w:val="18"/>
           <w:szCs w:val="18"/>
-          <w:shd w:val="clear" w:fill="F5F4ED"/>
+          <w:shd w:val="clear" w:color="auto" w:fill="F5F4ED"/>
           <w:rFonts w:ascii="Anthropic Sans" w:eastAsia="Anthropic Sans" w:hAnsi="Anthropic Sans" w:cs="Anthropic Sans"/>
           <w:lang w:eastAsia="ko-KR"/>
         </w:rPr>
@@ -3105,7 +3139,7 @@
           <w:color w:val="3D3D3A"/>
           <w:sz w:val="18"/>
           <w:szCs w:val="18"/>
-          <w:shd w:val="clear" w:fill="F5F4ED"/>
+          <w:shd w:val="clear" w:color="auto" w:fill="F5F4ED"/>
           <w:rFonts w:ascii="Anthropic Sans" w:eastAsia="Anthropic Sans" w:hAnsi="Anthropic Sans" w:cs="Anthropic Sans"/>
           <w:lang w:eastAsia="ko-KR"/>
         </w:rPr>
@@ -3121,7 +3155,7 @@
           <w:color w:val="3D3D3A"/>
           <w:sz w:val="18"/>
           <w:szCs w:val="18"/>
-          <w:shd w:val="clear" w:fill="F5F4ED"/>
+          <w:shd w:val="clear" w:color="auto" w:fill="F5F4ED"/>
           <w:rFonts w:ascii="Anthropic Sans" w:eastAsia="Anthropic Sans" w:hAnsi="Anthropic Sans" w:cs="Anthropic Sans"/>
           <w:lang w:eastAsia="ko-KR"/>
         </w:rPr>
@@ -3137,7 +3171,7 @@
           <w:color w:val="3D3D3A"/>
           <w:sz w:val="18"/>
           <w:szCs w:val="18"/>
-          <w:shd w:val="clear" w:fill="F5F4ED"/>
+          <w:shd w:val="clear" w:color="auto" w:fill="F5F4ED"/>
           <w:rFonts w:ascii="Anthropic Sans" w:eastAsia="Anthropic Sans" w:hAnsi="Anthropic Sans" w:cs="Anthropic Sans"/>
           <w:lang w:eastAsia="ko-KR"/>
         </w:rPr>
@@ -3153,7 +3187,7 @@
           <w:color w:val="3D3D3A"/>
           <w:sz w:val="18"/>
           <w:szCs w:val="18"/>
-          <w:shd w:val="clear" w:fill="F5F4ED"/>
+          <w:shd w:val="clear" w:color="auto" w:fill="F5F4ED"/>
           <w:rFonts w:ascii="Anthropic Sans" w:eastAsia="Anthropic Sans" w:hAnsi="Anthropic Sans" w:cs="Anthropic Sans"/>
           <w:lang w:eastAsia="ko-KR"/>
         </w:rPr>
@@ -3169,7 +3203,7 @@
           <w:color w:val="3D3D3A"/>
           <w:sz w:val="18"/>
           <w:szCs w:val="18"/>
-          <w:shd w:val="clear" w:fill="F5F4ED"/>
+          <w:shd w:val="clear" w:color="auto" w:fill="F5F4ED"/>
           <w:rFonts w:ascii="Anthropic Sans" w:eastAsia="Anthropic Sans" w:hAnsi="Anthropic Sans" w:cs="Anthropic Sans"/>
           <w:lang w:eastAsia="ko-KR"/>
         </w:rPr>
@@ -3185,7 +3219,7 @@
           <w:color w:val="3D3D3A"/>
           <w:sz w:val="18"/>
           <w:szCs w:val="18"/>
-          <w:shd w:val="clear" w:fill="F5F4ED"/>
+          <w:shd w:val="clear" w:color="auto" w:fill="F5F4ED"/>
           <w:rFonts w:ascii="Anthropic Sans" w:eastAsia="Anthropic Sans" w:hAnsi="Anthropic Sans" w:cs="Anthropic Sans"/>
           <w:lang w:eastAsia="ko-KR"/>
         </w:rPr>
@@ -3201,7 +3235,7 @@
           <w:color w:val="3D3D3A"/>
           <w:sz w:val="18"/>
           <w:szCs w:val="18"/>
-          <w:shd w:val="clear" w:fill="F5F4ED"/>
+          <w:shd w:val="clear" w:color="auto" w:fill="F5F4ED"/>
           <w:rFonts w:ascii="Anthropic Sans" w:eastAsia="Anthropic Sans" w:hAnsi="Anthropic Sans" w:cs="Anthropic Sans"/>
           <w:lang w:eastAsia="ko-KR"/>
         </w:rPr>
@@ -3217,7 +3251,7 @@
           <w:color w:val="3D3D3A"/>
           <w:sz w:val="18"/>
           <w:szCs w:val="18"/>
-          <w:shd w:val="clear" w:fill="F5F4ED"/>
+          <w:shd w:val="clear" w:color="auto" w:fill="F5F4ED"/>
           <w:rFonts w:ascii="Anthropic Sans" w:eastAsia="Anthropic Sans" w:hAnsi="Anthropic Sans" w:cs="Anthropic Sans"/>
           <w:lang w:eastAsia="ko-KR"/>
         </w:rPr>
@@ -3233,7 +3267,7 @@
           <w:color w:val="3D3D3A"/>
           <w:sz w:val="18"/>
           <w:szCs w:val="18"/>
-          <w:shd w:val="clear" w:fill="F5F4ED"/>
+          <w:shd w:val="clear" w:color="auto" w:fill="F5F4ED"/>
           <w:rFonts w:ascii="Anthropic Sans" w:eastAsia="Anthropic Sans" w:hAnsi="Anthropic Sans" w:cs="Anthropic Sans"/>
           <w:lang w:eastAsia="ko-KR"/>
         </w:rPr>
@@ -3249,16 +3283,16 @@
           <w:color w:val="3D3D3A"/>
           <w:sz w:val="18"/>
           <w:szCs w:val="18"/>
-          <w:shd w:val="clear" w:fill="F5F4ED"/>
-          <w:rFonts w:ascii="Anthropic Sans" w:eastAsia="Anthropic Sans" w:hAnsi="Anthropic Sans" w:cs="Anthropic Sans"/>
-          <w:lang w:eastAsia="ko-KR"/>
-        </w:rPr>
-      </w:pPr>
-    </w:p>
-    <w:p>
-      <w:pPr>
-        <w:jc w:val="left"/>
-        <w:spacing w:lineRule="auto" w:line="276"/>
+          <w:shd w:val="clear" w:color="auto" w:fill="F5F4ED"/>
+          <w:rFonts w:ascii="Anthropic Sans" w:eastAsia="Anthropic Sans" w:hAnsi="Anthropic Sans" w:cs="Anthropic Sans"/>
+          <w:lang w:eastAsia="ko-KR"/>
+        </w:rPr>
+      </w:pPr>
+    </w:p>
+    <w:p>
+      <w:pPr>
+        <w:jc w:val="left"/>
+        <w:spacing w:lineRule="auto" w:line="275"/>
         <w:rPr>
           <w:spacing w:val="0"/>
           <w:i w:val="0"/>
@@ -3266,7 +3300,7 @@
           <w:color w:val="141413"/>
           <w:sz w:val="22"/>
           <w:szCs w:val="22"/>
-          <w:shd w:val="clear"/>
+          <w:shd w:val="clear" w:color="auto" w:fill="auto"/>
           <w:rFonts w:ascii="나눔바른고딕" w:eastAsia="나눔바른고딕" w:hAnsi="나눔바른고딕" w:cs="나눔바른고딕"/>
         </w:rPr>
       </w:pPr>
@@ -3278,7 +3312,7 @@
           <w:color w:val="000000"/>
           <w:sz w:val="22"/>
           <w:szCs w:val="22"/>
-          <w:shd w:val="clear"/>
+          <w:shd w:val="clear" w:color="auto" w:fill="auto"/>
           <w:rFonts w:ascii="나눔바른고딕" w:eastAsia="나눔바른고딕" w:hAnsi="나눔바른고딕" w:cs="나눔바른고딕"/>
         </w:rPr>
         <w:t>☕</w:t>
@@ -3291,7 +3325,7 @@
           <w:color w:val="141413"/>
           <w:sz w:val="22"/>
           <w:szCs w:val="22"/>
-          <w:shd w:val="clear"/>
+          <w:shd w:val="clear" w:color="auto" w:fill="auto"/>
           <w:rFonts w:ascii="나눔바른고딕" w:eastAsia="나눔바른고딕" w:hAnsi="나눔바른고딕" w:cs="나눔바른고딕"/>
         </w:rPr>
         <w:t>방탄커피</w:t>
@@ -3300,7 +3334,7 @@
     <w:p>
       <w:pPr>
         <w:jc w:val="left"/>
-        <w:spacing w:lineRule="auto" w:line="276"/>
+        <w:spacing w:lineRule="auto" w:line="275"/>
         <w:rPr>
           <w:spacing w:val="0"/>
           <w:i w:val="0"/>
@@ -3308,7 +3342,7 @@
           <w:color w:val="B87A50"/>
           <w:sz w:val="22"/>
           <w:szCs w:val="22"/>
-          <w:shd w:val="clear"/>
+          <w:shd w:val="clear" w:color="auto" w:fill="auto"/>
           <w:rFonts w:ascii="나눔바른고딕" w:eastAsia="나눔바른고딕" w:hAnsi="나눔바른고딕" w:cs="나눔바른고딕"/>
           <w:lang w:eastAsia="ko-KR"/>
         </w:rPr>
@@ -3321,7 +3355,7 @@
           <w:color w:val="B87A50"/>
           <w:sz w:val="22"/>
           <w:szCs w:val="22"/>
-          <w:shd w:val="clear"/>
+          <w:shd w:val="clear" w:color="auto" w:fill="auto"/>
           <w:rFonts w:ascii="나눔바른고딕" w:eastAsia="나눔바른고딕" w:hAnsi="나눔바른고딕" w:cs="나눔바른고딕"/>
           <w:lang w:eastAsia="ko-KR"/>
         </w:rPr>
@@ -3331,7 +3365,7 @@
     <w:p>
       <w:pPr>
         <w:jc w:val="left"/>
-        <w:spacing w:lineRule="auto" w:line="276"/>
+        <w:spacing w:lineRule="auto" w:line="275"/>
         <w:rPr>
           <w:spacing w:val="0"/>
           <w:i w:val="0"/>
@@ -3339,7 +3373,7 @@
           <w:color w:val="141413"/>
           <w:sz w:val="22"/>
           <w:szCs w:val="22"/>
-          <w:shd w:val="clear"/>
+          <w:shd w:val="clear" w:color="auto" w:fill="auto"/>
           <w:rFonts w:ascii="나눔바른고딕" w:eastAsia="나눔바른고딕" w:hAnsi="나눔바른고딕" w:cs="나눔바른고딕"/>
           <w:lang w:eastAsia="ko-KR"/>
         </w:rPr>
@@ -3352,7 +3386,7 @@
           <w:color w:val="141413"/>
           <w:sz w:val="22"/>
           <w:szCs w:val="22"/>
-          <w:shd w:val="clear"/>
+          <w:shd w:val="clear" w:color="auto" w:fill="auto"/>
           <w:rFonts w:ascii="나눔바른고딕" w:eastAsia="나눔바른고딕" w:hAnsi="나눔바른고딕" w:cs="나눔바른고딕"/>
         </w:rPr>
         <w:t xml:space="preserve">물 200~240ml</w:t>
@@ -3361,7 +3395,7 @@
     <w:p>
       <w:pPr>
         <w:jc w:val="left"/>
-        <w:spacing w:lineRule="auto" w:line="276"/>
+        <w:spacing w:lineRule="auto" w:line="275"/>
         <w:rPr>
           <w:spacing w:val="0"/>
           <w:i w:val="0"/>
@@ -3369,7 +3403,7 @@
           <w:color w:val="3D3D3A"/>
           <w:sz w:val="22"/>
           <w:szCs w:val="22"/>
-          <w:shd w:val="clear"/>
+          <w:shd w:val="clear" w:color="auto" w:fill="auto"/>
           <w:rFonts w:ascii="나눔바른고딕" w:eastAsia="나눔바른고딕" w:hAnsi="나눔바른고딕" w:cs="나눔바른고딕"/>
           <w:lang w:eastAsia="ko-KR"/>
         </w:rPr>
@@ -3382,7 +3416,7 @@
           <w:color w:val="141413"/>
           <w:sz w:val="22"/>
           <w:szCs w:val="22"/>
-          <w:shd w:val="clear"/>
+          <w:shd w:val="clear" w:color="auto" w:fill="auto"/>
           <w:rFonts w:ascii="나눔바른고딕" w:eastAsia="나눔바른고딕" w:hAnsi="나눔바른고딕" w:cs="나눔바른고딕"/>
         </w:rPr>
         <w:t xml:space="preserve">커피 원두 30g (곰팡이 독소 없는 원두)</w:t>
@@ -3395,7 +3429,7 @@
           <w:color w:val="141413"/>
           <w:sz w:val="22"/>
           <w:szCs w:val="22"/>
-          <w:shd w:val="clear"/>
+          <w:shd w:val="clear" w:color="auto" w:fill="auto"/>
           <w:rFonts w:ascii="나눔바른고딕" w:eastAsia="나눔바른고딕" w:hAnsi="나눔바른고딕" w:cs="나눔바른고딕"/>
         </w:rPr>
         <w:br/>
@@ -3408,7 +3442,7 @@
           <w:color w:val="141413"/>
           <w:sz w:val="22"/>
           <w:szCs w:val="22"/>
-          <w:shd w:val="clear"/>
+          <w:shd w:val="clear" w:color="auto" w:fill="auto"/>
           <w:rFonts w:ascii="나눔바른고딕" w:eastAsia="나눔바른고딕" w:hAnsi="나눔바른고딕" w:cs="나눔바른고딕"/>
         </w:rPr>
         <w:t xml:space="preserve">무염 목초버터 10~20g</w:t>
@@ -3421,7 +3455,7 @@
           <w:color w:val="141413"/>
           <w:sz w:val="22"/>
           <w:szCs w:val="22"/>
-          <w:shd w:val="clear"/>
+          <w:shd w:val="clear" w:color="auto" w:fill="auto"/>
           <w:rFonts w:ascii="나눔바른고딕" w:eastAsia="나눔바른고딕" w:hAnsi="나눔바른고딕" w:cs="나눔바른고딕"/>
         </w:rPr>
         <w:br/>
@@ -3434,7 +3468,7 @@
           <w:color w:val="141413"/>
           <w:sz w:val="22"/>
           <w:szCs w:val="22"/>
-          <w:shd w:val="clear"/>
+          <w:shd w:val="clear" w:color="auto" w:fill="auto"/>
           <w:rFonts w:ascii="나눔바른고딕" w:eastAsia="나눔바른고딕" w:hAnsi="나눔바른고딕" w:cs="나눔바른고딕"/>
         </w:rPr>
         <w:t xml:space="preserve">MCT 오일 5~10ml</w:t>
@@ -3447,7 +3481,7 @@
           <w:color w:val="141413"/>
           <w:sz w:val="22"/>
           <w:szCs w:val="22"/>
-          <w:shd w:val="clear"/>
+          <w:shd w:val="clear" w:color="auto" w:fill="auto"/>
           <w:rFonts w:ascii="나눔바른고딕" w:eastAsia="나눔바른고딕" w:hAnsi="나눔바른고딕" w:cs="나눔바른고딕"/>
         </w:rPr>
         <w:br/>
@@ -3460,7 +3494,7 @@
           <w:color w:val="141413"/>
           <w:sz w:val="22"/>
           <w:szCs w:val="22"/>
-          <w:shd w:val="clear"/>
+          <w:shd w:val="clear" w:color="auto" w:fill="auto"/>
           <w:rFonts w:ascii="나눔바른고딕" w:eastAsia="나눔바른고딕" w:hAnsi="나눔바른고딕" w:cs="나눔바른고딕"/>
         </w:rPr>
         <w:t>알룰로스</w:t>
@@ -3473,7 +3507,7 @@
           <w:color w:val="141413"/>
           <w:sz w:val="22"/>
           <w:szCs w:val="22"/>
-          <w:shd w:val="clear"/>
+          <w:shd w:val="clear" w:color="auto" w:fill="auto"/>
           <w:rFonts w:ascii="나눔바른고딕" w:eastAsia="나눔바른고딕" w:hAnsi="나눔바른고딕" w:cs="나눔바른고딕"/>
         </w:rPr>
         <w:br/>
@@ -3486,7 +3520,7 @@
           <w:color w:val="141413"/>
           <w:sz w:val="22"/>
           <w:szCs w:val="22"/>
-          <w:shd w:val="clear"/>
+          <w:shd w:val="clear" w:color="auto" w:fill="auto"/>
           <w:rFonts w:ascii="나눔바른고딕" w:eastAsia="나눔바른고딕" w:hAnsi="나눔바른고딕" w:cs="나눔바른고딕"/>
         </w:rPr>
         <w:t xml:space="preserve">히말라야 소금 또는 죽염</w:t>
@@ -3499,7 +3533,7 @@
           <w:color w:val="141413"/>
           <w:sz w:val="22"/>
           <w:szCs w:val="22"/>
-          <w:shd w:val="clear"/>
+          <w:shd w:val="clear" w:color="auto" w:fill="auto"/>
           <w:rFonts w:ascii="나눔바른고딕" w:eastAsia="나눔바른고딕" w:hAnsi="나눔바른고딕" w:cs="나눔바른고딕"/>
         </w:rPr>
         <w:br/>
@@ -3512,7 +3546,7 @@
           <w:color w:val="141413"/>
           <w:sz w:val="22"/>
           <w:szCs w:val="22"/>
-          <w:shd w:val="clear"/>
+          <w:shd w:val="clear" w:color="auto" w:fill="auto"/>
           <w:rFonts w:ascii="나눔바른고딕" w:eastAsia="나눔바른고딕" w:hAnsi="나눔바른고딕" w:cs="나눔바른고딕"/>
         </w:rPr>
         <w:t xml:space="preserve">콜라겐 파우더 </w:t>
@@ -3525,7 +3559,7 @@
           <w:color w:val="3D3D3A"/>
           <w:sz w:val="22"/>
           <w:szCs w:val="22"/>
-          <w:shd w:val="clear"/>
+          <w:shd w:val="clear" w:color="auto" w:fill="auto"/>
           <w:rFonts w:ascii="나눔바른고딕" w:eastAsia="나눔바른고딕" w:hAnsi="나눔바른고딕" w:cs="나눔바른고딕"/>
         </w:rPr>
         <w:t xml:space="preserve">(선택 — 라떼맛 보강)</w:t>
@@ -3538,7 +3572,7 @@
           <w:color w:val="141413"/>
           <w:sz w:val="22"/>
           <w:szCs w:val="22"/>
-          <w:shd w:val="clear"/>
+          <w:shd w:val="clear" w:color="auto" w:fill="auto"/>
           <w:rFonts w:ascii="나눔바른고딕" w:eastAsia="나눔바른고딕" w:hAnsi="나눔바른고딕" w:cs="나눔바른고딕"/>
         </w:rPr>
         <w:br/>
@@ -3551,7 +3585,7 @@
           <w:color w:val="141413"/>
           <w:sz w:val="22"/>
           <w:szCs w:val="22"/>
-          <w:shd w:val="clear"/>
+          <w:shd w:val="clear" w:color="auto" w:fill="auto"/>
           <w:rFonts w:ascii="나눔바른고딕" w:eastAsia="나눔바른고딕" w:hAnsi="나눔바른고딕" w:cs="나눔바른고딕"/>
         </w:rPr>
         <w:t xml:space="preserve">생크림 </w:t>
@@ -3564,7 +3598,7 @@
           <w:color w:val="3D3D3A"/>
           <w:sz w:val="22"/>
           <w:szCs w:val="22"/>
-          <w:shd w:val="clear"/>
+          <w:shd w:val="clear" w:color="auto" w:fill="auto"/>
           <w:rFonts w:ascii="나눔바른고딕" w:eastAsia="나눔바른고딕" w:hAnsi="나눔바른고딕" w:cs="나눔바른고딕"/>
         </w:rPr>
         <w:t>(선택)</w:t>
@@ -3573,7 +3607,7 @@
     <w:p>
       <w:pPr>
         <w:jc w:val="left"/>
-        <w:spacing w:lineRule="auto" w:line="276"/>
+        <w:spacing w:lineRule="auto" w:line="275"/>
         <w:rPr>
           <w:spacing w:val="0"/>
           <w:i w:val="0"/>
@@ -3581,7 +3615,7 @@
           <w:color w:val="B87A50"/>
           <w:sz w:val="22"/>
           <w:szCs w:val="22"/>
-          <w:shd w:val="clear"/>
+          <w:shd w:val="clear" w:color="auto" w:fill="auto"/>
           <w:rFonts w:ascii="나눔바른고딕" w:eastAsia="나눔바른고딕" w:hAnsi="나눔바른고딕" w:cs="나눔바른고딕"/>
         </w:rPr>
       </w:pPr>
@@ -3593,7 +3627,7 @@
           <w:color w:val="3D3D3A"/>
           <w:sz w:val="22"/>
           <w:szCs w:val="22"/>
-          <w:shd w:val="clear"/>
+          <w:shd w:val="clear" w:color="auto" w:fill="auto"/>
           <w:rFonts w:ascii="나눔바른고딕" w:eastAsia="나눔바른고딕" w:hAnsi="나눔바른고딕" w:cs="나눔바른고딕"/>
           <w:lang w:eastAsia="ko-KR"/>
         </w:rPr>
@@ -3607,7 +3641,7 @@
           <w:color w:val="B87A50"/>
           <w:sz w:val="22"/>
           <w:szCs w:val="22"/>
-          <w:shd w:val="clear"/>
+          <w:shd w:val="clear" w:color="auto" w:fill="auto"/>
           <w:rFonts w:ascii="나눔바른고딕" w:eastAsia="나눔바른고딕" w:hAnsi="나눔바른고딕" w:cs="나눔바른고딕"/>
         </w:rPr>
         <w:t xml:space="preserve">다영이의 한마디</w:t>
@@ -3616,7 +3650,7 @@
     <w:p>
       <w:pPr>
         <w:jc w:val="left"/>
-        <w:spacing w:lineRule="auto" w:line="276"/>
+        <w:spacing w:lineRule="auto" w:line="275"/>
         <w:rPr>
           <w:spacing w:val="0"/>
           <w:i w:val="0"/>
@@ -3624,7 +3658,7 @@
           <w:color w:val="141413"/>
           <w:sz w:val="22"/>
           <w:szCs w:val="22"/>
-          <w:shd w:val="clear"/>
+          <w:shd w:val="clear" w:color="auto" w:fill="auto"/>
           <w:rFonts w:ascii="나눔바른고딕" w:eastAsia="나눔바른고딕" w:hAnsi="나눔바른고딕" w:cs="나눔바른고딕"/>
           <w:lang w:eastAsia="ko-KR"/>
         </w:rPr>
@@ -3637,7 +3671,7 @@
           <w:color w:val="141413"/>
           <w:sz w:val="22"/>
           <w:szCs w:val="22"/>
-          <w:shd w:val="clear"/>
+          <w:shd w:val="clear" w:color="auto" w:fill="auto"/>
           <w:rFonts w:ascii="나눔바른고딕" w:eastAsia="나눔바른고딕" w:hAnsi="나눔바른고딕" w:cs="나눔바른고딕"/>
         </w:rPr>
         <w:t xml:space="preserve">2018년, 나를 새 몸으로 다시 태어나게 해준 아침 도구예요. 추울 땐 직접 만들어 따뜻하게, 더울 </w:t>
@@ -3650,7 +3684,7 @@
           <w:color w:val="141413"/>
           <w:sz w:val="22"/>
           <w:szCs w:val="22"/>
-          <w:shd w:val="clear"/>
+          <w:shd w:val="clear" w:color="auto" w:fill="auto"/>
           <w:rFonts w:ascii="나눔바른고딕" w:eastAsia="나눔바른고딕" w:hAnsi="나눔바른고딕" w:cs="나눔바른고딕"/>
         </w:rPr>
         <w:t xml:space="preserve">땐 마이노멀로 시원하게 — 거의 매일 함께했어요. 처음엔 낯설어도, 3일만 마셔보면 아침 </w:t>
@@ -3663,7 +3697,7 @@
           <w:color w:val="141413"/>
           <w:sz w:val="22"/>
           <w:szCs w:val="22"/>
-          <w:shd w:val="clear"/>
+          <w:shd w:val="clear" w:color="auto" w:fill="auto"/>
           <w:rFonts w:ascii="나눔바른고딕" w:eastAsia="나눔바른고딕" w:hAnsi="나눔바른고딕" w:cs="나눔바른고딕"/>
         </w:rPr>
         <w:t xml:space="preserve">공복감이 달라지는 걸 느껴요.</w:t>
@@ -3672,7 +3706,7 @@
     <w:p>
       <w:pPr>
         <w:jc w:val="left"/>
-        <w:spacing w:lineRule="auto" w:line="276"/>
+        <w:spacing w:lineRule="auto" w:line="275"/>
         <w:rPr>
           <w:spacing w:val="0"/>
           <w:i w:val="0"/>
@@ -3680,16 +3714,16 @@
           <w:color w:val="141413"/>
           <w:sz w:val="22"/>
           <w:szCs w:val="22"/>
-          <w:shd w:val="clear"/>
-          <w:rFonts w:ascii="나눔바른고딕" w:eastAsia="나눔바른고딕" w:hAnsi="나눔바른고딕" w:cs="나눔바른고딕"/>
-          <w:lang w:eastAsia="ko-KR"/>
-        </w:rPr>
-      </w:pPr>
-    </w:p>
-    <w:p>
-      <w:pPr>
-        <w:jc w:val="left"/>
-        <w:spacing w:lineRule="auto" w:line="276"/>
+          <w:shd w:val="clear" w:color="auto" w:fill="auto"/>
+          <w:rFonts w:ascii="나눔바른고딕" w:eastAsia="나눔바른고딕" w:hAnsi="나눔바른고딕" w:cs="나눔바른고딕"/>
+          <w:lang w:eastAsia="ko-KR"/>
+        </w:rPr>
+      </w:pPr>
+    </w:p>
+    <w:p>
+      <w:pPr>
+        <w:jc w:val="left"/>
+        <w:spacing w:lineRule="auto" w:line="275"/>
         <w:rPr>
           <w:spacing w:val="0"/>
           <w:i w:val="0"/>
@@ -3697,7 +3731,7 @@
           <w:color w:val="B87A50"/>
           <w:sz w:val="22"/>
           <w:szCs w:val="22"/>
-          <w:shd w:val="clear"/>
+          <w:shd w:val="clear" w:color="auto" w:fill="auto"/>
           <w:rFonts w:ascii="나눔바른고딕" w:eastAsia="나눔바른고딕" w:hAnsi="나눔바른고딕" w:cs="나눔바른고딕"/>
           <w:lang w:eastAsia="ko-KR"/>
         </w:rPr>
@@ -3710,7 +3744,7 @@
           <w:color w:val="B87A50"/>
           <w:sz w:val="22"/>
           <w:szCs w:val="22"/>
-          <w:shd w:val="clear"/>
+          <w:shd w:val="clear" w:color="auto" w:fill="auto"/>
           <w:rFonts w:ascii="나눔바른고딕" w:eastAsia="나눔바른고딕" w:hAnsi="나눔바른고딕" w:cs="나눔바른고딕"/>
           <w:lang w:eastAsia="ko-KR"/>
         </w:rPr>
@@ -3720,7 +3754,7 @@
     <w:p>
       <w:pPr>
         <w:jc w:val="left"/>
-        <w:spacing w:lineRule="auto" w:line="276"/>
+        <w:spacing w:lineRule="auto" w:line="275"/>
         <w:rPr>
           <w:spacing w:val="0"/>
           <w:i w:val="0"/>
@@ -3728,7 +3762,7 @@
           <w:color w:val="B87A50"/>
           <w:sz w:val="22"/>
           <w:szCs w:val="22"/>
-          <w:shd w:val="clear"/>
+          <w:shd w:val="clear" w:color="auto" w:fill="auto"/>
           <w:rFonts w:ascii="나눔바른고딕" w:eastAsia="나눔바른고딕" w:hAnsi="나눔바른고딕" w:cs="나눔바른고딕"/>
           <w:lang w:eastAsia="ko-KR"/>
         </w:rPr>
@@ -3741,7 +3775,7 @@
           <w:color w:val="B87A50"/>
           <w:sz w:val="22"/>
           <w:szCs w:val="22"/>
-          <w:shd w:val="clear"/>
+          <w:shd w:val="clear" w:color="auto" w:fill="auto"/>
           <w:rFonts w:ascii="나눔바른고딕" w:eastAsia="나눔바른고딕" w:hAnsi="나눔바른고딕" w:cs="나눔바른고딕"/>
           <w:lang w:eastAsia="ko-KR"/>
         </w:rPr>
@@ -3751,7 +3785,7 @@
     <w:p>
       <w:pPr>
         <w:jc w:val="left"/>
-        <w:spacing w:lineRule="auto" w:line="276"/>
+        <w:spacing w:lineRule="auto" w:line="275"/>
         <w:rPr>
           <w:spacing w:val="0"/>
           <w:i w:val="0"/>
@@ -3760,7 +3794,7 @@
           <w:sz w:val="22"/>
           <w:szCs w:val="22"/>
           <w:u w:val="single"/>
-          <w:shd w:val="clear"/>
+          <w:shd w:val="clear" w:color="auto" w:fill="auto"/>
           <w:rFonts w:ascii="나눔바른고딕" w:eastAsia="나눔바른고딕" w:hAnsi="나눔바른고딕" w:cs="나눔바른고딕"/>
         </w:rPr>
       </w:pPr>
@@ -3773,7 +3807,7 @@
           <w:sz w:val="22"/>
           <w:szCs w:val="22"/>
           <w:u w:val="single"/>
-          <w:shd w:val="clear"/>
+          <w:shd w:val="clear" w:color="auto" w:fill="auto"/>
           <w:rFonts w:ascii="나눔바른고딕" w:eastAsia="나눔바른고딕" w:hAnsi="나눔바른고딕" w:cs="나눔바른고딕"/>
         </w:rPr>
         <w:t xml:space="preserve">더클린커피 콜롬비아 스페셜티</w:t>
@@ -3782,37 +3816,37 @@
     <w:p>
       <w:pPr>
         <w:rPr>
-          <w:shd w:val="clear"/>
-        </w:rPr>
-      </w:pPr>
-      <w:r>
-        <w:rPr>
-          <w:shd w:val="clear"/>
+          <w:shd w:val="clear" w:color="auto" w:fill="auto"/>
+        </w:rPr>
+      </w:pPr>
+      <w:r>
+        <w:rPr>
+          <w:shd w:val="clear" w:color="auto" w:fill="auto"/>
         </w:rPr>
         <w:t xml:space="preserve">일반 원두에는 곰팡이 독소, 마이코톡신이 검출되는 경우가 꽤 많아요. 그래서 커피 마시고 배가 </w:t>
       </w:r>
       <w:r>
         <w:rPr>
-          <w:shd w:val="clear"/>
+          <w:shd w:val="clear" w:color="auto" w:fill="auto"/>
         </w:rPr>
         <w:t xml:space="preserve">더부룩하거나 머리가 아팠던 분들, 사실 원두 탓일 수도 있어요.</w:t>
       </w:r>
       <w:r>
         <w:rPr>
-          <w:shd w:val="clear"/>
+          <w:shd w:val="clear" w:color="auto" w:fill="auto"/>
           <w:lang w:eastAsia="ko-KR"/>
         </w:rPr>
         <w:t xml:space="preserve"> </w:t>
       </w:r>
       <w:r>
         <w:rPr>
-          <w:shd w:val="clear"/>
+          <w:shd w:val="clear" w:color="auto" w:fill="auto"/>
         </w:rPr>
         <w:t xml:space="preserve">방탄커피가 한국에 들어오기 </w:t>
       </w:r>
       <w:r>
         <w:rPr>
-          <w:shd w:val="clear"/>
+          <w:shd w:val="clear" w:color="auto" w:fill="auto"/>
         </w:rPr>
         <w:t xml:space="preserve">전까지는 이런 개념 자체가 없었죠. 지금도 독소 없는 원두를 제대로 다루는 곳이 많지 않아요.</w:t>
       </w:r>
@@ -3826,32 +3860,32 @@
           <w:color w:val="3D3D3A"/>
           <w:sz w:val="22"/>
           <w:szCs w:val="22"/>
-          <w:shd w:val="clear"/>
-          <w:rFonts w:ascii="나눔바른고딕" w:eastAsia="나눔바른고딕" w:hAnsi="나눔바른고딕" w:cs="나눔바른고딕"/>
-        </w:rPr>
-      </w:pPr>
-      <w:r>
-        <w:rPr>
-          <w:shd w:val="clear"/>
+          <w:shd w:val="clear" w:color="auto" w:fill="auto"/>
+          <w:rFonts w:ascii="나눔바른고딕" w:eastAsia="나눔바른고딕" w:hAnsi="나눔바른고딕" w:cs="나눔바른고딕"/>
+        </w:rPr>
+      </w:pPr>
+      <w:r>
+        <w:rPr>
+          <w:shd w:val="clear" w:color="auto" w:fill="auto"/>
         </w:rPr>
         <w:t xml:space="preserve">그러다 찾은 게 더클린커피예요.</w:t>
       </w:r>
       <w:r>
         <w:rPr>
-          <w:shd w:val="clear"/>
+          <w:shd w:val="clear" w:color="auto" w:fill="auto"/>
           <w:lang w:eastAsia="ko-KR"/>
         </w:rPr>
         <w:t xml:space="preserve"> </w:t>
       </w:r>
       <w:r>
         <w:rPr>
-          <w:shd w:val="clear"/>
+          <w:shd w:val="clear" w:color="auto" w:fill="auto"/>
         </w:rPr>
         <w:t xml:space="preserve">폴리페놀을 제대로 흡수하려면 원두 선택부터 달라야 한다는 걸, </w:t>
       </w:r>
       <w:r>
         <w:rPr>
-          <w:shd w:val="clear"/>
+          <w:shd w:val="clear" w:color="auto" w:fill="auto"/>
         </w:rPr>
         <w:t xml:space="preserve">직접 바꿔보고 나서야 알았어요. 커피 마신 후에 머리가 띵하지 않고 오히려 맑아지더라고요.</w:t>
       </w:r>
@@ -3859,7 +3893,7 @@
     <w:p>
       <w:pPr>
         <w:jc w:val="left"/>
-        <w:spacing w:lineRule="auto" w:line="276"/>
+        <w:spacing w:lineRule="auto" w:line="275"/>
         <w:rPr>
           <w:spacing w:val="0"/>
           <w:i w:val="0"/>
@@ -3867,7 +3901,7 @@
           <w:color w:val="000000"/>
           <w:sz w:val="22"/>
           <w:szCs w:val="22"/>
-          <w:shd w:val="clear"/>
+          <w:shd w:val="clear" w:color="auto" w:fill="auto"/>
           <w:rFonts w:ascii="나눔바른고딕" w:eastAsia="나눔바른고딕" w:hAnsi="나눔바른고딕" w:cs="나눔바른고딕"/>
         </w:rPr>
       </w:pPr>
@@ -3889,7 +3923,7 @@
           <w:sz w:val="22"/>
           <w:szCs w:val="22"/>
           <w:u w:val="single" w:color="0563C1"/>
-          <w:shd w:val="clear"/>
+          <w:shd w:val="clear" w:color="auto" w:fill="auto"/>
           <w:rFonts w:ascii="나눔바른고딕" w:eastAsia="나눔바른고딕" w:hAnsi="나눔바른고딕" w:cs="나눔바른고딕"/>
         </w:rPr>
         <w:t>쿠</w:t>
@@ -3903,7 +3937,7 @@
           <w:sz w:val="22"/>
           <w:szCs w:val="22"/>
           <w:u w:val="single" w:color="0563C1"/>
-          <w:shd w:val="clear"/>
+          <w:shd w:val="clear" w:color="auto" w:fill="auto"/>
           <w:rFonts w:ascii="나눔바른고딕" w:eastAsia="나눔바른고딕" w:hAnsi="나눔바른고딕" w:cs="나눔바른고딕"/>
         </w:rPr>
         <w:t>팡</w:t>
@@ -3917,7 +3951,7 @@
           <w:sz w:val="22"/>
           <w:szCs w:val="22"/>
           <w:u w:val="single" w:color="0563C1"/>
-          <w:shd w:val="clear"/>
+          <w:shd w:val="clear" w:color="auto" w:fill="auto"/>
           <w:rFonts w:ascii="나눔바른고딕" w:eastAsia="나눔바른고딕" w:hAnsi="나눔바른고딕" w:cs="나눔바른고딕"/>
         </w:rPr>
         <w:t xml:space="preserve"> </w:t>
@@ -3931,7 +3965,7 @@
           <w:sz w:val="22"/>
           <w:szCs w:val="22"/>
           <w:u w:val="single" w:color="0563C1"/>
-          <w:shd w:val="clear"/>
+          <w:shd w:val="clear" w:color="auto" w:fill="auto"/>
           <w:rFonts w:ascii="나눔바른고딕" w:eastAsia="나눔바른고딕" w:hAnsi="나눔바른고딕" w:cs="나눔바른고딕"/>
         </w:rPr>
         <w:t>바</w:t>
@@ -3945,7 +3979,7 @@
           <w:sz w:val="22"/>
           <w:szCs w:val="22"/>
           <w:u w:val="single" w:color="0563C1"/>
-          <w:shd w:val="clear"/>
+          <w:shd w:val="clear" w:color="auto" w:fill="auto"/>
           <w:rFonts w:ascii="나눔바른고딕" w:eastAsia="나눔바른고딕" w:hAnsi="나눔바른고딕" w:cs="나눔바른고딕"/>
         </w:rPr>
         <w:t>로</w:t>
@@ -3959,7 +3993,7 @@
           <w:sz w:val="22"/>
           <w:szCs w:val="22"/>
           <w:u w:val="single" w:color="0563C1"/>
-          <w:shd w:val="clear"/>
+          <w:shd w:val="clear" w:color="auto" w:fill="auto"/>
           <w:rFonts w:ascii="나눔바른고딕" w:eastAsia="나눔바른고딕" w:hAnsi="나눔바른고딕" w:cs="나눔바른고딕"/>
         </w:rPr>
         <w:t>가</w:t>
@@ -3973,7 +4007,7 @@
           <w:sz w:val="22"/>
           <w:szCs w:val="22"/>
           <w:u w:val="single" w:color="0563C1"/>
-          <w:shd w:val="clear"/>
+          <w:shd w:val="clear" w:color="auto" w:fill="auto"/>
           <w:rFonts w:ascii="나눔바른고딕" w:eastAsia="나눔바른고딕" w:hAnsi="나눔바른고딕" w:cs="나눔바른고딕"/>
         </w:rPr>
         <w:t>기</w:t>
@@ -3987,7 +4021,7 @@
           <w:sz w:val="22"/>
           <w:szCs w:val="22"/>
           <w:u w:val="single" w:color="0563C1"/>
-          <w:shd w:val="clear"/>
+          <w:shd w:val="clear" w:color="auto" w:fill="auto"/>
           <w:rFonts w:ascii="나눔바른고딕" w:eastAsia="나눔바른고딕" w:hAnsi="나눔바른고딕" w:cs="나눔바른고딕"/>
         </w:rPr>
         <w:t xml:space="preserve"> </w:t>
@@ -4001,14 +4035,14 @@
           <w:sz w:val="22"/>
           <w:szCs w:val="22"/>
           <w:u w:val="single" w:color="0563C1"/>
-          <w:shd w:val="clear"/>
+          <w:shd w:val="clear" w:color="auto" w:fill="auto"/>
           <w:rFonts w:ascii="나눔바른고딕" w:eastAsia="나눔바른고딕" w:hAnsi="나눔바른고딕" w:cs="나눔바른고딕"/>
         </w:rPr>
         <w:t>→</w:t>
       </w:r>
       <w:r>
         <w:rPr>
-          <w:shd w:val="clear"/>
+          <w:shd w:val="clear" w:color="auto" w:fill="auto"/>
         </w:rPr>
         <w:fldChar w:fldCharType="end"/>
       </w:r>
@@ -4016,7 +4050,7 @@
     <w:p>
       <w:pPr>
         <w:jc w:val="left"/>
-        <w:spacing w:lineRule="auto" w:line="276"/>
+        <w:spacing w:lineRule="auto" w:line="275"/>
         <w:rPr>
           <w:spacing w:val="0"/>
           <w:i w:val="0"/>
@@ -4025,7 +4059,7 @@
           <w:sz w:val="22"/>
           <w:szCs w:val="22"/>
           <w:u w:val="single"/>
-          <w:shd w:val="clear"/>
+          <w:shd w:val="clear" w:color="auto" w:fill="auto"/>
           <w:rFonts w:ascii="나눔바른고딕" w:eastAsia="나눔바른고딕" w:hAnsi="나눔바른고딕" w:cs="나눔바른고딕"/>
         </w:rPr>
       </w:pPr>
@@ -4038,7 +4072,7 @@
           <w:sz w:val="22"/>
           <w:szCs w:val="22"/>
           <w:u w:val="single"/>
-          <w:shd w:val="clear"/>
+          <w:shd w:val="clear" w:color="auto" w:fill="auto"/>
           <w:rFonts w:ascii="나눔바른고딕" w:eastAsia="나눔바른고딕" w:hAnsi="나눔바른고딕" w:cs="나눔바른고딕"/>
         </w:rPr>
         <w:t xml:space="preserve">더클린커피 유기농 디카페인</w:t>
@@ -4047,7 +4081,7 @@
     <w:p>
       <w:pPr>
         <w:jc w:val="left"/>
-        <w:spacing w:lineRule="auto" w:line="276"/>
+        <w:spacing w:lineRule="auto" w:line="275"/>
         <w:rPr>
           <w:spacing w:val="0"/>
           <w:i w:val="0"/>
@@ -4055,7 +4089,7 @@
           <w:color w:val="3D3D3A"/>
           <w:sz w:val="22"/>
           <w:szCs w:val="22"/>
-          <w:shd w:val="clear"/>
+          <w:shd w:val="clear" w:color="auto" w:fill="auto"/>
           <w:rFonts w:ascii="나눔바른고딕" w:eastAsia="나눔바른고딕" w:hAnsi="나눔바른고딕" w:cs="나눔바른고딕"/>
           <w:lang w:eastAsia="ko-KR"/>
         </w:rPr>
@@ -4068,7 +4102,7 @@
           <w:color w:val="3D3D3A"/>
           <w:sz w:val="22"/>
           <w:szCs w:val="22"/>
-          <w:shd w:val="clear"/>
+          <w:shd w:val="clear" w:color="auto" w:fill="auto"/>
           <w:rFonts w:ascii="나눔바른고딕" w:eastAsia="나눔바른고딕" w:hAnsi="나눔바른고딕" w:cs="나눔바른고딕"/>
         </w:rPr>
         <w:t xml:space="preserve">스위스워터 공법으로 카페인만 제거해 원두 본연의 향은 살아있어요. 카페인이 </w:t>
@@ -4081,11 +4115,11 @@
           <w:color w:val="3D3D3A"/>
           <w:sz w:val="22"/>
           <w:szCs w:val="22"/>
-          <w:shd w:val="clear"/>
-          <w:rFonts w:ascii="나눔바른고딕" w:eastAsia="나눔바른고딕" w:hAnsi="나눔바른고딕" w:cs="나눔바른고딕"/>
-          <w:lang w:eastAsia="ko-KR"/>
-        </w:rPr>
-        <w:t xml:space="preserve">없이 </w:t>
+          <w:shd w:val="clear" w:color="auto" w:fill="auto"/>
+          <w:rFonts w:ascii="나눔바른고딕" w:eastAsia="나눔바른고딕" w:hAnsi="나눔바른고딕" w:cs="나눔바른고딕"/>
+          <w:lang w:eastAsia="ko-KR"/>
+        </w:rPr>
+        <w:t xml:space="preserve">없이 방탄커피 </w:t>
       </w:r>
       <w:r>
         <w:rPr>
@@ -4095,53 +4129,11 @@
           <w:color w:val="3D3D3A"/>
           <w:sz w:val="22"/>
           <w:szCs w:val="22"/>
-          <w:shd w:val="clear"/>
-          <w:rFonts w:ascii="나눔바른고딕" w:eastAsia="나눔바른고딕" w:hAnsi="나눔바른고딕" w:cs="나눔바른고딕"/>
-          <w:lang w:eastAsia="ko-KR"/>
-        </w:rPr>
-        <w:t xml:space="preserve">방탄커피 </w:t>
-      </w:r>
-      <w:r>
-        <w:rPr>
-          <w:spacing w:val="0"/>
-          <w:i w:val="0"/>
-          <w:b w:val="0"/>
-          <w:color w:val="3D3D3A"/>
-          <w:sz w:val="22"/>
-          <w:szCs w:val="22"/>
-          <w:shd w:val="clear"/>
-          <w:rFonts w:ascii="나눔바른고딕" w:eastAsia="나눔바른고딕" w:hAnsi="나눔바른고딕" w:cs="나눔바른고딕"/>
-          <w:lang w:eastAsia="ko-KR"/>
-        </w:rPr>
-        <w:t xml:space="preserve">루틴을 이어가고 싶으신 분들</w:t>
-      </w:r>
-      <w:r>
-        <w:rPr>
-          <w:spacing w:val="0"/>
-          <w:i w:val="0"/>
-          <w:b w:val="0"/>
-          <w:color w:val="3D3D3A"/>
-          <w:sz w:val="22"/>
-          <w:szCs w:val="22"/>
-          <w:shd w:val="clear"/>
-          <w:rFonts w:ascii="나눔바른고딕" w:eastAsia="나눔바른고딕" w:hAnsi="나눔바른고딕" w:cs="나눔바른고딕"/>
-          <w:lang w:eastAsia="ko-KR"/>
-        </w:rPr>
-        <w:t>.</w:t>
-      </w:r>
-      <w:r>
-        <w:rPr>
-          <w:spacing w:val="0"/>
-          <w:i w:val="0"/>
-          <w:b w:val="0"/>
-          <w:color w:val="3D3D3A"/>
-          <w:sz w:val="22"/>
-          <w:szCs w:val="22"/>
-          <w:shd w:val="clear"/>
-          <w:rFonts w:ascii="나눔바른고딕" w:eastAsia="나눔바른고딕" w:hAnsi="나눔바른고딕" w:cs="나눔바른고딕"/>
-          <w:lang w:eastAsia="ko-KR"/>
-        </w:rPr>
-        <w:t>..</w:t>
+          <w:shd w:val="clear" w:color="auto" w:fill="auto"/>
+          <w:rFonts w:ascii="나눔바른고딕" w:eastAsia="나눔바른고딕" w:hAnsi="나눔바른고딕" w:cs="나눔바른고딕"/>
+          <w:lang w:eastAsia="ko-KR"/>
+        </w:rPr>
+        <w:t xml:space="preserve">루틴을 이어가고 싶으신 분들...</w:t>
       </w:r>
       <w:r>
         <w:fldChar w:fldCharType="begin"/>
@@ -4156,7 +4148,7 @@
     <w:p>
       <w:pPr>
         <w:jc w:val="left"/>
-        <w:spacing w:lineRule="auto" w:line="276"/>
+        <w:spacing w:lineRule="auto" w:line="275"/>
         <w:rPr>
           <w:spacing w:val="0"/>
           <w:i w:val="0"/>
@@ -4164,21 +4156,21 @@
           <w:color w:val="auto"/>
           <w:sz w:val="22"/>
           <w:szCs w:val="22"/>
-          <w:shd w:val="clear"/>
-          <w:rFonts w:ascii="나눔바른고딕" w:eastAsia="나눔바른고딕" w:hAnsi="나눔바른고딕" w:cs="나눔바른고딕"/>
-          <w:lang w:eastAsia="ko-KR"/>
-        </w:rPr>
-      </w:pPr>
-      <w:r>
-        <w:rPr>
-          <w:spacing w:val="0"/>
-          <w:i w:val="0"/>
-          <w:b w:val="0"/>
-          <w:color w:val="0563C1"/>
-          <w:sz w:val="22"/>
-          <w:szCs w:val="22"/>
-          <w:u w:val="single" w:color="0563C1"/>
-          <w:shd w:val="clear"/>
+          <w:shd w:val="clear" w:color="auto" w:fill="auto"/>
+          <w:rFonts w:ascii="나눔바른고딕" w:eastAsia="나눔바른고딕" w:hAnsi="나눔바른고딕" w:cs="나눔바른고딕"/>
+          <w:lang w:eastAsia="ko-KR"/>
+        </w:rPr>
+      </w:pPr>
+      <w:r>
+        <w:rPr>
+          <w:spacing w:val="0"/>
+          <w:i w:val="0"/>
+          <w:b w:val="0"/>
+          <w:color w:val="0563C1"/>
+          <w:sz w:val="22"/>
+          <w:szCs w:val="22"/>
+          <w:u w:val="single" w:color="0563C1"/>
+          <w:shd w:val="clear" w:color="auto" w:fill="auto"/>
           <w:rFonts w:ascii="나눔바른고딕" w:eastAsia="나눔바른고딕" w:hAnsi="나눔바른고딕" w:cs="나눔바른고딕"/>
         </w:rPr>
         <w:t>쿠</w:t>
@@ -4192,7 +4184,7 @@
           <w:sz w:val="22"/>
           <w:szCs w:val="22"/>
           <w:u w:val="single" w:color="0563C1"/>
-          <w:shd w:val="clear"/>
+          <w:shd w:val="clear" w:color="auto" w:fill="auto"/>
           <w:rFonts w:ascii="나눔바른고딕" w:eastAsia="나눔바른고딕" w:hAnsi="나눔바른고딕" w:cs="나눔바른고딕"/>
         </w:rPr>
         <w:t>팡</w:t>
@@ -4206,7 +4198,7 @@
           <w:sz w:val="22"/>
           <w:szCs w:val="22"/>
           <w:u w:val="single" w:color="0563C1"/>
-          <w:shd w:val="clear"/>
+          <w:shd w:val="clear" w:color="auto" w:fill="auto"/>
           <w:rFonts w:ascii="나눔바른고딕" w:eastAsia="나눔바른고딕" w:hAnsi="나눔바른고딕" w:cs="나눔바른고딕"/>
         </w:rPr>
         <w:t xml:space="preserve"> </w:t>
@@ -4220,7 +4212,7 @@
           <w:sz w:val="22"/>
           <w:szCs w:val="22"/>
           <w:u w:val="single" w:color="0563C1"/>
-          <w:shd w:val="clear"/>
+          <w:shd w:val="clear" w:color="auto" w:fill="auto"/>
           <w:rFonts w:ascii="나눔바른고딕" w:eastAsia="나눔바른고딕" w:hAnsi="나눔바른고딕" w:cs="나눔바른고딕"/>
         </w:rPr>
         <w:t>바</w:t>
@@ -4234,7 +4226,7 @@
           <w:sz w:val="22"/>
           <w:szCs w:val="22"/>
           <w:u w:val="single" w:color="0563C1"/>
-          <w:shd w:val="clear"/>
+          <w:shd w:val="clear" w:color="auto" w:fill="auto"/>
           <w:rFonts w:ascii="나눔바른고딕" w:eastAsia="나눔바른고딕" w:hAnsi="나눔바른고딕" w:cs="나눔바른고딕"/>
         </w:rPr>
         <w:t>로</w:t>
@@ -4248,7 +4240,7 @@
           <w:sz w:val="22"/>
           <w:szCs w:val="22"/>
           <w:u w:val="single" w:color="0563C1"/>
-          <w:shd w:val="clear"/>
+          <w:shd w:val="clear" w:color="auto" w:fill="auto"/>
           <w:rFonts w:ascii="나눔바른고딕" w:eastAsia="나눔바른고딕" w:hAnsi="나눔바른고딕" w:cs="나눔바른고딕"/>
         </w:rPr>
         <w:t>가</w:t>
@@ -4262,7 +4254,7 @@
           <w:sz w:val="22"/>
           <w:szCs w:val="22"/>
           <w:u w:val="single" w:color="0563C1"/>
-          <w:shd w:val="clear"/>
+          <w:shd w:val="clear" w:color="auto" w:fill="auto"/>
           <w:rFonts w:ascii="나눔바른고딕" w:eastAsia="나눔바른고딕" w:hAnsi="나눔바른고딕" w:cs="나눔바른고딕"/>
         </w:rPr>
         <w:t>기</w:t>
@@ -4276,7 +4268,7 @@
           <w:sz w:val="22"/>
           <w:szCs w:val="22"/>
           <w:u w:val="single" w:color="0563C1"/>
-          <w:shd w:val="clear"/>
+          <w:shd w:val="clear" w:color="auto" w:fill="auto"/>
           <w:rFonts w:ascii="나눔바른고딕" w:eastAsia="나눔바른고딕" w:hAnsi="나눔바른고딕" w:cs="나눔바른고딕"/>
         </w:rPr>
         <w:t xml:space="preserve"> </w:t>
@@ -4290,14 +4282,14 @@
           <w:sz w:val="22"/>
           <w:szCs w:val="22"/>
           <w:u w:val="single" w:color="0563C1"/>
-          <w:shd w:val="clear"/>
+          <w:shd w:val="clear" w:color="auto" w:fill="auto"/>
           <w:rFonts w:ascii="나눔바른고딕" w:eastAsia="나눔바른고딕" w:hAnsi="나눔바른고딕" w:cs="나눔바른고딕"/>
         </w:rPr>
         <w:t>→</w:t>
       </w:r>
       <w:r>
         <w:rPr>
-          <w:shd w:val="clear"/>
+          <w:shd w:val="clear" w:color="auto" w:fill="auto"/>
         </w:rPr>
         <w:fldChar w:fldCharType="end"/>
       </w:r>
@@ -4305,7 +4297,7 @@
     <w:p>
       <w:pPr>
         <w:jc w:val="left"/>
-        <w:spacing w:lineRule="auto" w:line="276"/>
+        <w:spacing w:lineRule="auto" w:line="275"/>
         <w:rPr>
           <w:spacing w:val="0"/>
           <w:i w:val="0"/>
@@ -4313,7 +4305,7 @@
           <w:color w:val="73726C"/>
           <w:sz w:val="22"/>
           <w:szCs w:val="22"/>
-          <w:shd w:val="clear"/>
+          <w:shd w:val="clear" w:color="auto" w:fill="auto"/>
           <w:rFonts w:ascii="나눔바른고딕" w:eastAsia="나눔바른고딕" w:hAnsi="나눔바른고딕" w:cs="나눔바른고딕"/>
         </w:rPr>
       </w:pPr>
@@ -4325,7 +4317,7 @@
           <w:color w:val="B87A50"/>
           <w:sz w:val="22"/>
           <w:szCs w:val="22"/>
-          <w:shd w:val="clear"/>
+          <w:shd w:val="clear" w:color="auto" w:fill="auto"/>
           <w:rFonts w:ascii="나눔바른고딕" w:eastAsia="나눔바른고딕" w:hAnsi="나눔바른고딕" w:cs="나눔바른고딕"/>
           <w:lang w:eastAsia="ko-KR"/>
         </w:rPr>
@@ -4335,7 +4327,7 @@
     <w:p>
       <w:pPr>
         <w:jc w:val="left"/>
-        <w:spacing w:lineRule="auto" w:line="276"/>
+        <w:spacing w:lineRule="auto" w:line="275"/>
         <w:rPr>
           <w:spacing w:val="0"/>
           <w:i w:val="0"/>
@@ -4344,7 +4336,7 @@
           <w:sz w:val="22"/>
           <w:szCs w:val="22"/>
           <w:u w:val="single"/>
-          <w:shd w:val="clear"/>
+          <w:shd w:val="clear" w:color="auto" w:fill="auto"/>
           <w:rFonts w:ascii="나눔바른고딕" w:eastAsia="나눔바른고딕" w:hAnsi="나눔바른고딕" w:cs="나눔바른고딕"/>
           <w:lang w:eastAsia="ko-KR"/>
         </w:rPr>
@@ -4358,7 +4350,7 @@
           <w:sz w:val="22"/>
           <w:szCs w:val="22"/>
           <w:u w:val="single"/>
-          <w:shd w:val="clear"/>
+          <w:shd w:val="clear" w:color="auto" w:fill="auto"/>
           <w:rFonts w:ascii="나눔바른고딕" w:eastAsia="나눔바른고딕" w:hAnsi="나눔바른고딕" w:cs="나눔바른고딕"/>
           <w:lang w:eastAsia="ko-KR"/>
         </w:rPr>
@@ -4368,7 +4360,7 @@
     <w:p>
       <w:pPr>
         <w:jc w:val="left"/>
-        <w:spacing w:lineRule="auto" w:line="276"/>
+        <w:spacing w:lineRule="auto" w:line="275"/>
         <w:rPr>
           <w:spacing w:val="0"/>
           <w:i w:val="0"/>
@@ -4376,7 +4368,7 @@
           <w:color w:val="3D3D3A"/>
           <w:sz w:val="22"/>
           <w:szCs w:val="22"/>
-          <w:shd w:val="clear"/>
+          <w:shd w:val="clear" w:color="auto" w:fill="auto"/>
           <w:rFonts w:ascii="나눔바른고딕" w:eastAsia="나눔바른고딕" w:hAnsi="나눔바른고딕" w:cs="나눔바른고딕"/>
         </w:rPr>
       </w:pPr>
@@ -4388,7 +4380,7 @@
           <w:color w:val="3D3D3A"/>
           <w:sz w:val="22"/>
           <w:szCs w:val="22"/>
-          <w:shd w:val="clear"/>
+          <w:shd w:val="clear" w:color="auto" w:fill="auto"/>
           <w:rFonts w:ascii="나눔바른고딕" w:eastAsia="나눔바른고딕" w:hAnsi="나눔바른고딕" w:cs="나눔바른고딕"/>
         </w:rPr>
         <w:t xml:space="preserve">목초를 먹고 자란 소의 우유로 만든 버터예요. 일반 버터보다 오메가-3와 CLA(공액리놀레산)가 </w:t>
@@ -4401,7 +4393,7 @@
           <w:color w:val="3D3D3A"/>
           <w:sz w:val="22"/>
           <w:szCs w:val="22"/>
-          <w:shd w:val="clear"/>
+          <w:shd w:val="clear" w:color="auto" w:fill="auto"/>
           <w:rFonts w:ascii="나눔바른고딕" w:eastAsia="나눔바른고딕" w:hAnsi="나눔바른고딕" w:cs="나눔바른고딕"/>
         </w:rPr>
         <w:t xml:space="preserve">높아서 지방의 질이 달라요. 풍미가 깔끔하고 담백해서 방탄커피 처음 시작하는 분들께 권해요.</w:t>
@@ -4410,7 +4402,7 @@
     <w:p>
       <w:pPr>
         <w:jc w:val="left"/>
-        <w:spacing w:lineRule="auto" w:line="276"/>
+        <w:spacing w:lineRule="auto" w:line="275"/>
         <w:rPr>
           <w:spacing w:val="0"/>
           <w:i w:val="0"/>
@@ -4418,7 +4410,7 @@
           <w:color w:val="73726C"/>
           <w:sz w:val="22"/>
           <w:szCs w:val="22"/>
-          <w:shd w:val="clear"/>
+          <w:shd w:val="clear" w:color="auto" w:fill="auto"/>
           <w:rFonts w:ascii="나눔바른고딕" w:eastAsia="나눔바른고딕" w:hAnsi="나눔바른고딕" w:cs="나눔바른고딕"/>
         </w:rPr>
       </w:pPr>
@@ -4440,7 +4432,7 @@
           <w:sz w:val="22"/>
           <w:szCs w:val="22"/>
           <w:u w:val="single" w:color="0563C1"/>
-          <w:shd w:val="clear"/>
+          <w:shd w:val="clear" w:color="auto" w:fill="auto"/>
           <w:rFonts w:ascii="나눔바른고딕" w:eastAsia="나눔바른고딕" w:hAnsi="나눔바른고딕" w:cs="나눔바른고딕"/>
         </w:rPr>
         <w:t>쿠</w:t>
@@ -4454,7 +4446,7 @@
           <w:sz w:val="22"/>
           <w:szCs w:val="22"/>
           <w:u w:val="single" w:color="0563C1"/>
-          <w:shd w:val="clear"/>
+          <w:shd w:val="clear" w:color="auto" w:fill="auto"/>
           <w:rFonts w:ascii="나눔바른고딕" w:eastAsia="나눔바른고딕" w:hAnsi="나눔바른고딕" w:cs="나눔바른고딕"/>
         </w:rPr>
         <w:t>팡</w:t>
@@ -4468,7 +4460,7 @@
           <w:sz w:val="22"/>
           <w:szCs w:val="22"/>
           <w:u w:val="single" w:color="0563C1"/>
-          <w:shd w:val="clear"/>
+          <w:shd w:val="clear" w:color="auto" w:fill="auto"/>
           <w:rFonts w:ascii="나눔바른고딕" w:eastAsia="나눔바른고딕" w:hAnsi="나눔바른고딕" w:cs="나눔바른고딕"/>
         </w:rPr>
         <w:t xml:space="preserve"> </w:t>
@@ -4482,7 +4474,7 @@
           <w:sz w:val="22"/>
           <w:szCs w:val="22"/>
           <w:u w:val="single" w:color="0563C1"/>
-          <w:shd w:val="clear"/>
+          <w:shd w:val="clear" w:color="auto" w:fill="auto"/>
           <w:rFonts w:ascii="나눔바른고딕" w:eastAsia="나눔바른고딕" w:hAnsi="나눔바른고딕" w:cs="나눔바른고딕"/>
         </w:rPr>
         <w:t>바</w:t>
@@ -4496,7 +4488,7 @@
           <w:sz w:val="22"/>
           <w:szCs w:val="22"/>
           <w:u w:val="single" w:color="0563C1"/>
-          <w:shd w:val="clear"/>
+          <w:shd w:val="clear" w:color="auto" w:fill="auto"/>
           <w:rFonts w:ascii="나눔바른고딕" w:eastAsia="나눔바른고딕" w:hAnsi="나눔바른고딕" w:cs="나눔바른고딕"/>
         </w:rPr>
         <w:t>로</w:t>
@@ -4510,7 +4502,7 @@
           <w:sz w:val="22"/>
           <w:szCs w:val="22"/>
           <w:u w:val="single" w:color="0563C1"/>
-          <w:shd w:val="clear"/>
+          <w:shd w:val="clear" w:color="auto" w:fill="auto"/>
           <w:rFonts w:ascii="나눔바른고딕" w:eastAsia="나눔바른고딕" w:hAnsi="나눔바른고딕" w:cs="나눔바른고딕"/>
         </w:rPr>
         <w:t>가</w:t>
@@ -4524,7 +4516,7 @@
           <w:sz w:val="22"/>
           <w:szCs w:val="22"/>
           <w:u w:val="single" w:color="0563C1"/>
-          <w:shd w:val="clear"/>
+          <w:shd w:val="clear" w:color="auto" w:fill="auto"/>
           <w:rFonts w:ascii="나눔바른고딕" w:eastAsia="나눔바른고딕" w:hAnsi="나눔바른고딕" w:cs="나눔바른고딕"/>
         </w:rPr>
         <w:t>기</w:t>
@@ -4538,7 +4530,7 @@
           <w:sz w:val="22"/>
           <w:szCs w:val="22"/>
           <w:u w:val="single" w:color="0563C1"/>
-          <w:shd w:val="clear"/>
+          <w:shd w:val="clear" w:color="auto" w:fill="auto"/>
           <w:rFonts w:ascii="나눔바른고딕" w:eastAsia="나눔바른고딕" w:hAnsi="나눔바른고딕" w:cs="나눔바른고딕"/>
         </w:rPr>
         <w:t xml:space="preserve"> </w:t>
@@ -4552,14 +4544,14 @@
           <w:sz w:val="22"/>
           <w:szCs w:val="22"/>
           <w:u w:val="single" w:color="0563C1"/>
-          <w:shd w:val="clear"/>
+          <w:shd w:val="clear" w:color="auto" w:fill="auto"/>
           <w:rFonts w:ascii="나눔바른고딕" w:eastAsia="나눔바른고딕" w:hAnsi="나눔바른고딕" w:cs="나눔바른고딕"/>
         </w:rPr>
         <w:t>→</w:t>
       </w:r>
       <w:r>
         <w:rPr>
-          <w:shd w:val="clear"/>
+          <w:shd w:val="clear" w:color="auto" w:fill="auto"/>
         </w:rPr>
         <w:fldChar w:fldCharType="end"/>
       </w:r>
@@ -4567,7 +4559,7 @@
     <w:p>
       <w:pPr>
         <w:jc w:val="left"/>
-        <w:spacing w:lineRule="auto" w:line="276"/>
+        <w:spacing w:lineRule="auto" w:line="275"/>
         <w:rPr>
           <w:spacing w:val="0"/>
           <w:i w:val="0"/>
@@ -4576,7 +4568,7 @@
           <w:sz w:val="22"/>
           <w:szCs w:val="22"/>
           <w:u w:val="single"/>
-          <w:shd w:val="clear"/>
+          <w:shd w:val="clear" w:color="auto" w:fill="auto"/>
           <w:rFonts w:ascii="나눔바른고딕" w:eastAsia="나눔바른고딕" w:hAnsi="나눔바른고딕" w:cs="나눔바른고딕"/>
           <w:lang w:eastAsia="ko-KR"/>
         </w:rPr>
@@ -4590,7 +4582,7 @@
           <w:sz w:val="22"/>
           <w:szCs w:val="22"/>
           <w:u w:val="single"/>
-          <w:shd w:val="clear"/>
+          <w:shd w:val="clear" w:color="auto" w:fill="auto"/>
           <w:rFonts w:ascii="나눔바른고딕" w:eastAsia="나눔바른고딕" w:hAnsi="나눔바른고딕" w:cs="나눔바른고딕"/>
           <w:lang w:eastAsia="ko-KR"/>
         </w:rPr>
@@ -4600,7 +4592,7 @@
     <w:p>
       <w:pPr>
         <w:jc w:val="left"/>
-        <w:spacing w:lineRule="auto" w:line="276"/>
+        <w:spacing w:lineRule="auto" w:line="275"/>
         <w:rPr>
           <w:spacing w:val="0"/>
           <w:i w:val="0"/>
@@ -4608,7 +4600,7 @@
           <w:color w:val="3D3D3A"/>
           <w:sz w:val="22"/>
           <w:szCs w:val="22"/>
-          <w:shd w:val="clear"/>
+          <w:shd w:val="clear" w:color="auto" w:fill="auto"/>
           <w:rFonts w:ascii="나눔바른고딕" w:eastAsia="나눔바른고딕" w:hAnsi="나눔바른고딕" w:cs="나눔바른고딕"/>
         </w:rPr>
       </w:pPr>
@@ -4620,7 +4612,7 @@
           <w:color w:val="3D3D3A"/>
           <w:sz w:val="22"/>
           <w:szCs w:val="22"/>
-          <w:shd w:val="clear"/>
+          <w:shd w:val="clear" w:color="auto" w:fill="auto"/>
           <w:rFonts w:ascii="나눔바른고딕" w:eastAsia="나눔바른고딕" w:hAnsi="나눔바른고딕" w:cs="나눔바른고딕"/>
         </w:rPr>
         <w:t xml:space="preserve">프랑스 노르망디 이즈니 지역의 AOC 인증 버터예요. 프레지덩트보다 유지방 함량이 높아 맛이 더 </w:t>
@@ -4633,7 +4625,7 @@
           <w:color w:val="3D3D3A"/>
           <w:sz w:val="22"/>
           <w:szCs w:val="22"/>
-          <w:shd w:val="clear"/>
+          <w:shd w:val="clear" w:color="auto" w:fill="auto"/>
           <w:rFonts w:ascii="나눔바른고딕" w:eastAsia="나눔바른고딕" w:hAnsi="나눔바른고딕" w:cs="나눔바른고딕"/>
         </w:rPr>
         <w:t xml:space="preserve">진하고 고소해요. 한 번 이즈니로 넘어가면 못 돌아간다는 분들도 있을 만큼, 풍미를 원하면 </w:t>
@@ -4646,7 +4638,7 @@
           <w:color w:val="3D3D3A"/>
           <w:sz w:val="22"/>
           <w:szCs w:val="22"/>
-          <w:shd w:val="clear"/>
+          <w:shd w:val="clear" w:color="auto" w:fill="auto"/>
           <w:rFonts w:ascii="나눔바른고딕" w:eastAsia="나눔바른고딕" w:hAnsi="나눔바른고딕" w:cs="나눔바른고딕"/>
         </w:rPr>
         <w:t>이쪽이에요.</w:t>
@@ -4655,7 +4647,7 @@
     <w:p>
       <w:pPr>
         <w:jc w:val="left"/>
-        <w:spacing w:lineRule="auto" w:line="276"/>
+        <w:spacing w:lineRule="auto" w:line="275"/>
         <w:rPr>
           <w:spacing w:val="0"/>
           <w:i w:val="0"/>
@@ -4663,7 +4655,7 @@
           <w:color w:val="000000"/>
           <w:sz w:val="22"/>
           <w:szCs w:val="22"/>
-          <w:shd w:val="clear"/>
+          <w:shd w:val="clear" w:color="auto" w:fill="auto"/>
           <w:rFonts w:ascii="나눔바른고딕" w:eastAsia="나눔바른고딕" w:hAnsi="나눔바른고딕" w:cs="나눔바른고딕"/>
         </w:rPr>
       </w:pPr>
@@ -4685,7 +4677,7 @@
           <w:sz w:val="22"/>
           <w:szCs w:val="22"/>
           <w:u w:val="single" w:color="0563C1"/>
-          <w:shd w:val="clear"/>
+          <w:shd w:val="clear" w:color="auto" w:fill="auto"/>
           <w:rFonts w:ascii="나눔바른고딕" w:eastAsia="나눔바른고딕" w:hAnsi="나눔바른고딕" w:cs="나눔바른고딕"/>
         </w:rPr>
         <w:t>쿠</w:t>
@@ -4699,7 +4691,7 @@
           <w:sz w:val="22"/>
           <w:szCs w:val="22"/>
           <w:u w:val="single" w:color="0563C1"/>
-          <w:shd w:val="clear"/>
+          <w:shd w:val="clear" w:color="auto" w:fill="auto"/>
           <w:rFonts w:ascii="나눔바른고딕" w:eastAsia="나눔바른고딕" w:hAnsi="나눔바른고딕" w:cs="나눔바른고딕"/>
         </w:rPr>
         <w:t>팡</w:t>
@@ -4713,7 +4705,7 @@
           <w:sz w:val="22"/>
           <w:szCs w:val="22"/>
           <w:u w:val="single" w:color="0563C1"/>
-          <w:shd w:val="clear"/>
+          <w:shd w:val="clear" w:color="auto" w:fill="auto"/>
           <w:rFonts w:ascii="나눔바른고딕" w:eastAsia="나눔바른고딕" w:hAnsi="나눔바른고딕" w:cs="나눔바른고딕"/>
         </w:rPr>
         <w:t xml:space="preserve"> </w:t>
@@ -4727,7 +4719,7 @@
           <w:sz w:val="22"/>
           <w:szCs w:val="22"/>
           <w:u w:val="single" w:color="0563C1"/>
-          <w:shd w:val="clear"/>
+          <w:shd w:val="clear" w:color="auto" w:fill="auto"/>
           <w:rFonts w:ascii="나눔바른고딕" w:eastAsia="나눔바른고딕" w:hAnsi="나눔바른고딕" w:cs="나눔바른고딕"/>
         </w:rPr>
         <w:t>바</w:t>
@@ -4741,7 +4733,7 @@
           <w:sz w:val="22"/>
           <w:szCs w:val="22"/>
           <w:u w:val="single" w:color="0563C1"/>
-          <w:shd w:val="clear"/>
+          <w:shd w:val="clear" w:color="auto" w:fill="auto"/>
           <w:rFonts w:ascii="나눔바른고딕" w:eastAsia="나눔바른고딕" w:hAnsi="나눔바른고딕" w:cs="나눔바른고딕"/>
         </w:rPr>
         <w:t>로</w:t>
@@ -4755,7 +4747,7 @@
           <w:sz w:val="22"/>
           <w:szCs w:val="22"/>
           <w:u w:val="single" w:color="0563C1"/>
-          <w:shd w:val="clear"/>
+          <w:shd w:val="clear" w:color="auto" w:fill="auto"/>
           <w:rFonts w:ascii="나눔바른고딕" w:eastAsia="나눔바른고딕" w:hAnsi="나눔바른고딕" w:cs="나눔바른고딕"/>
         </w:rPr>
         <w:t>가</w:t>
@@ -4769,7 +4761,7 @@
           <w:sz w:val="22"/>
           <w:szCs w:val="22"/>
           <w:u w:val="single" w:color="0563C1"/>
-          <w:shd w:val="clear"/>
+          <w:shd w:val="clear" w:color="auto" w:fill="auto"/>
           <w:rFonts w:ascii="나눔바른고딕" w:eastAsia="나눔바른고딕" w:hAnsi="나눔바른고딕" w:cs="나눔바른고딕"/>
         </w:rPr>
         <w:t>기</w:t>
@@ -4783,7 +4775,7 @@
           <w:sz w:val="22"/>
           <w:szCs w:val="22"/>
           <w:u w:val="single" w:color="0563C1"/>
-          <w:shd w:val="clear"/>
+          <w:shd w:val="clear" w:color="auto" w:fill="auto"/>
           <w:rFonts w:ascii="나눔바른고딕" w:eastAsia="나눔바른고딕" w:hAnsi="나눔바른고딕" w:cs="나눔바른고딕"/>
         </w:rPr>
         <w:t xml:space="preserve"> </w:t>
@@ -4797,14 +4789,14 @@
           <w:sz w:val="22"/>
           <w:szCs w:val="22"/>
           <w:u w:val="single" w:color="0563C1"/>
-          <w:shd w:val="clear"/>
+          <w:shd w:val="clear" w:color="auto" w:fill="auto"/>
           <w:rFonts w:ascii="나눔바른고딕" w:eastAsia="나눔바른고딕" w:hAnsi="나눔바른고딕" w:cs="나눔바른고딕"/>
         </w:rPr>
         <w:t>→</w:t>
       </w:r>
       <w:r>
         <w:rPr>
-          <w:shd w:val="clear"/>
+          <w:shd w:val="clear" w:color="auto" w:fill="auto"/>
         </w:rPr>
         <w:fldChar w:fldCharType="end"/>
       </w:r>
@@ -4812,7 +4804,7 @@
     <w:p>
       <w:pPr>
         <w:jc w:val="left"/>
-        <w:spacing w:lineRule="auto" w:line="276"/>
+        <w:spacing w:lineRule="auto" w:line="275"/>
         <w:rPr>
           <w:spacing w:val="0"/>
           <w:i w:val="0"/>
@@ -4821,7 +4813,7 @@
           <w:sz w:val="22"/>
           <w:szCs w:val="22"/>
           <w:u w:val="single"/>
-          <w:shd w:val="clear"/>
+          <w:shd w:val="clear" w:color="auto" w:fill="auto"/>
           <w:rFonts w:ascii="나눔바른고딕" w:eastAsia="나눔바른고딕" w:hAnsi="나눔바른고딕" w:cs="나눔바른고딕"/>
           <w:lang w:eastAsia="ko-KR"/>
         </w:rPr>
@@ -4835,7 +4827,7 @@
           <w:sz w:val="22"/>
           <w:szCs w:val="22"/>
           <w:u w:val="single"/>
-          <w:shd w:val="clear"/>
+          <w:shd w:val="clear" w:color="auto" w:fill="auto"/>
           <w:rFonts w:ascii="나눔바른고딕" w:eastAsia="나눔바른고딕" w:hAnsi="나눔바른고딕" w:cs="나눔바른고딕"/>
           <w:lang w:eastAsia="ko-KR"/>
         </w:rPr>
@@ -4845,7 +4837,7 @@
     <w:p>
       <w:pPr>
         <w:jc w:val="left"/>
-        <w:spacing w:lineRule="auto" w:line="276"/>
+        <w:spacing w:lineRule="auto" w:line="275"/>
         <w:rPr>
           <w:spacing w:val="0"/>
           <w:i w:val="0"/>
@@ -4853,7 +4845,7 @@
           <w:color w:val="3D3D3A"/>
           <w:sz w:val="22"/>
           <w:szCs w:val="22"/>
-          <w:shd w:val="clear"/>
+          <w:shd w:val="clear" w:color="auto" w:fill="auto"/>
           <w:rFonts w:ascii="나눔바른고딕" w:eastAsia="나눔바른고딕" w:hAnsi="나눔바른고딕" w:cs="나눔바른고딕"/>
         </w:rPr>
       </w:pPr>
@@ -4865,7 +4857,7 @@
           <w:color w:val="3D3D3A"/>
           <w:sz w:val="22"/>
           <w:szCs w:val="22"/>
-          <w:shd w:val="clear"/>
+          <w:shd w:val="clear" w:color="auto" w:fill="auto"/>
           <w:rFonts w:ascii="나눔바른고딕" w:eastAsia="나눔바른고딕" w:hAnsi="나눔바른고딕" w:cs="나눔바른고딕"/>
         </w:rPr>
         <w:t xml:space="preserve">버터를 정제해 유당과 유청 단백질을 제거한 순수 지방이에요. 유제품 민감한 분들도 부담이 </w:t>
@@ -4878,7 +4870,7 @@
           <w:color w:val="3D3D3A"/>
           <w:sz w:val="22"/>
           <w:szCs w:val="22"/>
-          <w:shd w:val="clear"/>
+          <w:shd w:val="clear" w:color="auto" w:fill="auto"/>
           <w:rFonts w:ascii="나눔바른고딕" w:eastAsia="나눔바른고딕" w:hAnsi="나눔바른고딕" w:cs="나눔바른고딕"/>
         </w:rPr>
         <w:t xml:space="preserve">덜하고, 발연점이 높아 조리에도 좋아요. 방탄커피에 넣으면 더 진하고 고소한 맛이 나요. 야채나 </w:t>
@@ -4891,7 +4883,7 @@
           <w:color w:val="3D3D3A"/>
           <w:sz w:val="22"/>
           <w:szCs w:val="22"/>
-          <w:shd w:val="clear"/>
+          <w:shd w:val="clear" w:color="auto" w:fill="auto"/>
           <w:rFonts w:ascii="나눔바른고딕" w:eastAsia="나눔바른고딕" w:hAnsi="나눔바른고딕" w:cs="나눔바른고딕"/>
         </w:rPr>
         <w:t xml:space="preserve">고기에 듬뿍 넣고 볶아도 맛있어요.</w:t>
@@ -4900,7 +4892,7 @@
     <w:p>
       <w:pPr>
         <w:jc w:val="left"/>
-        <w:spacing w:lineRule="auto" w:line="276"/>
+        <w:spacing w:lineRule="auto" w:line="275"/>
         <w:rPr>
           <w:spacing w:val="0"/>
           <w:i w:val="0"/>
@@ -4908,7 +4900,7 @@
           <w:color w:val="auto"/>
           <w:sz w:val="22"/>
           <w:szCs w:val="22"/>
-          <w:shd w:val="clear"/>
+          <w:shd w:val="clear" w:color="auto" w:fill="auto"/>
           <w:rFonts w:ascii="나눔바른고딕" w:eastAsia="나눔바른고딕" w:hAnsi="나눔바른고딕" w:cs="나눔바른고딕"/>
           <w:lang w:eastAsia="ko-KR"/>
         </w:rPr>
@@ -4931,7 +4923,7 @@
           <w:sz w:val="22"/>
           <w:szCs w:val="22"/>
           <w:u w:val="single" w:color="0563C1"/>
-          <w:shd w:val="clear"/>
+          <w:shd w:val="clear" w:color="auto" w:fill="auto"/>
           <w:rFonts w:ascii="나눔바른고딕" w:eastAsia="나눔바른고딕" w:hAnsi="나눔바른고딕" w:cs="나눔바른고딕"/>
         </w:rPr>
         <w:t>쿠</w:t>
@@ -4945,7 +4937,7 @@
           <w:sz w:val="22"/>
           <w:szCs w:val="22"/>
           <w:u w:val="single" w:color="0563C1"/>
-          <w:shd w:val="clear"/>
+          <w:shd w:val="clear" w:color="auto" w:fill="auto"/>
           <w:rFonts w:ascii="나눔바른고딕" w:eastAsia="나눔바른고딕" w:hAnsi="나눔바른고딕" w:cs="나눔바른고딕"/>
         </w:rPr>
         <w:t>팡</w:t>
@@ -4959,7 +4951,7 @@
           <w:sz w:val="22"/>
           <w:szCs w:val="22"/>
           <w:u w:val="single" w:color="0563C1"/>
-          <w:shd w:val="clear"/>
+          <w:shd w:val="clear" w:color="auto" w:fill="auto"/>
           <w:rFonts w:ascii="나눔바른고딕" w:eastAsia="나눔바른고딕" w:hAnsi="나눔바른고딕" w:cs="나눔바른고딕"/>
         </w:rPr>
         <w:t xml:space="preserve"> </w:t>
@@ -4973,7 +4965,7 @@
           <w:sz w:val="22"/>
           <w:szCs w:val="22"/>
           <w:u w:val="single" w:color="0563C1"/>
-          <w:shd w:val="clear"/>
+          <w:shd w:val="clear" w:color="auto" w:fill="auto"/>
           <w:rFonts w:ascii="나눔바른고딕" w:eastAsia="나눔바른고딕" w:hAnsi="나눔바른고딕" w:cs="나눔바른고딕"/>
         </w:rPr>
         <w:t>바</w:t>
@@ -4987,7 +4979,7 @@
           <w:sz w:val="22"/>
           <w:szCs w:val="22"/>
           <w:u w:val="single" w:color="0563C1"/>
-          <w:shd w:val="clear"/>
+          <w:shd w:val="clear" w:color="auto" w:fill="auto"/>
           <w:rFonts w:ascii="나눔바른고딕" w:eastAsia="나눔바른고딕" w:hAnsi="나눔바른고딕" w:cs="나눔바른고딕"/>
         </w:rPr>
         <w:t>로</w:t>
@@ -5001,7 +4993,7 @@
           <w:sz w:val="22"/>
           <w:szCs w:val="22"/>
           <w:u w:val="single" w:color="0563C1"/>
-          <w:shd w:val="clear"/>
+          <w:shd w:val="clear" w:color="auto" w:fill="auto"/>
           <w:rFonts w:ascii="나눔바른고딕" w:eastAsia="나눔바른고딕" w:hAnsi="나눔바른고딕" w:cs="나눔바른고딕"/>
         </w:rPr>
         <w:t>가</w:t>
@@ -5015,7 +5007,7 @@
           <w:sz w:val="22"/>
           <w:szCs w:val="22"/>
           <w:u w:val="single" w:color="0563C1"/>
-          <w:shd w:val="clear"/>
+          <w:shd w:val="clear" w:color="auto" w:fill="auto"/>
           <w:rFonts w:ascii="나눔바른고딕" w:eastAsia="나눔바른고딕" w:hAnsi="나눔바른고딕" w:cs="나눔바른고딕"/>
         </w:rPr>
         <w:t>기</w:t>
@@ -5029,7 +5021,7 @@
           <w:sz w:val="22"/>
           <w:szCs w:val="22"/>
           <w:u w:val="single" w:color="0563C1"/>
-          <w:shd w:val="clear"/>
+          <w:shd w:val="clear" w:color="auto" w:fill="auto"/>
           <w:rFonts w:ascii="나눔바른고딕" w:eastAsia="나눔바른고딕" w:hAnsi="나눔바른고딕" w:cs="나눔바른고딕"/>
         </w:rPr>
         <w:t xml:space="preserve"> </w:t>
@@ -5043,14 +5035,14 @@
           <w:sz w:val="22"/>
           <w:szCs w:val="22"/>
           <w:u w:val="single" w:color="0563C1"/>
-          <w:shd w:val="clear"/>
+          <w:shd w:val="clear" w:color="auto" w:fill="auto"/>
           <w:rFonts w:ascii="나눔바른고딕" w:eastAsia="나눔바른고딕" w:hAnsi="나눔바른고딕" w:cs="나눔바른고딕"/>
         </w:rPr>
         <w:t>→</w:t>
       </w:r>
       <w:r>
         <w:rPr>
-          <w:shd w:val="clear"/>
+          <w:shd w:val="clear" w:color="auto" w:fill="auto"/>
         </w:rPr>
         <w:fldChar w:fldCharType="end"/>
       </w:r>
@@ -5058,7 +5050,7 @@
     <w:p>
       <w:pPr>
         <w:jc w:val="left"/>
-        <w:spacing w:lineRule="auto" w:line="276"/>
+        <w:spacing w:lineRule="auto" w:line="275"/>
         <w:rPr>
           <w:spacing w:val="0"/>
           <w:i w:val="0"/>
@@ -5066,15 +5058,15 @@
           <w:color w:val="3D3D3A"/>
           <w:sz w:val="22"/>
           <w:szCs w:val="22"/>
-          <w:shd w:val="clear"/>
-          <w:rFonts w:ascii="나눔바른고딕" w:eastAsia="나눔바른고딕" w:hAnsi="나눔바른고딕" w:cs="나눔바른고딕"/>
-        </w:rPr>
-      </w:pPr>
-    </w:p>
-    <w:p>
-      <w:pPr>
-        <w:jc w:val="left"/>
-        <w:spacing w:lineRule="auto" w:line="276"/>
+          <w:shd w:val="clear" w:color="auto" w:fill="auto"/>
+          <w:rFonts w:ascii="나눔바른고딕" w:eastAsia="나눔바른고딕" w:hAnsi="나눔바른고딕" w:cs="나눔바른고딕"/>
+        </w:rPr>
+      </w:pPr>
+    </w:p>
+    <w:p>
+      <w:pPr>
+        <w:jc w:val="left"/>
+        <w:spacing w:lineRule="auto" w:line="275"/>
         <w:rPr>
           <w:spacing w:val="0"/>
           <w:i w:val="0"/>
@@ -5082,7 +5074,7 @@
           <w:color w:val="73726C"/>
           <w:sz w:val="22"/>
           <w:szCs w:val="22"/>
-          <w:shd w:val="clear"/>
+          <w:shd w:val="clear" w:color="auto" w:fill="auto"/>
           <w:rFonts w:ascii="나눔바른고딕" w:eastAsia="나눔바른고딕" w:hAnsi="나눔바른고딕" w:cs="나눔바른고딕"/>
         </w:rPr>
       </w:pPr>
@@ -5094,7 +5086,7 @@
           <w:color w:val="B87A50"/>
           <w:sz w:val="22"/>
           <w:szCs w:val="22"/>
-          <w:shd w:val="clear"/>
+          <w:shd w:val="clear" w:color="auto" w:fill="auto"/>
           <w:rFonts w:ascii="나눔바른고딕" w:eastAsia="나눔바른고딕" w:hAnsi="나눔바른고딕" w:cs="나눔바른고딕"/>
           <w:lang w:eastAsia="ko-KR"/>
         </w:rPr>
@@ -5104,7 +5096,7 @@
     <w:p>
       <w:pPr>
         <w:jc w:val="left"/>
-        <w:spacing w:lineRule="auto" w:line="276"/>
+        <w:spacing w:lineRule="auto" w:line="275"/>
         <w:rPr>
           <w:spacing w:val="0"/>
           <w:i w:val="0"/>
@@ -5113,7 +5105,7 @@
           <w:sz w:val="22"/>
           <w:szCs w:val="22"/>
           <w:u w:val="single"/>
-          <w:shd w:val="clear"/>
+          <w:shd w:val="clear" w:color="auto" w:fill="auto"/>
           <w:rFonts w:ascii="나눔바른고딕" w:eastAsia="나눔바른고딕" w:hAnsi="나눔바른고딕" w:cs="나눔바른고딕"/>
           <w:lang w:eastAsia="ko-KR"/>
         </w:rPr>
@@ -5127,7 +5119,7 @@
           <w:sz w:val="22"/>
           <w:szCs w:val="22"/>
           <w:u w:val="single"/>
-          <w:shd w:val="clear"/>
+          <w:shd w:val="clear" w:color="auto" w:fill="auto"/>
           <w:rFonts w:ascii="나눔바른고딕" w:eastAsia="나눔바른고딕" w:hAnsi="나눔바른고딕" w:cs="나눔바른고딕"/>
           <w:lang w:eastAsia="ko-KR"/>
         </w:rPr>
@@ -5137,7 +5129,7 @@
     <w:p>
       <w:pPr>
         <w:jc w:val="left"/>
-        <w:spacing w:lineRule="auto" w:line="276"/>
+        <w:spacing w:lineRule="auto" w:line="275"/>
         <w:rPr>
           <w:spacing w:val="0"/>
           <w:i w:val="0"/>
@@ -5145,7 +5137,7 @@
           <w:color w:val="3D3D3A"/>
           <w:sz w:val="22"/>
           <w:szCs w:val="22"/>
-          <w:shd w:val="clear"/>
+          <w:shd w:val="clear" w:color="auto" w:fill="auto"/>
           <w:rFonts w:ascii="나눔바른고딕" w:eastAsia="나눔바른고딕" w:hAnsi="나눔바른고딕" w:cs="나눔바른고딕"/>
         </w:rPr>
       </w:pPr>
@@ -5157,7 +5149,7 @@
           <w:color w:val="3D3D3A"/>
           <w:sz w:val="22"/>
           <w:szCs w:val="22"/>
-          <w:shd w:val="clear"/>
+          <w:shd w:val="clear" w:color="auto" w:fill="auto"/>
           <w:rFonts w:ascii="나눔바른고딕" w:eastAsia="나눔바른고딕" w:hAnsi="나눔바른고딕" w:cs="나눔바른고딕"/>
         </w:rPr>
         <w:t xml:space="preserve">MCT 오일의 핵심은 C8(카프릴산)이에요. 간에서 가장 빠르게 케톤으로 전환되는 지방산으로, </w:t>
@@ -5170,7 +5162,7 @@
           <w:color w:val="3D3D3A"/>
           <w:sz w:val="22"/>
           <w:szCs w:val="22"/>
-          <w:shd w:val="clear"/>
+          <w:shd w:val="clear" w:color="auto" w:fill="auto"/>
           <w:rFonts w:ascii="나눔바른고딕" w:eastAsia="나눔바른고딕" w:hAnsi="나눔바른고딕" w:cs="나눔바른고딕"/>
         </w:rPr>
         <w:t xml:space="preserve">일반 코코넛 오일보다 에너지 전환 속도가 훨씬 빨라요. 마이노멀은 C8·C10 중심으로 구성되어 </w:t>
@@ -5183,7 +5175,7 @@
           <w:color w:val="3D3D3A"/>
           <w:sz w:val="22"/>
           <w:szCs w:val="22"/>
-          <w:shd w:val="clear"/>
+          <w:shd w:val="clear" w:color="auto" w:fill="auto"/>
           <w:rFonts w:ascii="나눔바른고딕" w:eastAsia="나눔바른고딕" w:hAnsi="나눔바른고딕" w:cs="나눔바른고딕"/>
         </w:rPr>
         <w:t xml:space="preserve">방탄커피 본래 목적에 맞게 만들어졌어요.</w:t>
@@ -5192,7 +5184,7 @@
     <w:p>
       <w:pPr>
         <w:jc w:val="left"/>
-        <w:spacing w:lineRule="auto" w:line="276"/>
+        <w:spacing w:lineRule="auto" w:line="275"/>
         <w:rPr>
           <w:spacing w:val="0"/>
           <w:i w:val="0"/>
@@ -5200,7 +5192,7 @@
           <w:color w:val="73726C"/>
           <w:sz w:val="22"/>
           <w:szCs w:val="22"/>
-          <w:shd w:val="clear"/>
+          <w:shd w:val="clear" w:color="auto" w:fill="auto"/>
           <w:rFonts w:ascii="나눔바른고딕" w:eastAsia="나눔바른고딕" w:hAnsi="나눔바른고딕" w:cs="나눔바른고딕"/>
         </w:rPr>
       </w:pPr>
@@ -5222,7 +5214,7 @@
           <w:sz w:val="22"/>
           <w:szCs w:val="22"/>
           <w:u w:val="single" w:color="0563C1"/>
-          <w:shd w:val="clear"/>
+          <w:shd w:val="clear" w:color="auto" w:fill="auto"/>
           <w:rFonts w:ascii="나눔바른고딕" w:eastAsia="나눔바른고딕" w:hAnsi="나눔바른고딕" w:cs="나눔바른고딕"/>
         </w:rPr>
         <w:t>네</w:t>
@@ -5236,7 +5228,7 @@
           <w:sz w:val="22"/>
           <w:szCs w:val="22"/>
           <w:u w:val="single" w:color="0563C1"/>
-          <w:shd w:val="clear"/>
+          <w:shd w:val="clear" w:color="auto" w:fill="auto"/>
           <w:rFonts w:ascii="나눔바른고딕" w:eastAsia="나눔바른고딕" w:hAnsi="나눔바른고딕" w:cs="나눔바른고딕"/>
         </w:rPr>
         <w:t>이</w:t>
@@ -5250,7 +5242,7 @@
           <w:sz w:val="22"/>
           <w:szCs w:val="22"/>
           <w:u w:val="single" w:color="0563C1"/>
-          <w:shd w:val="clear"/>
+          <w:shd w:val="clear" w:color="auto" w:fill="auto"/>
           <w:rFonts w:ascii="나눔바른고딕" w:eastAsia="나눔바른고딕" w:hAnsi="나눔바른고딕" w:cs="나눔바른고딕"/>
         </w:rPr>
         <w:t>버</w:t>
@@ -5264,7 +5256,7 @@
           <w:sz w:val="22"/>
           <w:szCs w:val="22"/>
           <w:u w:val="single" w:color="0563C1"/>
-          <w:shd w:val="clear"/>
+          <w:shd w:val="clear" w:color="auto" w:fill="auto"/>
           <w:rFonts w:ascii="나눔바른고딕" w:eastAsia="나눔바른고딕" w:hAnsi="나눔바른고딕" w:cs="나눔바른고딕"/>
         </w:rPr>
         <w:t xml:space="preserve"> </w:t>
@@ -5278,7 +5270,7 @@
           <w:sz w:val="22"/>
           <w:szCs w:val="22"/>
           <w:u w:val="single" w:color="0563C1"/>
-          <w:shd w:val="clear"/>
+          <w:shd w:val="clear" w:color="auto" w:fill="auto"/>
           <w:rFonts w:ascii="나눔바른고딕" w:eastAsia="나눔바른고딕" w:hAnsi="나눔바른고딕" w:cs="나눔바른고딕"/>
         </w:rPr>
         <w:t>바</w:t>
@@ -5292,7 +5284,7 @@
           <w:sz w:val="22"/>
           <w:szCs w:val="22"/>
           <w:u w:val="single" w:color="0563C1"/>
-          <w:shd w:val="clear"/>
+          <w:shd w:val="clear" w:color="auto" w:fill="auto"/>
           <w:rFonts w:ascii="나눔바른고딕" w:eastAsia="나눔바른고딕" w:hAnsi="나눔바른고딕" w:cs="나눔바른고딕"/>
         </w:rPr>
         <w:t>로</w:t>
@@ -5306,7 +5298,7 @@
           <w:sz w:val="22"/>
           <w:szCs w:val="22"/>
           <w:u w:val="single" w:color="0563C1"/>
-          <w:shd w:val="clear"/>
+          <w:shd w:val="clear" w:color="auto" w:fill="auto"/>
           <w:rFonts w:ascii="나눔바른고딕" w:eastAsia="나눔바른고딕" w:hAnsi="나눔바른고딕" w:cs="나눔바른고딕"/>
         </w:rPr>
         <w:t>가</w:t>
@@ -5320,7 +5312,7 @@
           <w:sz w:val="22"/>
           <w:szCs w:val="22"/>
           <w:u w:val="single" w:color="0563C1"/>
-          <w:shd w:val="clear"/>
+          <w:shd w:val="clear" w:color="auto" w:fill="auto"/>
           <w:rFonts w:ascii="나눔바른고딕" w:eastAsia="나눔바른고딕" w:hAnsi="나눔바른고딕" w:cs="나눔바른고딕"/>
         </w:rPr>
         <w:t>기</w:t>
@@ -5334,7 +5326,7 @@
           <w:sz w:val="22"/>
           <w:szCs w:val="22"/>
           <w:u w:val="single" w:color="0563C1"/>
-          <w:shd w:val="clear"/>
+          <w:shd w:val="clear" w:color="auto" w:fill="auto"/>
           <w:rFonts w:ascii="나눔바른고딕" w:eastAsia="나눔바른고딕" w:hAnsi="나눔바른고딕" w:cs="나눔바른고딕"/>
         </w:rPr>
         <w:t xml:space="preserve"> </w:t>
@@ -5348,14 +5340,14 @@
           <w:sz w:val="22"/>
           <w:szCs w:val="22"/>
           <w:u w:val="single" w:color="0563C1"/>
-          <w:shd w:val="clear"/>
+          <w:shd w:val="clear" w:color="auto" w:fill="auto"/>
           <w:rFonts w:ascii="나눔바른고딕" w:eastAsia="나눔바른고딕" w:hAnsi="나눔바른고딕" w:cs="나눔바른고딕"/>
         </w:rPr>
         <w:t>→</w:t>
       </w:r>
       <w:r>
         <w:rPr>
-          <w:shd w:val="clear"/>
+          <w:shd w:val="clear" w:color="auto" w:fill="auto"/>
         </w:rPr>
         <w:fldChar w:fldCharType="end"/>
       </w:r>
@@ -5363,7 +5355,7 @@
     <w:p>
       <w:pPr>
         <w:jc w:val="left"/>
-        <w:spacing w:lineRule="auto" w:line="276"/>
+        <w:spacing w:lineRule="auto" w:line="275"/>
         <w:rPr>
           <w:spacing w:val="0"/>
           <w:i w:val="0"/>
@@ -5372,7 +5364,7 @@
           <w:sz w:val="22"/>
           <w:szCs w:val="22"/>
           <w:u w:val="single"/>
-          <w:shd w:val="clear"/>
+          <w:shd w:val="clear" w:color="auto" w:fill="auto"/>
           <w:rFonts w:ascii="나눔바른고딕" w:eastAsia="나눔바른고딕" w:hAnsi="나눔바른고딕" w:cs="나눔바른고딕"/>
           <w:lang w:eastAsia="ko-KR"/>
         </w:rPr>
@@ -5386,7 +5378,7 @@
           <w:sz w:val="22"/>
           <w:szCs w:val="22"/>
           <w:u w:val="single"/>
-          <w:shd w:val="clear"/>
+          <w:shd w:val="clear" w:color="auto" w:fill="auto"/>
           <w:rFonts w:ascii="나눔바른고딕" w:eastAsia="나눔바른고딕" w:hAnsi="나눔바른고딕" w:cs="나눔바른고딕"/>
           <w:lang w:eastAsia="ko-KR"/>
         </w:rPr>
@@ -5396,7 +5388,7 @@
     <w:p>
       <w:pPr>
         <w:jc w:val="left"/>
-        <w:spacing w:lineRule="auto" w:line="276"/>
+        <w:spacing w:lineRule="auto" w:line="275"/>
         <w:rPr>
           <w:spacing w:val="0"/>
           <w:i w:val="0"/>
@@ -5404,7 +5396,7 @@
           <w:color w:val="3D3D3A"/>
           <w:sz w:val="22"/>
           <w:szCs w:val="22"/>
-          <w:shd w:val="clear"/>
+          <w:shd w:val="clear" w:color="auto" w:fill="auto"/>
           <w:rFonts w:ascii="나눔바른고딕" w:eastAsia="나눔바른고딕" w:hAnsi="나눔바른고딕" w:cs="나눔바른고딕"/>
         </w:rPr>
       </w:pPr>
@@ -5416,7 +5408,7 @@
           <w:color w:val="3D3D3A"/>
           <w:sz w:val="22"/>
           <w:szCs w:val="22"/>
-          <w:shd w:val="clear"/>
+          <w:shd w:val="clear" w:color="auto" w:fill="auto"/>
           <w:rFonts w:ascii="나눔바른고딕" w:eastAsia="나눔바른고딕" w:hAnsi="나눔바른고딕" w:cs="나눔바른고딕"/>
         </w:rPr>
         <w:t xml:space="preserve">여행이나 외식할 때 간편하게 들고 다니기 좋아요. 작은 가방에도 쏙 들어가고, 뜯어서 바로 </w:t>
@@ -5429,7 +5421,7 @@
           <w:color w:val="3D3D3A"/>
           <w:sz w:val="22"/>
           <w:szCs w:val="22"/>
-          <w:shd w:val="clear"/>
+          <w:shd w:val="clear" w:color="auto" w:fill="auto"/>
           <w:rFonts w:ascii="나눔바른고딕" w:eastAsia="나눔바른고딕" w:hAnsi="나눔바른고딕" w:cs="나눔바른고딕"/>
         </w:rPr>
         <w:t xml:space="preserve">넣으면 돼서 어디서든 키토제닉 라이프를 이어갈 수 있어요.</w:t>
@@ -5438,7 +5430,7 @@
     <w:p>
       <w:pPr>
         <w:jc w:val="left"/>
-        <w:spacing w:lineRule="auto" w:line="276"/>
+        <w:spacing w:lineRule="auto" w:line="275"/>
         <w:rPr>
           <w:spacing w:val="0"/>
           <w:i w:val="0"/>
@@ -5446,7 +5438,7 @@
           <w:color w:val="auto"/>
           <w:sz w:val="22"/>
           <w:szCs w:val="22"/>
-          <w:shd w:val="clear"/>
+          <w:shd w:val="clear" w:color="auto" w:fill="auto"/>
           <w:rFonts w:ascii="나눔바른고딕" w:eastAsia="나눔바른고딕" w:hAnsi="나눔바른고딕" w:cs="나눔바른고딕"/>
           <w:lang w:eastAsia="ko-KR"/>
         </w:rPr>
@@ -5469,7 +5461,7 @@
           <w:sz w:val="22"/>
           <w:szCs w:val="22"/>
           <w:u w:val="single" w:color="0563C1"/>
-          <w:shd w:val="clear"/>
+          <w:shd w:val="clear" w:color="auto" w:fill="auto"/>
           <w:rFonts w:ascii="나눔바른고딕" w:eastAsia="나눔바른고딕" w:hAnsi="나눔바른고딕" w:cs="나눔바른고딕"/>
         </w:rPr>
         <w:t>네</w:t>
@@ -5483,7 +5475,7 @@
           <w:sz w:val="22"/>
           <w:szCs w:val="22"/>
           <w:u w:val="single" w:color="0563C1"/>
-          <w:shd w:val="clear"/>
+          <w:shd w:val="clear" w:color="auto" w:fill="auto"/>
           <w:rFonts w:ascii="나눔바른고딕" w:eastAsia="나눔바른고딕" w:hAnsi="나눔바른고딕" w:cs="나눔바른고딕"/>
         </w:rPr>
         <w:t>이</w:t>
@@ -5497,7 +5489,7 @@
           <w:sz w:val="22"/>
           <w:szCs w:val="22"/>
           <w:u w:val="single" w:color="0563C1"/>
-          <w:shd w:val="clear"/>
+          <w:shd w:val="clear" w:color="auto" w:fill="auto"/>
           <w:rFonts w:ascii="나눔바른고딕" w:eastAsia="나눔바른고딕" w:hAnsi="나눔바른고딕" w:cs="나눔바른고딕"/>
         </w:rPr>
         <w:t>버</w:t>
@@ -5511,7 +5503,7 @@
           <w:sz w:val="22"/>
           <w:szCs w:val="22"/>
           <w:u w:val="single" w:color="0563C1"/>
-          <w:shd w:val="clear"/>
+          <w:shd w:val="clear" w:color="auto" w:fill="auto"/>
           <w:rFonts w:ascii="나눔바른고딕" w:eastAsia="나눔바른고딕" w:hAnsi="나눔바른고딕" w:cs="나눔바른고딕"/>
         </w:rPr>
         <w:t xml:space="preserve"> </w:t>
@@ -5525,7 +5517,7 @@
           <w:sz w:val="22"/>
           <w:szCs w:val="22"/>
           <w:u w:val="single" w:color="0563C1"/>
-          <w:shd w:val="clear"/>
+          <w:shd w:val="clear" w:color="auto" w:fill="auto"/>
           <w:rFonts w:ascii="나눔바른고딕" w:eastAsia="나눔바른고딕" w:hAnsi="나눔바른고딕" w:cs="나눔바른고딕"/>
         </w:rPr>
         <w:t>바</w:t>
@@ -5539,7 +5531,7 @@
           <w:sz w:val="22"/>
           <w:szCs w:val="22"/>
           <w:u w:val="single" w:color="0563C1"/>
-          <w:shd w:val="clear"/>
+          <w:shd w:val="clear" w:color="auto" w:fill="auto"/>
           <w:rFonts w:ascii="나눔바른고딕" w:eastAsia="나눔바른고딕" w:hAnsi="나눔바른고딕" w:cs="나눔바른고딕"/>
         </w:rPr>
         <w:t>로</w:t>
@@ -5553,7 +5545,7 @@
           <w:sz w:val="22"/>
           <w:szCs w:val="22"/>
           <w:u w:val="single" w:color="0563C1"/>
-          <w:shd w:val="clear"/>
+          <w:shd w:val="clear" w:color="auto" w:fill="auto"/>
           <w:rFonts w:ascii="나눔바른고딕" w:eastAsia="나눔바른고딕" w:hAnsi="나눔바른고딕" w:cs="나눔바른고딕"/>
         </w:rPr>
         <w:t>가</w:t>
@@ -5567,7 +5559,7 @@
           <w:sz w:val="22"/>
           <w:szCs w:val="22"/>
           <w:u w:val="single" w:color="0563C1"/>
-          <w:shd w:val="clear"/>
+          <w:shd w:val="clear" w:color="auto" w:fill="auto"/>
           <w:rFonts w:ascii="나눔바른고딕" w:eastAsia="나눔바른고딕" w:hAnsi="나눔바른고딕" w:cs="나눔바른고딕"/>
         </w:rPr>
         <w:t>기</w:t>
@@ -5581,7 +5573,7 @@
           <w:sz w:val="22"/>
           <w:szCs w:val="22"/>
           <w:u w:val="single" w:color="0563C1"/>
-          <w:shd w:val="clear"/>
+          <w:shd w:val="clear" w:color="auto" w:fill="auto"/>
           <w:rFonts w:ascii="나눔바른고딕" w:eastAsia="나눔바른고딕" w:hAnsi="나눔바른고딕" w:cs="나눔바른고딕"/>
         </w:rPr>
         <w:t xml:space="preserve"> </w:t>
@@ -5595,14 +5587,14 @@
           <w:sz w:val="22"/>
           <w:szCs w:val="22"/>
           <w:u w:val="single" w:color="0563C1"/>
-          <w:shd w:val="clear"/>
+          <w:shd w:val="clear" w:color="auto" w:fill="auto"/>
           <w:rFonts w:ascii="나눔바른고딕" w:eastAsia="나눔바른고딕" w:hAnsi="나눔바른고딕" w:cs="나눔바른고딕"/>
         </w:rPr>
         <w:t>→</w:t>
       </w:r>
       <w:r>
         <w:rPr>
-          <w:shd w:val="clear"/>
+          <w:shd w:val="clear" w:color="auto" w:fill="auto"/>
         </w:rPr>
         <w:fldChar w:fldCharType="end"/>
       </w:r>
@@ -5610,7 +5602,7 @@
     <w:p>
       <w:pPr>
         <w:jc w:val="left"/>
-        <w:spacing w:lineRule="auto" w:line="276"/>
+        <w:spacing w:lineRule="auto" w:line="275"/>
         <w:rPr>
           <w:spacing w:val="0"/>
           <w:i w:val="0"/>
@@ -5618,16 +5610,16 @@
           <w:color w:val="auto"/>
           <w:sz w:val="22"/>
           <w:szCs w:val="22"/>
-          <w:shd w:val="clear"/>
-          <w:rFonts w:ascii="나눔바른고딕" w:eastAsia="나눔바른고딕" w:hAnsi="나눔바른고딕" w:cs="나눔바른고딕"/>
-          <w:lang w:eastAsia="ko-KR"/>
-        </w:rPr>
-      </w:pPr>
-    </w:p>
-    <w:p>
-      <w:pPr>
-        <w:jc w:val="left"/>
-        <w:spacing w:lineRule="auto" w:line="276"/>
+          <w:shd w:val="clear" w:color="auto" w:fill="auto"/>
+          <w:rFonts w:ascii="나눔바른고딕" w:eastAsia="나눔바른고딕" w:hAnsi="나눔바른고딕" w:cs="나눔바른고딕"/>
+          <w:lang w:eastAsia="ko-KR"/>
+        </w:rPr>
+      </w:pPr>
+    </w:p>
+    <w:p>
+      <w:pPr>
+        <w:jc w:val="left"/>
+        <w:spacing w:lineRule="auto" w:line="275"/>
         <w:rPr>
           <w:spacing w:val="0"/>
           <w:i w:val="0"/>
@@ -5635,15 +5627,15 @@
           <w:color w:val="3D3D3A"/>
           <w:sz w:val="22"/>
           <w:szCs w:val="22"/>
-          <w:shd w:val="clear"/>
-          <w:rFonts w:ascii="나눔바른고딕" w:eastAsia="나눔바른고딕" w:hAnsi="나눔바른고딕" w:cs="나눔바른고딕"/>
-        </w:rPr>
-      </w:pPr>
-    </w:p>
-    <w:p>
-      <w:pPr>
-        <w:jc w:val="left"/>
-        <w:spacing w:lineRule="auto" w:line="276"/>
+          <w:shd w:val="clear" w:color="auto" w:fill="auto"/>
+          <w:rFonts w:ascii="나눔바른고딕" w:eastAsia="나눔바른고딕" w:hAnsi="나눔바른고딕" w:cs="나눔바른고딕"/>
+        </w:rPr>
+      </w:pPr>
+    </w:p>
+    <w:p>
+      <w:pPr>
+        <w:jc w:val="left"/>
+        <w:spacing w:lineRule="auto" w:line="275"/>
         <w:rPr>
           <w:spacing w:val="0"/>
           <w:i w:val="0"/>
@@ -5651,7 +5643,7 @@
           <w:color w:val="73726C"/>
           <w:sz w:val="22"/>
           <w:szCs w:val="22"/>
-          <w:shd w:val="clear"/>
+          <w:shd w:val="clear" w:color="auto" w:fill="auto"/>
           <w:rFonts w:ascii="나눔바른고딕" w:eastAsia="나눔바른고딕" w:hAnsi="나눔바른고딕" w:cs="나눔바른고딕"/>
         </w:rPr>
       </w:pPr>
@@ -5663,7 +5655,7 @@
           <w:color w:val="B87A50"/>
           <w:sz w:val="22"/>
           <w:szCs w:val="22"/>
-          <w:shd w:val="clear"/>
+          <w:shd w:val="clear" w:color="auto" w:fill="auto"/>
           <w:rFonts w:ascii="나눔바른고딕" w:eastAsia="나눔바른고딕" w:hAnsi="나눔바른고딕" w:cs="나눔바른고딕"/>
           <w:lang w:eastAsia="ko-KR"/>
         </w:rPr>
@@ -5673,7 +5665,7 @@
     <w:p>
       <w:pPr>
         <w:jc w:val="left"/>
-        <w:spacing w:lineRule="auto" w:line="276"/>
+        <w:spacing w:lineRule="auto" w:line="275"/>
         <w:rPr>
           <w:spacing w:val="0"/>
           <w:i w:val="0"/>
@@ -5682,7 +5674,7 @@
           <w:sz w:val="22"/>
           <w:szCs w:val="22"/>
           <w:u w:val="single"/>
-          <w:shd w:val="clear"/>
+          <w:shd w:val="clear" w:color="auto" w:fill="auto"/>
           <w:rFonts w:ascii="나눔바른고딕" w:eastAsia="나눔바른고딕" w:hAnsi="나눔바른고딕" w:cs="나눔바른고딕"/>
           <w:lang w:eastAsia="ko-KR"/>
         </w:rPr>
@@ -5696,229 +5688,384 @@
           <w:sz w:val="22"/>
           <w:szCs w:val="22"/>
           <w:u w:val="single"/>
+          <w:shd w:val="clear" w:color="auto" w:fill="auto"/>
+          <w:rFonts w:ascii="나눔바른고딕" w:eastAsia="나눔바른고딕" w:hAnsi="나눔바른고딕" w:cs="나눔바른고딕"/>
+          <w:lang w:eastAsia="ko-KR"/>
+        </w:rPr>
+        <w:t xml:space="preserve">마이노멀 알룰로스 (액체)</w:t>
+      </w:r>
+    </w:p>
+    <w:p>
+      <w:pPr>
+        <w:jc w:val="left"/>
+        <w:spacing w:lineRule="auto" w:line="275"/>
+        <w:rPr>
+          <w:spacing w:val="0"/>
+          <w:i w:val="0"/>
+          <w:b w:val="0"/>
+          <w:color w:val="3D3D3A"/>
+          <w:sz w:val="22"/>
+          <w:szCs w:val="22"/>
+          <w:shd w:val="clear" w:color="auto" w:fill="auto"/>
+          <w:rFonts w:ascii="나눔바른고딕" w:eastAsia="나눔바른고딕" w:hAnsi="나눔바른고딕" w:cs="나눔바른고딕"/>
+        </w:rPr>
+      </w:pPr>
+      <w:r>
+        <w:rPr>
+          <w:spacing w:val="0"/>
+          <w:i w:val="0"/>
+          <w:b w:val="0"/>
+          <w:color w:val="3D3D3A"/>
+          <w:sz w:val="22"/>
+          <w:szCs w:val="22"/>
+          <w:shd w:val="clear" w:color="auto" w:fill="auto"/>
+          <w:rFonts w:ascii="나눔바른고딕" w:eastAsia="나눔바른고딕" w:hAnsi="나눔바른고딕" w:cs="나눔바른고딕"/>
+        </w:rPr>
+        <w:t xml:space="preserve">혈당 스파이크 없이 단맛을 낼 수 있는 천연 감미료예요. 체내에서 거의 소화되지 않고 배출되어 </w:t>
+      </w:r>
+      <w:r>
+        <w:rPr>
+          <w:spacing w:val="0"/>
+          <w:i w:val="0"/>
+          <w:b w:val="0"/>
+          <w:color w:val="3D3D3A"/>
+          <w:sz w:val="22"/>
+          <w:szCs w:val="22"/>
+          <w:shd w:val="clear" w:color="auto" w:fill="auto"/>
+          <w:rFonts w:ascii="나눔바른고딕" w:eastAsia="나눔바른고딕" w:hAnsi="나눔바른고딕" w:cs="나눔바른고딕"/>
+        </w:rPr>
+        <w:t xml:space="preserve">실질 칼로리가 매우 낮아요. 액체 타입은 방탄커피에 바로 넣으면 잘 녹고, 스테비아보다 뒷맛이 </w:t>
+      </w:r>
+      <w:r>
+        <w:rPr>
+          <w:spacing w:val="0"/>
+          <w:i w:val="0"/>
+          <w:b w:val="0"/>
+          <w:color w:val="3D3D3A"/>
+          <w:sz w:val="22"/>
+          <w:szCs w:val="22"/>
+          <w:shd w:val="clear" w:color="auto" w:fill="auto"/>
+          <w:rFonts w:ascii="나눔바른고딕" w:eastAsia="나눔바른고딕" w:hAnsi="나눔바른고딕" w:cs="나눔바른고딕"/>
+        </w:rPr>
+        <w:t xml:space="preserve">훨씬 깔끔해요.</w:t>
+      </w:r>
+    </w:p>
+    <w:p>
+      <w:pPr>
+        <w:jc w:val="left"/>
+        <w:spacing w:lineRule="auto" w:line="275"/>
+        <w:rPr>
+          <w:spacing w:val="0"/>
+          <w:i w:val="0"/>
+          <w:b w:val="0"/>
+          <w:color w:val="73726C"/>
+          <w:sz w:val="22"/>
+          <w:szCs w:val="22"/>
+          <w:shd w:val="clear" w:color="auto" w:fill="auto"/>
+          <w:rFonts w:ascii="나눔바른고딕" w:eastAsia="나눔바른고딕" w:hAnsi="나눔바른고딕" w:cs="나눔바른고딕"/>
+        </w:rPr>
+      </w:pPr>
+      <w:r>
+        <w:rPr>
+          <w:color w:val="0563C1"/>
+          <w:u w:val="single" w:color="0563C1"/>
           <w:shd w:val="clear"/>
-          <w:rFonts w:ascii="나눔바른고딕" w:eastAsia="나눔바른고딕" w:hAnsi="나눔바른고딕" w:cs="나눔바른고딕"/>
-          <w:lang w:eastAsia="ko-KR"/>
-        </w:rPr>
-        <w:t xml:space="preserve">마이노멀 알룰로스 (액체)</w:t>
-      </w:r>
-    </w:p>
-    <w:p>
-      <w:pPr>
-        <w:jc w:val="left"/>
-        <w:spacing w:lineRule="auto" w:line="276"/>
-        <w:rPr>
-          <w:spacing w:val="0"/>
-          <w:i w:val="0"/>
-          <w:b w:val="0"/>
-          <w:color w:val="3D3D3A"/>
-          <w:sz w:val="22"/>
-          <w:szCs w:val="22"/>
+          <w:lang w:eastAsia="ko-KR"/>
+        </w:rPr>
+        <w:t>네</w:t>
+      </w:r>
+      <w:r>
+        <w:rPr>
+          <w:color w:val="0563C1"/>
+          <w:u w:val="single" w:color="0563C1"/>
           <w:shd w:val="clear"/>
-          <w:rFonts w:ascii="나눔바른고딕" w:eastAsia="나눔바른고딕" w:hAnsi="나눔바른고딕" w:cs="나눔바른고딕"/>
-        </w:rPr>
-      </w:pPr>
-      <w:r>
-        <w:rPr>
-          <w:spacing w:val="0"/>
-          <w:i w:val="0"/>
-          <w:b w:val="0"/>
-          <w:color w:val="3D3D3A"/>
-          <w:sz w:val="22"/>
-          <w:szCs w:val="22"/>
+          <w:lang w:eastAsia="ko-KR"/>
+        </w:rPr>
+        <w:t>이</w:t>
+      </w:r>
+      <w:r>
+        <w:rPr>
+          <w:color w:val="0563C1"/>
+          <w:u w:val="single" w:color="0563C1"/>
           <w:shd w:val="clear"/>
-          <w:rFonts w:ascii="나눔바른고딕" w:eastAsia="나눔바른고딕" w:hAnsi="나눔바른고딕" w:cs="나눔바른고딕"/>
-        </w:rPr>
-        <w:t xml:space="preserve">혈당 스파이크 없이 단맛을 낼 수 있는 천연 감미료예요. 체내에서 거의 소화되지 않고 배출되어 </w:t>
-      </w:r>
-      <w:r>
-        <w:rPr>
-          <w:spacing w:val="0"/>
-          <w:i w:val="0"/>
-          <w:b w:val="0"/>
-          <w:color w:val="3D3D3A"/>
-          <w:sz w:val="22"/>
-          <w:szCs w:val="22"/>
+          <w:lang w:eastAsia="ko-KR"/>
+        </w:rPr>
+        <w:t>버</w:t>
+      </w:r>
+      <w:r>
+        <w:rPr>
+          <w:color w:val="0563C1"/>
+          <w:u w:val="single" w:color="0563C1"/>
           <w:shd w:val="clear"/>
-          <w:rFonts w:ascii="나눔바른고딕" w:eastAsia="나눔바른고딕" w:hAnsi="나눔바른고딕" w:cs="나눔바른고딕"/>
-        </w:rPr>
-        <w:t xml:space="preserve">실질 칼로리가 매우 낮아요. 액체 타입은 방탄커피에 바로 넣으면 잘 녹고, 스테비아보다 뒷맛이 </w:t>
-      </w:r>
-      <w:r>
-        <w:rPr>
-          <w:spacing w:val="0"/>
-          <w:i w:val="0"/>
-          <w:b w:val="0"/>
-          <w:color w:val="3D3D3A"/>
-          <w:sz w:val="22"/>
-          <w:szCs w:val="22"/>
+          <w:lang w:eastAsia="ko-KR"/>
+        </w:rPr>
+        <w:t xml:space="preserve"> </w:t>
+      </w:r>
+      <w:r>
+        <w:rPr>
+          <w:color w:val="0563C1"/>
+          <w:u w:val="single" w:color="0563C1"/>
           <w:shd w:val="clear"/>
-          <w:rFonts w:ascii="나눔바른고딕" w:eastAsia="나눔바른고딕" w:hAnsi="나눔바른고딕" w:cs="나눔바른고딕"/>
-        </w:rPr>
-        <w:t xml:space="preserve">훨씬 깔끔해요.</w:t>
-      </w:r>
-    </w:p>
-    <w:p>
-      <w:pPr>
-        <w:jc w:val="left"/>
-        <w:spacing w:lineRule="auto" w:line="276"/>
-        <w:rPr>
-          <w:spacing w:val="0"/>
-          <w:i w:val="0"/>
-          <w:b w:val="0"/>
-          <w:color w:val="73726C"/>
-          <w:sz w:val="22"/>
-          <w:szCs w:val="22"/>
+          <w:lang w:eastAsia="ko-KR"/>
+        </w:rPr>
+        <w:t>바</w:t>
+      </w:r>
+      <w:r>
+        <w:rPr>
+          <w:color w:val="0563C1"/>
+          <w:u w:val="single" w:color="0563C1"/>
           <w:shd w:val="clear"/>
-          <w:rFonts w:ascii="나눔바른고딕" w:eastAsia="나눔바른고딕" w:hAnsi="나눔바른고딕" w:cs="나눔바른고딕"/>
-        </w:rPr>
-      </w:pPr>
+          <w:lang w:eastAsia="ko-KR"/>
+        </w:rPr>
+        <w:t>로</w:t>
+      </w:r>
+      <w:r>
+        <w:rPr>
+          <w:color w:val="0563C1"/>
+          <w:u w:val="single" w:color="0563C1"/>
+          <w:shd w:val="clear"/>
+          <w:lang w:eastAsia="ko-KR"/>
+        </w:rPr>
+        <w:t>가</w:t>
+      </w:r>
+      <w:r>
+        <w:rPr>
+          <w:color w:val="0563C1"/>
+          <w:u w:val="single" w:color="0563C1"/>
+          <w:shd w:val="clear"/>
+          <w:lang w:eastAsia="ko-KR"/>
+        </w:rPr>
+        <w:t>기</w:t>
+      </w:r>
+      <w:r>
+        <w:rPr>
+          <w:color w:val="0563C1"/>
+          <w:u w:val="single" w:color="0563C1"/>
+          <w:shd w:val="clear"/>
+          <w:lang w:eastAsia="ko-KR"/>
+        </w:rPr>
+        <w:t xml:space="preserve"> </w:t>
+      </w:r>
       <w:r>
         <w:fldChar w:fldCharType="begin"/>
       </w:r>
       <w:r>
-        <w:instrText xml:space="preserve">HYPERLINK "https://link.coupang.com/a/d2vGYpjytE"</w:instrText>
+        <w:instrText xml:space="preserve">HYPERLINK "https://naver.me/x8kDP2hi"</w:instrText>
       </w:r>
       <w:r>
         <w:fldChar w:fldCharType="separate"/>
       </w:r>
       <w:r>
         <w:rPr>
-          <w:spacing w:val="0"/>
-          <w:i w:val="0"/>
-          <w:b w:val="0"/>
-          <w:color w:val="0563C1"/>
-          <w:sz w:val="22"/>
-          <w:szCs w:val="22"/>
+          <w:color w:val="0563C1"/>
           <w:u w:val="single" w:color="0563C1"/>
           <w:shd w:val="clear"/>
-          <w:rFonts w:ascii="나눔바른고딕" w:eastAsia="나눔바른고딕" w:hAnsi="나눔바른고딕" w:cs="나눔바른고딕"/>
-        </w:rPr>
-        <w:t>쿠</w:t>
-      </w:r>
-      <w:r>
-        <w:rPr>
-          <w:spacing w:val="0"/>
-          <w:i w:val="0"/>
-          <w:b w:val="0"/>
-          <w:color w:val="0563C1"/>
-          <w:sz w:val="22"/>
-          <w:szCs w:val="22"/>
+        </w:rPr>
+        <w:t>h</w:t>
+      </w:r>
+      <w:r>
+        <w:rPr>
+          <w:color w:val="0563C1"/>
           <w:u w:val="single" w:color="0563C1"/>
           <w:shd w:val="clear"/>
-          <w:rFonts w:ascii="나눔바른고딕" w:eastAsia="나눔바른고딕" w:hAnsi="나눔바른고딕" w:cs="나눔바른고딕"/>
-        </w:rPr>
-        <w:t>팡</w:t>
-      </w:r>
-      <w:r>
-        <w:rPr>
-          <w:spacing w:val="0"/>
-          <w:i w:val="0"/>
-          <w:b w:val="0"/>
-          <w:color w:val="0563C1"/>
-          <w:sz w:val="22"/>
-          <w:szCs w:val="22"/>
+        </w:rPr>
+        <w:t>t</w:t>
+      </w:r>
+      <w:r>
+        <w:rPr>
+          <w:color w:val="0563C1"/>
           <w:u w:val="single" w:color="0563C1"/>
           <w:shd w:val="clear"/>
-          <w:rFonts w:ascii="나눔바른고딕" w:eastAsia="나눔바른고딕" w:hAnsi="나눔바른고딕" w:cs="나눔바른고딕"/>
-        </w:rPr>
-        <w:t xml:space="preserve"> </w:t>
-      </w:r>
-      <w:r>
-        <w:rPr>
-          <w:spacing w:val="0"/>
-          <w:i w:val="0"/>
-          <w:b w:val="0"/>
-          <w:color w:val="0563C1"/>
-          <w:sz w:val="22"/>
-          <w:szCs w:val="22"/>
+        </w:rPr>
+        <w:t>t</w:t>
+      </w:r>
+      <w:r>
+        <w:rPr>
+          <w:color w:val="0563C1"/>
           <w:u w:val="single" w:color="0563C1"/>
           <w:shd w:val="clear"/>
-          <w:rFonts w:ascii="나눔바른고딕" w:eastAsia="나눔바른고딕" w:hAnsi="나눔바른고딕" w:cs="나눔바른고딕"/>
-        </w:rPr>
-        <w:t>바</w:t>
-      </w:r>
-      <w:r>
-        <w:rPr>
-          <w:spacing w:val="0"/>
-          <w:i w:val="0"/>
-          <w:b w:val="0"/>
-          <w:color w:val="0563C1"/>
-          <w:sz w:val="22"/>
-          <w:szCs w:val="22"/>
+        </w:rPr>
+        <w:t>p</w:t>
+      </w:r>
+      <w:r>
+        <w:rPr>
+          <w:color w:val="0563C1"/>
           <w:u w:val="single" w:color="0563C1"/>
           <w:shd w:val="clear"/>
-          <w:rFonts w:ascii="나눔바른고딕" w:eastAsia="나눔바른고딕" w:hAnsi="나눔바른고딕" w:cs="나눔바른고딕"/>
-        </w:rPr>
-        <w:t>로</w:t>
-      </w:r>
-      <w:r>
-        <w:rPr>
-          <w:spacing w:val="0"/>
-          <w:i w:val="0"/>
-          <w:b w:val="0"/>
-          <w:color w:val="0563C1"/>
-          <w:sz w:val="22"/>
-          <w:szCs w:val="22"/>
+        </w:rPr>
+        <w:t>s</w:t>
+      </w:r>
+      <w:r>
+        <w:rPr>
+          <w:color w:val="0563C1"/>
           <w:u w:val="single" w:color="0563C1"/>
           <w:shd w:val="clear"/>
-          <w:rFonts w:ascii="나눔바른고딕" w:eastAsia="나눔바른고딕" w:hAnsi="나눔바른고딕" w:cs="나눔바른고딕"/>
-        </w:rPr>
-        <w:t>가</w:t>
-      </w:r>
-      <w:r>
-        <w:rPr>
-          <w:spacing w:val="0"/>
-          <w:i w:val="0"/>
-          <w:b w:val="0"/>
-          <w:color w:val="0563C1"/>
-          <w:sz w:val="22"/>
-          <w:szCs w:val="22"/>
+        </w:rPr>
+        <w:t>:</w:t>
+      </w:r>
+      <w:r>
+        <w:rPr>
+          <w:color w:val="0563C1"/>
           <w:u w:val="single" w:color="0563C1"/>
           <w:shd w:val="clear"/>
-          <w:rFonts w:ascii="나눔바른고딕" w:eastAsia="나눔바른고딕" w:hAnsi="나눔바른고딕" w:cs="나눔바른고딕"/>
-        </w:rPr>
-        <w:t>기</w:t>
-      </w:r>
-      <w:r>
-        <w:rPr>
-          <w:spacing w:val="0"/>
-          <w:i w:val="0"/>
-          <w:b w:val="0"/>
-          <w:color w:val="0563C1"/>
-          <w:sz w:val="22"/>
-          <w:szCs w:val="22"/>
+        </w:rPr>
+        <w:t>/</w:t>
+      </w:r>
+      <w:r>
+        <w:rPr>
+          <w:color w:val="0563C1"/>
           <w:u w:val="single" w:color="0563C1"/>
           <w:shd w:val="clear"/>
-          <w:rFonts w:ascii="나눔바른고딕" w:eastAsia="나눔바른고딕" w:hAnsi="나눔바른고딕" w:cs="나눔바른고딕"/>
-        </w:rPr>
-        <w:t xml:space="preserve"> </w:t>
-      </w:r>
-      <w:r>
-        <w:rPr>
-          <w:spacing w:val="0"/>
-          <w:i w:val="0"/>
-          <w:b w:val="0"/>
-          <w:color w:val="0563C1"/>
-          <w:sz w:val="22"/>
-          <w:szCs w:val="22"/>
+        </w:rPr>
+        <w:t>/</w:t>
+      </w:r>
+      <w:r>
+        <w:rPr>
+          <w:color w:val="0563C1"/>
           <w:u w:val="single" w:color="0563C1"/>
           <w:shd w:val="clear"/>
-          <w:rFonts w:ascii="나눔바른고딕" w:eastAsia="나눔바른고딕" w:hAnsi="나눔바른고딕" w:cs="나눔바른고딕"/>
-        </w:rPr>
-        <w:t>→</w:t>
-      </w:r>
-      <w:r>
-        <w:rPr>
+        </w:rPr>
+        <w:t>n</w:t>
+      </w:r>
+      <w:r>
+        <w:rPr>
+          <w:color w:val="0563C1"/>
+          <w:u w:val="single" w:color="0563C1"/>
           <w:shd w:val="clear"/>
         </w:rPr>
+        <w:t>a</w:t>
+      </w:r>
+      <w:r>
+        <w:rPr>
+          <w:color w:val="0563C1"/>
+          <w:u w:val="single" w:color="0563C1"/>
+          <w:shd w:val="clear"/>
+        </w:rPr>
+        <w:t>v</w:t>
+      </w:r>
+      <w:r>
+        <w:rPr>
+          <w:color w:val="0563C1"/>
+          <w:u w:val="single" w:color="0563C1"/>
+          <w:shd w:val="clear"/>
+        </w:rPr>
+        <w:t>e</w:t>
+      </w:r>
+      <w:r>
+        <w:rPr>
+          <w:color w:val="0563C1"/>
+          <w:u w:val="single" w:color="0563C1"/>
+          <w:shd w:val="clear"/>
+        </w:rPr>
+        <w:t>r</w:t>
+      </w:r>
+      <w:r>
+        <w:rPr>
+          <w:color w:val="0563C1"/>
+          <w:u w:val="single" w:color="0563C1"/>
+          <w:shd w:val="clear"/>
+        </w:rPr>
+        <w:t>.</w:t>
+      </w:r>
+      <w:r>
+        <w:rPr>
+          <w:color w:val="0563C1"/>
+          <w:u w:val="single" w:color="0563C1"/>
+          <w:shd w:val="clear"/>
+        </w:rPr>
+        <w:t>m</w:t>
+      </w:r>
+      <w:r>
+        <w:rPr>
+          <w:color w:val="0563C1"/>
+          <w:u w:val="single" w:color="0563C1"/>
+          <w:shd w:val="clear"/>
+        </w:rPr>
+        <w:t>e</w:t>
+      </w:r>
+      <w:r>
+        <w:rPr>
+          <w:color w:val="0563C1"/>
+          <w:u w:val="single" w:color="0563C1"/>
+          <w:shd w:val="clear"/>
+        </w:rPr>
+        <w:t>/</w:t>
+      </w:r>
+      <w:r>
+        <w:rPr>
+          <w:color w:val="0563C1"/>
+          <w:u w:val="single" w:color="0563C1"/>
+          <w:shd w:val="clear"/>
+        </w:rPr>
+        <w:t>x</w:t>
+      </w:r>
+      <w:r>
+        <w:rPr>
+          <w:color w:val="0563C1"/>
+          <w:u w:val="single" w:color="0563C1"/>
+          <w:shd w:val="clear"/>
+        </w:rPr>
+        <w:t>8</w:t>
+      </w:r>
+      <w:r>
+        <w:rPr>
+          <w:color w:val="0563C1"/>
+          <w:u w:val="single" w:color="0563C1"/>
+          <w:shd w:val="clear"/>
+        </w:rPr>
+        <w:t>k</w:t>
+      </w:r>
+      <w:r>
+        <w:rPr>
+          <w:color w:val="0563C1"/>
+          <w:u w:val="single" w:color="0563C1"/>
+          <w:shd w:val="clear"/>
+        </w:rPr>
+        <w:t>D</w:t>
+      </w:r>
+      <w:r>
+        <w:rPr>
+          <w:color w:val="0563C1"/>
+          <w:u w:val="single" w:color="0563C1"/>
+          <w:shd w:val="clear"/>
+        </w:rPr>
+        <w:t>P</w:t>
+      </w:r>
+      <w:r>
+        <w:rPr>
+          <w:color w:val="0563C1"/>
+          <w:u w:val="single" w:color="0563C1"/>
+          <w:shd w:val="clear"/>
+        </w:rPr>
+        <w:t>2</w:t>
+      </w:r>
+      <w:r>
+        <w:rPr>
+          <w:color w:val="0563C1"/>
+          <w:u w:val="single" w:color="0563C1"/>
+          <w:shd w:val="clear"/>
+        </w:rPr>
+        <w:t>h</w:t>
+      </w:r>
+      <w:r>
+        <w:rPr>
+          <w:color w:val="0563C1"/>
+          <w:u w:val="single" w:color="0563C1"/>
+          <w:shd w:val="clear"/>
+        </w:rPr>
+        <w:t>i</w:t>
+      </w:r>
+      <w:r>
+        <w:rPr>
+          <w:shd w:val="clear"/>
+        </w:rPr>
         <w:fldChar w:fldCharType="end"/>
       </w:r>
     </w:p>
     <w:p>
       <w:pPr>
         <w:jc w:val="left"/>
-        <w:spacing w:lineRule="auto" w:line="276"/>
+        <w:spacing w:lineRule="auto" w:line="275"/>
         <w:rPr>
           <w:spacing w:val="0"/>
           <w:i w:val="0"/>
@@ -5927,7 +6074,7 @@
           <w:sz w:val="22"/>
           <w:szCs w:val="22"/>
           <w:u w:val="single"/>
-          <w:shd w:val="clear"/>
+          <w:shd w:val="clear" w:color="auto" w:fill="auto"/>
           <w:rFonts w:ascii="나눔바른고딕" w:eastAsia="나눔바른고딕" w:hAnsi="나눔바른고딕" w:cs="나눔바른고딕"/>
           <w:lang w:eastAsia="ko-KR"/>
         </w:rPr>
@@ -5941,278 +6088,13 @@
           <w:sz w:val="22"/>
           <w:szCs w:val="22"/>
           <w:u w:val="single"/>
-          <w:shd w:val="clear"/>
-          <w:rFonts w:ascii="나눔바른고딕" w:eastAsia="나눔바른고딕" w:hAnsi="나눔바른고딕" w:cs="나눔바른고딕"/>
-          <w:lang w:eastAsia="ko-KR"/>
-        </w:rPr>
-        <w:t xml:space="preserve">마이노멀 알룰로스 분말</w:t>
-      </w:r>
-    </w:p>
-    <w:p>
-      <w:pPr>
-        <w:jc w:val="left"/>
-        <w:spacing w:lineRule="auto" w:line="276"/>
-        <w:rPr>
-          <w:spacing w:val="0"/>
-          <w:i w:val="0"/>
-          <w:b w:val="0"/>
-          <w:color w:val="3D3D3A"/>
-          <w:sz w:val="22"/>
-          <w:szCs w:val="22"/>
-          <w:shd w:val="clear"/>
-          <w:rFonts w:ascii="나눔바른고딕" w:eastAsia="나눔바른고딕" w:hAnsi="나눔바른고딕" w:cs="나눔바른고딕"/>
-        </w:rPr>
-      </w:pPr>
-      <w:r>
-        <w:rPr>
-          <w:spacing w:val="0"/>
-          <w:i w:val="0"/>
-          <w:b w:val="0"/>
-          <w:color w:val="3D3D3A"/>
-          <w:sz w:val="22"/>
-          <w:szCs w:val="22"/>
-          <w:shd w:val="clear"/>
-          <w:rFonts w:ascii="나눔바른고딕" w:eastAsia="나눔바른고딕" w:hAnsi="나눔바른고딕" w:cs="나눔바른고딕"/>
-        </w:rPr>
-        <w:t xml:space="preserve">액체형과 같은 성분이지만 계량과 보관이 더 편해요. 음료뿐 아니라 요리나 간식에도 쓰기 좋고, </w:t>
-      </w:r>
-      <w:r>
-        <w:rPr>
-          <w:spacing w:val="0"/>
-          <w:i w:val="0"/>
-          <w:b w:val="0"/>
-          <w:color w:val="3D3D3A"/>
-          <w:sz w:val="22"/>
-          <w:szCs w:val="22"/>
-          <w:shd w:val="clear"/>
-          <w:rFonts w:ascii="나눔바른고딕" w:eastAsia="나눔바른고딕" w:hAnsi="나눔바른고딕" w:cs="나눔바른고딕"/>
-        </w:rPr>
-        <w:t xml:space="preserve">양 조절을 세밀하게 하고 싶다면 분말형이 더 낫고, 바로 녹여 쓰고 싶다면 액체형이 편해요.</w:t>
-      </w:r>
-    </w:p>
-    <w:p>
-      <w:pPr>
-        <w:jc w:val="left"/>
-        <w:spacing w:lineRule="auto" w:line="276"/>
-        <w:rPr>
-          <w:spacing w:val="0"/>
-          <w:i w:val="0"/>
-          <w:b w:val="0"/>
-          <w:color w:val="auto"/>
-          <w:sz w:val="22"/>
-          <w:szCs w:val="22"/>
-          <w:shd w:val="clear"/>
-          <w:rFonts w:ascii="나눔바른고딕" w:eastAsia="나눔바른고딕" w:hAnsi="나눔바른고딕" w:cs="나눔바른고딕"/>
-          <w:lang w:eastAsia="ko-KR"/>
-        </w:rPr>
-      </w:pPr>
-      <w:r>
-        <w:fldChar w:fldCharType="begin"/>
-      </w:r>
-      <w:r>
-        <w:instrText xml:space="preserve">HYPERLINK "https://naver.me/GUTmo3pJ"</w:instrText>
-      </w:r>
-      <w:r>
-        <w:fldChar w:fldCharType="separate"/>
-      </w:r>
-      <w:r>
-        <w:rPr>
-          <w:spacing w:val="0"/>
-          <w:i w:val="0"/>
-          <w:b w:val="0"/>
-          <w:color w:val="0563C1"/>
-          <w:sz w:val="22"/>
-          <w:szCs w:val="22"/>
-          <w:u w:val="single" w:color="0563C1"/>
-          <w:shd w:val="clear"/>
-          <w:rFonts w:ascii="나눔바른고딕" w:eastAsia="나눔바른고딕" w:hAnsi="나눔바른고딕" w:cs="나눔바른고딕"/>
-        </w:rPr>
-        <w:t>네</w:t>
-      </w:r>
-      <w:r>
-        <w:rPr>
-          <w:spacing w:val="0"/>
-          <w:i w:val="0"/>
-          <w:b w:val="0"/>
-          <w:color w:val="0563C1"/>
-          <w:sz w:val="22"/>
-          <w:szCs w:val="22"/>
-          <w:u w:val="single" w:color="0563C1"/>
-          <w:shd w:val="clear"/>
-          <w:rFonts w:ascii="나눔바른고딕" w:eastAsia="나눔바른고딕" w:hAnsi="나눔바른고딕" w:cs="나눔바른고딕"/>
-        </w:rPr>
-        <w:t>이</w:t>
-      </w:r>
-      <w:r>
-        <w:rPr>
-          <w:spacing w:val="0"/>
-          <w:i w:val="0"/>
-          <w:b w:val="0"/>
-          <w:color w:val="0563C1"/>
-          <w:sz w:val="22"/>
-          <w:szCs w:val="22"/>
-          <w:u w:val="single" w:color="0563C1"/>
-          <w:shd w:val="clear"/>
-          <w:rFonts w:ascii="나눔바른고딕" w:eastAsia="나눔바른고딕" w:hAnsi="나눔바른고딕" w:cs="나눔바른고딕"/>
-        </w:rPr>
-        <w:t>버</w:t>
-      </w:r>
-      <w:r>
-        <w:rPr>
-          <w:spacing w:val="0"/>
-          <w:i w:val="0"/>
-          <w:b w:val="0"/>
-          <w:color w:val="0563C1"/>
-          <w:sz w:val="22"/>
-          <w:szCs w:val="22"/>
-          <w:u w:val="single" w:color="0563C1"/>
-          <w:shd w:val="clear"/>
-          <w:rFonts w:ascii="나눔바른고딕" w:eastAsia="나눔바른고딕" w:hAnsi="나눔바른고딕" w:cs="나눔바른고딕"/>
-        </w:rPr>
-        <w:t xml:space="preserve"> </w:t>
-      </w:r>
-      <w:r>
-        <w:rPr>
-          <w:spacing w:val="0"/>
-          <w:i w:val="0"/>
-          <w:b w:val="0"/>
-          <w:color w:val="0563C1"/>
-          <w:sz w:val="22"/>
-          <w:szCs w:val="22"/>
-          <w:u w:val="single" w:color="0563C1"/>
-          <w:shd w:val="clear"/>
-          <w:rFonts w:ascii="나눔바른고딕" w:eastAsia="나눔바른고딕" w:hAnsi="나눔바른고딕" w:cs="나눔바른고딕"/>
-        </w:rPr>
-        <w:t>바</w:t>
-      </w:r>
-      <w:r>
-        <w:rPr>
-          <w:spacing w:val="0"/>
-          <w:i w:val="0"/>
-          <w:b w:val="0"/>
-          <w:color w:val="0563C1"/>
-          <w:sz w:val="22"/>
-          <w:szCs w:val="22"/>
-          <w:u w:val="single" w:color="0563C1"/>
-          <w:shd w:val="clear"/>
-          <w:rFonts w:ascii="나눔바른고딕" w:eastAsia="나눔바른고딕" w:hAnsi="나눔바른고딕" w:cs="나눔바른고딕"/>
-        </w:rPr>
-        <w:t>로</w:t>
-      </w:r>
-      <w:r>
-        <w:rPr>
-          <w:spacing w:val="0"/>
-          <w:i w:val="0"/>
-          <w:b w:val="0"/>
-          <w:color w:val="0563C1"/>
-          <w:sz w:val="22"/>
-          <w:szCs w:val="22"/>
-          <w:u w:val="single" w:color="0563C1"/>
-          <w:shd w:val="clear"/>
-          <w:rFonts w:ascii="나눔바른고딕" w:eastAsia="나눔바른고딕" w:hAnsi="나눔바른고딕" w:cs="나눔바른고딕"/>
-        </w:rPr>
-        <w:t>가</w:t>
-      </w:r>
-      <w:r>
-        <w:rPr>
-          <w:spacing w:val="0"/>
-          <w:i w:val="0"/>
-          <w:b w:val="0"/>
-          <w:color w:val="0563C1"/>
-          <w:sz w:val="22"/>
-          <w:szCs w:val="22"/>
-          <w:u w:val="single" w:color="0563C1"/>
-          <w:shd w:val="clear"/>
-          <w:rFonts w:ascii="나눔바른고딕" w:eastAsia="나눔바른고딕" w:hAnsi="나눔바른고딕" w:cs="나눔바른고딕"/>
-        </w:rPr>
-        <w:t>기</w:t>
-      </w:r>
-      <w:r>
-        <w:rPr>
-          <w:spacing w:val="0"/>
-          <w:i w:val="0"/>
-          <w:b w:val="0"/>
-          <w:color w:val="0563C1"/>
-          <w:sz w:val="22"/>
-          <w:szCs w:val="22"/>
-          <w:u w:val="single" w:color="0563C1"/>
-          <w:shd w:val="clear"/>
-          <w:rFonts w:ascii="나눔바른고딕" w:eastAsia="나눔바른고딕" w:hAnsi="나눔바른고딕" w:cs="나눔바른고딕"/>
-        </w:rPr>
-        <w:t xml:space="preserve"> </w:t>
-      </w:r>
-      <w:r>
-        <w:rPr>
-          <w:spacing w:val="0"/>
-          <w:i w:val="0"/>
-          <w:b w:val="0"/>
-          <w:color w:val="0563C1"/>
-          <w:sz w:val="22"/>
-          <w:szCs w:val="22"/>
-          <w:u w:val="single" w:color="0563C1"/>
-          <w:shd w:val="clear"/>
-          <w:rFonts w:ascii="나눔바른고딕" w:eastAsia="나눔바른고딕" w:hAnsi="나눔바른고딕" w:cs="나눔바른고딕"/>
-        </w:rPr>
-        <w:t>→</w:t>
-      </w:r>
-      <w:r>
-        <w:rPr>
-          <w:shd w:val="clear"/>
-        </w:rPr>
-        <w:fldChar w:fldCharType="end"/>
-      </w:r>
-    </w:p>
-    <w:p>
-      <w:pPr>
-        <w:jc w:val="left"/>
-        <w:spacing w:lineRule="auto" w:line="276"/>
-        <w:rPr>
-          <w:spacing w:val="0"/>
-          <w:i w:val="0"/>
-          <w:b w:val="0"/>
-          <w:color w:val="auto"/>
-          <w:sz w:val="22"/>
-          <w:szCs w:val="22"/>
-          <w:shd w:val="clear"/>
-          <w:rFonts w:ascii="나눔바른고딕" w:eastAsia="나눔바른고딕" w:hAnsi="나눔바른고딕" w:cs="나눔바른고딕"/>
-          <w:lang w:eastAsia="ko-KR"/>
-        </w:rPr>
-      </w:pPr>
-    </w:p>
-    <w:p>
-      <w:pPr>
-        <w:jc w:val="left"/>
-        <w:spacing w:lineRule="auto" w:line="276"/>
-        <w:rPr>
-          <w:spacing w:val="0"/>
-          <w:i w:val="0"/>
-          <w:b w:val="0"/>
-          <w:color w:val="73726C"/>
-          <w:sz w:val="22"/>
-          <w:szCs w:val="22"/>
-          <w:shd w:val="clear"/>
-          <w:rFonts w:ascii="나눔바른고딕" w:eastAsia="나눔바른고딕" w:hAnsi="나눔바른고딕" w:cs="나눔바른고딕"/>
-        </w:rPr>
-      </w:pPr>
-      <w:r>
-        <w:rPr>
-          <w:spacing w:val="0"/>
-          <w:i w:val="0"/>
-          <w:b w:val="0"/>
-          <w:color w:val="B87A50"/>
-          <w:sz w:val="22"/>
-          <w:szCs w:val="22"/>
-          <w:shd w:val="clear"/>
-          <w:rFonts w:ascii="나눔바른고딕" w:eastAsia="나눔바른고딕" w:hAnsi="나눔바른고딕" w:cs="나눔바른고딕"/>
-          <w:lang w:eastAsia="ko-KR"/>
-        </w:rPr>
-        <w:t>소금</w:t>
-      </w:r>
-    </w:p>
-    <w:p>
-      <w:pPr>
-        <w:jc w:val="left"/>
-        <w:spacing w:lineRule="auto" w:line="276"/>
+          <w:shd w:val="clear" w:color="auto" w:fill="auto"/>
+          <w:rFonts w:ascii="나눔바른고딕" w:eastAsia="나눔바른고딕" w:hAnsi="나눔바른고딕" w:cs="나눔바른고딕"/>
+          <w:lang w:eastAsia="ko-KR"/>
+        </w:rPr>
+        <w:t xml:space="preserve">마이노멀 알룰로스 </w:t>
+      </w:r>
+      <w:r>
         <w:rPr>
           <w:spacing w:val="0"/>
           <w:i w:val="0"/>
@@ -6221,11 +6103,12 @@
           <w:sz w:val="22"/>
           <w:szCs w:val="22"/>
           <w:u w:val="single"/>
-          <w:shd w:val="clear"/>
-          <w:rFonts w:ascii="나눔바른고딕" w:eastAsia="나눔바른고딕" w:hAnsi="나눔바른고딕" w:cs="나눔바른고딕"/>
-          <w:lang w:eastAsia="ko-KR"/>
-        </w:rPr>
-      </w:pPr>
+          <w:shd w:val="clear" w:color="auto" w:fill="auto"/>
+          <w:rFonts w:ascii="나눔바른고딕" w:eastAsia="나눔바른고딕" w:hAnsi="나눔바른고딕" w:cs="나눔바른고딕"/>
+          <w:lang w:eastAsia="ko-KR"/>
+        </w:rPr>
+        <w:t>(</w:t>
+      </w:r>
       <w:r>
         <w:rPr>
           <w:spacing w:val="0"/>
@@ -6235,234 +6118,13 @@
           <w:sz w:val="22"/>
           <w:szCs w:val="22"/>
           <w:u w:val="single"/>
-          <w:shd w:val="clear"/>
-          <w:rFonts w:ascii="나눔바른고딕" w:eastAsia="나눔바른고딕" w:hAnsi="나눔바른고딕" w:cs="나눔바른고딕"/>
-          <w:lang w:eastAsia="ko-KR"/>
-        </w:rPr>
-        <w:t xml:space="preserve">산체스 히말라야 핑크소금 그라인더</w:t>
-      </w:r>
-    </w:p>
-    <w:p>
-      <w:pPr>
-        <w:jc w:val="left"/>
-        <w:spacing w:lineRule="auto" w:line="276"/>
-        <w:rPr>
-          <w:spacing w:val="0"/>
-          <w:i w:val="0"/>
-          <w:b w:val="0"/>
-          <w:color w:val="3D3D3A"/>
-          <w:sz w:val="22"/>
-          <w:szCs w:val="22"/>
-          <w:shd w:val="clear"/>
-          <w:rFonts w:ascii="나눔바른고딕" w:eastAsia="나눔바른고딕" w:hAnsi="나눔바른고딕" w:cs="나눔바른고딕"/>
-        </w:rPr>
-      </w:pPr>
-      <w:r>
-        <w:rPr>
-          <w:spacing w:val="0"/>
-          <w:i w:val="0"/>
-          <w:b w:val="0"/>
-          <w:color w:val="3D3D3A"/>
-          <w:sz w:val="22"/>
-          <w:szCs w:val="22"/>
-          <w:shd w:val="clear"/>
-          <w:rFonts w:ascii="나눔바른고딕" w:eastAsia="나눔바른고딕" w:hAnsi="나눔바른고딕" w:cs="나눔바른고딕"/>
-        </w:rPr>
-        <w:t xml:space="preserve">방탄커피에 한 꼬집 넣으면 맛이 훨씬 부드럽고 풍미가 깊어져요. 히말라야 핑크소금은 천연 </w:t>
-      </w:r>
-      <w:r>
-        <w:rPr>
-          <w:spacing w:val="0"/>
-          <w:i w:val="0"/>
-          <w:b w:val="0"/>
-          <w:color w:val="3D3D3A"/>
-          <w:sz w:val="22"/>
-          <w:szCs w:val="22"/>
-          <w:shd w:val="clear"/>
-          <w:rFonts w:ascii="나눔바른고딕" w:eastAsia="나눔바른고딕" w:hAnsi="나눔바른고딕" w:cs="나눔바른고딕"/>
-        </w:rPr>
-        <w:t xml:space="preserve">미네랄이 풍부하고, 그라인더 타입이라 매번 신선하게 갈아 쓸 수 있어요.</w:t>
-      </w:r>
-    </w:p>
-    <w:p>
-      <w:pPr>
-        <w:jc w:val="left"/>
-        <w:spacing w:lineRule="auto" w:line="276"/>
-        <w:rPr>
-          <w:spacing w:val="0"/>
-          <w:i w:val="0"/>
-          <w:b w:val="0"/>
-          <w:color w:val="auto"/>
-          <w:sz w:val="22"/>
-          <w:szCs w:val="22"/>
-          <w:shd w:val="clear"/>
-          <w:rFonts w:ascii="나눔바른고딕" w:eastAsia="나눔바른고딕" w:hAnsi="나눔바른고딕" w:cs="나눔바른고딕"/>
-          <w:lang w:eastAsia="ko-KR"/>
-        </w:rPr>
-      </w:pPr>
-      <w:r>
-        <w:fldChar w:fldCharType="begin"/>
-      </w:r>
-      <w:r>
-        <w:instrText xml:space="preserve">HYPERLINK "https://link.coupang.com/a/d2JEc77LW0"</w:instrText>
-      </w:r>
-      <w:r>
-        <w:fldChar w:fldCharType="separate"/>
-      </w:r>
-      <w:r>
-        <w:rPr>
-          <w:spacing w:val="0"/>
-          <w:i w:val="0"/>
-          <w:b w:val="0"/>
-          <w:color w:val="0563C1"/>
-          <w:sz w:val="22"/>
-          <w:szCs w:val="22"/>
-          <w:u w:val="single" w:color="0563C1"/>
-          <w:shd w:val="clear"/>
-          <w:rFonts w:ascii="나눔바른고딕" w:eastAsia="나눔바른고딕" w:hAnsi="나눔바른고딕" w:cs="나눔바른고딕"/>
-        </w:rPr>
-        <w:t>쿠</w:t>
-      </w:r>
-      <w:r>
-        <w:rPr>
-          <w:spacing w:val="0"/>
-          <w:i w:val="0"/>
-          <w:b w:val="0"/>
-          <w:color w:val="0563C1"/>
-          <w:sz w:val="22"/>
-          <w:szCs w:val="22"/>
-          <w:u w:val="single" w:color="0563C1"/>
-          <w:shd w:val="clear"/>
-          <w:rFonts w:ascii="나눔바른고딕" w:eastAsia="나눔바른고딕" w:hAnsi="나눔바른고딕" w:cs="나눔바른고딕"/>
-        </w:rPr>
-        <w:t>팡</w:t>
-      </w:r>
-      <w:r>
-        <w:rPr>
-          <w:spacing w:val="0"/>
-          <w:i w:val="0"/>
-          <w:b w:val="0"/>
-          <w:color w:val="0563C1"/>
-          <w:sz w:val="22"/>
-          <w:szCs w:val="22"/>
-          <w:u w:val="single" w:color="0563C1"/>
-          <w:shd w:val="clear"/>
-          <w:rFonts w:ascii="나눔바른고딕" w:eastAsia="나눔바른고딕" w:hAnsi="나눔바른고딕" w:cs="나눔바른고딕"/>
-        </w:rPr>
-        <w:t xml:space="preserve"> </w:t>
-      </w:r>
-      <w:r>
-        <w:rPr>
-          <w:spacing w:val="0"/>
-          <w:i w:val="0"/>
-          <w:b w:val="0"/>
-          <w:color w:val="0563C1"/>
-          <w:sz w:val="22"/>
-          <w:szCs w:val="22"/>
-          <w:u w:val="single" w:color="0563C1"/>
-          <w:shd w:val="clear"/>
-          <w:rFonts w:ascii="나눔바른고딕" w:eastAsia="나눔바른고딕" w:hAnsi="나눔바른고딕" w:cs="나눔바른고딕"/>
-        </w:rPr>
-        <w:t>바</w:t>
-      </w:r>
-      <w:r>
-        <w:rPr>
-          <w:spacing w:val="0"/>
-          <w:i w:val="0"/>
-          <w:b w:val="0"/>
-          <w:color w:val="0563C1"/>
-          <w:sz w:val="22"/>
-          <w:szCs w:val="22"/>
-          <w:u w:val="single" w:color="0563C1"/>
-          <w:shd w:val="clear"/>
-          <w:rFonts w:ascii="나눔바른고딕" w:eastAsia="나눔바른고딕" w:hAnsi="나눔바른고딕" w:cs="나눔바른고딕"/>
-        </w:rPr>
-        <w:t>로</w:t>
-      </w:r>
-      <w:r>
-        <w:rPr>
-          <w:spacing w:val="0"/>
-          <w:i w:val="0"/>
-          <w:b w:val="0"/>
-          <w:color w:val="0563C1"/>
-          <w:sz w:val="22"/>
-          <w:szCs w:val="22"/>
-          <w:u w:val="single" w:color="0563C1"/>
-          <w:shd w:val="clear"/>
-          <w:rFonts w:ascii="나눔바른고딕" w:eastAsia="나눔바른고딕" w:hAnsi="나눔바른고딕" w:cs="나눔바른고딕"/>
-        </w:rPr>
-        <w:t>가</w:t>
-      </w:r>
-      <w:r>
-        <w:rPr>
-          <w:spacing w:val="0"/>
-          <w:i w:val="0"/>
-          <w:b w:val="0"/>
-          <w:color w:val="0563C1"/>
-          <w:sz w:val="22"/>
-          <w:szCs w:val="22"/>
-          <w:u w:val="single" w:color="0563C1"/>
-          <w:shd w:val="clear"/>
-          <w:rFonts w:ascii="나눔바른고딕" w:eastAsia="나눔바른고딕" w:hAnsi="나눔바른고딕" w:cs="나눔바른고딕"/>
-        </w:rPr>
-        <w:t>기</w:t>
-      </w:r>
-      <w:r>
-        <w:rPr>
-          <w:spacing w:val="0"/>
-          <w:i w:val="0"/>
-          <w:b w:val="0"/>
-          <w:color w:val="0563C1"/>
-          <w:sz w:val="22"/>
-          <w:szCs w:val="22"/>
-          <w:u w:val="single" w:color="0563C1"/>
-          <w:shd w:val="clear"/>
-          <w:rFonts w:ascii="나눔바른고딕" w:eastAsia="나눔바른고딕" w:hAnsi="나눔바른고딕" w:cs="나눔바른고딕"/>
-        </w:rPr>
-        <w:t xml:space="preserve"> </w:t>
-      </w:r>
-      <w:r>
-        <w:rPr>
-          <w:spacing w:val="0"/>
-          <w:i w:val="0"/>
-          <w:b w:val="0"/>
-          <w:color w:val="0563C1"/>
-          <w:sz w:val="22"/>
-          <w:szCs w:val="22"/>
-          <w:u w:val="single" w:color="0563C1"/>
-          <w:shd w:val="clear"/>
-          <w:rFonts w:ascii="나눔바른고딕" w:eastAsia="나눔바른고딕" w:hAnsi="나눔바른고딕" w:cs="나눔바른고딕"/>
-        </w:rPr>
-        <w:t>→</w:t>
-      </w:r>
-      <w:r>
-        <w:rPr>
-          <w:shd w:val="clear"/>
-        </w:rPr>
-        <w:fldChar w:fldCharType="end"/>
-      </w:r>
-    </w:p>
-    <w:p>
-      <w:pPr>
-        <w:jc w:val="left"/>
-        <w:spacing w:lineRule="auto" w:line="276"/>
-        <w:rPr>
-          <w:spacing w:val="0"/>
-          <w:i w:val="0"/>
-          <w:b w:val="0"/>
-          <w:color w:val="73726C"/>
-          <w:sz w:val="22"/>
-          <w:szCs w:val="22"/>
-          <w:shd w:val="clear" w:fill="F5F4ED"/>
-          <w:bdr w:val="single" w:sz="4" w:space="0"/>
-          <w:rFonts w:ascii="나눔바른고딕" w:eastAsia="나눔바른고딕" w:hAnsi="나눔바른고딕" w:cs="나눔바른고딕"/>
-        </w:rPr>
-      </w:pPr>
-    </w:p>
-    <w:p>
-      <w:pPr>
-        <w:jc w:val="left"/>
-        <w:spacing w:lineRule="auto" w:line="276"/>
+          <w:shd w:val="clear" w:color="auto" w:fill="auto"/>
+          <w:rFonts w:ascii="나눔바른고딕" w:eastAsia="나눔바른고딕" w:hAnsi="나눔바른고딕" w:cs="나눔바른고딕"/>
+          <w:lang w:eastAsia="ko-KR"/>
+        </w:rPr>
+        <w:t>분말</w:t>
+      </w:r>
+      <w:r>
         <w:rPr>
           <w:spacing w:val="0"/>
           <w:i w:val="0"/>
@@ -6471,9 +6133,513 @@
           <w:sz w:val="22"/>
           <w:szCs w:val="22"/>
           <w:u w:val="single"/>
+          <w:shd w:val="clear" w:color="auto" w:fill="auto"/>
+          <w:rFonts w:ascii="나눔바른고딕" w:eastAsia="나눔바른고딕" w:hAnsi="나눔바른고딕" w:cs="나눔바른고딕"/>
+          <w:lang w:eastAsia="ko-KR"/>
+        </w:rPr>
+        <w:t>)</w:t>
+      </w:r>
+    </w:p>
+    <w:p>
+      <w:pPr>
+        <w:jc w:val="left"/>
+        <w:spacing w:lineRule="auto" w:line="275"/>
+        <w:rPr>
+          <w:spacing w:val="0"/>
+          <w:i w:val="0"/>
+          <w:b w:val="0"/>
+          <w:color w:val="3D3D3A"/>
+          <w:sz w:val="22"/>
+          <w:szCs w:val="22"/>
+          <w:shd w:val="clear" w:color="auto" w:fill="auto"/>
+          <w:rFonts w:ascii="나눔바른고딕" w:eastAsia="나눔바른고딕" w:hAnsi="나눔바른고딕" w:cs="나눔바른고딕"/>
+        </w:rPr>
+      </w:pPr>
+      <w:r>
+        <w:rPr>
+          <w:spacing w:val="0"/>
+          <w:i w:val="0"/>
+          <w:b w:val="0"/>
+          <w:color w:val="3D3D3A"/>
+          <w:sz w:val="22"/>
+          <w:szCs w:val="22"/>
+          <w:shd w:val="clear" w:color="auto" w:fill="auto"/>
+          <w:rFonts w:ascii="나눔바른고딕" w:eastAsia="나눔바른고딕" w:hAnsi="나눔바른고딕" w:cs="나눔바른고딕"/>
+        </w:rPr>
+        <w:t xml:space="preserve">액체형과 같은 성분이지만 계량과 보관이 더 편해요. 음료뿐 아니라 요리나 간식에도 쓰기 좋고, </w:t>
+      </w:r>
+      <w:r>
+        <w:rPr>
+          <w:spacing w:val="0"/>
+          <w:i w:val="0"/>
+          <w:b w:val="0"/>
+          <w:color w:val="3D3D3A"/>
+          <w:sz w:val="22"/>
+          <w:szCs w:val="22"/>
+          <w:shd w:val="clear" w:color="auto" w:fill="auto"/>
+          <w:rFonts w:ascii="나눔바른고딕" w:eastAsia="나눔바른고딕" w:hAnsi="나눔바른고딕" w:cs="나눔바른고딕"/>
+        </w:rPr>
+        <w:t xml:space="preserve">양 조절을 세밀하게 하고 싶다면 분말형이 더 낫고, 바로 녹여 쓰고 싶다면 액체형이 편해요.</w:t>
+      </w:r>
+    </w:p>
+    <w:p>
+      <w:pPr>
+        <w:jc w:val="left"/>
+        <w:spacing w:lineRule="auto" w:line="275"/>
+        <w:rPr>
+          <w:spacing w:val="0"/>
+          <w:i w:val="0"/>
+          <w:b w:val="0"/>
+          <w:color w:val="auto"/>
+          <w:sz w:val="22"/>
+          <w:szCs w:val="22"/>
+          <w:shd w:val="clear" w:color="auto" w:fill="auto"/>
+          <w:rFonts w:ascii="나눔바른고딕" w:eastAsia="나눔바른고딕" w:hAnsi="나눔바른고딕" w:cs="나눔바른고딕"/>
+          <w:lang w:eastAsia="ko-KR"/>
+        </w:rPr>
+      </w:pPr>
+      <w:r>
+        <w:rPr>
+          <w:color w:val="0563C1"/>
+          <w:u w:val="single" w:color="0563C1"/>
           <w:shd w:val="clear"/>
-          <w:rFonts w:ascii="나눔바른고딕" w:eastAsia="나눔바른고딕" w:hAnsi="나눔바른고딕" w:cs="나눔바른고딕"/>
-          <w:lang w:eastAsia="ko-KR"/>
+          <w:lang w:eastAsia="ko-KR"/>
+        </w:rPr>
+        <w:t>네이버</w:t>
+      </w:r>
+      <w:r>
+        <w:rPr>
+          <w:color w:val="0563C1"/>
+          <w:u w:val="single" w:color="0563C1"/>
+          <w:shd w:val="clear"/>
+          <w:lang w:eastAsia="ko-KR"/>
+        </w:rPr>
+        <w:t xml:space="preserve"> </w:t>
+      </w:r>
+      <w:r>
+        <w:rPr>
+          <w:color w:val="0563C1"/>
+          <w:u w:val="single" w:color="0563C1"/>
+          <w:shd w:val="clear"/>
+          <w:lang w:eastAsia="ko-KR"/>
+        </w:rPr>
+        <w:t>바로가기</w:t>
+      </w:r>
+      <w:r>
+        <w:rPr>
+          <w:color w:val="0563C1"/>
+          <w:u w:val="single" w:color="0563C1"/>
+          <w:shd w:val="clear"/>
+          <w:lang w:eastAsia="ko-KR"/>
+        </w:rPr>
+        <w:t xml:space="preserve"> </w:t>
+      </w:r>
+      <w:r>
+        <w:rPr>
+          <w:spacing w:val="0"/>
+          <w:i w:val="0"/>
+          <w:b w:val="0"/>
+          <w:color w:val="0563C1"/>
+          <w:sz w:val="22"/>
+          <w:szCs w:val="22"/>
+          <w:u w:val="single" w:color="0563C1"/>
+          <w:shd w:val="clear" w:color="auto" w:fill="auto"/>
+          <w:rFonts w:ascii="나눔바른고딕" w:eastAsia="나눔바른고딕" w:hAnsi="나눔바른고딕" w:cs="나눔바른고딕"/>
+          <w:lang w:eastAsia="ko-KR"/>
+        </w:rPr>
+        <w:t>h</w:t>
+      </w:r>
+      <w:r>
+        <w:rPr>
+          <w:spacing w:val="0"/>
+          <w:i w:val="0"/>
+          <w:b w:val="0"/>
+          <w:color w:val="0563C1"/>
+          <w:sz w:val="22"/>
+          <w:szCs w:val="22"/>
+          <w:u w:val="single" w:color="0563C1"/>
+          <w:shd w:val="clear" w:color="auto" w:fill="auto"/>
+          <w:rFonts w:ascii="나눔바른고딕" w:eastAsia="나눔바른고딕" w:hAnsi="나눔바른고딕" w:cs="나눔바른고딕"/>
+          <w:lang w:eastAsia="ko-KR"/>
+        </w:rPr>
+        <w:t>t</w:t>
+      </w:r>
+      <w:r>
+        <w:rPr>
+          <w:spacing w:val="0"/>
+          <w:i w:val="0"/>
+          <w:b w:val="0"/>
+          <w:color w:val="0563C1"/>
+          <w:sz w:val="22"/>
+          <w:szCs w:val="22"/>
+          <w:u w:val="single" w:color="0563C1"/>
+          <w:shd w:val="clear" w:color="auto" w:fill="auto"/>
+          <w:rFonts w:ascii="나눔바른고딕" w:eastAsia="나눔바른고딕" w:hAnsi="나눔바른고딕" w:cs="나눔바른고딕"/>
+          <w:lang w:eastAsia="ko-KR"/>
+        </w:rPr>
+        <w:t>t</w:t>
+      </w:r>
+      <w:r>
+        <w:rPr>
+          <w:spacing w:val="0"/>
+          <w:i w:val="0"/>
+          <w:b w:val="0"/>
+          <w:color w:val="0563C1"/>
+          <w:sz w:val="22"/>
+          <w:szCs w:val="22"/>
+          <w:u w:val="single" w:color="0563C1"/>
+          <w:shd w:val="clear" w:color="auto" w:fill="auto"/>
+          <w:rFonts w:ascii="나눔바른고딕" w:eastAsia="나눔바른고딕" w:hAnsi="나눔바른고딕" w:cs="나눔바른고딕"/>
+          <w:lang w:eastAsia="ko-KR"/>
+        </w:rPr>
+        <w:t>p</w:t>
+      </w:r>
+      <w:r>
+        <w:rPr>
+          <w:spacing w:val="0"/>
+          <w:i w:val="0"/>
+          <w:b w:val="0"/>
+          <w:color w:val="0563C1"/>
+          <w:sz w:val="22"/>
+          <w:szCs w:val="22"/>
+          <w:u w:val="single" w:color="0563C1"/>
+          <w:shd w:val="clear" w:color="auto" w:fill="auto"/>
+          <w:rFonts w:ascii="나눔바른고딕" w:eastAsia="나눔바른고딕" w:hAnsi="나눔바른고딕" w:cs="나눔바른고딕"/>
+          <w:lang w:eastAsia="ko-KR"/>
+        </w:rPr>
+        <w:t>s</w:t>
+      </w:r>
+      <w:r>
+        <w:rPr>
+          <w:spacing w:val="0"/>
+          <w:i w:val="0"/>
+          <w:b w:val="0"/>
+          <w:color w:val="0563C1"/>
+          <w:sz w:val="22"/>
+          <w:szCs w:val="22"/>
+          <w:u w:val="single" w:color="0563C1"/>
+          <w:shd w:val="clear" w:color="auto" w:fill="auto"/>
+          <w:rFonts w:ascii="나눔바른고딕" w:eastAsia="나눔바른고딕" w:hAnsi="나눔바른고딕" w:cs="나눔바른고딕"/>
+          <w:lang w:eastAsia="ko-KR"/>
+        </w:rPr>
+        <w:t>:</w:t>
+      </w:r>
+      <w:r>
+        <w:rPr>
+          <w:spacing w:val="0"/>
+          <w:i w:val="0"/>
+          <w:b w:val="0"/>
+          <w:color w:val="0563C1"/>
+          <w:sz w:val="22"/>
+          <w:szCs w:val="22"/>
+          <w:u w:val="single" w:color="0563C1"/>
+          <w:shd w:val="clear" w:color="auto" w:fill="auto"/>
+          <w:rFonts w:ascii="나눔바른고딕" w:eastAsia="나눔바른고딕" w:hAnsi="나눔바른고딕" w:cs="나눔바른고딕"/>
+          <w:lang w:eastAsia="ko-KR"/>
+        </w:rPr>
+        <w:t>/</w:t>
+      </w:r>
+      <w:r>
+        <w:rPr>
+          <w:spacing w:val="0"/>
+          <w:i w:val="0"/>
+          <w:b w:val="0"/>
+          <w:color w:val="0563C1"/>
+          <w:sz w:val="22"/>
+          <w:szCs w:val="22"/>
+          <w:u w:val="single" w:color="0563C1"/>
+          <w:shd w:val="clear" w:color="auto" w:fill="auto"/>
+          <w:rFonts w:ascii="나눔바른고딕" w:eastAsia="나눔바른고딕" w:hAnsi="나눔바른고딕" w:cs="나눔바른고딕"/>
+          <w:lang w:eastAsia="ko-KR"/>
+        </w:rPr>
+        <w:t>/</w:t>
+      </w:r>
+      <w:r>
+        <w:rPr>
+          <w:spacing w:val="0"/>
+          <w:i w:val="0"/>
+          <w:b w:val="0"/>
+          <w:color w:val="0563C1"/>
+          <w:sz w:val="22"/>
+          <w:szCs w:val="22"/>
+          <w:u w:val="single" w:color="0563C1"/>
+          <w:shd w:val="clear" w:color="auto" w:fill="auto"/>
+          <w:rFonts w:ascii="나눔바른고딕" w:eastAsia="나눔바른고딕" w:hAnsi="나눔바른고딕" w:cs="나눔바른고딕"/>
+          <w:lang w:eastAsia="ko-KR"/>
+        </w:rPr>
+        <w:t>n</w:t>
+      </w:r>
+      <w:r>
+        <w:rPr>
+          <w:spacing w:val="0"/>
+          <w:i w:val="0"/>
+          <w:b w:val="0"/>
+          <w:color w:val="0563C1"/>
+          <w:sz w:val="22"/>
+          <w:szCs w:val="22"/>
+          <w:u w:val="single" w:color="0563C1"/>
+          <w:shd w:val="clear" w:color="auto" w:fill="auto"/>
+          <w:rFonts w:ascii="나눔바른고딕" w:eastAsia="나눔바른고딕" w:hAnsi="나눔바른고딕" w:cs="나눔바른고딕"/>
+          <w:lang w:eastAsia="ko-KR"/>
+        </w:rPr>
+        <w:t>a</w:t>
+      </w:r>
+      <w:r>
+        <w:rPr>
+          <w:spacing w:val="0"/>
+          <w:i w:val="0"/>
+          <w:b w:val="0"/>
+          <w:color w:val="0563C1"/>
+          <w:sz w:val="22"/>
+          <w:szCs w:val="22"/>
+          <w:u w:val="single" w:color="0563C1"/>
+          <w:shd w:val="clear" w:color="auto" w:fill="auto"/>
+          <w:rFonts w:ascii="나눔바른고딕" w:eastAsia="나눔바른고딕" w:hAnsi="나눔바른고딕" w:cs="나눔바른고딕"/>
+          <w:lang w:eastAsia="ko-KR"/>
+        </w:rPr>
+        <w:t>v</w:t>
+      </w:r>
+      <w:r>
+        <w:rPr>
+          <w:spacing w:val="0"/>
+          <w:i w:val="0"/>
+          <w:b w:val="0"/>
+          <w:color w:val="0563C1"/>
+          <w:sz w:val="22"/>
+          <w:szCs w:val="22"/>
+          <w:u w:val="single" w:color="0563C1"/>
+          <w:shd w:val="clear" w:color="auto" w:fill="auto"/>
+          <w:rFonts w:ascii="나눔바른고딕" w:eastAsia="나눔바른고딕" w:hAnsi="나눔바른고딕" w:cs="나눔바른고딕"/>
+          <w:lang w:eastAsia="ko-KR"/>
+        </w:rPr>
+        <w:t>e</w:t>
+      </w:r>
+      <w:r>
+        <w:rPr>
+          <w:spacing w:val="0"/>
+          <w:i w:val="0"/>
+          <w:b w:val="0"/>
+          <w:color w:val="0563C1"/>
+          <w:sz w:val="22"/>
+          <w:szCs w:val="22"/>
+          <w:u w:val="single" w:color="0563C1"/>
+          <w:shd w:val="clear" w:color="auto" w:fill="auto"/>
+          <w:rFonts w:ascii="나눔바른고딕" w:eastAsia="나눔바른고딕" w:hAnsi="나눔바른고딕" w:cs="나눔바른고딕"/>
+          <w:lang w:eastAsia="ko-KR"/>
+        </w:rPr>
+        <w:t>r</w:t>
+      </w:r>
+      <w:r>
+        <w:rPr>
+          <w:spacing w:val="0"/>
+          <w:i w:val="0"/>
+          <w:b w:val="0"/>
+          <w:color w:val="0563C1"/>
+          <w:sz w:val="22"/>
+          <w:szCs w:val="22"/>
+          <w:u w:val="single" w:color="0563C1"/>
+          <w:shd w:val="clear" w:color="auto" w:fill="auto"/>
+          <w:rFonts w:ascii="나눔바른고딕" w:eastAsia="나눔바른고딕" w:hAnsi="나눔바른고딕" w:cs="나눔바른고딕"/>
+          <w:lang w:eastAsia="ko-KR"/>
+        </w:rPr>
+        <w:t>.</w:t>
+      </w:r>
+      <w:r>
+        <w:rPr>
+          <w:spacing w:val="0"/>
+          <w:i w:val="0"/>
+          <w:b w:val="0"/>
+          <w:color w:val="0563C1"/>
+          <w:sz w:val="22"/>
+          <w:szCs w:val="22"/>
+          <w:u w:val="single" w:color="0563C1"/>
+          <w:shd w:val="clear" w:color="auto" w:fill="auto"/>
+          <w:rFonts w:ascii="나눔바른고딕" w:eastAsia="나눔바른고딕" w:hAnsi="나눔바른고딕" w:cs="나눔바른고딕"/>
+          <w:lang w:eastAsia="ko-KR"/>
+        </w:rPr>
+        <w:t>m</w:t>
+      </w:r>
+      <w:r>
+        <w:rPr>
+          <w:spacing w:val="0"/>
+          <w:i w:val="0"/>
+          <w:b w:val="0"/>
+          <w:color w:val="0563C1"/>
+          <w:sz w:val="22"/>
+          <w:szCs w:val="22"/>
+          <w:u w:val="single" w:color="0563C1"/>
+          <w:shd w:val="clear" w:color="auto" w:fill="auto"/>
+          <w:rFonts w:ascii="나눔바른고딕" w:eastAsia="나눔바른고딕" w:hAnsi="나눔바른고딕" w:cs="나눔바른고딕"/>
+          <w:lang w:eastAsia="ko-KR"/>
+        </w:rPr>
+        <w:t>e</w:t>
+      </w:r>
+      <w:r>
+        <w:rPr>
+          <w:spacing w:val="0"/>
+          <w:i w:val="0"/>
+          <w:b w:val="0"/>
+          <w:color w:val="0563C1"/>
+          <w:sz w:val="22"/>
+          <w:szCs w:val="22"/>
+          <w:u w:val="single" w:color="0563C1"/>
+          <w:shd w:val="clear" w:color="auto" w:fill="auto"/>
+          <w:rFonts w:ascii="나눔바른고딕" w:eastAsia="나눔바른고딕" w:hAnsi="나눔바른고딕" w:cs="나눔바른고딕"/>
+          <w:lang w:eastAsia="ko-KR"/>
+        </w:rPr>
+        <w:t>/</w:t>
+      </w:r>
+      <w:r>
+        <w:rPr>
+          <w:spacing w:val="0"/>
+          <w:i w:val="0"/>
+          <w:b w:val="0"/>
+          <w:color w:val="0563C1"/>
+          <w:sz w:val="22"/>
+          <w:szCs w:val="22"/>
+          <w:u w:val="single" w:color="0563C1"/>
+          <w:shd w:val="clear" w:color="auto" w:fill="auto"/>
+          <w:rFonts w:ascii="나눔바른고딕" w:eastAsia="나눔바른고딕" w:hAnsi="나눔바른고딕" w:cs="나눔바른고딕"/>
+          <w:lang w:eastAsia="ko-KR"/>
+        </w:rPr>
+        <w:t>G</w:t>
+      </w:r>
+      <w:r>
+        <w:rPr>
+          <w:spacing w:val="0"/>
+          <w:i w:val="0"/>
+          <w:b w:val="0"/>
+          <w:color w:val="0563C1"/>
+          <w:sz w:val="22"/>
+          <w:szCs w:val="22"/>
+          <w:u w:val="single" w:color="0563C1"/>
+          <w:shd w:val="clear" w:color="auto" w:fill="auto"/>
+          <w:rFonts w:ascii="나눔바른고딕" w:eastAsia="나눔바른고딕" w:hAnsi="나눔바른고딕" w:cs="나눔바른고딕"/>
+          <w:lang w:eastAsia="ko-KR"/>
+        </w:rPr>
+        <w:t>U</w:t>
+      </w:r>
+      <w:r>
+        <w:rPr>
+          <w:spacing w:val="0"/>
+          <w:i w:val="0"/>
+          <w:b w:val="0"/>
+          <w:color w:val="0563C1"/>
+          <w:sz w:val="22"/>
+          <w:szCs w:val="22"/>
+          <w:u w:val="single" w:color="0563C1"/>
+          <w:shd w:val="clear" w:color="auto" w:fill="auto"/>
+          <w:rFonts w:ascii="나눔바른고딕" w:eastAsia="나눔바른고딕" w:hAnsi="나눔바른고딕" w:cs="나눔바른고딕"/>
+          <w:lang w:eastAsia="ko-KR"/>
+        </w:rPr>
+        <w:t>T</w:t>
+      </w:r>
+      <w:r>
+        <w:rPr>
+          <w:spacing w:val="0"/>
+          <w:i w:val="0"/>
+          <w:b w:val="0"/>
+          <w:color w:val="0563C1"/>
+          <w:sz w:val="22"/>
+          <w:szCs w:val="22"/>
+          <w:u w:val="single" w:color="0563C1"/>
+          <w:shd w:val="clear" w:color="auto" w:fill="auto"/>
+          <w:rFonts w:ascii="나눔바른고딕" w:eastAsia="나눔바른고딕" w:hAnsi="나눔바른고딕" w:cs="나눔바른고딕"/>
+          <w:lang w:eastAsia="ko-KR"/>
+        </w:rPr>
+        <w:t>m</w:t>
+      </w:r>
+      <w:r>
+        <w:rPr>
+          <w:spacing w:val="0"/>
+          <w:i w:val="0"/>
+          <w:b w:val="0"/>
+          <w:color w:val="0563C1"/>
+          <w:sz w:val="22"/>
+          <w:szCs w:val="22"/>
+          <w:u w:val="single" w:color="0563C1"/>
+          <w:shd w:val="clear" w:color="auto" w:fill="auto"/>
+          <w:rFonts w:ascii="나눔바른고딕" w:eastAsia="나눔바른고딕" w:hAnsi="나눔바른고딕" w:cs="나눔바른고딕"/>
+          <w:lang w:eastAsia="ko-KR"/>
+        </w:rPr>
+        <w:t>o</w:t>
+      </w:r>
+      <w:r>
+        <w:rPr>
+          <w:spacing w:val="0"/>
+          <w:i w:val="0"/>
+          <w:b w:val="0"/>
+          <w:color w:val="0563C1"/>
+          <w:sz w:val="22"/>
+          <w:szCs w:val="22"/>
+          <w:u w:val="single" w:color="0563C1"/>
+          <w:shd w:val="clear" w:color="auto" w:fill="auto"/>
+          <w:rFonts w:ascii="나눔바른고딕" w:eastAsia="나눔바른고딕" w:hAnsi="나눔바른고딕" w:cs="나눔바른고딕"/>
+          <w:lang w:eastAsia="ko-KR"/>
+        </w:rPr>
+        <w:t>3</w:t>
+      </w:r>
+      <w:r>
+        <w:rPr>
+          <w:spacing w:val="0"/>
+          <w:i w:val="0"/>
+          <w:b w:val="0"/>
+          <w:color w:val="0563C1"/>
+          <w:sz w:val="22"/>
+          <w:szCs w:val="22"/>
+          <w:u w:val="single" w:color="0563C1"/>
+          <w:shd w:val="clear" w:color="auto" w:fill="auto"/>
+          <w:rFonts w:ascii="나눔바른고딕" w:eastAsia="나눔바른고딕" w:hAnsi="나눔바른고딕" w:cs="나눔바른고딕"/>
+          <w:lang w:eastAsia="ko-KR"/>
+        </w:rPr>
+        <w:t>p</w:t>
+      </w:r>
+      <w:r>
+        <w:rPr>
+          <w:spacing w:val="0"/>
+          <w:i w:val="0"/>
+          <w:b w:val="0"/>
+          <w:color w:val="0563C1"/>
+          <w:sz w:val="22"/>
+          <w:szCs w:val="22"/>
+          <w:u w:val="single" w:color="0563C1"/>
+          <w:shd w:val="clear" w:color="auto" w:fill="auto"/>
+          <w:rFonts w:ascii="나눔바른고딕" w:eastAsia="나눔바른고딕" w:hAnsi="나눔바른고딕" w:cs="나눔바른고딕"/>
+          <w:lang w:eastAsia="ko-KR"/>
+        </w:rPr>
+        <w:t>J</w:t>
+      </w:r>
+    </w:p>
+    <w:p>
+      <w:pPr>
+        <w:jc w:val="left"/>
+        <w:spacing w:lineRule="auto" w:line="275"/>
+        <w:rPr>
+          <w:spacing w:val="0"/>
+          <w:i w:val="0"/>
+          <w:b w:val="0"/>
+          <w:color w:val="auto"/>
+          <w:sz w:val="22"/>
+          <w:szCs w:val="22"/>
+          <w:shd w:val="clear" w:color="auto" w:fill="auto"/>
+          <w:rFonts w:ascii="나눔바른고딕" w:eastAsia="나눔바른고딕" w:hAnsi="나눔바른고딕" w:cs="나눔바른고딕"/>
+          <w:lang w:eastAsia="ko-KR"/>
+        </w:rPr>
+      </w:pPr>
+    </w:p>
+    <w:p>
+      <w:pPr>
+        <w:jc w:val="left"/>
+        <w:spacing w:lineRule="auto" w:line="275"/>
+        <w:rPr>
+          <w:spacing w:val="0"/>
+          <w:i w:val="0"/>
+          <w:b w:val="0"/>
+          <w:color w:val="73726C"/>
+          <w:sz w:val="22"/>
+          <w:szCs w:val="22"/>
+          <w:shd w:val="clear" w:color="auto" w:fill="auto"/>
+          <w:rFonts w:ascii="나눔바른고딕" w:eastAsia="나눔바른고딕" w:hAnsi="나눔바른고딕" w:cs="나눔바른고딕"/>
         </w:rPr>
       </w:pPr>
       <w:r>
@@ -6484,27 +6650,17 @@
           <w:color w:val="B87A50"/>
           <w:sz w:val="22"/>
           <w:szCs w:val="22"/>
-          <w:shd w:val="clear"/>
-          <w:rFonts w:ascii="나눔바른고딕" w:eastAsia="나눔바른고딕" w:hAnsi="나눔바른고딕" w:cs="나눔바른고딕"/>
-          <w:lang w:eastAsia="ko-KR"/>
-        </w:rPr>
-        <w:t xml:space="preserve">콜라겐 · 생크림</w:t>
-      </w:r>
-      <w:r>
-        <w:rPr>
-          <w:spacing w:val="0"/>
-          <w:i w:val="0"/>
-          <w:b w:val="0"/>
-          <w:color w:val="B87A50"/>
-          <w:sz w:val="22"/>
-          <w:szCs w:val="22"/>
-          <w:shd w:val="clear"/>
-          <w:rFonts w:ascii="나눔바른고딕" w:eastAsia="나눔바른고딕" w:hAnsi="나눔바른고딕" w:cs="나눔바른고딕"/>
-          <w:lang w:eastAsia="ko-KR"/>
-        </w:rPr>
-        <w:br/>
-      </w:r>
-      <w:r>
+          <w:shd w:val="clear" w:color="auto" w:fill="auto"/>
+          <w:rFonts w:ascii="나눔바른고딕" w:eastAsia="나눔바른고딕" w:hAnsi="나눔바른고딕" w:cs="나눔바른고딕"/>
+          <w:lang w:eastAsia="ko-KR"/>
+        </w:rPr>
+        <w:t>소금</w:t>
+      </w:r>
+    </w:p>
+    <w:p>
+      <w:pPr>
+        <w:jc w:val="left"/>
+        <w:spacing w:lineRule="auto" w:line="275"/>
         <w:rPr>
           <w:spacing w:val="0"/>
           <w:i w:val="0"/>
@@ -6513,360 +6669,12 @@
           <w:sz w:val="22"/>
           <w:szCs w:val="22"/>
           <w:u w:val="single"/>
-          <w:shd w:val="clear"/>
-          <w:rFonts w:ascii="나눔바른고딕" w:eastAsia="나눔바른고딕" w:hAnsi="나눔바른고딕" w:cs="나눔바른고딕"/>
-          <w:lang w:eastAsia="ko-KR"/>
-        </w:rPr>
-        <w:t xml:space="preserve">콜라겐 파우더 (Bullet Proof)</w:t>
-      </w:r>
-    </w:p>
-    <w:p>
-      <w:pPr>
-        <w:rPr>
-          <w:shd w:val="clear"/>
-        </w:rPr>
-      </w:pPr>
-      <w:r>
-        <w:rPr>
-          <w:shd w:val="clear"/>
-        </w:rPr>
-        <w:t xml:space="preserve">콜라겐 펩타이드는 관절, 피부, 장 점막을 지탱하는 아미노산 덩어리예요. 단순히 피부 탄력만의 </w:t>
-      </w:r>
-      <w:r>
-        <w:rPr>
-          <w:shd w:val="clear"/>
-        </w:rPr>
-        <w:t xml:space="preserve">얘기가 아니에요.</w:t>
-      </w:r>
-    </w:p>
-    <w:p>
-      <w:pPr>
-        <w:rPr>
-          <w:shd w:val="clear"/>
-        </w:rPr>
-      </w:pPr>
-      <w:r>
-        <w:rPr>
-          <w:shd w:val="clear"/>
-        </w:rPr>
-        <w:t xml:space="preserve">갱년기 이후에는 뼈 밀도가 급격히 떨어지는데, 실제 연구에서도 폐경 후 여성이 콜라겐 </w:t>
-      </w:r>
-      <w:r>
-        <w:rPr>
-          <w:shd w:val="clear"/>
-        </w:rPr>
-        <w:t xml:space="preserve">펩타이드를 하루 5g씩 12개월 복용했을 때 척추와 고관절 골밀도가 유의미하게 증가한 결과가 </w:t>
-      </w:r>
-      <w:r>
-        <w:rPr>
-          <w:shd w:val="clear"/>
-        </w:rPr>
-        <w:t xml:space="preserve">나왔어요. 칼슘만 먹어서는 부족할 수 있다는 거죠.</w:t>
-      </w:r>
-    </w:p>
-    <w:p>
-      <w:pPr>
-        <w:rPr>
-          <w:shd w:val="clear"/>
-        </w:rPr>
-      </w:pPr>
-      <w:r>
-        <w:rPr>
-          <w:shd w:val="clear"/>
-        </w:rPr>
-        <w:t xml:space="preserve">방탄커피를 만든 데이브 아스프리는 콜라겐을 매일 최소 10g씩 꼭 챙겨 먹는다고 해요. 그가 </w:t>
-      </w:r>
-      <w:r>
-        <w:rPr>
-          <w:shd w:val="clear"/>
-        </w:rPr>
-        <w:t xml:space="preserve">강조하는 포인트는 딱 두 가지예요. 열에 강해서 뜨거운 커피에 타도 성분이 파괴되지 않는다는 </w:t>
-      </w:r>
-      <w:r>
-        <w:rPr>
-          <w:shd w:val="clear"/>
-        </w:rPr>
-        <w:t xml:space="preserve">것, 그리고 염증 반응이 거의 없는 깨끗한 단백질이라는 것.</w:t>
-      </w:r>
-    </w:p>
-    <w:p>
-      <w:pPr>
-        <w:rPr>
-          <w:spacing w:val="0"/>
-          <w:i w:val="0"/>
-          <w:b w:val="0"/>
-          <w:color w:val="3D3D3A"/>
-          <w:sz w:val="22"/>
-          <w:szCs w:val="22"/>
-          <w:shd w:val="clear"/>
-          <w:rFonts w:ascii="나눔바른고딕" w:eastAsia="나눔바른고딕" w:hAnsi="나눔바른고딕" w:cs="나눔바른고딕"/>
-          <w:lang w:eastAsia="ko-KR"/>
-        </w:rPr>
-      </w:pPr>
-      <w:r>
-        <w:rPr>
-          <w:shd w:val="clear"/>
-        </w:rPr>
-        <w:t xml:space="preserve">Bulletproof 콜라겐은 목초지에서 자란 소 유래로, 정제도가 높아 흡수율이 좋아요. 저는 우유나 </w:t>
-      </w:r>
-      <w:r>
-        <w:rPr>
-          <w:shd w:val="clear"/>
-        </w:rPr>
-        <w:t xml:space="preserve">아몬드유에 타서 마시는데, 맛에 거의 영향이 없어서 꾸준히 먹기 편하더라고요.</w:t>
-      </w:r>
-    </w:p>
-    <w:p>
-      <w:pPr>
-        <w:jc w:val="left"/>
-        <w:spacing w:lineRule="auto" w:line="276"/>
-        <w:rPr>
-          <w:spacing w:val="0"/>
-          <w:i w:val="0"/>
-          <w:b w:val="0"/>
-          <w:color w:val="auto"/>
-          <w:sz w:val="22"/>
-          <w:szCs w:val="22"/>
-          <w:shd w:val="clear"/>
-          <w:rFonts w:ascii="나눔바른고딕" w:eastAsia="나눔바른고딕" w:hAnsi="나눔바른고딕" w:cs="나눔바른고딕"/>
-          <w:lang w:eastAsia="ko-KR"/>
-        </w:rPr>
-      </w:pPr>
-      <w:r>
-        <w:fldChar w:fldCharType="begin"/>
-      </w:r>
-      <w:r>
-        <w:instrText xml:space="preserve">HYPERLINK "https://link.coupang.com/a/d2wmKAnbvU"</w:instrText>
-      </w:r>
-      <w:r>
-        <w:fldChar w:fldCharType="separate"/>
-      </w:r>
-      <w:r>
-        <w:rPr>
-          <w:spacing w:val="0"/>
-          <w:i w:val="0"/>
-          <w:b w:val="0"/>
-          <w:color w:val="0563C1"/>
-          <w:sz w:val="22"/>
-          <w:szCs w:val="22"/>
-          <w:u w:val="single" w:color="0563C1"/>
-          <w:shd w:val="clear"/>
-          <w:rFonts w:ascii="나눔바른고딕" w:eastAsia="나눔바른고딕" w:hAnsi="나눔바른고딕" w:cs="나눔바른고딕"/>
-        </w:rPr>
-        <w:t>쿠</w:t>
-      </w:r>
-      <w:r>
-        <w:rPr>
-          <w:spacing w:val="0"/>
-          <w:i w:val="0"/>
-          <w:b w:val="0"/>
-          <w:color w:val="0563C1"/>
-          <w:sz w:val="22"/>
-          <w:szCs w:val="22"/>
-          <w:u w:val="single" w:color="0563C1"/>
-          <w:shd w:val="clear"/>
-          <w:rFonts w:ascii="나눔바른고딕" w:eastAsia="나눔바른고딕" w:hAnsi="나눔바른고딕" w:cs="나눔바른고딕"/>
-        </w:rPr>
-        <w:t>팡</w:t>
-      </w:r>
-      <w:r>
-        <w:rPr>
-          <w:spacing w:val="0"/>
-          <w:i w:val="0"/>
-          <w:b w:val="0"/>
-          <w:color w:val="0563C1"/>
-          <w:sz w:val="22"/>
-          <w:szCs w:val="22"/>
-          <w:u w:val="single" w:color="0563C1"/>
-          <w:shd w:val="clear"/>
-          <w:rFonts w:ascii="나눔바른고딕" w:eastAsia="나눔바른고딕" w:hAnsi="나눔바른고딕" w:cs="나눔바른고딕"/>
-        </w:rPr>
-        <w:t xml:space="preserve"> </w:t>
-      </w:r>
-      <w:r>
-        <w:rPr>
-          <w:spacing w:val="0"/>
-          <w:i w:val="0"/>
-          <w:b w:val="0"/>
-          <w:color w:val="0563C1"/>
-          <w:sz w:val="22"/>
-          <w:szCs w:val="22"/>
-          <w:u w:val="single" w:color="0563C1"/>
-          <w:shd w:val="clear"/>
-          <w:rFonts w:ascii="나눔바른고딕" w:eastAsia="나눔바른고딕" w:hAnsi="나눔바른고딕" w:cs="나눔바른고딕"/>
-        </w:rPr>
-        <w:t>바</w:t>
-      </w:r>
-      <w:r>
-        <w:rPr>
-          <w:spacing w:val="0"/>
-          <w:i w:val="0"/>
-          <w:b w:val="0"/>
-          <w:color w:val="0563C1"/>
-          <w:sz w:val="22"/>
-          <w:szCs w:val="22"/>
-          <w:u w:val="single" w:color="0563C1"/>
-          <w:shd w:val="clear"/>
-          <w:rFonts w:ascii="나눔바른고딕" w:eastAsia="나눔바른고딕" w:hAnsi="나눔바른고딕" w:cs="나눔바른고딕"/>
-        </w:rPr>
-        <w:t>로</w:t>
-      </w:r>
-      <w:r>
-        <w:rPr>
-          <w:spacing w:val="0"/>
-          <w:i w:val="0"/>
-          <w:b w:val="0"/>
-          <w:color w:val="0563C1"/>
-          <w:sz w:val="22"/>
-          <w:szCs w:val="22"/>
-          <w:u w:val="single" w:color="0563C1"/>
-          <w:shd w:val="clear"/>
-          <w:rFonts w:ascii="나눔바른고딕" w:eastAsia="나눔바른고딕" w:hAnsi="나눔바른고딕" w:cs="나눔바른고딕"/>
-        </w:rPr>
-        <w:t>가</w:t>
-      </w:r>
-      <w:r>
-        <w:rPr>
-          <w:spacing w:val="0"/>
-          <w:i w:val="0"/>
-          <w:b w:val="0"/>
-          <w:color w:val="0563C1"/>
-          <w:sz w:val="22"/>
-          <w:szCs w:val="22"/>
-          <w:u w:val="single" w:color="0563C1"/>
-          <w:shd w:val="clear"/>
-          <w:rFonts w:ascii="나눔바른고딕" w:eastAsia="나눔바른고딕" w:hAnsi="나눔바른고딕" w:cs="나눔바른고딕"/>
-        </w:rPr>
-        <w:t>기</w:t>
-      </w:r>
-      <w:r>
-        <w:rPr>
-          <w:spacing w:val="0"/>
-          <w:i w:val="0"/>
-          <w:b w:val="0"/>
-          <w:color w:val="0563C1"/>
-          <w:sz w:val="22"/>
-          <w:szCs w:val="22"/>
-          <w:u w:val="single" w:color="0563C1"/>
-          <w:shd w:val="clear"/>
-          <w:rFonts w:ascii="나눔바른고딕" w:eastAsia="나눔바른고딕" w:hAnsi="나눔바른고딕" w:cs="나눔바른고딕"/>
-        </w:rPr>
-        <w:t xml:space="preserve"> </w:t>
-      </w:r>
-      <w:r>
-        <w:rPr>
-          <w:spacing w:val="0"/>
-          <w:i w:val="0"/>
-          <w:b w:val="0"/>
-          <w:color w:val="0563C1"/>
-          <w:sz w:val="22"/>
-          <w:szCs w:val="22"/>
-          <w:u w:val="single" w:color="0563C1"/>
-          <w:shd w:val="clear"/>
-          <w:rFonts w:ascii="나눔바른고딕" w:eastAsia="나눔바른고딕" w:hAnsi="나눔바른고딕" w:cs="나눔바른고딕"/>
-        </w:rPr>
-        <w:t>→</w:t>
-      </w:r>
-      <w:r>
-        <w:rPr>
-          <w:shd w:val="clear"/>
-        </w:rPr>
-        <w:fldChar w:fldCharType="end"/>
-      </w:r>
-    </w:p>
-    <w:p>
-      <w:pPr>
-        <w:jc w:val="left"/>
-        <w:spacing w:lineRule="auto" w:line="276"/>
-        <w:rPr>
-          <w:spacing w:val="0"/>
-          <w:i w:val="0"/>
-          <w:b w:val="0"/>
-          <w:color w:val="auto"/>
-          <w:sz w:val="22"/>
-          <w:szCs w:val="22"/>
-          <w:shd w:val="clear"/>
-          <w:rFonts w:ascii="나눔바른고딕" w:eastAsia="나눔바른고딕" w:hAnsi="나눔바른고딕" w:cs="나눔바른고딕"/>
-          <w:lang w:eastAsia="ko-KR"/>
-        </w:rPr>
-      </w:pPr>
-    </w:p>
-    <w:p>
-      <w:pPr>
-        <w:jc w:val="left"/>
-        <w:spacing w:lineRule="auto" w:line="276"/>
-        <w:rPr>
-          <w:spacing w:val="0"/>
-          <w:i w:val="0"/>
-          <w:b w:val="0"/>
-          <w:color w:val="auto"/>
-          <w:sz w:val="22"/>
-          <w:szCs w:val="22"/>
-          <w:shd w:val="clear"/>
-          <w:rFonts w:ascii="나눔바른고딕" w:eastAsia="나눔바른고딕" w:hAnsi="나눔바른고딕" w:cs="나눔바른고딕"/>
-          <w:lang w:eastAsia="ko-KR"/>
-        </w:rPr>
-      </w:pPr>
-    </w:p>
-    <w:p>
-      <w:pPr>
-        <w:jc w:val="left"/>
-        <w:spacing w:lineRule="auto" w:line="276"/>
-        <w:rPr>
-          <w:spacing w:val="0"/>
-          <w:i w:val="0"/>
-          <w:b w:val="0"/>
-          <w:color w:val="73726C"/>
-          <w:sz w:val="22"/>
-          <w:szCs w:val="22"/>
-          <w:shd w:val="clear"/>
-          <w:rFonts w:ascii="나눔바른고딕" w:eastAsia="나눔바른고딕" w:hAnsi="나눔바른고딕" w:cs="나눔바른고딕"/>
-        </w:rPr>
-      </w:pPr>
-      <w:r>
-        <w:rPr>
-          <w:spacing w:val="0"/>
-          <w:i w:val="0"/>
-          <w:b w:val="0"/>
-          <w:color w:val="3D3D3A"/>
-          <w:sz w:val="22"/>
-          <w:szCs w:val="22"/>
-          <w:shd w:val="clear"/>
-          <w:rFonts w:ascii="나눔바른고딕" w:eastAsia="나눔바른고딕" w:hAnsi="나눔바른고딕" w:cs="나눔바른고딕"/>
-        </w:rPr>
-        <w:t xml:space="preserve">휘핑크림은 안 돼요 — 휘핑크림은 생크림에 유화제·안정제·설탕이 들어간 가공품이에요. </w:t>
-      </w:r>
-      <w:r>
-        <w:rPr>
-          <w:spacing w:val="0"/>
-          <w:i w:val="0"/>
-          <w:b w:val="0"/>
-          <w:color w:val="3D3D3A"/>
-          <w:sz w:val="22"/>
-          <w:szCs w:val="22"/>
-          <w:shd w:val="clear"/>
-          <w:rFonts w:ascii="나눔바른고딕" w:eastAsia="나눔바른고딕" w:hAnsi="나눔바른고딕" w:cs="나눔바른고딕"/>
-        </w:rPr>
-        <w:t xml:space="preserve">방탄커피는 첨가물 없이 깔끔하게 먹는 게 핵심인데, 휘핑크림을 쓰면 혈당 영향도 생기고 </w:t>
-      </w:r>
-      <w:r>
-        <w:rPr>
-          <w:spacing w:val="0"/>
-          <w:i w:val="0"/>
-          <w:b w:val="0"/>
-          <w:color w:val="3D3D3A"/>
-          <w:sz w:val="22"/>
-          <w:szCs w:val="22"/>
-          <w:shd w:val="clear"/>
-          <w:rFonts w:ascii="나눔바른고딕" w:eastAsia="나눔바른고딕" w:hAnsi="나눔바른고딕" w:cs="나눔바른고딕"/>
-        </w:rPr>
-        <w:t xml:space="preserve">케토제닉 원칙도 깨져요. 꼭 순수 동물성 생크림만 쓰세요.</w:t>
-      </w:r>
-    </w:p>
-    <w:p>
-      <w:pPr>
-        <w:jc w:val="left"/>
-        <w:spacing w:lineRule="auto" w:line="276"/>
+          <w:shd w:val="clear" w:color="auto" w:fill="auto"/>
+          <w:rFonts w:ascii="나눔바른고딕" w:eastAsia="나눔바른고딕" w:hAnsi="나눔바른고딕" w:cs="나눔바른고딕"/>
+          <w:lang w:eastAsia="ko-KR"/>
+        </w:rPr>
+      </w:pPr>
+      <w:r>
         <w:rPr>
           <w:spacing w:val="0"/>
           <w:i w:val="0"/>
@@ -6875,12 +6683,234 @@
           <w:sz w:val="22"/>
           <w:szCs w:val="22"/>
           <w:u w:val="single"/>
-          <w:shd w:val="clear"/>
-          <w:rFonts w:ascii="나눔바른고딕" w:eastAsia="나눔바른고딕" w:hAnsi="나눔바른고딕" w:cs="나눔바른고딕"/>
-          <w:lang w:eastAsia="ko-KR"/>
-        </w:rPr>
-      </w:pPr>
-      <w:r>
+          <w:shd w:val="clear" w:color="auto" w:fill="auto"/>
+          <w:rFonts w:ascii="나눔바른고딕" w:eastAsia="나눔바른고딕" w:hAnsi="나눔바른고딕" w:cs="나눔바른고딕"/>
+          <w:lang w:eastAsia="ko-KR"/>
+        </w:rPr>
+        <w:t xml:space="preserve">산체스 히말라야 핑크소금 그라인더</w:t>
+      </w:r>
+    </w:p>
+    <w:p>
+      <w:pPr>
+        <w:jc w:val="left"/>
+        <w:spacing w:lineRule="auto" w:line="275"/>
+        <w:rPr>
+          <w:spacing w:val="0"/>
+          <w:i w:val="0"/>
+          <w:b w:val="0"/>
+          <w:color w:val="3D3D3A"/>
+          <w:sz w:val="22"/>
+          <w:szCs w:val="22"/>
+          <w:shd w:val="clear" w:color="auto" w:fill="auto"/>
+          <w:rFonts w:ascii="나눔바른고딕" w:eastAsia="나눔바른고딕" w:hAnsi="나눔바른고딕" w:cs="나눔바른고딕"/>
+        </w:rPr>
+      </w:pPr>
+      <w:r>
+        <w:rPr>
+          <w:spacing w:val="0"/>
+          <w:i w:val="0"/>
+          <w:b w:val="0"/>
+          <w:color w:val="3D3D3A"/>
+          <w:sz w:val="22"/>
+          <w:szCs w:val="22"/>
+          <w:shd w:val="clear" w:color="auto" w:fill="auto"/>
+          <w:rFonts w:ascii="나눔바른고딕" w:eastAsia="나눔바른고딕" w:hAnsi="나눔바른고딕" w:cs="나눔바른고딕"/>
+        </w:rPr>
+        <w:t xml:space="preserve">방탄커피에 한 꼬집 넣으면 맛이 훨씬 부드럽고 풍미가 깊어져요. 히말라야 핑크소금은 천연 </w:t>
+      </w:r>
+      <w:r>
+        <w:rPr>
+          <w:spacing w:val="0"/>
+          <w:i w:val="0"/>
+          <w:b w:val="0"/>
+          <w:color w:val="3D3D3A"/>
+          <w:sz w:val="22"/>
+          <w:szCs w:val="22"/>
+          <w:shd w:val="clear" w:color="auto" w:fill="auto"/>
+          <w:rFonts w:ascii="나눔바른고딕" w:eastAsia="나눔바른고딕" w:hAnsi="나눔바른고딕" w:cs="나눔바른고딕"/>
+        </w:rPr>
+        <w:t xml:space="preserve">미네랄이 풍부하고, 그라인더 타입이라 매번 신선하게 갈아 쓸 수 있어요.</w:t>
+      </w:r>
+    </w:p>
+    <w:p>
+      <w:pPr>
+        <w:jc w:val="left"/>
+        <w:spacing w:lineRule="auto" w:line="275"/>
+        <w:rPr>
+          <w:spacing w:val="0"/>
+          <w:i w:val="0"/>
+          <w:b w:val="0"/>
+          <w:color w:val="auto"/>
+          <w:sz w:val="22"/>
+          <w:szCs w:val="22"/>
+          <w:shd w:val="clear" w:color="auto" w:fill="auto"/>
+          <w:rFonts w:ascii="나눔바른고딕" w:eastAsia="나눔바른고딕" w:hAnsi="나눔바른고딕" w:cs="나눔바른고딕"/>
+          <w:lang w:eastAsia="ko-KR"/>
+        </w:rPr>
+      </w:pPr>
+      <w:r>
+        <w:fldChar w:fldCharType="begin"/>
+      </w:r>
+      <w:r>
+        <w:instrText xml:space="preserve">HYPERLINK "https://link.coupang.com/a/d2JEc77LW0"</w:instrText>
+      </w:r>
+      <w:r>
+        <w:fldChar w:fldCharType="separate"/>
+      </w:r>
+      <w:r>
+        <w:rPr>
+          <w:spacing w:val="0"/>
+          <w:i w:val="0"/>
+          <w:b w:val="0"/>
+          <w:color w:val="0563C1"/>
+          <w:sz w:val="22"/>
+          <w:szCs w:val="22"/>
+          <w:u w:val="single" w:color="0563C1"/>
+          <w:shd w:val="clear" w:color="auto" w:fill="auto"/>
+          <w:rFonts w:ascii="나눔바른고딕" w:eastAsia="나눔바른고딕" w:hAnsi="나눔바른고딕" w:cs="나눔바른고딕"/>
+        </w:rPr>
+        <w:t>쿠</w:t>
+      </w:r>
+      <w:r>
+        <w:rPr>
+          <w:spacing w:val="0"/>
+          <w:i w:val="0"/>
+          <w:b w:val="0"/>
+          <w:color w:val="0563C1"/>
+          <w:sz w:val="22"/>
+          <w:szCs w:val="22"/>
+          <w:u w:val="single" w:color="0563C1"/>
+          <w:shd w:val="clear" w:color="auto" w:fill="auto"/>
+          <w:rFonts w:ascii="나눔바른고딕" w:eastAsia="나눔바른고딕" w:hAnsi="나눔바른고딕" w:cs="나눔바른고딕"/>
+        </w:rPr>
+        <w:t>팡</w:t>
+      </w:r>
+      <w:r>
+        <w:rPr>
+          <w:spacing w:val="0"/>
+          <w:i w:val="0"/>
+          <w:b w:val="0"/>
+          <w:color w:val="0563C1"/>
+          <w:sz w:val="22"/>
+          <w:szCs w:val="22"/>
+          <w:u w:val="single" w:color="0563C1"/>
+          <w:shd w:val="clear" w:color="auto" w:fill="auto"/>
+          <w:rFonts w:ascii="나눔바른고딕" w:eastAsia="나눔바른고딕" w:hAnsi="나눔바른고딕" w:cs="나눔바른고딕"/>
+        </w:rPr>
+        <w:t xml:space="preserve"> </w:t>
+      </w:r>
+      <w:r>
+        <w:rPr>
+          <w:spacing w:val="0"/>
+          <w:i w:val="0"/>
+          <w:b w:val="0"/>
+          <w:color w:val="0563C1"/>
+          <w:sz w:val="22"/>
+          <w:szCs w:val="22"/>
+          <w:u w:val="single" w:color="0563C1"/>
+          <w:shd w:val="clear" w:color="auto" w:fill="auto"/>
+          <w:rFonts w:ascii="나눔바른고딕" w:eastAsia="나눔바른고딕" w:hAnsi="나눔바른고딕" w:cs="나눔바른고딕"/>
+        </w:rPr>
+        <w:t>바</w:t>
+      </w:r>
+      <w:r>
+        <w:rPr>
+          <w:spacing w:val="0"/>
+          <w:i w:val="0"/>
+          <w:b w:val="0"/>
+          <w:color w:val="0563C1"/>
+          <w:sz w:val="22"/>
+          <w:szCs w:val="22"/>
+          <w:u w:val="single" w:color="0563C1"/>
+          <w:shd w:val="clear" w:color="auto" w:fill="auto"/>
+          <w:rFonts w:ascii="나눔바른고딕" w:eastAsia="나눔바른고딕" w:hAnsi="나눔바른고딕" w:cs="나눔바른고딕"/>
+        </w:rPr>
+        <w:t>로</w:t>
+      </w:r>
+      <w:r>
+        <w:rPr>
+          <w:spacing w:val="0"/>
+          <w:i w:val="0"/>
+          <w:b w:val="0"/>
+          <w:color w:val="0563C1"/>
+          <w:sz w:val="22"/>
+          <w:szCs w:val="22"/>
+          <w:u w:val="single" w:color="0563C1"/>
+          <w:shd w:val="clear" w:color="auto" w:fill="auto"/>
+          <w:rFonts w:ascii="나눔바른고딕" w:eastAsia="나눔바른고딕" w:hAnsi="나눔바른고딕" w:cs="나눔바른고딕"/>
+        </w:rPr>
+        <w:t>가</w:t>
+      </w:r>
+      <w:r>
+        <w:rPr>
+          <w:spacing w:val="0"/>
+          <w:i w:val="0"/>
+          <w:b w:val="0"/>
+          <w:color w:val="0563C1"/>
+          <w:sz w:val="22"/>
+          <w:szCs w:val="22"/>
+          <w:u w:val="single" w:color="0563C1"/>
+          <w:shd w:val="clear" w:color="auto" w:fill="auto"/>
+          <w:rFonts w:ascii="나눔바른고딕" w:eastAsia="나눔바른고딕" w:hAnsi="나눔바른고딕" w:cs="나눔바른고딕"/>
+        </w:rPr>
+        <w:t>기</w:t>
+      </w:r>
+      <w:r>
+        <w:rPr>
+          <w:spacing w:val="0"/>
+          <w:i w:val="0"/>
+          <w:b w:val="0"/>
+          <w:color w:val="0563C1"/>
+          <w:sz w:val="22"/>
+          <w:szCs w:val="22"/>
+          <w:u w:val="single" w:color="0563C1"/>
+          <w:shd w:val="clear" w:color="auto" w:fill="auto"/>
+          <w:rFonts w:ascii="나눔바른고딕" w:eastAsia="나눔바른고딕" w:hAnsi="나눔바른고딕" w:cs="나눔바른고딕"/>
+        </w:rPr>
+        <w:t xml:space="preserve"> </w:t>
+      </w:r>
+      <w:r>
+        <w:rPr>
+          <w:spacing w:val="0"/>
+          <w:i w:val="0"/>
+          <w:b w:val="0"/>
+          <w:color w:val="0563C1"/>
+          <w:sz w:val="22"/>
+          <w:szCs w:val="22"/>
+          <w:u w:val="single" w:color="0563C1"/>
+          <w:shd w:val="clear" w:color="auto" w:fill="auto"/>
+          <w:rFonts w:ascii="나눔바른고딕" w:eastAsia="나눔바른고딕" w:hAnsi="나눔바른고딕" w:cs="나눔바른고딕"/>
+        </w:rPr>
+        <w:t>→</w:t>
+      </w:r>
+      <w:r>
+        <w:rPr>
+          <w:shd w:val="clear" w:color="auto" w:fill="auto"/>
+        </w:rPr>
+        <w:fldChar w:fldCharType="end"/>
+      </w:r>
+    </w:p>
+    <w:p>
+      <w:pPr>
+        <w:jc w:val="left"/>
+        <w:spacing w:lineRule="auto" w:line="275"/>
+        <w:rPr>
+          <w:spacing w:val="0"/>
+          <w:i w:val="0"/>
+          <w:b w:val="0"/>
+          <w:color w:val="73726C"/>
+          <w:sz w:val="22"/>
+          <w:szCs w:val="22"/>
+          <w:shd w:val="clear" w:color="auto" w:fill="F5F4ED"/>
+          <w:bdr w:val="single" w:sz="4" w:space="0" w:color="000000"/>
+          <w:rFonts w:ascii="나눔바른고딕" w:eastAsia="나눔바른고딕" w:hAnsi="나눔바른고딕" w:cs="나눔바른고딕"/>
+        </w:rPr>
+      </w:pPr>
+    </w:p>
+    <w:p>
+      <w:pPr>
+        <w:jc w:val="left"/>
+        <w:spacing w:lineRule="auto" w:line="275"/>
         <w:rPr>
           <w:spacing w:val="0"/>
           <w:i w:val="0"/>
@@ -6889,244 +6919,40 @@
           <w:sz w:val="22"/>
           <w:szCs w:val="22"/>
           <w:u w:val="single"/>
-          <w:shd w:val="clear"/>
-          <w:rFonts w:ascii="나눔바른고딕" w:eastAsia="나눔바른고딕" w:hAnsi="나눔바른고딕" w:cs="나눔바른고딕"/>
-          <w:lang w:eastAsia="ko-KR"/>
-        </w:rPr>
-        <w:t xml:space="preserve">동원 덴마크 생크림</w:t>
-      </w:r>
-    </w:p>
-    <w:p>
-      <w:pPr>
-        <w:jc w:val="left"/>
-        <w:spacing w:lineRule="auto" w:line="276"/>
-        <w:rPr>
-          <w:spacing w:val="0"/>
-          <w:i w:val="0"/>
-          <w:b w:val="0"/>
-          <w:color w:val="3D3D3A"/>
-          <w:sz w:val="22"/>
-          <w:szCs w:val="22"/>
-          <w:shd w:val="clear"/>
-          <w:rFonts w:ascii="나눔바른고딕" w:eastAsia="나눔바른고딕" w:hAnsi="나눔바른고딕" w:cs="나눔바른고딕"/>
-        </w:rPr>
-      </w:pPr>
-      <w:r>
-        <w:rPr>
-          <w:spacing w:val="0"/>
-          <w:i w:val="0"/>
-          <w:b w:val="0"/>
-          <w:color w:val="3D3D3A"/>
-          <w:sz w:val="22"/>
-          <w:szCs w:val="22"/>
-          <w:shd w:val="clear"/>
-          <w:rFonts w:ascii="나눔바른고딕" w:eastAsia="나눔바른고딕" w:hAnsi="나눔바른고딕" w:cs="나눔바른고딕"/>
-        </w:rPr>
-        <w:t xml:space="preserve">진하고 고소한 생크림이에요. 방탄커피에 조금 넣으면 라떼 느낌이 확 살아나요. 성분이 생크림 </w:t>
-      </w:r>
-      <w:r>
-        <w:rPr>
-          <w:spacing w:val="0"/>
-          <w:i w:val="0"/>
-          <w:b w:val="0"/>
-          <w:color w:val="3D3D3A"/>
-          <w:sz w:val="22"/>
-          <w:szCs w:val="22"/>
-          <w:shd w:val="clear"/>
-          <w:rFonts w:ascii="나눔바른고딕" w:eastAsia="나눔바른고딕" w:hAnsi="나눔바른고딕" w:cs="나눔바른고딕"/>
-        </w:rPr>
-        <w:t xml:space="preserve">하나라 방탄커피 원칙에 딱 맞아요.</w:t>
-      </w:r>
-    </w:p>
-    <w:p>
-      <w:pPr>
-        <w:jc w:val="left"/>
-        <w:spacing w:lineRule="auto" w:line="276"/>
-        <w:rPr>
-          <w:spacing w:val="0"/>
-          <w:i w:val="0"/>
-          <w:b w:val="0"/>
-          <w:color w:val="000000"/>
-          <w:sz w:val="22"/>
-          <w:szCs w:val="22"/>
-          <w:shd w:val="clear"/>
-          <w:rFonts w:ascii="나눔바른고딕" w:eastAsia="나눔바른고딕" w:hAnsi="나눔바른고딕" w:cs="나눔바른고딕"/>
-        </w:rPr>
-      </w:pPr>
-      <w:r>
-        <w:fldChar w:fldCharType="begin"/>
-      </w:r>
-      <w:r>
-        <w:instrText xml:space="preserve">HYPERLINK "https://lounge.kurly.com/link/gMde-MXkU"</w:instrText>
-      </w:r>
-      <w:r>
-        <w:fldChar w:fldCharType="separate"/>
-      </w:r>
-      <w:r>
-        <w:rPr>
-          <w:spacing w:val="0"/>
-          <w:i w:val="0"/>
-          <w:b w:val="0"/>
-          <w:color w:val="0563C1"/>
-          <w:sz w:val="22"/>
-          <w:szCs w:val="22"/>
-          <w:u w:val="single" w:color="0563C1"/>
-          <w:shd w:val="clear"/>
-          <w:rFonts w:ascii="나눔바른고딕" w:eastAsia="나눔바른고딕" w:hAnsi="나눔바른고딕" w:cs="나눔바른고딕"/>
-        </w:rPr>
-        <w:t>마</w:t>
-      </w:r>
-      <w:r>
-        <w:rPr>
-          <w:spacing w:val="0"/>
-          <w:i w:val="0"/>
-          <w:b w:val="0"/>
-          <w:color w:val="0563C1"/>
-          <w:sz w:val="22"/>
-          <w:szCs w:val="22"/>
-          <w:u w:val="single" w:color="0563C1"/>
-          <w:shd w:val="clear"/>
-          <w:rFonts w:ascii="나눔바른고딕" w:eastAsia="나눔바른고딕" w:hAnsi="나눔바른고딕" w:cs="나눔바른고딕"/>
-        </w:rPr>
-        <w:t>켓</w:t>
-      </w:r>
-      <w:r>
-        <w:rPr>
-          <w:spacing w:val="0"/>
-          <w:i w:val="0"/>
-          <w:b w:val="0"/>
-          <w:color w:val="0563C1"/>
-          <w:sz w:val="22"/>
-          <w:szCs w:val="22"/>
-          <w:u w:val="single" w:color="0563C1"/>
-          <w:shd w:val="clear"/>
-          <w:rFonts w:ascii="나눔바른고딕" w:eastAsia="나눔바른고딕" w:hAnsi="나눔바른고딕" w:cs="나눔바른고딕"/>
-        </w:rPr>
-        <w:t>컬</w:t>
-      </w:r>
-      <w:r>
-        <w:rPr>
-          <w:spacing w:val="0"/>
-          <w:i w:val="0"/>
-          <w:b w:val="0"/>
-          <w:color w:val="0563C1"/>
-          <w:sz w:val="22"/>
-          <w:szCs w:val="22"/>
-          <w:u w:val="single" w:color="0563C1"/>
-          <w:shd w:val="clear"/>
-          <w:rFonts w:ascii="나눔바른고딕" w:eastAsia="나눔바른고딕" w:hAnsi="나눔바른고딕" w:cs="나눔바른고딕"/>
-        </w:rPr>
-        <w:t>리</w:t>
-      </w:r>
-      <w:r>
-        <w:rPr>
-          <w:spacing w:val="0"/>
-          <w:i w:val="0"/>
-          <w:b w:val="0"/>
-          <w:color w:val="0563C1"/>
-          <w:sz w:val="22"/>
-          <w:szCs w:val="22"/>
-          <w:u w:val="single" w:color="0563C1"/>
-          <w:shd w:val="clear"/>
-          <w:rFonts w:ascii="나눔바른고딕" w:eastAsia="나눔바른고딕" w:hAnsi="나눔바른고딕" w:cs="나눔바른고딕"/>
-        </w:rPr>
-        <w:t xml:space="preserve"> </w:t>
-      </w:r>
-      <w:r>
-        <w:rPr>
-          <w:spacing w:val="0"/>
-          <w:i w:val="0"/>
-          <w:b w:val="0"/>
-          <w:color w:val="0563C1"/>
-          <w:sz w:val="22"/>
-          <w:szCs w:val="22"/>
-          <w:u w:val="single" w:color="0563C1"/>
-          <w:shd w:val="clear"/>
-          <w:rFonts w:ascii="나눔바른고딕" w:eastAsia="나눔바른고딕" w:hAnsi="나눔바른고딕" w:cs="나눔바른고딕"/>
-        </w:rPr>
-        <w:t>바</w:t>
-      </w:r>
-      <w:r>
-        <w:rPr>
-          <w:spacing w:val="0"/>
-          <w:i w:val="0"/>
-          <w:b w:val="0"/>
-          <w:color w:val="0563C1"/>
-          <w:sz w:val="22"/>
-          <w:szCs w:val="22"/>
-          <w:u w:val="single" w:color="0563C1"/>
-          <w:shd w:val="clear"/>
-          <w:rFonts w:ascii="나눔바른고딕" w:eastAsia="나눔바른고딕" w:hAnsi="나눔바른고딕" w:cs="나눔바른고딕"/>
-        </w:rPr>
-        <w:t>로</w:t>
-      </w:r>
-      <w:r>
-        <w:rPr>
-          <w:spacing w:val="0"/>
-          <w:i w:val="0"/>
-          <w:b w:val="0"/>
-          <w:color w:val="0563C1"/>
-          <w:sz w:val="22"/>
-          <w:szCs w:val="22"/>
-          <w:u w:val="single" w:color="0563C1"/>
-          <w:shd w:val="clear"/>
-          <w:rFonts w:ascii="나눔바른고딕" w:eastAsia="나눔바른고딕" w:hAnsi="나눔바른고딕" w:cs="나눔바른고딕"/>
-        </w:rPr>
-        <w:t>가</w:t>
-      </w:r>
-      <w:r>
-        <w:rPr>
-          <w:spacing w:val="0"/>
-          <w:i w:val="0"/>
-          <w:b w:val="0"/>
-          <w:color w:val="0563C1"/>
-          <w:sz w:val="22"/>
-          <w:szCs w:val="22"/>
-          <w:u w:val="single" w:color="0563C1"/>
-          <w:shd w:val="clear"/>
-          <w:rFonts w:ascii="나눔바른고딕" w:eastAsia="나눔바른고딕" w:hAnsi="나눔바른고딕" w:cs="나눔바른고딕"/>
-        </w:rPr>
-        <w:t>기</w:t>
-      </w:r>
-      <w:r>
-        <w:rPr>
-          <w:spacing w:val="0"/>
-          <w:i w:val="0"/>
-          <w:b w:val="0"/>
-          <w:color w:val="0563C1"/>
-          <w:sz w:val="22"/>
-          <w:szCs w:val="22"/>
-          <w:u w:val="single" w:color="0563C1"/>
-          <w:shd w:val="clear"/>
-          <w:rFonts w:ascii="나눔바른고딕" w:eastAsia="나눔바른고딕" w:hAnsi="나눔바른고딕" w:cs="나눔바른고딕"/>
-        </w:rPr>
-        <w:t xml:space="preserve"> </w:t>
-      </w:r>
-      <w:r>
-        <w:rPr>
-          <w:spacing w:val="0"/>
-          <w:i w:val="0"/>
-          <w:b w:val="0"/>
-          <w:color w:val="0563C1"/>
-          <w:sz w:val="22"/>
-          <w:szCs w:val="22"/>
-          <w:u w:val="single" w:color="0563C1"/>
-          <w:shd w:val="clear"/>
-          <w:rFonts w:ascii="나눔바른고딕" w:eastAsia="나눔바른고딕" w:hAnsi="나눔바른고딕" w:cs="나눔바른고딕"/>
-        </w:rPr>
-        <w:t>→</w:t>
-      </w:r>
-      <w:r>
-        <w:rPr>
-          <w:shd w:val="clear"/>
-        </w:rPr>
-        <w:fldChar w:fldCharType="end"/>
-      </w:r>
-    </w:p>
-    <w:p>
-      <w:pPr>
-        <w:jc w:val="left"/>
-        <w:spacing w:lineRule="auto" w:line="276"/>
+          <w:shd w:val="clear" w:color="auto" w:fill="auto"/>
+          <w:rFonts w:ascii="나눔바른고딕" w:eastAsia="나눔바른고딕" w:hAnsi="나눔바른고딕" w:cs="나눔바른고딕"/>
+          <w:lang w:eastAsia="ko-KR"/>
+        </w:rPr>
+      </w:pPr>
+      <w:r>
+        <w:rPr>
+          <w:spacing w:val="0"/>
+          <w:i w:val="0"/>
+          <w:b w:val="0"/>
+          <w:color w:val="B87A50"/>
+          <w:sz w:val="22"/>
+          <w:szCs w:val="22"/>
+          <w:shd w:val="clear" w:color="auto" w:fill="auto"/>
+          <w:rFonts w:ascii="나눔바른고딕" w:eastAsia="나눔바른고딕" w:hAnsi="나눔바른고딕" w:cs="나눔바른고딕"/>
+          <w:lang w:eastAsia="ko-KR"/>
+        </w:rPr>
+        <w:t xml:space="preserve">콜라겐 · 생크림</w:t>
+      </w:r>
+      <w:r>
+        <w:rPr>
+          <w:spacing w:val="0"/>
+          <w:i w:val="0"/>
+          <w:b w:val="0"/>
+          <w:color w:val="B87A50"/>
+          <w:sz w:val="22"/>
+          <w:szCs w:val="22"/>
+          <w:shd w:val="clear" w:color="auto" w:fill="auto"/>
+          <w:rFonts w:ascii="나눔바른고딕" w:eastAsia="나눔바른고딕" w:hAnsi="나눔바른고딕" w:cs="나눔바른고딕"/>
+          <w:lang w:eastAsia="ko-KR"/>
+        </w:rPr>
+        <w:br/>
+      </w:r>
+      <w:r>
         <w:rPr>
           <w:spacing w:val="0"/>
           <w:i w:val="0"/>
@@ -7135,12 +6961,360 @@
           <w:sz w:val="22"/>
           <w:szCs w:val="22"/>
           <w:u w:val="single"/>
-          <w:shd w:val="clear"/>
-          <w:rFonts w:ascii="나눔바른고딕" w:eastAsia="나눔바른고딕" w:hAnsi="나눔바른고딕" w:cs="나눔바른고딕"/>
-          <w:lang w:eastAsia="ko-KR"/>
-        </w:rPr>
-      </w:pPr>
-      <w:r>
+          <w:shd w:val="clear" w:color="auto" w:fill="auto"/>
+          <w:rFonts w:ascii="나눔바른고딕" w:eastAsia="나눔바른고딕" w:hAnsi="나눔바른고딕" w:cs="나눔바른고딕"/>
+          <w:lang w:eastAsia="ko-KR"/>
+        </w:rPr>
+        <w:t xml:space="preserve">콜라겐 파우더 (Bullet Proof)</w:t>
+      </w:r>
+    </w:p>
+    <w:p>
+      <w:pPr>
+        <w:rPr>
+          <w:shd w:val="clear" w:color="auto" w:fill="auto"/>
+        </w:rPr>
+      </w:pPr>
+      <w:r>
+        <w:rPr>
+          <w:shd w:val="clear" w:color="auto" w:fill="auto"/>
+        </w:rPr>
+        <w:t xml:space="preserve">콜라겐 펩타이드는 관절, 피부, 장 점막을 지탱하는 아미노산 덩어리예요. 단순히 피부 탄력만의 </w:t>
+      </w:r>
+      <w:r>
+        <w:rPr>
+          <w:shd w:val="clear" w:color="auto" w:fill="auto"/>
+        </w:rPr>
+        <w:t xml:space="preserve">얘기가 아니에요.</w:t>
+      </w:r>
+    </w:p>
+    <w:p>
+      <w:pPr>
+        <w:rPr>
+          <w:shd w:val="clear" w:color="auto" w:fill="auto"/>
+        </w:rPr>
+      </w:pPr>
+      <w:r>
+        <w:rPr>
+          <w:shd w:val="clear" w:color="auto" w:fill="auto"/>
+        </w:rPr>
+        <w:t xml:space="preserve">갱년기 이후에는 뼈 밀도가 급격히 떨어지는데, 실제 연구에서도 폐경 후 여성이 콜라겐 </w:t>
+      </w:r>
+      <w:r>
+        <w:rPr>
+          <w:shd w:val="clear" w:color="auto" w:fill="auto"/>
+        </w:rPr>
+        <w:t xml:space="preserve">펩타이드를 하루 5g씩 12개월 복용했을 때 척추와 고관절 골밀도가 유의미하게 증가한 결과가 </w:t>
+      </w:r>
+      <w:r>
+        <w:rPr>
+          <w:shd w:val="clear" w:color="auto" w:fill="auto"/>
+        </w:rPr>
+        <w:t xml:space="preserve">나왔어요. 칼슘만 먹어서는 부족할 수 있다는 거죠.</w:t>
+      </w:r>
+    </w:p>
+    <w:p>
+      <w:pPr>
+        <w:rPr>
+          <w:shd w:val="clear" w:color="auto" w:fill="auto"/>
+        </w:rPr>
+      </w:pPr>
+      <w:r>
+        <w:rPr>
+          <w:shd w:val="clear" w:color="auto" w:fill="auto"/>
+        </w:rPr>
+        <w:t xml:space="preserve">방탄커피를 만든 데이브 아스프리는 콜라겐을 매일 최소 10g씩 꼭 챙겨 먹는다고 해요. 그가 </w:t>
+      </w:r>
+      <w:r>
+        <w:rPr>
+          <w:shd w:val="clear" w:color="auto" w:fill="auto"/>
+        </w:rPr>
+        <w:t xml:space="preserve">강조하는 포인트는 딱 두 가지예요. 열에 강해서 뜨거운 커피에 타도 성분이 파괴되지 않는다는 </w:t>
+      </w:r>
+      <w:r>
+        <w:rPr>
+          <w:shd w:val="clear" w:color="auto" w:fill="auto"/>
+        </w:rPr>
+        <w:t xml:space="preserve">것, 그리고 염증 반응이 거의 없는 깨끗한 단백질이라는 것.</w:t>
+      </w:r>
+    </w:p>
+    <w:p>
+      <w:pPr>
+        <w:rPr>
+          <w:spacing w:val="0"/>
+          <w:i w:val="0"/>
+          <w:b w:val="0"/>
+          <w:color w:val="3D3D3A"/>
+          <w:sz w:val="22"/>
+          <w:szCs w:val="22"/>
+          <w:shd w:val="clear" w:color="auto" w:fill="auto"/>
+          <w:rFonts w:ascii="나눔바른고딕" w:eastAsia="나눔바른고딕" w:hAnsi="나눔바른고딕" w:cs="나눔바른고딕"/>
+          <w:lang w:eastAsia="ko-KR"/>
+        </w:rPr>
+      </w:pPr>
+      <w:r>
+        <w:rPr>
+          <w:shd w:val="clear" w:color="auto" w:fill="auto"/>
+        </w:rPr>
+        <w:t xml:space="preserve">Bulletproof 콜라겐은 목초지에서 자란 소 유래로, 정제도가 높아 흡수율이 좋아요. 저는 우유나 </w:t>
+      </w:r>
+      <w:r>
+        <w:rPr>
+          <w:shd w:val="clear" w:color="auto" w:fill="auto"/>
+        </w:rPr>
+        <w:t xml:space="preserve">아몬드유에 타서 마시는데, 맛에 거의 영향이 없어서 꾸준히 먹기 편하더라고요.</w:t>
+      </w:r>
+    </w:p>
+    <w:p>
+      <w:pPr>
+        <w:jc w:val="left"/>
+        <w:spacing w:lineRule="auto" w:line="275"/>
+        <w:rPr>
+          <w:spacing w:val="0"/>
+          <w:i w:val="0"/>
+          <w:b w:val="0"/>
+          <w:color w:val="auto"/>
+          <w:sz w:val="22"/>
+          <w:szCs w:val="22"/>
+          <w:shd w:val="clear" w:color="auto" w:fill="auto"/>
+          <w:rFonts w:ascii="나눔바른고딕" w:eastAsia="나눔바른고딕" w:hAnsi="나눔바른고딕" w:cs="나눔바른고딕"/>
+          <w:lang w:eastAsia="ko-KR"/>
+        </w:rPr>
+      </w:pPr>
+      <w:r>
+        <w:fldChar w:fldCharType="begin"/>
+      </w:r>
+      <w:r>
+        <w:instrText xml:space="preserve">HYPERLINK "https://link.coupang.com/a/d2wmKAnbvU"</w:instrText>
+      </w:r>
+      <w:r>
+        <w:fldChar w:fldCharType="separate"/>
+      </w:r>
+      <w:r>
+        <w:rPr>
+          <w:spacing w:val="0"/>
+          <w:i w:val="0"/>
+          <w:b w:val="0"/>
+          <w:color w:val="0563C1"/>
+          <w:sz w:val="22"/>
+          <w:szCs w:val="22"/>
+          <w:u w:val="single" w:color="0563C1"/>
+          <w:shd w:val="clear" w:color="auto" w:fill="auto"/>
+          <w:rFonts w:ascii="나눔바른고딕" w:eastAsia="나눔바른고딕" w:hAnsi="나눔바른고딕" w:cs="나눔바른고딕"/>
+        </w:rPr>
+        <w:t>쿠</w:t>
+      </w:r>
+      <w:r>
+        <w:rPr>
+          <w:spacing w:val="0"/>
+          <w:i w:val="0"/>
+          <w:b w:val="0"/>
+          <w:color w:val="0563C1"/>
+          <w:sz w:val="22"/>
+          <w:szCs w:val="22"/>
+          <w:u w:val="single" w:color="0563C1"/>
+          <w:shd w:val="clear" w:color="auto" w:fill="auto"/>
+          <w:rFonts w:ascii="나눔바른고딕" w:eastAsia="나눔바른고딕" w:hAnsi="나눔바른고딕" w:cs="나눔바른고딕"/>
+        </w:rPr>
+        <w:t>팡</w:t>
+      </w:r>
+      <w:r>
+        <w:rPr>
+          <w:spacing w:val="0"/>
+          <w:i w:val="0"/>
+          <w:b w:val="0"/>
+          <w:color w:val="0563C1"/>
+          <w:sz w:val="22"/>
+          <w:szCs w:val="22"/>
+          <w:u w:val="single" w:color="0563C1"/>
+          <w:shd w:val="clear" w:color="auto" w:fill="auto"/>
+          <w:rFonts w:ascii="나눔바른고딕" w:eastAsia="나눔바른고딕" w:hAnsi="나눔바른고딕" w:cs="나눔바른고딕"/>
+        </w:rPr>
+        <w:t xml:space="preserve"> </w:t>
+      </w:r>
+      <w:r>
+        <w:rPr>
+          <w:spacing w:val="0"/>
+          <w:i w:val="0"/>
+          <w:b w:val="0"/>
+          <w:color w:val="0563C1"/>
+          <w:sz w:val="22"/>
+          <w:szCs w:val="22"/>
+          <w:u w:val="single" w:color="0563C1"/>
+          <w:shd w:val="clear" w:color="auto" w:fill="auto"/>
+          <w:rFonts w:ascii="나눔바른고딕" w:eastAsia="나눔바른고딕" w:hAnsi="나눔바른고딕" w:cs="나눔바른고딕"/>
+        </w:rPr>
+        <w:t>바</w:t>
+      </w:r>
+      <w:r>
+        <w:rPr>
+          <w:spacing w:val="0"/>
+          <w:i w:val="0"/>
+          <w:b w:val="0"/>
+          <w:color w:val="0563C1"/>
+          <w:sz w:val="22"/>
+          <w:szCs w:val="22"/>
+          <w:u w:val="single" w:color="0563C1"/>
+          <w:shd w:val="clear" w:color="auto" w:fill="auto"/>
+          <w:rFonts w:ascii="나눔바른고딕" w:eastAsia="나눔바른고딕" w:hAnsi="나눔바른고딕" w:cs="나눔바른고딕"/>
+        </w:rPr>
+        <w:t>로</w:t>
+      </w:r>
+      <w:r>
+        <w:rPr>
+          <w:spacing w:val="0"/>
+          <w:i w:val="0"/>
+          <w:b w:val="0"/>
+          <w:color w:val="0563C1"/>
+          <w:sz w:val="22"/>
+          <w:szCs w:val="22"/>
+          <w:u w:val="single" w:color="0563C1"/>
+          <w:shd w:val="clear" w:color="auto" w:fill="auto"/>
+          <w:rFonts w:ascii="나눔바른고딕" w:eastAsia="나눔바른고딕" w:hAnsi="나눔바른고딕" w:cs="나눔바른고딕"/>
+        </w:rPr>
+        <w:t>가</w:t>
+      </w:r>
+      <w:r>
+        <w:rPr>
+          <w:spacing w:val="0"/>
+          <w:i w:val="0"/>
+          <w:b w:val="0"/>
+          <w:color w:val="0563C1"/>
+          <w:sz w:val="22"/>
+          <w:szCs w:val="22"/>
+          <w:u w:val="single" w:color="0563C1"/>
+          <w:shd w:val="clear" w:color="auto" w:fill="auto"/>
+          <w:rFonts w:ascii="나눔바른고딕" w:eastAsia="나눔바른고딕" w:hAnsi="나눔바른고딕" w:cs="나눔바른고딕"/>
+        </w:rPr>
+        <w:t>기</w:t>
+      </w:r>
+      <w:r>
+        <w:rPr>
+          <w:spacing w:val="0"/>
+          <w:i w:val="0"/>
+          <w:b w:val="0"/>
+          <w:color w:val="0563C1"/>
+          <w:sz w:val="22"/>
+          <w:szCs w:val="22"/>
+          <w:u w:val="single" w:color="0563C1"/>
+          <w:shd w:val="clear" w:color="auto" w:fill="auto"/>
+          <w:rFonts w:ascii="나눔바른고딕" w:eastAsia="나눔바른고딕" w:hAnsi="나눔바른고딕" w:cs="나눔바른고딕"/>
+        </w:rPr>
+        <w:t xml:space="preserve"> </w:t>
+      </w:r>
+      <w:r>
+        <w:rPr>
+          <w:spacing w:val="0"/>
+          <w:i w:val="0"/>
+          <w:b w:val="0"/>
+          <w:color w:val="0563C1"/>
+          <w:sz w:val="22"/>
+          <w:szCs w:val="22"/>
+          <w:u w:val="single" w:color="0563C1"/>
+          <w:shd w:val="clear" w:color="auto" w:fill="auto"/>
+          <w:rFonts w:ascii="나눔바른고딕" w:eastAsia="나눔바른고딕" w:hAnsi="나눔바른고딕" w:cs="나눔바른고딕"/>
+        </w:rPr>
+        <w:t>→</w:t>
+      </w:r>
+      <w:r>
+        <w:rPr>
+          <w:shd w:val="clear" w:color="auto" w:fill="auto"/>
+        </w:rPr>
+        <w:fldChar w:fldCharType="end"/>
+      </w:r>
+    </w:p>
+    <w:p>
+      <w:pPr>
+        <w:jc w:val="left"/>
+        <w:spacing w:lineRule="auto" w:line="275"/>
+        <w:rPr>
+          <w:spacing w:val="0"/>
+          <w:i w:val="0"/>
+          <w:b w:val="0"/>
+          <w:color w:val="auto"/>
+          <w:sz w:val="22"/>
+          <w:szCs w:val="22"/>
+          <w:shd w:val="clear" w:color="auto" w:fill="auto"/>
+          <w:rFonts w:ascii="나눔바른고딕" w:eastAsia="나눔바른고딕" w:hAnsi="나눔바른고딕" w:cs="나눔바른고딕"/>
+          <w:lang w:eastAsia="ko-KR"/>
+        </w:rPr>
+      </w:pPr>
+    </w:p>
+    <w:p>
+      <w:pPr>
+        <w:jc w:val="left"/>
+        <w:spacing w:lineRule="auto" w:line="275"/>
+        <w:rPr>
+          <w:spacing w:val="0"/>
+          <w:i w:val="0"/>
+          <w:b w:val="0"/>
+          <w:color w:val="auto"/>
+          <w:sz w:val="22"/>
+          <w:szCs w:val="22"/>
+          <w:shd w:val="clear" w:color="auto" w:fill="auto"/>
+          <w:rFonts w:ascii="나눔바른고딕" w:eastAsia="나눔바른고딕" w:hAnsi="나눔바른고딕" w:cs="나눔바른고딕"/>
+          <w:lang w:eastAsia="ko-KR"/>
+        </w:rPr>
+      </w:pPr>
+    </w:p>
+    <w:p>
+      <w:pPr>
+        <w:jc w:val="left"/>
+        <w:spacing w:lineRule="auto" w:line="275"/>
+        <w:rPr>
+          <w:spacing w:val="0"/>
+          <w:i w:val="0"/>
+          <w:b w:val="0"/>
+          <w:color w:val="73726C"/>
+          <w:sz w:val="22"/>
+          <w:szCs w:val="22"/>
+          <w:shd w:val="clear" w:color="auto" w:fill="auto"/>
+          <w:rFonts w:ascii="나눔바른고딕" w:eastAsia="나눔바른고딕" w:hAnsi="나눔바른고딕" w:cs="나눔바른고딕"/>
+        </w:rPr>
+      </w:pPr>
+      <w:r>
+        <w:rPr>
+          <w:spacing w:val="0"/>
+          <w:i w:val="0"/>
+          <w:b w:val="0"/>
+          <w:color w:val="3D3D3A"/>
+          <w:sz w:val="22"/>
+          <w:szCs w:val="22"/>
+          <w:shd w:val="clear" w:color="auto" w:fill="auto"/>
+          <w:rFonts w:ascii="나눔바른고딕" w:eastAsia="나눔바른고딕" w:hAnsi="나눔바른고딕" w:cs="나눔바른고딕"/>
+        </w:rPr>
+        <w:t xml:space="preserve">휘핑크림은 안 돼요 — 휘핑크림은 생크림에 유화제·안정제·설탕이 들어간 가공품이에요. </w:t>
+      </w:r>
+      <w:r>
+        <w:rPr>
+          <w:spacing w:val="0"/>
+          <w:i w:val="0"/>
+          <w:b w:val="0"/>
+          <w:color w:val="3D3D3A"/>
+          <w:sz w:val="22"/>
+          <w:szCs w:val="22"/>
+          <w:shd w:val="clear" w:color="auto" w:fill="auto"/>
+          <w:rFonts w:ascii="나눔바른고딕" w:eastAsia="나눔바른고딕" w:hAnsi="나눔바른고딕" w:cs="나눔바른고딕"/>
+        </w:rPr>
+        <w:t xml:space="preserve">방탄커피는 첨가물 없이 깔끔하게 먹는 게 핵심인데, 휘핑크림을 쓰면 혈당 영향도 생기고 </w:t>
+      </w:r>
+      <w:r>
+        <w:rPr>
+          <w:spacing w:val="0"/>
+          <w:i w:val="0"/>
+          <w:b w:val="0"/>
+          <w:color w:val="3D3D3A"/>
+          <w:sz w:val="22"/>
+          <w:szCs w:val="22"/>
+          <w:shd w:val="clear" w:color="auto" w:fill="auto"/>
+          <w:rFonts w:ascii="나눔바른고딕" w:eastAsia="나눔바른고딕" w:hAnsi="나눔바른고딕" w:cs="나눔바른고딕"/>
+        </w:rPr>
+        <w:t xml:space="preserve">케토제닉 원칙도 깨져요. 꼭 순수 동물성 생크림만 쓰세요.</w:t>
+      </w:r>
+    </w:p>
+    <w:p>
+      <w:pPr>
+        <w:jc w:val="left"/>
+        <w:spacing w:lineRule="auto" w:line="275"/>
         <w:rPr>
           <w:spacing w:val="0"/>
           <w:i w:val="0"/>
@@ -7149,7 +7323,281 @@
           <w:sz w:val="22"/>
           <w:szCs w:val="22"/>
           <w:u w:val="single"/>
-          <w:shd w:val="clear"/>
+          <w:shd w:val="clear" w:color="auto" w:fill="auto"/>
+          <w:rFonts w:ascii="나눔바른고딕" w:eastAsia="나눔바른고딕" w:hAnsi="나눔바른고딕" w:cs="나눔바른고딕"/>
+          <w:lang w:eastAsia="ko-KR"/>
+        </w:rPr>
+      </w:pPr>
+      <w:r>
+        <w:rPr>
+          <w:spacing w:val="0"/>
+          <w:i w:val="0"/>
+          <w:b w:val="1"/>
+          <w:color w:val="141413"/>
+          <w:sz w:val="22"/>
+          <w:szCs w:val="22"/>
+          <w:u w:val="single"/>
+          <w:shd w:val="clear" w:color="auto" w:fill="auto"/>
+          <w:rFonts w:ascii="나눔바른고딕" w:eastAsia="나눔바른고딕" w:hAnsi="나눔바른고딕" w:cs="나눔바른고딕"/>
+          <w:lang w:eastAsia="ko-KR"/>
+        </w:rPr>
+        <w:t xml:space="preserve">동원 덴마크 생크림</w:t>
+      </w:r>
+    </w:p>
+    <w:p>
+      <w:pPr>
+        <w:jc w:val="left"/>
+        <w:spacing w:lineRule="auto" w:line="275"/>
+        <w:rPr>
+          <w:spacing w:val="0"/>
+          <w:i w:val="0"/>
+          <w:b w:val="0"/>
+          <w:color w:val="3D3D3A"/>
+          <w:sz w:val="22"/>
+          <w:szCs w:val="22"/>
+          <w:shd w:val="clear" w:color="auto" w:fill="auto"/>
+          <w:rFonts w:ascii="나눔바른고딕" w:eastAsia="나눔바른고딕" w:hAnsi="나눔바른고딕" w:cs="나눔바른고딕"/>
+        </w:rPr>
+      </w:pPr>
+      <w:r>
+        <w:rPr>
+          <w:spacing w:val="0"/>
+          <w:i w:val="0"/>
+          <w:b w:val="0"/>
+          <w:color w:val="3D3D3A"/>
+          <w:sz w:val="22"/>
+          <w:szCs w:val="22"/>
+          <w:shd w:val="clear" w:color="auto" w:fill="auto"/>
+          <w:rFonts w:ascii="나눔바른고딕" w:eastAsia="나눔바른고딕" w:hAnsi="나눔바른고딕" w:cs="나눔바른고딕"/>
+        </w:rPr>
+        <w:t xml:space="preserve">진하고 고소한 생크림이에요. 방탄커피에 조금 넣으면 라떼 느낌이 확 살아나요. 성분이 생크림 </w:t>
+      </w:r>
+      <w:r>
+        <w:rPr>
+          <w:spacing w:val="0"/>
+          <w:i w:val="0"/>
+          <w:b w:val="0"/>
+          <w:color w:val="3D3D3A"/>
+          <w:sz w:val="22"/>
+          <w:szCs w:val="22"/>
+          <w:shd w:val="clear" w:color="auto" w:fill="auto"/>
+          <w:rFonts w:ascii="나눔바른고딕" w:eastAsia="나눔바른고딕" w:hAnsi="나눔바른고딕" w:cs="나눔바른고딕"/>
+        </w:rPr>
+        <w:t xml:space="preserve">하나라 방탄커피 원칙에 딱 맞아요.</w:t>
+      </w:r>
+    </w:p>
+    <w:p>
+      <w:pPr>
+        <w:jc w:val="left"/>
+        <w:spacing w:lineRule="auto" w:line="275"/>
+        <w:rPr>
+          <w:spacing w:val="0"/>
+          <w:i w:val="0"/>
+          <w:b w:val="0"/>
+          <w:color w:val="000000"/>
+          <w:sz w:val="22"/>
+          <w:szCs w:val="22"/>
+          <w:shd w:val="clear" w:color="auto" w:fill="auto"/>
+          <w:rFonts w:ascii="나눔바른고딕" w:eastAsia="나눔바른고딕" w:hAnsi="나눔바른고딕" w:cs="나눔바른고딕"/>
+        </w:rPr>
+      </w:pPr>
+      <w:r>
+        <w:fldChar w:fldCharType="begin"/>
+      </w:r>
+      <w:r>
+        <w:instrText xml:space="preserve">HYPERLINK "https://lounge.kurly.com/link/gMde-MXkU"</w:instrText>
+      </w:r>
+      <w:r>
+        <w:fldChar w:fldCharType="separate"/>
+      </w:r>
+      <w:r>
+        <w:rPr>
+          <w:spacing w:val="0"/>
+          <w:i w:val="0"/>
+          <w:b w:val="0"/>
+          <w:color w:val="0563C1"/>
+          <w:sz w:val="22"/>
+          <w:szCs w:val="22"/>
+          <w:u w:val="single" w:color="0563C1"/>
+          <w:shd w:val="clear" w:color="auto" w:fill="auto"/>
+          <w:rFonts w:ascii="나눔바른고딕" w:eastAsia="나눔바른고딕" w:hAnsi="나눔바른고딕" w:cs="나눔바른고딕"/>
+        </w:rPr>
+        <w:t>마</w:t>
+      </w:r>
+      <w:r>
+        <w:rPr>
+          <w:spacing w:val="0"/>
+          <w:i w:val="0"/>
+          <w:b w:val="0"/>
+          <w:color w:val="0563C1"/>
+          <w:sz w:val="22"/>
+          <w:szCs w:val="22"/>
+          <w:u w:val="single" w:color="0563C1"/>
+          <w:shd w:val="clear" w:color="auto" w:fill="auto"/>
+          <w:rFonts w:ascii="나눔바른고딕" w:eastAsia="나눔바른고딕" w:hAnsi="나눔바른고딕" w:cs="나눔바른고딕"/>
+        </w:rPr>
+        <w:t>켓</w:t>
+      </w:r>
+      <w:r>
+        <w:rPr>
+          <w:spacing w:val="0"/>
+          <w:i w:val="0"/>
+          <w:b w:val="0"/>
+          <w:color w:val="0563C1"/>
+          <w:sz w:val="22"/>
+          <w:szCs w:val="22"/>
+          <w:u w:val="single" w:color="0563C1"/>
+          <w:shd w:val="clear" w:color="auto" w:fill="auto"/>
+          <w:rFonts w:ascii="나눔바른고딕" w:eastAsia="나눔바른고딕" w:hAnsi="나눔바른고딕" w:cs="나눔바른고딕"/>
+        </w:rPr>
+        <w:t>컬</w:t>
+      </w:r>
+      <w:r>
+        <w:rPr>
+          <w:spacing w:val="0"/>
+          <w:i w:val="0"/>
+          <w:b w:val="0"/>
+          <w:color w:val="0563C1"/>
+          <w:sz w:val="22"/>
+          <w:szCs w:val="22"/>
+          <w:u w:val="single" w:color="0563C1"/>
+          <w:shd w:val="clear" w:color="auto" w:fill="auto"/>
+          <w:rFonts w:ascii="나눔바른고딕" w:eastAsia="나눔바른고딕" w:hAnsi="나눔바른고딕" w:cs="나눔바른고딕"/>
+        </w:rPr>
+        <w:t>리</w:t>
+      </w:r>
+      <w:r>
+        <w:rPr>
+          <w:spacing w:val="0"/>
+          <w:i w:val="0"/>
+          <w:b w:val="0"/>
+          <w:color w:val="0563C1"/>
+          <w:sz w:val="22"/>
+          <w:szCs w:val="22"/>
+          <w:u w:val="single" w:color="0563C1"/>
+          <w:shd w:val="clear" w:color="auto" w:fill="auto"/>
+          <w:rFonts w:ascii="나눔바른고딕" w:eastAsia="나눔바른고딕" w:hAnsi="나눔바른고딕" w:cs="나눔바른고딕"/>
+        </w:rPr>
+        <w:t xml:space="preserve"> </w:t>
+      </w:r>
+      <w:r>
+        <w:rPr>
+          <w:spacing w:val="0"/>
+          <w:i w:val="0"/>
+          <w:b w:val="0"/>
+          <w:color w:val="0563C1"/>
+          <w:sz w:val="22"/>
+          <w:szCs w:val="22"/>
+          <w:u w:val="single" w:color="0563C1"/>
+          <w:shd w:val="clear" w:color="auto" w:fill="auto"/>
+          <w:rFonts w:ascii="나눔바른고딕" w:eastAsia="나눔바른고딕" w:hAnsi="나눔바른고딕" w:cs="나눔바른고딕"/>
+        </w:rPr>
+        <w:t>바</w:t>
+      </w:r>
+      <w:r>
+        <w:rPr>
+          <w:spacing w:val="0"/>
+          <w:i w:val="0"/>
+          <w:b w:val="0"/>
+          <w:color w:val="0563C1"/>
+          <w:sz w:val="22"/>
+          <w:szCs w:val="22"/>
+          <w:u w:val="single" w:color="0563C1"/>
+          <w:shd w:val="clear" w:color="auto" w:fill="auto"/>
+          <w:rFonts w:ascii="나눔바른고딕" w:eastAsia="나눔바른고딕" w:hAnsi="나눔바른고딕" w:cs="나눔바른고딕"/>
+        </w:rPr>
+        <w:t>로</w:t>
+      </w:r>
+      <w:r>
+        <w:rPr>
+          <w:spacing w:val="0"/>
+          <w:i w:val="0"/>
+          <w:b w:val="0"/>
+          <w:color w:val="0563C1"/>
+          <w:sz w:val="22"/>
+          <w:szCs w:val="22"/>
+          <w:u w:val="single" w:color="0563C1"/>
+          <w:shd w:val="clear" w:color="auto" w:fill="auto"/>
+          <w:rFonts w:ascii="나눔바른고딕" w:eastAsia="나눔바른고딕" w:hAnsi="나눔바른고딕" w:cs="나눔바른고딕"/>
+        </w:rPr>
+        <w:t>가</w:t>
+      </w:r>
+      <w:r>
+        <w:rPr>
+          <w:spacing w:val="0"/>
+          <w:i w:val="0"/>
+          <w:b w:val="0"/>
+          <w:color w:val="0563C1"/>
+          <w:sz w:val="22"/>
+          <w:szCs w:val="22"/>
+          <w:u w:val="single" w:color="0563C1"/>
+          <w:shd w:val="clear" w:color="auto" w:fill="auto"/>
+          <w:rFonts w:ascii="나눔바른고딕" w:eastAsia="나눔바른고딕" w:hAnsi="나눔바른고딕" w:cs="나눔바른고딕"/>
+        </w:rPr>
+        <w:t>기</w:t>
+      </w:r>
+      <w:r>
+        <w:rPr>
+          <w:spacing w:val="0"/>
+          <w:i w:val="0"/>
+          <w:b w:val="0"/>
+          <w:color w:val="0563C1"/>
+          <w:sz w:val="22"/>
+          <w:szCs w:val="22"/>
+          <w:u w:val="single" w:color="0563C1"/>
+          <w:shd w:val="clear" w:color="auto" w:fill="auto"/>
+          <w:rFonts w:ascii="나눔바른고딕" w:eastAsia="나눔바른고딕" w:hAnsi="나눔바른고딕" w:cs="나눔바른고딕"/>
+        </w:rPr>
+        <w:t xml:space="preserve"> </w:t>
+      </w:r>
+      <w:r>
+        <w:rPr>
+          <w:spacing w:val="0"/>
+          <w:i w:val="0"/>
+          <w:b w:val="0"/>
+          <w:color w:val="0563C1"/>
+          <w:sz w:val="22"/>
+          <w:szCs w:val="22"/>
+          <w:u w:val="single" w:color="0563C1"/>
+          <w:shd w:val="clear" w:color="auto" w:fill="auto"/>
+          <w:rFonts w:ascii="나눔바른고딕" w:eastAsia="나눔바른고딕" w:hAnsi="나눔바른고딕" w:cs="나눔바른고딕"/>
+        </w:rPr>
+        <w:t>→</w:t>
+      </w:r>
+      <w:r>
+        <w:rPr>
+          <w:shd w:val="clear" w:color="auto" w:fill="auto"/>
+        </w:rPr>
+        <w:fldChar w:fldCharType="end"/>
+      </w:r>
+    </w:p>
+    <w:p>
+      <w:pPr>
+        <w:jc w:val="left"/>
+        <w:spacing w:lineRule="auto" w:line="275"/>
+        <w:rPr>
+          <w:spacing w:val="0"/>
+          <w:i w:val="0"/>
+          <w:b w:val="1"/>
+          <w:color w:val="141413"/>
+          <w:sz w:val="22"/>
+          <w:szCs w:val="22"/>
+          <w:u w:val="single"/>
+          <w:shd w:val="clear" w:color="auto" w:fill="auto"/>
+          <w:rFonts w:ascii="나눔바른고딕" w:eastAsia="나눔바른고딕" w:hAnsi="나눔바른고딕" w:cs="나눔바른고딕"/>
+          <w:lang w:eastAsia="ko-KR"/>
+        </w:rPr>
+      </w:pPr>
+      <w:r>
+        <w:rPr>
+          <w:spacing w:val="0"/>
+          <w:i w:val="0"/>
+          <w:b w:val="1"/>
+          <w:color w:val="141413"/>
+          <w:sz w:val="22"/>
+          <w:szCs w:val="22"/>
+          <w:u w:val="single"/>
+          <w:shd w:val="clear" w:color="auto" w:fill="auto"/>
           <w:rFonts w:ascii="나눔바른고딕" w:eastAsia="나눔바른고딕" w:hAnsi="나눔바른고딕" w:cs="나눔바른고딕"/>
           <w:lang w:eastAsia="ko-KR"/>
         </w:rPr>
@@ -7159,7 +7607,7 @@
     <w:p>
       <w:pPr>
         <w:jc w:val="left"/>
-        <w:spacing w:lineRule="auto" w:line="276"/>
+        <w:spacing w:lineRule="auto" w:line="275"/>
         <w:rPr>
           <w:spacing w:val="0"/>
           <w:i w:val="0"/>
@@ -7167,7 +7615,7 @@
           <w:color w:val="3D3D3A"/>
           <w:sz w:val="22"/>
           <w:szCs w:val="22"/>
-          <w:shd w:val="clear"/>
+          <w:shd w:val="clear" w:color="auto" w:fill="auto"/>
           <w:rFonts w:ascii="나눔바른고딕" w:eastAsia="나눔바른고딕" w:hAnsi="나눔바른고딕" w:cs="나눔바른고딕"/>
         </w:rPr>
       </w:pPr>
@@ -7179,7 +7627,7 @@
           <w:color w:val="3D3D3A"/>
           <w:sz w:val="22"/>
           <w:szCs w:val="22"/>
-          <w:shd w:val="clear"/>
+          <w:shd w:val="clear" w:color="auto" w:fill="auto"/>
           <w:rFonts w:ascii="나눔바른고딕" w:eastAsia="나눔바른고딕" w:hAnsi="나눔바른고딕" w:cs="나눔바른고딕"/>
         </w:rPr>
         <w:t xml:space="preserve">저온 살균(HTST) 방식으로 만들어진 생크림이에요. 조금 담백한 맛을 원할 때 선택해요. 신선한 </w:t>
@@ -7192,7 +7640,7 @@
           <w:color w:val="3D3D3A"/>
           <w:sz w:val="22"/>
           <w:szCs w:val="22"/>
-          <w:shd w:val="clear"/>
+          <w:shd w:val="clear" w:color="auto" w:fill="auto"/>
           <w:rFonts w:ascii="나눔바른고딕" w:eastAsia="나눔바른고딕" w:hAnsi="나눔바른고딕" w:cs="나눔바른고딕"/>
         </w:rPr>
         <w:t xml:space="preserve">풍미가 있고, 동원보다 덜 진한 라떼 느낌이 나요.</w:t>
@@ -7201,7 +7649,7 @@
     <w:p>
       <w:pPr>
         <w:jc w:val="left"/>
-        <w:spacing w:lineRule="auto" w:line="276"/>
+        <w:spacing w:lineRule="auto" w:line="275"/>
         <w:rPr>
           <w:spacing w:val="0"/>
           <w:i w:val="0"/>
@@ -7209,7 +7657,7 @@
           <w:color w:val="3D3D3A"/>
           <w:sz w:val="22"/>
           <w:szCs w:val="22"/>
-          <w:shd w:val="clear"/>
+          <w:shd w:val="clear" w:color="auto" w:fill="auto"/>
           <w:rFonts w:ascii="나눔바른고딕" w:eastAsia="나눔바른고딕" w:hAnsi="나눔바른고딕" w:cs="나눔바른고딕"/>
         </w:rPr>
       </w:pPr>
@@ -7231,7 +7679,7 @@
           <w:sz w:val="22"/>
           <w:szCs w:val="22"/>
           <w:u w:val="single" w:color="0563C1"/>
-          <w:shd w:val="clear"/>
+          <w:shd w:val="clear" w:color="auto" w:fill="auto"/>
           <w:rFonts w:ascii="나눔바른고딕" w:eastAsia="나눔바른고딕" w:hAnsi="나눔바른고딕" w:cs="나눔바른고딕"/>
         </w:rPr>
         <w:t>마</w:t>
@@ -7245,7 +7693,7 @@
           <w:sz w:val="22"/>
           <w:szCs w:val="22"/>
           <w:u w:val="single" w:color="0563C1"/>
-          <w:shd w:val="clear"/>
+          <w:shd w:val="clear" w:color="auto" w:fill="auto"/>
           <w:rFonts w:ascii="나눔바른고딕" w:eastAsia="나눔바른고딕" w:hAnsi="나눔바른고딕" w:cs="나눔바른고딕"/>
         </w:rPr>
         <w:t>켓</w:t>
@@ -7259,7 +7707,7 @@
           <w:sz w:val="22"/>
           <w:szCs w:val="22"/>
           <w:u w:val="single" w:color="0563C1"/>
-          <w:shd w:val="clear"/>
+          <w:shd w:val="clear" w:color="auto" w:fill="auto"/>
           <w:rFonts w:ascii="나눔바른고딕" w:eastAsia="나눔바른고딕" w:hAnsi="나눔바른고딕" w:cs="나눔바른고딕"/>
         </w:rPr>
         <w:t>컬</w:t>
@@ -7273,7 +7721,7 @@
           <w:sz w:val="22"/>
           <w:szCs w:val="22"/>
           <w:u w:val="single" w:color="0563C1"/>
-          <w:shd w:val="clear"/>
+          <w:shd w:val="clear" w:color="auto" w:fill="auto"/>
           <w:rFonts w:ascii="나눔바른고딕" w:eastAsia="나눔바른고딕" w:hAnsi="나눔바른고딕" w:cs="나눔바른고딕"/>
         </w:rPr>
         <w:t>리</w:t>
@@ -7287,7 +7735,7 @@
           <w:sz w:val="22"/>
           <w:szCs w:val="22"/>
           <w:u w:val="single" w:color="0563C1"/>
-          <w:shd w:val="clear"/>
+          <w:shd w:val="clear" w:color="auto" w:fill="auto"/>
           <w:rFonts w:ascii="나눔바른고딕" w:eastAsia="나눔바른고딕" w:hAnsi="나눔바른고딕" w:cs="나눔바른고딕"/>
         </w:rPr>
         <w:t xml:space="preserve"> </w:t>
@@ -7301,7 +7749,7 @@
           <w:sz w:val="22"/>
           <w:szCs w:val="22"/>
           <w:u w:val="single" w:color="0563C1"/>
-          <w:shd w:val="clear"/>
+          <w:shd w:val="clear" w:color="auto" w:fill="auto"/>
           <w:rFonts w:ascii="나눔바른고딕" w:eastAsia="나눔바른고딕" w:hAnsi="나눔바른고딕" w:cs="나눔바른고딕"/>
         </w:rPr>
         <w:t>바</w:t>
@@ -7315,7 +7763,7 @@
           <w:sz w:val="22"/>
           <w:szCs w:val="22"/>
           <w:u w:val="single" w:color="0563C1"/>
-          <w:shd w:val="clear"/>
+          <w:shd w:val="clear" w:color="auto" w:fill="auto"/>
           <w:rFonts w:ascii="나눔바른고딕" w:eastAsia="나눔바른고딕" w:hAnsi="나눔바른고딕" w:cs="나눔바른고딕"/>
         </w:rPr>
         <w:t>로</w:t>
@@ -7329,7 +7777,7 @@
           <w:sz w:val="22"/>
           <w:szCs w:val="22"/>
           <w:u w:val="single" w:color="0563C1"/>
-          <w:shd w:val="clear"/>
+          <w:shd w:val="clear" w:color="auto" w:fill="auto"/>
           <w:rFonts w:ascii="나눔바른고딕" w:eastAsia="나눔바른고딕" w:hAnsi="나눔바른고딕" w:cs="나눔바른고딕"/>
         </w:rPr>
         <w:t>가</w:t>
@@ -7343,7 +7791,7 @@
           <w:sz w:val="22"/>
           <w:szCs w:val="22"/>
           <w:u w:val="single" w:color="0563C1"/>
-          <w:shd w:val="clear"/>
+          <w:shd w:val="clear" w:color="auto" w:fill="auto"/>
           <w:rFonts w:ascii="나눔바른고딕" w:eastAsia="나눔바른고딕" w:hAnsi="나눔바른고딕" w:cs="나눔바른고딕"/>
         </w:rPr>
         <w:t>기</w:t>
@@ -7357,7 +7805,7 @@
           <w:sz w:val="22"/>
           <w:szCs w:val="22"/>
           <w:u w:val="single" w:color="0563C1"/>
-          <w:shd w:val="clear"/>
+          <w:shd w:val="clear" w:color="auto" w:fill="auto"/>
           <w:rFonts w:ascii="나눔바른고딕" w:eastAsia="나눔바른고딕" w:hAnsi="나눔바른고딕" w:cs="나눔바른고딕"/>
         </w:rPr>
         <w:t xml:space="preserve"> </w:t>
@@ -7371,14 +7819,14 @@
           <w:sz w:val="22"/>
           <w:szCs w:val="22"/>
           <w:u w:val="single" w:color="0563C1"/>
-          <w:shd w:val="clear"/>
+          <w:shd w:val="clear" w:color="auto" w:fill="auto"/>
           <w:rFonts w:ascii="나눔바른고딕" w:eastAsia="나눔바른고딕" w:hAnsi="나눔바른고딕" w:cs="나눔바른고딕"/>
         </w:rPr>
         <w:t>→</w:t>
       </w:r>
       <w:r>
         <w:rPr>
-          <w:shd w:val="clear"/>
+          <w:shd w:val="clear" w:color="auto" w:fill="auto"/>
         </w:rPr>
         <w:fldChar w:fldCharType="end"/>
       </w:r>
@@ -7386,21 +7834,21 @@
     <w:p>
       <w:pPr>
         <w:jc w:val="left"/>
-        <w:spacing w:lineRule="auto" w:line="276"/>
+        <w:spacing w:lineRule="auto" w:line="275"/>
         <w:rPr>
           <w:b w:val="1"/>
           <w:color w:val="auto"/>
           <w:sz w:val="22"/>
           <w:szCs w:val="22"/>
-          <w:shd w:val="clear"/>
-          <w:rFonts w:ascii="나눔바른고딕" w:eastAsia="나눔바른고딕" w:hAnsi="나눔바른고딕" w:cs="나눔바른고딕"/>
-        </w:rPr>
-      </w:pPr>
-    </w:p>
-    <w:p>
-      <w:pPr>
-        <w:jc w:val="left"/>
-        <w:spacing w:lineRule="auto" w:line="276"/>
+          <w:shd w:val="clear" w:color="auto" w:fill="auto"/>
+          <w:rFonts w:ascii="나눔바른고딕" w:eastAsia="나눔바른고딕" w:hAnsi="나눔바른고딕" w:cs="나눔바른고딕"/>
+        </w:rPr>
+      </w:pPr>
+    </w:p>
+    <w:p>
+      <w:pPr>
+        <w:jc w:val="left"/>
+        <w:spacing w:lineRule="auto" w:line="275"/>
         <w:rPr>
           <w:spacing w:val="0"/>
           <w:i w:val="0"/>
@@ -7408,16 +7856,16 @@
           <w:color w:val="B87A50"/>
           <w:sz w:val="22"/>
           <w:szCs w:val="22"/>
-          <w:shd w:val="clear"/>
-          <w:rFonts w:ascii="나눔바른고딕" w:eastAsia="나눔바른고딕" w:hAnsi="나눔바른고딕" w:cs="나눔바른고딕"/>
-          <w:lang w:eastAsia="ko-KR"/>
-        </w:rPr>
-      </w:pPr>
-    </w:p>
-    <w:p>
-      <w:pPr>
-        <w:jc w:val="left"/>
-        <w:spacing w:lineRule="auto" w:line="276"/>
+          <w:shd w:val="clear" w:color="auto" w:fill="auto"/>
+          <w:rFonts w:ascii="나눔바른고딕" w:eastAsia="나눔바른고딕" w:hAnsi="나눔바른고딕" w:cs="나눔바른고딕"/>
+          <w:lang w:eastAsia="ko-KR"/>
+        </w:rPr>
+      </w:pPr>
+    </w:p>
+    <w:p>
+      <w:pPr>
+        <w:jc w:val="left"/>
+        <w:spacing w:lineRule="auto" w:line="275"/>
         <w:rPr>
           <w:spacing w:val="0"/>
           <w:i w:val="0"/>
@@ -7425,7 +7873,7 @@
           <w:color w:val="73726C"/>
           <w:sz w:val="16"/>
           <w:szCs w:val="16"/>
-          <w:shd w:val="clear"/>
+          <w:shd w:val="clear" w:color="auto" w:fill="auto"/>
           <w:rFonts w:ascii="Anthropic Sans" w:eastAsia="Anthropic Sans" w:hAnsi="Anthropic Sans" w:cs="Anthropic Sans"/>
           <w:lang w:eastAsia="ko-KR"/>
         </w:rPr>
@@ -7438,7 +7886,7 @@
           <w:color w:val="B87A50"/>
           <w:sz w:val="22"/>
           <w:szCs w:val="22"/>
-          <w:shd w:val="clear"/>
+          <w:shd w:val="clear" w:color="auto" w:fill="auto"/>
           <w:rFonts w:ascii="나눔바른고딕" w:eastAsia="나눔바른고딕" w:hAnsi="나눔바른고딕" w:cs="나눔바른고딕"/>
           <w:lang w:eastAsia="ko-KR"/>
         </w:rPr>
@@ -7448,7 +7896,7 @@
     <w:p>
       <w:pPr>
         <w:jc w:val="left"/>
-        <w:spacing w:lineRule="auto" w:line="276"/>
+        <w:spacing w:lineRule="auto" w:line="275"/>
         <w:rPr>
           <w:spacing w:val="0"/>
           <w:i w:val="0"/>
@@ -7457,7 +7905,7 @@
           <w:sz w:val="22"/>
           <w:szCs w:val="22"/>
           <w:u w:val="single"/>
-          <w:shd w:val="clear"/>
+          <w:shd w:val="clear" w:color="auto" w:fill="auto"/>
           <w:rFonts w:ascii="나눔바른고딕" w:eastAsia="나눔바른고딕" w:hAnsi="나눔바른고딕" w:cs="나눔바른고딕"/>
           <w:lang w:eastAsia="ko-KR"/>
         </w:rPr>
@@ -7471,7 +7919,7 @@
           <w:sz w:val="22"/>
           <w:szCs w:val="22"/>
           <w:u w:val="single"/>
-          <w:shd w:val="clear"/>
+          <w:shd w:val="clear" w:color="auto" w:fill="auto"/>
           <w:rFonts w:ascii="나눔바른고딕" w:eastAsia="나눔바른고딕" w:hAnsi="나눔바른고딕" w:cs="나눔바른고딕"/>
           <w:lang w:eastAsia="ko-KR"/>
         </w:rPr>
@@ -7481,12 +7929,12 @@
     <w:p>
       <w:pPr>
         <w:rPr>
-          <w:shd w:val="clear"/>
-        </w:rPr>
-      </w:pPr>
-      <w:r>
-        <w:rPr>
-          <w:shd w:val="clear"/>
+          <w:shd w:val="clear" w:color="auto" w:fill="auto"/>
+        </w:rPr>
+      </w:pPr>
+      <w:r>
+        <w:rPr>
+          <w:shd w:val="clear" w:color="auto" w:fill="auto"/>
         </w:rPr>
         <w:t xml:space="preserve">바쁜 아침, 직접 만들기 힘들 때 선택하는 다영이의 오리지널. </w:t>
       </w:r>
@@ -7503,7 +7951,7 @@
         <w:rPr>
           <w:color w:val="0563C1"/>
           <w:u w:val="single" w:color="0563C1"/>
-          <w:shd w:val="clear"/>
+          <w:shd w:val="clear" w:color="auto" w:fill="auto"/>
         </w:rPr>
         <w:t>네</w:t>
       </w:r>
@@ -7511,7 +7959,7 @@
         <w:rPr>
           <w:color w:val="0563C1"/>
           <w:u w:val="single" w:color="0563C1"/>
-          <w:shd w:val="clear"/>
+          <w:shd w:val="clear" w:color="auto" w:fill="auto"/>
         </w:rPr>
         <w:t>이</w:t>
       </w:r>
@@ -7519,7 +7967,7 @@
         <w:rPr>
           <w:color w:val="0563C1"/>
           <w:u w:val="single" w:color="0563C1"/>
-          <w:shd w:val="clear"/>
+          <w:shd w:val="clear" w:color="auto" w:fill="auto"/>
         </w:rPr>
         <w:t>버</w:t>
       </w:r>
@@ -7527,7 +7975,7 @@
         <w:rPr>
           <w:color w:val="0563C1"/>
           <w:u w:val="single" w:color="0563C1"/>
-          <w:shd w:val="clear"/>
+          <w:shd w:val="clear" w:color="auto" w:fill="auto"/>
         </w:rPr>
         <w:t xml:space="preserve"> </w:t>
       </w:r>
@@ -7535,7 +7983,7 @@
         <w:rPr>
           <w:color w:val="0563C1"/>
           <w:u w:val="single" w:color="0563C1"/>
-          <w:shd w:val="clear"/>
+          <w:shd w:val="clear" w:color="auto" w:fill="auto"/>
         </w:rPr>
         <w:t>바</w:t>
       </w:r>
@@ -7543,7 +7991,7 @@
         <w:rPr>
           <w:color w:val="0563C1"/>
           <w:u w:val="single" w:color="0563C1"/>
-          <w:shd w:val="clear"/>
+          <w:shd w:val="clear" w:color="auto" w:fill="auto"/>
         </w:rPr>
         <w:t>로</w:t>
       </w:r>
@@ -7551,7 +7999,7 @@
         <w:rPr>
           <w:color w:val="0563C1"/>
           <w:u w:val="single" w:color="0563C1"/>
-          <w:shd w:val="clear"/>
+          <w:shd w:val="clear" w:color="auto" w:fill="auto"/>
         </w:rPr>
         <w:t>가</w:t>
       </w:r>
@@ -7559,7 +8007,7 @@
         <w:rPr>
           <w:color w:val="0563C1"/>
           <w:u w:val="single" w:color="0563C1"/>
-          <w:shd w:val="clear"/>
+          <w:shd w:val="clear" w:color="auto" w:fill="auto"/>
         </w:rPr>
         <w:t>기</w:t>
       </w:r>
@@ -7567,7 +8015,7 @@
         <w:rPr>
           <w:color w:val="0563C1"/>
           <w:u w:val="single" w:color="0563C1"/>
-          <w:shd w:val="clear"/>
+          <w:shd w:val="clear" w:color="auto" w:fill="auto"/>
         </w:rPr>
         <w:t xml:space="preserve"> </w:t>
       </w:r>
@@ -7575,7 +8023,7 @@
         <w:rPr>
           <w:color w:val="0563C1"/>
           <w:u w:val="single" w:color="0563C1"/>
-          <w:shd w:val="clear"/>
+          <w:shd w:val="clear" w:color="auto" w:fill="auto"/>
         </w:rPr>
         <w:t>6</w:t>
       </w:r>
@@ -7583,7 +8031,7 @@
         <w:rPr>
           <w:color w:val="0563C1"/>
           <w:u w:val="single" w:color="0563C1"/>
-          <w:shd w:val="clear"/>
+          <w:shd w:val="clear" w:color="auto" w:fill="auto"/>
         </w:rPr>
         <w:t>개</w:t>
       </w:r>
@@ -7591,7 +8039,7 @@
         <w:rPr>
           <w:color w:val="0563C1"/>
           <w:u w:val="single" w:color="0563C1"/>
-          <w:shd w:val="clear"/>
+          <w:shd w:val="clear" w:color="auto" w:fill="auto"/>
         </w:rPr>
         <w:t xml:space="preserve"> </w:t>
       </w:r>
@@ -7599,13 +8047,13 @@
         <w:rPr>
           <w:color w:val="0563C1"/>
           <w:u w:val="single" w:color="0563C1"/>
-          <w:shd w:val="clear"/>
+          <w:shd w:val="clear" w:color="auto" w:fill="auto"/>
         </w:rPr>
         <w:t>→</w:t>
       </w:r>
       <w:r>
         <w:rPr>
-          <w:shd w:val="clear"/>
+          <w:shd w:val="clear" w:color="auto" w:fill="auto"/>
         </w:rPr>
         <w:fldChar w:fldCharType="end"/>
       </w:r>
@@ -7622,7 +8070,7 @@
         <w:rPr>
           <w:color w:val="0563C1"/>
           <w:u w:val="single" w:color="0563C1"/>
-          <w:shd w:val="clear"/>
+          <w:shd w:val="clear" w:color="auto" w:fill="auto"/>
         </w:rPr>
         <w:t>네</w:t>
       </w:r>
@@ -7630,7 +8078,7 @@
         <w:rPr>
           <w:color w:val="0563C1"/>
           <w:u w:val="single" w:color="0563C1"/>
-          <w:shd w:val="clear"/>
+          <w:shd w:val="clear" w:color="auto" w:fill="auto"/>
         </w:rPr>
         <w:t>이</w:t>
       </w:r>
@@ -7638,7 +8086,7 @@
         <w:rPr>
           <w:color w:val="0563C1"/>
           <w:u w:val="single" w:color="0563C1"/>
-          <w:shd w:val="clear"/>
+          <w:shd w:val="clear" w:color="auto" w:fill="auto"/>
         </w:rPr>
         <w:t>버</w:t>
       </w:r>
@@ -7646,7 +8094,7 @@
         <w:rPr>
           <w:color w:val="0563C1"/>
           <w:u w:val="single" w:color="0563C1"/>
-          <w:shd w:val="clear"/>
+          <w:shd w:val="clear" w:color="auto" w:fill="auto"/>
         </w:rPr>
         <w:t xml:space="preserve"> </w:t>
       </w:r>
@@ -7654,7 +8102,7 @@
         <w:rPr>
           <w:color w:val="0563C1"/>
           <w:u w:val="single" w:color="0563C1"/>
-          <w:shd w:val="clear"/>
+          <w:shd w:val="clear" w:color="auto" w:fill="auto"/>
         </w:rPr>
         <w:t>바</w:t>
       </w:r>
@@ -7662,7 +8110,7 @@
         <w:rPr>
           <w:color w:val="0563C1"/>
           <w:u w:val="single" w:color="0563C1"/>
-          <w:shd w:val="clear"/>
+          <w:shd w:val="clear" w:color="auto" w:fill="auto"/>
         </w:rPr>
         <w:t>로</w:t>
       </w:r>
@@ -7670,7 +8118,7 @@
         <w:rPr>
           <w:color w:val="0563C1"/>
           <w:u w:val="single" w:color="0563C1"/>
-          <w:shd w:val="clear"/>
+          <w:shd w:val="clear" w:color="auto" w:fill="auto"/>
         </w:rPr>
         <w:t>가</w:t>
       </w:r>
@@ -7678,7 +8126,7 @@
         <w:rPr>
           <w:color w:val="0563C1"/>
           <w:u w:val="single" w:color="0563C1"/>
-          <w:shd w:val="clear"/>
+          <w:shd w:val="clear" w:color="auto" w:fill="auto"/>
         </w:rPr>
         <w:t>기</w:t>
       </w:r>
@@ -7686,7 +8134,7 @@
         <w:rPr>
           <w:color w:val="0563C1"/>
           <w:u w:val="single" w:color="0563C1"/>
-          <w:shd w:val="clear"/>
+          <w:shd w:val="clear" w:color="auto" w:fill="auto"/>
         </w:rPr>
         <w:t xml:space="preserve"> </w:t>
       </w:r>
@@ -7694,7 +8142,7 @@
         <w:rPr>
           <w:color w:val="0563C1"/>
           <w:u w:val="single" w:color="0563C1"/>
-          <w:shd w:val="clear"/>
+          <w:shd w:val="clear" w:color="auto" w:fill="auto"/>
         </w:rPr>
         <w:t>2</w:t>
       </w:r>
@@ -7702,7 +8150,7 @@
         <w:rPr>
           <w:color w:val="0563C1"/>
           <w:u w:val="single" w:color="0563C1"/>
-          <w:shd w:val="clear"/>
+          <w:shd w:val="clear" w:color="auto" w:fill="auto"/>
         </w:rPr>
         <w:t>4</w:t>
       </w:r>
@@ -7710,7 +8158,7 @@
         <w:rPr>
           <w:color w:val="0563C1"/>
           <w:u w:val="single" w:color="0563C1"/>
-          <w:shd w:val="clear"/>
+          <w:shd w:val="clear" w:color="auto" w:fill="auto"/>
         </w:rPr>
         <w:t>개</w:t>
       </w:r>
@@ -7718,7 +8166,7 @@
         <w:rPr>
           <w:color w:val="0563C1"/>
           <w:u w:val="single" w:color="0563C1"/>
-          <w:shd w:val="clear"/>
+          <w:shd w:val="clear" w:color="auto" w:fill="auto"/>
         </w:rPr>
         <w:t xml:space="preserve"> </w:t>
       </w:r>
@@ -7726,13 +8174,13 @@
         <w:rPr>
           <w:color w:val="0563C1"/>
           <w:u w:val="single" w:color="0563C1"/>
-          <w:shd w:val="clear"/>
+          <w:shd w:val="clear" w:color="auto" w:fill="auto"/>
         </w:rPr>
         <w:t>→</w:t>
       </w:r>
       <w:r>
         <w:rPr>
-          <w:shd w:val="clear"/>
+          <w:shd w:val="clear" w:color="auto" w:fill="auto"/>
         </w:rPr>
         <w:fldChar w:fldCharType="end"/>
       </w:r>
@@ -7740,7 +8188,7 @@
     <w:p>
       <w:pPr>
         <w:jc w:val="left"/>
-        <w:spacing w:lineRule="auto" w:line="276"/>
+        <w:spacing w:lineRule="auto" w:line="275"/>
         <w:rPr>
           <w:spacing w:val="0"/>
           <w:i w:val="0"/>
@@ -7749,7 +8197,7 @@
           <w:sz w:val="22"/>
           <w:szCs w:val="22"/>
           <w:u w:val="single"/>
-          <w:shd w:val="clear"/>
+          <w:shd w:val="clear" w:color="auto" w:fill="auto"/>
           <w:rFonts w:ascii="나눔바른고딕" w:eastAsia="나눔바른고딕" w:hAnsi="나눔바른고딕" w:cs="나눔바른고딕"/>
           <w:lang w:eastAsia="ko-KR"/>
         </w:rPr>
@@ -7763,7 +8211,7 @@
           <w:sz w:val="22"/>
           <w:szCs w:val="22"/>
           <w:u w:val="single"/>
-          <w:shd w:val="clear"/>
+          <w:shd w:val="clear" w:color="auto" w:fill="auto"/>
           <w:rFonts w:ascii="나눔바른고딕" w:eastAsia="나눔바른고딕" w:hAnsi="나눔바른고딕" w:cs="나눔바른고딕"/>
           <w:lang w:eastAsia="ko-KR"/>
         </w:rPr>
@@ -7773,18 +8221,18 @@
     <w:p>
       <w:pPr>
         <w:rPr>
-          <w:shd w:val="clear"/>
-        </w:rPr>
-      </w:pPr>
-      <w:r>
-        <w:rPr>
-          <w:shd w:val="clear"/>
+          <w:shd w:val="clear" w:color="auto" w:fill="auto"/>
+        </w:rPr>
+      </w:pPr>
+      <w:r>
+        <w:rPr>
+          <w:shd w:val="clear" w:color="auto" w:fill="auto"/>
         </w:rPr>
         <w:t xml:space="preserve">더 진하고 풍부한 맛을 원할 때 딱인 커피예요. 기버터가 들어있는데, 유당이 제거된 버터라 </w:t>
       </w:r>
       <w:r>
         <w:rPr>
-          <w:shd w:val="clear"/>
+          <w:shd w:val="clear" w:color="auto" w:fill="auto"/>
         </w:rPr>
         <w:t xml:space="preserve">유당불내증 있는 분도 부담 없이 마실 수 있어요. 고소하고 묵직한 포만감이 오래 가거든요. </w:t>
       </w:r>
@@ -7801,7 +8249,7 @@
         <w:rPr>
           <w:color w:val="0563C1"/>
           <w:u w:val="single" w:color="0563C1"/>
-          <w:shd w:val="clear"/>
+          <w:shd w:val="clear" w:color="auto" w:fill="auto"/>
         </w:rPr>
         <w:t>네</w:t>
       </w:r>
@@ -7809,7 +8257,7 @@
         <w:rPr>
           <w:color w:val="0563C1"/>
           <w:u w:val="single" w:color="0563C1"/>
-          <w:shd w:val="clear"/>
+          <w:shd w:val="clear" w:color="auto" w:fill="auto"/>
         </w:rPr>
         <w:t>이</w:t>
       </w:r>
@@ -7817,7 +8265,7 @@
         <w:rPr>
           <w:color w:val="0563C1"/>
           <w:u w:val="single" w:color="0563C1"/>
-          <w:shd w:val="clear"/>
+          <w:shd w:val="clear" w:color="auto" w:fill="auto"/>
         </w:rPr>
         <w:t>버</w:t>
       </w:r>
@@ -7825,7 +8273,7 @@
         <w:rPr>
           <w:color w:val="0563C1"/>
           <w:u w:val="single" w:color="0563C1"/>
-          <w:shd w:val="clear"/>
+          <w:shd w:val="clear" w:color="auto" w:fill="auto"/>
         </w:rPr>
         <w:t xml:space="preserve"> </w:t>
       </w:r>
@@ -7833,7 +8281,7 @@
         <w:rPr>
           <w:color w:val="0563C1"/>
           <w:u w:val="single" w:color="0563C1"/>
-          <w:shd w:val="clear"/>
+          <w:shd w:val="clear" w:color="auto" w:fill="auto"/>
         </w:rPr>
         <w:t>바</w:t>
       </w:r>
@@ -7841,7 +8289,7 @@
         <w:rPr>
           <w:color w:val="0563C1"/>
           <w:u w:val="single" w:color="0563C1"/>
-          <w:shd w:val="clear"/>
+          <w:shd w:val="clear" w:color="auto" w:fill="auto"/>
         </w:rPr>
         <w:t>로</w:t>
       </w:r>
@@ -7849,7 +8297,7 @@
         <w:rPr>
           <w:color w:val="0563C1"/>
           <w:u w:val="single" w:color="0563C1"/>
-          <w:shd w:val="clear"/>
+          <w:shd w:val="clear" w:color="auto" w:fill="auto"/>
         </w:rPr>
         <w:t>가</w:t>
       </w:r>
@@ -7857,7 +8305,7 @@
         <w:rPr>
           <w:color w:val="0563C1"/>
           <w:u w:val="single" w:color="0563C1"/>
-          <w:shd w:val="clear"/>
+          <w:shd w:val="clear" w:color="auto" w:fill="auto"/>
         </w:rPr>
         <w:t>기</w:t>
       </w:r>
@@ -7865,7 +8313,7 @@
         <w:rPr>
           <w:color w:val="0563C1"/>
           <w:u w:val="single" w:color="0563C1"/>
-          <w:shd w:val="clear"/>
+          <w:shd w:val="clear" w:color="auto" w:fill="auto"/>
         </w:rPr>
         <w:t xml:space="preserve"> </w:t>
       </w:r>
@@ -7873,7 +8321,7 @@
         <w:rPr>
           <w:color w:val="0563C1"/>
           <w:u w:val="single" w:color="0563C1"/>
-          <w:shd w:val="clear"/>
+          <w:shd w:val="clear" w:color="auto" w:fill="auto"/>
         </w:rPr>
         <w:t>6</w:t>
       </w:r>
@@ -7881,7 +8329,7 @@
         <w:rPr>
           <w:color w:val="0563C1"/>
           <w:u w:val="single" w:color="0563C1"/>
-          <w:shd w:val="clear"/>
+          <w:shd w:val="clear" w:color="auto" w:fill="auto"/>
         </w:rPr>
         <w:t>개</w:t>
       </w:r>
@@ -7889,7 +8337,7 @@
         <w:rPr>
           <w:color w:val="0563C1"/>
           <w:u w:val="single" w:color="0563C1"/>
-          <w:shd w:val="clear"/>
+          <w:shd w:val="clear" w:color="auto" w:fill="auto"/>
         </w:rPr>
         <w:t xml:space="preserve"> </w:t>
       </w:r>
@@ -7897,13 +8345,13 @@
         <w:rPr>
           <w:color w:val="0563C1"/>
           <w:u w:val="single" w:color="0563C1"/>
-          <w:shd w:val="clear"/>
+          <w:shd w:val="clear" w:color="auto" w:fill="auto"/>
         </w:rPr>
         <w:t>→</w:t>
       </w:r>
       <w:r>
         <w:rPr>
-          <w:shd w:val="clear"/>
+          <w:shd w:val="clear" w:color="auto" w:fill="auto"/>
         </w:rPr>
         <w:fldChar w:fldCharType="end"/>
       </w:r>
@@ -7920,7 +8368,7 @@
         <w:rPr>
           <w:color w:val="0563C1"/>
           <w:u w:val="single" w:color="0563C1"/>
-          <w:shd w:val="clear"/>
+          <w:shd w:val="clear" w:color="auto" w:fill="auto"/>
         </w:rPr>
         <w:t>네</w:t>
       </w:r>
@@ -7928,7 +8376,7 @@
         <w:rPr>
           <w:color w:val="0563C1"/>
           <w:u w:val="single" w:color="0563C1"/>
-          <w:shd w:val="clear"/>
+          <w:shd w:val="clear" w:color="auto" w:fill="auto"/>
         </w:rPr>
         <w:t>이</w:t>
       </w:r>
@@ -7936,7 +8384,7 @@
         <w:rPr>
           <w:color w:val="0563C1"/>
           <w:u w:val="single" w:color="0563C1"/>
-          <w:shd w:val="clear"/>
+          <w:shd w:val="clear" w:color="auto" w:fill="auto"/>
         </w:rPr>
         <w:t>버</w:t>
       </w:r>
@@ -7944,7 +8392,7 @@
         <w:rPr>
           <w:color w:val="0563C1"/>
           <w:u w:val="single" w:color="0563C1"/>
-          <w:shd w:val="clear"/>
+          <w:shd w:val="clear" w:color="auto" w:fill="auto"/>
         </w:rPr>
         <w:t xml:space="preserve"> </w:t>
       </w:r>
@@ -7952,7 +8400,7 @@
         <w:rPr>
           <w:color w:val="0563C1"/>
           <w:u w:val="single" w:color="0563C1"/>
-          <w:shd w:val="clear"/>
+          <w:shd w:val="clear" w:color="auto" w:fill="auto"/>
         </w:rPr>
         <w:t>바</w:t>
       </w:r>
@@ -7960,7 +8408,7 @@
         <w:rPr>
           <w:color w:val="0563C1"/>
           <w:u w:val="single" w:color="0563C1"/>
-          <w:shd w:val="clear"/>
+          <w:shd w:val="clear" w:color="auto" w:fill="auto"/>
         </w:rPr>
         <w:t>로</w:t>
       </w:r>
@@ -7968,7 +8416,7 @@
         <w:rPr>
           <w:color w:val="0563C1"/>
           <w:u w:val="single" w:color="0563C1"/>
-          <w:shd w:val="clear"/>
+          <w:shd w:val="clear" w:color="auto" w:fill="auto"/>
         </w:rPr>
         <w:t>가</w:t>
       </w:r>
@@ -7976,7 +8424,7 @@
         <w:rPr>
           <w:color w:val="0563C1"/>
           <w:u w:val="single" w:color="0563C1"/>
-          <w:shd w:val="clear"/>
+          <w:shd w:val="clear" w:color="auto" w:fill="auto"/>
         </w:rPr>
         <w:t>기</w:t>
       </w:r>
@@ -7984,7 +8432,7 @@
         <w:rPr>
           <w:color w:val="0563C1"/>
           <w:u w:val="single" w:color="0563C1"/>
-          <w:shd w:val="clear"/>
+          <w:shd w:val="clear" w:color="auto" w:fill="auto"/>
         </w:rPr>
         <w:t xml:space="preserve"> </w:t>
       </w:r>
@@ -7992,7 +8440,7 @@
         <w:rPr>
           <w:color w:val="0563C1"/>
           <w:u w:val="single" w:color="0563C1"/>
-          <w:shd w:val="clear"/>
+          <w:shd w:val="clear" w:color="auto" w:fill="auto"/>
         </w:rPr>
         <w:t>2</w:t>
       </w:r>
@@ -8000,7 +8448,7 @@
         <w:rPr>
           <w:color w:val="0563C1"/>
           <w:u w:val="single" w:color="0563C1"/>
-          <w:shd w:val="clear"/>
+          <w:shd w:val="clear" w:color="auto" w:fill="auto"/>
         </w:rPr>
         <w:t>4</w:t>
       </w:r>
@@ -8008,7 +8456,7 @@
         <w:rPr>
           <w:color w:val="0563C1"/>
           <w:u w:val="single" w:color="0563C1"/>
-          <w:shd w:val="clear"/>
+          <w:shd w:val="clear" w:color="auto" w:fill="auto"/>
         </w:rPr>
         <w:t>개</w:t>
       </w:r>
@@ -8016,7 +8464,7 @@
         <w:rPr>
           <w:color w:val="0563C1"/>
           <w:u w:val="single" w:color="0563C1"/>
-          <w:shd w:val="clear"/>
+          <w:shd w:val="clear" w:color="auto" w:fill="auto"/>
         </w:rPr>
         <w:t xml:space="preserve"> </w:t>
       </w:r>
@@ -8024,13 +8472,13 @@
         <w:rPr>
           <w:color w:val="0563C1"/>
           <w:u w:val="single" w:color="0563C1"/>
-          <w:shd w:val="clear"/>
+          <w:shd w:val="clear" w:color="auto" w:fill="auto"/>
         </w:rPr>
         <w:t>→</w:t>
       </w:r>
       <w:r>
         <w:rPr>
-          <w:shd w:val="clear"/>
+          <w:shd w:val="clear" w:color="auto" w:fill="auto"/>
         </w:rPr>
         <w:fldChar w:fldCharType="end"/>
       </w:r>
@@ -8038,9 +8486,9 @@
     <w:p>
       <w:pPr>
         <w:jc w:val="left"/>
-        <w:spacing w:lineRule="auto" w:line="276"/>
-        <w:rPr>
-          <w:shd w:val="clear"/>
+        <w:spacing w:lineRule="auto" w:line="275"/>
+        <w:rPr>
+          <w:shd w:val="clear" w:color="auto" w:fill="auto"/>
           <w:lang w:eastAsia="ko-KR"/>
         </w:rPr>
       </w:pPr>
@@ -8053,7 +8501,7 @@
           <w:sz w:val="22"/>
           <w:szCs w:val="22"/>
           <w:u w:val="single"/>
-          <w:shd w:val="clear"/>
+          <w:shd w:val="clear" w:color="auto" w:fill="auto"/>
           <w:rFonts w:ascii="나눔바른고딕" w:eastAsia="나눔바른고딕" w:hAnsi="나눔바른고딕" w:cs="나눔바른고딕"/>
           <w:lang w:eastAsia="ko-KR"/>
         </w:rPr>
@@ -8061,7 +8509,7 @@
       </w:r>
       <w:r>
         <w:rPr>
-          <w:shd w:val="clear"/>
+          <w:shd w:val="clear" w:color="auto" w:fill="auto"/>
         </w:rPr>
         <w:t xml:space="preserve"> </w:t>
       </w:r>
@@ -8073,13 +8521,13 @@
           <w:color w:val="auto"/>
           <w:sz w:val="22"/>
           <w:szCs w:val="22"/>
-          <w:shd w:val="clear"/>
-          <w:rFonts w:ascii="나눔바른고딕" w:eastAsia="나눔바른고딕" w:hAnsi="나눔바른고딕" w:cs="나눔바른고딕"/>
-        </w:rPr>
-      </w:pPr>
-      <w:r>
-        <w:rPr>
-          <w:shd w:val="clear"/>
+          <w:shd w:val="clear" w:color="auto" w:fill="auto"/>
+          <w:rFonts w:ascii="나눔바른고딕" w:eastAsia="나눔바른고딕" w:hAnsi="나눔바른고딕" w:cs="나눔바른고딕"/>
+        </w:rPr>
+      </w:pPr>
+      <w:r>
+        <w:rPr>
+          <w:shd w:val="clear" w:color="auto" w:fill="auto"/>
         </w:rPr>
         <w:t xml:space="preserve">카페인 걱정 없이 즐기고 싶을 때 </w:t>
       </w:r>
@@ -8096,7 +8544,7 @@
         <w:rPr>
           <w:color w:val="0563C1"/>
           <w:u w:val="single" w:color="0563C1"/>
-          <w:shd w:val="clear"/>
+          <w:shd w:val="clear" w:color="auto" w:fill="auto"/>
         </w:rPr>
         <w:t>네</w:t>
       </w:r>
@@ -8104,7 +8552,7 @@
         <w:rPr>
           <w:color w:val="0563C1"/>
           <w:u w:val="single" w:color="0563C1"/>
-          <w:shd w:val="clear"/>
+          <w:shd w:val="clear" w:color="auto" w:fill="auto"/>
         </w:rPr>
         <w:t>이</w:t>
       </w:r>
@@ -8112,7 +8560,7 @@
         <w:rPr>
           <w:color w:val="0563C1"/>
           <w:u w:val="single" w:color="0563C1"/>
-          <w:shd w:val="clear"/>
+          <w:shd w:val="clear" w:color="auto" w:fill="auto"/>
         </w:rPr>
         <w:t>버</w:t>
       </w:r>
@@ -8120,7 +8568,7 @@
         <w:rPr>
           <w:color w:val="0563C1"/>
           <w:u w:val="single" w:color="0563C1"/>
-          <w:shd w:val="clear"/>
+          <w:shd w:val="clear" w:color="auto" w:fill="auto"/>
         </w:rPr>
         <w:t xml:space="preserve"> </w:t>
       </w:r>
@@ -8128,7 +8576,7 @@
         <w:rPr>
           <w:color w:val="0563C1"/>
           <w:u w:val="single" w:color="0563C1"/>
-          <w:shd w:val="clear"/>
+          <w:shd w:val="clear" w:color="auto" w:fill="auto"/>
         </w:rPr>
         <w:t>바</w:t>
       </w:r>
@@ -8136,7 +8584,7 @@
         <w:rPr>
           <w:color w:val="0563C1"/>
           <w:u w:val="single" w:color="0563C1"/>
-          <w:shd w:val="clear"/>
+          <w:shd w:val="clear" w:color="auto" w:fill="auto"/>
         </w:rPr>
         <w:t>로</w:t>
       </w:r>
@@ -8144,7 +8592,7 @@
         <w:rPr>
           <w:color w:val="0563C1"/>
           <w:u w:val="single" w:color="0563C1"/>
-          <w:shd w:val="clear"/>
+          <w:shd w:val="clear" w:color="auto" w:fill="auto"/>
         </w:rPr>
         <w:t>가</w:t>
       </w:r>
@@ -8152,7 +8600,7 @@
         <w:rPr>
           <w:color w:val="0563C1"/>
           <w:u w:val="single" w:color="0563C1"/>
-          <w:shd w:val="clear"/>
+          <w:shd w:val="clear" w:color="auto" w:fill="auto"/>
         </w:rPr>
         <w:t>기</w:t>
       </w:r>
@@ -8160,7 +8608,7 @@
         <w:rPr>
           <w:color w:val="0563C1"/>
           <w:u w:val="single" w:color="0563C1"/>
-          <w:shd w:val="clear"/>
+          <w:shd w:val="clear" w:color="auto" w:fill="auto"/>
         </w:rPr>
         <w:t xml:space="preserve"> </w:t>
       </w:r>
@@ -8168,13 +8616,13 @@
         <w:rPr>
           <w:color w:val="0563C1"/>
           <w:u w:val="single" w:color="0563C1"/>
-          <w:shd w:val="clear"/>
+          <w:shd w:val="clear" w:color="auto" w:fill="auto"/>
         </w:rPr>
         <w:t>→</w:t>
       </w:r>
       <w:r>
         <w:rPr>
-          <w:shd w:val="clear"/>
+          <w:shd w:val="clear" w:color="auto" w:fill="auto"/>
         </w:rPr>
         <w:fldChar w:fldCharType="end"/>
       </w:r>
@@ -8218,7 +8666,7 @@
         <w:rPr/>
       </w:pPr>
       <w:rPr>
-        <w:shd w:val="clear"/>
+        <w:shd w:val="clear" w:color="auto" w:fill="auto"/>
         <w:rFonts w:ascii="Symbol" w:eastAsia="Symbol" w:hAnsi="Symbol" w:cs="Symbol"/>
       </w:rPr>
       <w:lvlText w:val="·"/>
@@ -8233,7 +8681,7 @@
         <w:rPr/>
       </w:pPr>
       <w:rPr>
-        <w:shd w:val="clear"/>
+        <w:shd w:val="clear" w:color="auto" w:fill="auto"/>
         <w:rFonts w:ascii="courier new" w:eastAsia="courier new" w:hAnsi="courier new" w:cs="courier new"/>
       </w:rPr>
       <w:lvlText w:val="o"/>
@@ -8248,7 +8696,7 @@
         <w:rPr/>
       </w:pPr>
       <w:rPr>
-        <w:shd w:val="clear"/>
+        <w:shd w:val="clear" w:color="auto" w:fill="auto"/>
         <w:rFonts w:ascii="Wingdings" w:eastAsia="Wingdings" w:hAnsi="Wingdings" w:cs="Wingdings"/>
       </w:rPr>
       <w:lvlText w:val="§"/>
@@ -8263,7 +8711,7 @@
         <w:rPr/>
       </w:pPr>
       <w:rPr>
-        <w:shd w:val="clear"/>
+        <w:shd w:val="clear" w:color="auto" w:fill="auto"/>
         <w:rFonts w:ascii="Wingdings" w:eastAsia="Wingdings" w:hAnsi="Wingdings" w:cs="Wingdings"/>
       </w:rPr>
       <w:lvlText w:val="§"/>
@@ -8278,7 +8726,7 @@
         <w:rPr/>
       </w:pPr>
       <w:rPr>
-        <w:shd w:val="clear"/>
+        <w:shd w:val="clear" w:color="auto" w:fill="auto"/>
         <w:rFonts w:ascii="Wingdings" w:eastAsia="Wingdings" w:hAnsi="Wingdings" w:cs="Wingdings"/>
       </w:rPr>
       <w:lvlText w:val="§"/>
@@ -8293,7 +8741,7 @@
         <w:rPr/>
       </w:pPr>
       <w:rPr>
-        <w:shd w:val="clear"/>
+        <w:shd w:val="clear" w:color="auto" w:fill="auto"/>
         <w:rFonts w:ascii="Wingdings" w:eastAsia="Wingdings" w:hAnsi="Wingdings" w:cs="Wingdings"/>
       </w:rPr>
       <w:lvlText w:val="§"/>
@@ -8308,7 +8756,7 @@
         <w:rPr/>
       </w:pPr>
       <w:rPr>
-        <w:shd w:val="clear"/>
+        <w:shd w:val="clear" w:color="auto" w:fill="auto"/>
         <w:rFonts w:ascii="Wingdings" w:eastAsia="Wingdings" w:hAnsi="Wingdings" w:cs="Wingdings"/>
       </w:rPr>
       <w:lvlText w:val="§"/>
@@ -8323,7 +8771,7 @@
         <w:rPr/>
       </w:pPr>
       <w:rPr>
-        <w:shd w:val="clear"/>
+        <w:shd w:val="clear" w:color="auto" w:fill="auto"/>
         <w:rFonts w:ascii="Wingdings" w:eastAsia="Wingdings" w:hAnsi="Wingdings" w:cs="Wingdings"/>
       </w:rPr>
       <w:lvlText w:val="§"/>
@@ -8338,7 +8786,7 @@
         <w:rPr/>
       </w:pPr>
       <w:rPr>
-        <w:shd w:val="clear"/>
+        <w:shd w:val="clear" w:color="auto" w:fill="auto"/>
         <w:rFonts w:ascii="Wingdings" w:eastAsia="Wingdings" w:hAnsi="Wingdings" w:cs="Wingdings"/>
       </w:rPr>
       <w:lvlText w:val="§"/>
@@ -8358,7 +8806,7 @@
         <w:rPr/>
       </w:pPr>
       <w:rPr>
-        <w:shd w:val="clear"/>
+        <w:shd w:val="clear" w:color="auto" w:fill="auto"/>
         <w:rFonts w:ascii="Symbol" w:eastAsia="Symbol" w:hAnsi="Symbol" w:cs="Symbol"/>
       </w:rPr>
       <w:lvlText w:val="·"/>
@@ -8373,7 +8821,7 @@
         <w:rPr/>
       </w:pPr>
       <w:rPr>
-        <w:shd w:val="clear"/>
+        <w:shd w:val="clear" w:color="auto" w:fill="auto"/>
         <w:rFonts w:ascii="courier new" w:eastAsia="courier new" w:hAnsi="courier new" w:cs="courier new"/>
       </w:rPr>
       <w:lvlText w:val="o"/>
@@ -8388,7 +8836,7 @@
         <w:rPr/>
       </w:pPr>
       <w:rPr>
-        <w:shd w:val="clear"/>
+        <w:shd w:val="clear" w:color="auto" w:fill="auto"/>
         <w:rFonts w:ascii="Wingdings" w:eastAsia="Wingdings" w:hAnsi="Wingdings" w:cs="Wingdings"/>
       </w:rPr>
       <w:lvlText w:val="§"/>
@@ -8403,7 +8851,7 @@
         <w:rPr/>
       </w:pPr>
       <w:rPr>
-        <w:shd w:val="clear"/>
+        <w:shd w:val="clear" w:color="auto" w:fill="auto"/>
         <w:rFonts w:ascii="Wingdings" w:eastAsia="Wingdings" w:hAnsi="Wingdings" w:cs="Wingdings"/>
       </w:rPr>
       <w:lvlText w:val="§"/>
@@ -8418,7 +8866,7 @@
         <w:rPr/>
       </w:pPr>
       <w:rPr>
-        <w:shd w:val="clear"/>
+        <w:shd w:val="clear" w:color="auto" w:fill="auto"/>
         <w:rFonts w:ascii="Wingdings" w:eastAsia="Wingdings" w:hAnsi="Wingdings" w:cs="Wingdings"/>
       </w:rPr>
       <w:lvlText w:val="§"/>
@@ -8433,7 +8881,7 @@
         <w:rPr/>
       </w:pPr>
       <w:rPr>
-        <w:shd w:val="clear"/>
+        <w:shd w:val="clear" w:color="auto" w:fill="auto"/>
         <w:rFonts w:ascii="Wingdings" w:eastAsia="Wingdings" w:hAnsi="Wingdings" w:cs="Wingdings"/>
       </w:rPr>
       <w:lvlText w:val="§"/>
@@ -8448,7 +8896,7 @@
         <w:rPr/>
       </w:pPr>
       <w:rPr>
-        <w:shd w:val="clear"/>
+        <w:shd w:val="clear" w:color="auto" w:fill="auto"/>
         <w:rFonts w:ascii="Wingdings" w:eastAsia="Wingdings" w:hAnsi="Wingdings" w:cs="Wingdings"/>
       </w:rPr>
       <w:lvlText w:val="§"/>
@@ -8463,7 +8911,7 @@
         <w:rPr/>
       </w:pPr>
       <w:rPr>
-        <w:shd w:val="clear"/>
+        <w:shd w:val="clear" w:color="auto" w:fill="auto"/>
         <w:rFonts w:ascii="Wingdings" w:eastAsia="Wingdings" w:hAnsi="Wingdings" w:cs="Wingdings"/>
       </w:rPr>
       <w:lvlText w:val="§"/>
@@ -8478,7 +8926,7 @@
         <w:rPr/>
       </w:pPr>
       <w:rPr>
-        <w:shd w:val="clear"/>
+        <w:shd w:val="clear" w:color="auto" w:fill="auto"/>
         <w:rFonts w:ascii="Wingdings" w:eastAsia="Wingdings" w:hAnsi="Wingdings" w:cs="Wingdings"/>
       </w:rPr>
       <w:lvlText w:val="§"/>
@@ -8505,15 +8953,13 @@
         <w:color w:val="auto"/>
         <w:sz w:val="20"/>
         <w:szCs w:val="20"/>
-        <w:shd w:val="clear"/>
+        <w:shd w:val="clear" w:color="auto" w:fill="auto"/>
       </w:rPr>
     </w:rPrDefault>
   </w:docDefaults>
   <w:style w:default="1" w:styleId="PO1" w:type="paragraph">
     <w:name w:val="Normal"/>
-    <w:next w:val="PO1"/>
     <w:qFormat/>
-    <w:uiPriority w:val="-1"/>
     <w:pPr>
       <w:jc w:val="both"/>
       <w:spacing w:lineRule="auto" w:line="259"/>
@@ -8525,7 +8971,7 @@
     <w:rPr>
       <w:sz w:val="20"/>
       <w:szCs w:val="20"/>
-      <w:shd w:val="clear"/>
+      <w:shd w:val="clear" w:color="auto" w:fill="auto"/>
       <w:rFonts w:ascii="맑은 고딕" w:eastAsia="맑은 고딕" w:hAnsi="맑은 고딕" w:cs="맑은 고딕"/>
     </w:rPr>
   </w:style>
@@ -8533,19 +8979,19 @@
     <w:name w:val="Default Paragraph Font"/>
     <w:next w:val="PO1"/>
     <w:qFormat/>
-    <w:uiPriority w:val="-1"/>
+    <w:uiPriority w:val="1"/>
     <w:semiHidden/>
     <w:unhideWhenUsed/>
     <w:rPr>
       <w:color w:val="auto"/>
       <w:sz w:val="20"/>
       <w:szCs w:val="20"/>
-      <w:shd w:val="clear"/>
+      <w:shd w:val="clear" w:color="auto" w:fill="auto"/>
     </w:rPr>
   </w:style>
   <w:style w:default="1" w:styleId="PO3" w:type="table">
     <w:name w:val="Normal Table"/>
-    <w:uiPriority w:val="-1"/>
+    <w:uiPriority w:val="99"/>
     <w:tblPr>
       <w:tblCellMar>
         <w:bottom w:type="dxa" w:w="0"/>
@@ -8559,7 +9005,7 @@
   <w:style w:default="1" w:styleId="PO4" w:type="numbering">
     <w:name w:val="No List"/>
     <w:next w:val="PO1"/>
-    <w:uiPriority w:val="-1"/>
+    <w:uiPriority w:val="99"/>
     <w:semiHidden/>
     <w:unhideWhenUsed/>
   </w:style>
